--- a/StopMove_Guide.docx
+++ b/StopMove_Guide.docx
@@ -29,15 +29,15 @@
           <w:sz w:val="24"/>
           <w:szCs w:val="24"/>
         </w:rPr>
-        <w:t xml:space="preserve">Version 1.8  |  Ashita v4 addon  |  how-to guide and read me</w:t>
+        <w:t xml:space="preserve">Version 2.0  |  Ashita v4 addon  |  user guide</w:t>
       </w:r>
     </w:p>
     <w:p>
       <w:pPr>
         <w:pBdr>
           <w:top w:val="single" w:color="C9A400" w:sz="6" w:space="6"/>
+          <w:left w:val="single" w:color="C9A400" w:sz="6" w:space="6"/>
           <w:bottom w:val="single" w:color="C9A400" w:sz="6" w:space="6"/>
-          <w:left w:val="single" w:color="C9A400" w:sz="6" w:space="6"/>
           <w:right w:val="single" w:color="C9A400" w:sz="6" w:space="6"/>
         </w:pBdr>
         <w:shd w:fill="FFF4CE" w:val="clear"/>
@@ -52,7 +52,7 @@
           <w:sz w:val="21"/>
           <w:szCs w:val="21"/>
         </w:rPr>
-        <w:t xml:space="preserve">Download: </w:t>
+        <w:t xml:space="preserve">Download:</w:t>
       </w:r>
       <w:r>
         <w:rPr>
@@ -60,10 +60,38 @@
           <w:sz w:val="21"/>
           <w:szCs w:val="21"/>
         </w:rPr>
-        <w:t xml:space="preserve">https://github.com/Benthere407/StopMove/releases/latest</w:t>
+        <w:t xml:space="preserve"> https://github.com/Benthere407/StopMove/releases/latest</w:t>
+      </w:r>
+      <w:r>
         <w:br/>
-        <w:t xml:space="preserve">Project page: https://github.com/Benthere407/StopMove</w:t>
+      </w:r>
+      <w:r>
+        <w:rPr>
+          <w:rFonts w:ascii="Arial" w:cs="Arial" w:eastAsia="Arial" w:hAnsi="Arial"/>
+          <w:b/>
+          <w:bCs/>
+          <w:sz w:val="21"/>
+          <w:szCs w:val="21"/>
+        </w:rPr>
+        <w:t xml:space="preserve">Project page:</w:t>
+      </w:r>
+      <w:r>
+        <w:rPr>
+          <w:rFonts w:ascii="Arial" w:cs="Arial" w:eastAsia="Arial" w:hAnsi="Arial"/>
+          <w:sz w:val="21"/>
+          <w:szCs w:val="21"/>
+        </w:rPr>
+        <w:t xml:space="preserve"> https://github.com/Benthere407/StopMove</w:t>
+      </w:r>
+      <w:r>
         <w:br/>
+      </w:r>
+      <w:r>
+        <w:rPr>
+          <w:rFonts w:ascii="Arial" w:cs="Arial" w:eastAsia="Arial" w:hAnsi="Arial"/>
+          <w:sz w:val="21"/>
+          <w:szCs w:val="21"/>
+        </w:rPr>
         <w:t xml:space="preserve">Tested on a current LandSandBoat (LSB) server running locally.</w:t>
       </w:r>
     </w:p>
@@ -101,7 +129,21 @@
         <w:rPr>
           <w:rFonts w:ascii="Arial" w:cs="Arial" w:eastAsia="Arial" w:hAnsi="Arial"/>
         </w:rPr>
-        <w:t xml:space="preserve">StopMove blocks your numpad (and optionally W/A/S/D) movement keys while you are casting, so you can't walk and interrupt a spell by accident. It can also switch Multisend follow off for the length of the cast and back on afterwards, and it puts a small ON/OFF widget on screen, one row per character, for people running two clients. With Hold position while casting on, a key that slips through for a frame can no longer nudge your position enough for the server to interrupt the spell.</w:t>
+        <w:t xml:space="preserve">StopMove blocks your numpad movement keys (and, if you want, W/A/S/D) while you are casting, so you can't walk and interrupt a spell by accident. It can also turn Multisend follow and the game's own auto-follow (</w:t>
+      </w:r>
+      <w:r>
+        <w:rPr>
+          <w:rFonts w:ascii="Consolas" w:cs="Consolas" w:eastAsia="Consolas" w:hAnsi="Consolas"/>
+          <w:sz w:val="20"/>
+          <w:szCs w:val="20"/>
+        </w:rPr>
+        <w:t xml:space="preserve">/follow</w:t>
+      </w:r>
+      <w:r>
+        <w:rPr>
+          <w:rFonts w:ascii="Arial" w:cs="Arial" w:eastAsia="Arial" w:hAnsi="Arial"/>
+        </w:rPr>
+        <w:t xml:space="preserve">) off for the length of the cast and back on afterwards, and it puts a small ON/OFF widget on screen, one badge per character, for people running two clients.</w:t>
       </w:r>
     </w:p>
     <w:p>
@@ -112,37 +154,31 @@
       </w:pPr>
       <w:r>
         <w:drawing>
-          <wp:inline distT="0" distB="0" distL="0" distR="0">
-            <wp:extent cx="2971800" cy="1828800"/>
-            <wp:effectExtent t="0" r="0" b="0" l="0"/>
-            <wp:docPr id="1" name="Screenshot: the widget, stacked layout with circle badges, in the &quot;FFXI menu (striped blue)&quot; style. Characters shown: Benthere and Donethat." descr="Screenshot: the widget, stacked layout with circle badges, in the &quot;FFXI menu (striped blue)&quot; style. Characters shown: Benthere and Donethat." title="Screenshot: the widget, stacked layout with circle badges, in the &quot;FFXI menu (striped blue)&quot; style. Characters shown: Benthere and Donethat."/>
+          <wp:inline xmlns:a="http://schemas.openxmlformats.org/drawingml/2006/main" xmlns:pic="http://schemas.openxmlformats.org/drawingml/2006/picture">
+            <wp:extent cx="3657600" cy="467513"/>
+            <wp:docPr id="1" name="Picture 1" descr="The widget, inline layout, square badges, FFXI menu style. Donethat is ON, Benthere is OFF." title="The widget, inline layout, square badges, FFXI menu style. Donethat is ON, Benthere is OFF."/>
             <wp:cNvGraphicFramePr>
-              <a:graphicFrameLocks xmlns:a="http://schemas.openxmlformats.org/drawingml/2006/main" noChangeAspect="1"/>
+              <a:graphicFrameLocks noChangeAspect="1"/>
             </wp:cNvGraphicFramePr>
-            <a:graphic xmlns:a="http://schemas.openxmlformats.org/drawingml/2006/main">
+            <a:graphic>
               <a:graphicData uri="http://schemas.openxmlformats.org/drawingml/2006/picture">
-                <pic:pic xmlns:pic="http://schemas.openxmlformats.org/drawingml/2006/picture">
+                <pic:pic>
                   <pic:nvPicPr>
-                    <pic:cNvPr id="0" name="" descr=""/>
-                    <pic:cNvPicPr>
-                      <a:picLocks noChangeAspect="1" noChangeArrowheads="1"/>
-                    </pic:cNvPicPr>
+                    <pic:cNvPr id="0" name="widget-square.png"/>
+                    <pic:cNvPicPr/>
                   </pic:nvPicPr>
                   <pic:blipFill>
-                    <a:blip r:embed="rId8" cstate="none"/>
-                    <a:srcRect/>
+                    <a:blip r:embed="rId8"/>
                     <a:stretch>
                       <a:fillRect/>
                     </a:stretch>
                   </pic:blipFill>
-                  <pic:spPr bwMode="auto">
+                  <pic:spPr>
                     <a:xfrm>
                       <a:off x="0" y="0"/>
-                      <a:ext cx="2971800" cy="1828800"/>
+                      <a:ext cx="3657600" cy="467513"/>
                     </a:xfrm>
-                    <a:prstGeom prst="rect">
-                      <a:avLst/>
-                    </a:prstGeom>
+                    <a:prstGeom prst="rect"/>
                   </pic:spPr>
                 </pic:pic>
               </a:graphicData>
@@ -165,7 +201,7 @@
           <w:sz w:val="19"/>
           <w:szCs w:val="19"/>
         </w:rPr>
-        <w:t xml:space="preserve">Screenshot: the widget, stacked layout with circle badges, in the "FFXI menu (striped blue)" style. Characters shown: Benthere and Donethat.</w:t>
+        <w:t xml:space="preserve">The widget, inline layout, square badges, FFXI menu style. Donethat is ON, Benthere is OFF.</w:t>
       </w:r>
     </w:p>
     <w:p>
@@ -176,37 +212,31 @@
       </w:pPr>
       <w:r>
         <w:drawing>
-          <wp:inline distT="0" distB="0" distL="0" distR="0">
-            <wp:extent cx="3305175" cy="1428750"/>
-            <wp:effectExtent t="0" r="0" b="0" l="0"/>
-            <wp:docPr id="1" name="Screenshot: the same widget with square badges." descr="Screenshot: the same widget with square badges." title="Screenshot: the same widget with square badges."/>
+          <wp:inline xmlns:a="http://schemas.openxmlformats.org/drawingml/2006/main" xmlns:pic="http://schemas.openxmlformats.org/drawingml/2006/picture">
+            <wp:extent cx="3291840" cy="513490"/>
+            <wp:docPr id="2" name="Picture 2" descr="The same widget with circle badges." title="The same widget with circle badges."/>
             <wp:cNvGraphicFramePr>
-              <a:graphicFrameLocks xmlns:a="http://schemas.openxmlformats.org/drawingml/2006/main" noChangeAspect="1"/>
+              <a:graphicFrameLocks noChangeAspect="1"/>
             </wp:cNvGraphicFramePr>
-            <a:graphic xmlns:a="http://schemas.openxmlformats.org/drawingml/2006/main">
+            <a:graphic>
               <a:graphicData uri="http://schemas.openxmlformats.org/drawingml/2006/picture">
-                <pic:pic xmlns:pic="http://schemas.openxmlformats.org/drawingml/2006/picture">
+                <pic:pic>
                   <pic:nvPicPr>
-                    <pic:cNvPr id="0" name="" descr=""/>
-                    <pic:cNvPicPr>
-                      <a:picLocks noChangeAspect="1" noChangeArrowheads="1"/>
-                    </pic:cNvPicPr>
+                    <pic:cNvPr id="0" name="widget-circle.png"/>
+                    <pic:cNvPicPr/>
                   </pic:nvPicPr>
                   <pic:blipFill>
-                    <a:blip r:embed="rId9" cstate="none"/>
-                    <a:srcRect/>
+                    <a:blip r:embed="rId9"/>
                     <a:stretch>
                       <a:fillRect/>
                     </a:stretch>
                   </pic:blipFill>
-                  <pic:spPr bwMode="auto">
+                  <pic:spPr>
                     <a:xfrm>
                       <a:off x="0" y="0"/>
-                      <a:ext cx="3305175" cy="1428750"/>
+                      <a:ext cx="3291840" cy="513490"/>
                     </a:xfrm>
-                    <a:prstGeom prst="rect">
-                      <a:avLst/>
-                    </a:prstGeom>
+                    <a:prstGeom prst="rect"/>
                   </pic:spPr>
                 </pic:pic>
               </a:graphicData>
@@ -229,7 +259,7 @@
           <w:sz w:val="19"/>
           <w:szCs w:val="19"/>
         </w:rPr>
-        <w:t xml:space="preserve">Screenshot: the same widget with square badges.</w:t>
+        <w:t xml:space="preserve">The same widget with circle badges.</w:t>
       </w:r>
     </w:p>
     <w:p>
@@ -240,37 +270,31 @@
       </w:pPr>
       <w:r>
         <w:drawing>
-          <wp:inline distT="0" distB="0" distL="0" distR="0">
-            <wp:extent cx="4333875" cy="495300"/>
-            <wp:effectExtent t="0" r="0" b="0" l="0"/>
-            <wp:docPr id="1" name="Screenshot: the &quot;Inline (long and skinny)&quot; layout, with the name right next to its ON/OFF badge." descr="Screenshot: the &quot;Inline (long and skinny)&quot; layout, with the name right next to its ON/OFF badge." title="Screenshot: the &quot;Inline (long and skinny)&quot; layout, with the name right next to its ON/OFF badge."/>
+          <wp:inline xmlns:a="http://schemas.openxmlformats.org/drawingml/2006/main" xmlns:pic="http://schemas.openxmlformats.org/drawingml/2006/picture">
+            <wp:extent cx="1828800" cy="733530"/>
+            <wp:docPr id="3" name="Picture 3" descr="Low profile: first letter of each name plus its badge." title="Low profile: first letter of each name plus its badge."/>
             <wp:cNvGraphicFramePr>
-              <a:graphicFrameLocks xmlns:a="http://schemas.openxmlformats.org/drawingml/2006/main" noChangeAspect="1"/>
+              <a:graphicFrameLocks noChangeAspect="1"/>
             </wp:cNvGraphicFramePr>
-            <a:graphic xmlns:a="http://schemas.openxmlformats.org/drawingml/2006/main">
+            <a:graphic>
               <a:graphicData uri="http://schemas.openxmlformats.org/drawingml/2006/picture">
-                <pic:pic xmlns:pic="http://schemas.openxmlformats.org/drawingml/2006/picture">
+                <pic:pic>
                   <pic:nvPicPr>
-                    <pic:cNvPr id="0" name="" descr=""/>
-                    <pic:cNvPicPr>
-                      <a:picLocks noChangeAspect="1" noChangeArrowheads="1"/>
-                    </pic:cNvPicPr>
+                    <pic:cNvPr id="0" name="widget-low-profile.png"/>
+                    <pic:cNvPicPr/>
                   </pic:nvPicPr>
                   <pic:blipFill>
-                    <a:blip r:embed="rId10" cstate="none"/>
-                    <a:srcRect/>
+                    <a:blip r:embed="rId10"/>
                     <a:stretch>
                       <a:fillRect/>
                     </a:stretch>
                   </pic:blipFill>
-                  <pic:spPr bwMode="auto">
+                  <pic:spPr>
                     <a:xfrm>
                       <a:off x="0" y="0"/>
-                      <a:ext cx="4333875" cy="495300"/>
+                      <a:ext cx="1828800" cy="733530"/>
                     </a:xfrm>
-                    <a:prstGeom prst="rect">
-                      <a:avLst/>
-                    </a:prstGeom>
+                    <a:prstGeom prst="rect"/>
                   </pic:spPr>
                 </pic:pic>
               </a:graphicData>
@@ -293,7 +317,65 @@
           <w:sz w:val="19"/>
           <w:szCs w:val="19"/>
         </w:rPr>
-        <w:t xml:space="preserve">Screenshot: the "Inline (long and skinny)" layout, with the name right next to its ON/OFF badge.</w:t>
+        <w:t xml:space="preserve">Low profile: first letter of each name plus its badge.</w:t>
+      </w:r>
+    </w:p>
+    <w:p>
+      <w:pPr>
+        <w:keepNext/>
+        <w:spacing w:after="60" w:before="120"/>
+        <w:jc w:val="center"/>
+      </w:pPr>
+      <w:r>
+        <w:drawing>
+          <wp:inline xmlns:a="http://schemas.openxmlformats.org/drawingml/2006/main" xmlns:pic="http://schemas.openxmlformats.org/drawingml/2006/picture">
+            <wp:extent cx="914400" cy="514350"/>
+            <wp:docPr id="4" name="Picture 4" descr="Letter inside the shape: the smallest widget, one badge per character." title="Letter inside the shape: the smallest widget, one badge per character."/>
+            <wp:cNvGraphicFramePr>
+              <a:graphicFrameLocks noChangeAspect="1"/>
+            </wp:cNvGraphicFramePr>
+            <a:graphic>
+              <a:graphicData uri="http://schemas.openxmlformats.org/drawingml/2006/picture">
+                <pic:pic>
+                  <pic:nvPicPr>
+                    <pic:cNvPr id="0" name="widget-letter.png"/>
+                    <pic:cNvPicPr/>
+                  </pic:nvPicPr>
+                  <pic:blipFill>
+                    <a:blip r:embed="rId11"/>
+                    <a:stretch>
+                      <a:fillRect/>
+                    </a:stretch>
+                  </pic:blipFill>
+                  <pic:spPr>
+                    <a:xfrm>
+                      <a:off x="0" y="0"/>
+                      <a:ext cx="914400" cy="514350"/>
+                    </a:xfrm>
+                    <a:prstGeom prst="rect"/>
+                  </pic:spPr>
+                </pic:pic>
+              </a:graphicData>
+            </a:graphic>
+          </wp:inline>
+        </w:drawing>
+      </w:r>
+    </w:p>
+    <w:p>
+      <w:pPr>
+        <w:spacing w:after="200"/>
+        <w:jc w:val="center"/>
+      </w:pPr>
+      <w:r>
+        <w:rPr>
+          <w:rFonts w:ascii="Arial" w:cs="Arial" w:eastAsia="Arial" w:hAnsi="Arial"/>
+          <w:i/>
+          <w:iCs/>
+          <w:color w:val="404040"/>
+          <w:sz w:val="19"/>
+          <w:szCs w:val="19"/>
+        </w:rPr>
+        <w:t xml:space="preserve">Letter inside the shape: the smallest widget, one badge per character.</w:t>
       </w:r>
     </w:p>
     <w:p>
@@ -306,32 +388,179 @@
         <w:rPr>
           <w:rFonts w:ascii="Arial" w:cs="Arial" w:eastAsia="Arial" w:hAnsi="Arial"/>
         </w:rPr>
-        <w:t xml:space="preserve">Built with AI</w:t>
-      </w:r>
-    </w:p>
-    <w:p>
-      <w:pPr>
-        <w:spacing w:after="120" w:before="0"/>
-      </w:pPr>
-      <w:r>
-        <w:rPr>
-          <w:rFonts w:ascii="Arial" w:cs="Arial" w:eastAsia="Arial" w:hAnsi="Arial"/>
-        </w:rPr>
-        <w:t xml:space="preserve">StopMove was made with </w:t>
-      </w:r>
+        <w:t xml:space="preserve">What's new in 2.0</w:t>
+      </w:r>
+    </w:p>
+    <w:p>
+      <w:pPr>
+        <w:pStyle w:val="ListParagraph"/>
+        <w:numPr>
+          <w:ilvl w:val="0"/>
+          <w:numId w:val="1"/>
+        </w:numPr>
+        <w:spacing w:after="80"/>
+      </w:pPr>
       <w:r>
         <w:rPr>
           <w:rFonts w:ascii="Arial" w:cs="Arial" w:eastAsia="Arial" w:hAnsi="Arial"/>
           <w:b/>
           <w:bCs/>
         </w:rPr>
-        <w:t xml:space="preserve">Claude</w:t>
-      </w:r>
-      <w:r>
-        <w:rPr>
-          <w:rFonts w:ascii="Arial" w:cs="Arial" w:eastAsia="Arial" w:hAnsi="Arial"/>
-        </w:rPr>
-        <w:t xml:space="preserve"> (Anthropic's AI assistant). Benthere407 described what was wanted and tested each version in game; Claude wrote the code. The full source is in the zip as plain Lua, so anyone can read it.</w:t>
+        <w:t xml:space="preserve">In-game auto-follow.</w:t>
+      </w:r>
+      <w:r>
+        <w:rPr>
+          <w:rFonts w:ascii="Arial" w:cs="Arial" w:eastAsia="Arial" w:hAnsi="Arial"/>
+        </w:rPr>
+        <w:t xml:space="preserve"> </w:t>
+      </w:r>
+      <w:r>
+        <w:rPr>
+          <w:rFonts w:ascii="Consolas" w:cs="Consolas" w:eastAsia="Consolas" w:hAnsi="Consolas"/>
+          <w:sz w:val="20"/>
+          <w:szCs w:val="20"/>
+        </w:rPr>
+        <w:t xml:space="preserve">/follow</w:t>
+      </w:r>
+      <w:r>
+        <w:rPr>
+          <w:rFonts w:ascii="Arial" w:cs="Arial" w:eastAsia="Arial" w:hAnsi="Arial"/>
+        </w:rPr>
+        <w:t xml:space="preserve"> is stopped when a cast starts and resumed when it ends. You can also type a character name to follow after every cast.</w:t>
+      </w:r>
+    </w:p>
+    <w:p>
+      <w:pPr>
+        <w:pStyle w:val="ListParagraph"/>
+        <w:numPr>
+          <w:ilvl w:val="0"/>
+          <w:numId w:val="1"/>
+        </w:numPr>
+        <w:spacing w:after="80"/>
+      </w:pPr>
+      <w:r>
+        <w:rPr>
+          <w:rFonts w:ascii="Arial" w:cs="Arial" w:eastAsia="Arial" w:hAnsi="Arial"/>
+          <w:b/>
+          <w:bCs/>
+        </w:rPr>
+        <w:t xml:space="preserve">Allow Move</w:t>
+      </w:r>
+      <w:r>
+        <w:rPr>
+          <w:rFonts w:ascii="Arial" w:cs="Arial" w:eastAsia="Arial" w:hAnsi="Arial"/>
+        </w:rPr>
+        <w:t xml:space="preserve"> (was "Release now"). It is now also a button on the widget and the command </w:t>
+      </w:r>
+      <w:r>
+        <w:rPr>
+          <w:rFonts w:ascii="Consolas" w:cs="Consolas" w:eastAsia="Consolas" w:hAnsi="Consolas"/>
+          <w:sz w:val="20"/>
+          <w:szCs w:val="20"/>
+        </w:rPr>
+        <w:t xml:space="preserve">/stopmove move</w:t>
+      </w:r>
+      <w:r>
+        <w:rPr>
+          <w:rFonts w:ascii="Arial" w:cs="Arial" w:eastAsia="Arial" w:hAnsi="Arial"/>
+        </w:rPr>
+        <w:t xml:space="preserve">. It frees every locked character, and a movement key you are already holding moves you straight away.</w:t>
+      </w:r>
+    </w:p>
+    <w:p>
+      <w:pPr>
+        <w:pStyle w:val="ListParagraph"/>
+        <w:numPr>
+          <w:ilvl w:val="0"/>
+          <w:numId w:val="1"/>
+        </w:numPr>
+        <w:spacing w:after="80"/>
+      </w:pPr>
+      <w:r>
+        <w:rPr>
+          <w:rFonts w:ascii="Arial" w:cs="Arial" w:eastAsia="Arial" w:hAnsi="Arial"/>
+          <w:b/>
+          <w:bCs/>
+        </w:rPr>
+        <w:t xml:space="preserve">Letter inside the shape.</w:t>
+      </w:r>
+      <w:r>
+        <w:rPr>
+          <w:rFonts w:ascii="Arial" w:cs="Arial" w:eastAsia="Arial" w:hAnsi="Arial"/>
+        </w:rPr>
+        <w:t xml:space="preserve"> The smallest widget: one small badge per character with the first letter inside. The UI and Allow Move buttons become tiny U and M badges.</w:t>
+      </w:r>
+    </w:p>
+    <w:p>
+      <w:pPr>
+        <w:pStyle w:val="ListParagraph"/>
+        <w:numPr>
+          <w:ilvl w:val="0"/>
+          <w:numId w:val="1"/>
+        </w:numPr>
+        <w:spacing w:after="80"/>
+      </w:pPr>
+      <w:r>
+        <w:rPr>
+          <w:rFonts w:ascii="Arial" w:cs="Arial" w:eastAsia="Arial" w:hAnsi="Arial"/>
+          <w:b/>
+          <w:bCs/>
+        </w:rPr>
+        <w:t xml:space="preserve">Resize with the mouse wheel</w:t>
+      </w:r>
+      <w:r>
+        <w:rPr>
+          <w:rFonts w:ascii="Arial" w:cs="Arial" w:eastAsia="Arial" w:hAnsi="Arial"/>
+        </w:rPr>
+        <w:t xml:space="preserve"> over the widget, or with the new Widget size slider.</w:t>
+      </w:r>
+    </w:p>
+    <w:p>
+      <w:pPr>
+        <w:pStyle w:val="ListParagraph"/>
+        <w:numPr>
+          <w:ilvl w:val="0"/>
+          <w:numId w:val="1"/>
+        </w:numPr>
+        <w:spacing w:after="80"/>
+      </w:pPr>
+      <w:r>
+        <w:rPr>
+          <w:rFonts w:ascii="Arial" w:cs="Arial" w:eastAsia="Arial" w:hAnsi="Arial"/>
+          <w:b/>
+          <w:bCs/>
+        </w:rPr>
+        <w:t xml:space="preserve">Hold position while casting has been removed.</w:t>
+      </w:r>
+      <w:r>
+        <w:rPr>
+          <w:rFonts w:ascii="Arial" w:cs="Arial" w:eastAsia="Arial" w:hAnsi="Arial"/>
+        </w:rPr>
+        <w:t xml:space="preserve"> StopMove no longer changes the position packets your client sends.</w:t>
+      </w:r>
+    </w:p>
+    <w:p>
+      <w:pPr>
+        <w:pStyle w:val="Heading2"/>
+        <w:keepNext/>
+        <w:spacing w:after="80" w:before="160"/>
+      </w:pPr>
+      <w:r>
+        <w:rPr>
+          <w:rFonts w:ascii="Arial" w:cs="Arial" w:eastAsia="Arial" w:hAnsi="Arial"/>
+        </w:rPr>
+        <w:t xml:space="preserve">Built with AI</w:t>
+      </w:r>
+    </w:p>
+    <w:p>
+      <w:pPr>
+        <w:spacing w:after="120" w:before="0"/>
+      </w:pPr>
+      <w:r>
+        <w:rPr>
+          <w:rFonts w:ascii="Arial" w:cs="Arial" w:eastAsia="Arial" w:hAnsi="Arial"/>
+        </w:rPr>
+        <w:t xml:space="preserve">StopMove was made with Claude (Anthropic's AI assistant). Benthere407 described what was wanted and tested each version in game; Claude wrote the code. The full source is in the zip as plain Lua, so anyone can read it.</w:t>
       </w:r>
     </w:p>
     <w:p>
@@ -559,7 +788,7 @@
                 <w:sz w:val="20"/>
                 <w:szCs w:val="20"/>
               </w:rPr>
-              <w:t xml:space="preserve">v1.8 tested on a current LandSandBoat (LSB) server running locally.</w:t>
+              <w:t xml:space="preserve">A current LandSandBoat (LSB) server running locally.</w:t>
             </w:r>
           </w:p>
         </w:tc>
@@ -689,7 +918,7 @@
                 <w:sz w:val="20"/>
                 <w:szCs w:val="20"/>
               </w:rPr>
-              <w:t xml:space="preserve">Multisend (by ThornyFFXI) if you want the follow on/off feature. Used only through its </w:t>
+              <w:t xml:space="preserve">Multisend (by ThornyFFXI) for the Multisend follow option, used only through its </w:t>
             </w:r>
             <w:r>
               <w:rPr>
@@ -705,7 +934,23 @@
                 <w:sz w:val="20"/>
                 <w:szCs w:val="20"/>
               </w:rPr>
-              <w:t xml:space="preserve"> command.</w:t>
+              <w:t xml:space="preserve"> command. The in-game </w:t>
+            </w:r>
+            <w:r>
+              <w:rPr>
+                <w:rFonts w:ascii="Consolas" w:cs="Consolas" w:eastAsia="Consolas" w:hAnsi="Consolas"/>
+                <w:sz w:val="18"/>
+                <w:szCs w:val="18"/>
+              </w:rPr>
+              <w:t xml:space="preserve">/follow</w:t>
+            </w:r>
+            <w:r>
+              <w:rPr>
+                <w:rFonts w:ascii="Arial" w:cs="Arial" w:eastAsia="Arial" w:hAnsi="Arial"/>
+                <w:sz w:val="20"/>
+                <w:szCs w:val="20"/>
+              </w:rPr>
+              <w:t xml:space="preserve"> option needs nothing extra.</w:t>
             </w:r>
           </w:p>
         </w:tc>
@@ -777,6 +1022,11 @@
       </w:tr>
     </w:tbl>
     <w:p>
+      <w:pPr>
+        <w:spacing w:after="120"/>
+      </w:pPr>
+    </w:p>
+    <w:p>
       <w:r>
         <w:br w:type="page"/>
       </w:r>
@@ -812,7 +1062,7 @@
         <w:pStyle w:val="ListParagraph"/>
         <w:numPr>
           <w:ilvl w:val="0"/>
-          <w:numId w:val="3"/>
+          <w:numId w:val="8"/>
         </w:numPr>
         <w:spacing w:after="80"/>
       </w:pPr>
@@ -870,7 +1120,7 @@
         <w:pStyle w:val="ListParagraph"/>
         <w:numPr>
           <w:ilvl w:val="0"/>
-          <w:numId w:val="3"/>
+          <w:numId w:val="8"/>
         </w:numPr>
         <w:spacing w:after="80"/>
       </w:pPr>
@@ -908,7 +1158,7 @@
         <w:pStyle w:val="ListParagraph"/>
         <w:numPr>
           <w:ilvl w:val="0"/>
-          <w:numId w:val="3"/>
+          <w:numId w:val="8"/>
         </w:numPr>
         <w:spacing w:after="80"/>
       </w:pPr>
@@ -938,7 +1188,7 @@
         <w:pStyle w:val="ListParagraph"/>
         <w:numPr>
           <w:ilvl w:val="0"/>
-          <w:numId w:val="3"/>
+          <w:numId w:val="8"/>
         </w:numPr>
         <w:spacing w:after="80"/>
       </w:pPr>
@@ -982,7 +1232,7 @@
         <w:pStyle w:val="ListParagraph"/>
         <w:numPr>
           <w:ilvl w:val="0"/>
-          <w:numId w:val="3"/>
+          <w:numId w:val="8"/>
         </w:numPr>
         <w:spacing w:after="80"/>
       </w:pPr>
@@ -1003,6 +1253,58 @@
         <w:rPr>
           <w:rFonts w:ascii="Arial" w:cs="Arial" w:eastAsia="Arial" w:hAnsi="Arial"/>
         </w:rPr>
+        <w:t xml:space="preserve">Updating from an older version</w:t>
+      </w:r>
+    </w:p>
+    <w:p>
+      <w:pPr>
+        <w:spacing w:after="120" w:before="0"/>
+      </w:pPr>
+      <w:r>
+        <w:rPr>
+          <w:rFonts w:ascii="Arial" w:cs="Arial" w:eastAsia="Arial" w:hAnsi="Arial"/>
+        </w:rPr>
+        <w:t xml:space="preserve">Replace </w:t>
+      </w:r>
+      <w:r>
+        <w:rPr>
+          <w:rFonts w:ascii="Consolas" w:cs="Consolas" w:eastAsia="Consolas" w:hAnsi="Consolas"/>
+          <w:sz w:val="20"/>
+          <w:szCs w:val="20"/>
+        </w:rPr>
+        <w:t xml:space="preserve">stopmove.lua</w:t>
+      </w:r>
+      <w:r>
+        <w:rPr>
+          <w:rFonts w:ascii="Arial" w:cs="Arial" w:eastAsia="Arial" w:hAnsi="Arial"/>
+        </w:rPr>
+        <w:t xml:space="preserve"> with the new one and type </w:t>
+      </w:r>
+      <w:r>
+        <w:rPr>
+          <w:rFonts w:ascii="Consolas" w:cs="Consolas" w:eastAsia="Consolas" w:hAnsi="Consolas"/>
+          <w:sz w:val="20"/>
+          <w:szCs w:val="20"/>
+        </w:rPr>
+        <w:t xml:space="preserve">/addon reload stopmove</w:t>
+      </w:r>
+      <w:r>
+        <w:rPr>
+          <w:rFonts w:ascii="Arial" w:cs="Arial" w:eastAsia="Arial" w:hAnsi="Arial"/>
+        </w:rPr>
+        <w:t xml:space="preserve"> on each client. Your settings are kept.</w:t>
+      </w:r>
+    </w:p>
+    <w:p>
+      <w:pPr>
+        <w:pStyle w:val="Heading2"/>
+        <w:keepNext/>
+        <w:spacing w:after="80" w:before="160"/>
+      </w:pPr>
+      <w:r>
+        <w:rPr>
+          <w:rFonts w:ascii="Arial" w:cs="Arial" w:eastAsia="Arial" w:hAnsi="Arial"/>
+        </w:rPr>
         <w:t xml:space="preserve">How to uninstall</w:t>
       </w:r>
     </w:p>
@@ -1011,7 +1313,7 @@
         <w:pStyle w:val="ListParagraph"/>
         <w:numPr>
           <w:ilvl w:val="0"/>
-          <w:numId w:val="4"/>
+          <w:numId w:val="9"/>
         </w:numPr>
         <w:spacing w:after="80"/>
       </w:pPr>
@@ -1041,7 +1343,7 @@
         <w:pStyle w:val="ListParagraph"/>
         <w:numPr>
           <w:ilvl w:val="0"/>
-          <w:numId w:val="4"/>
+          <w:numId w:val="9"/>
         </w:numPr>
         <w:spacing w:after="80"/>
       </w:pPr>
@@ -1071,7 +1373,7 @@
         <w:pStyle w:val="ListParagraph"/>
         <w:numPr>
           <w:ilvl w:val="0"/>
-          <w:numId w:val="4"/>
+          <w:numId w:val="9"/>
         </w:numPr>
         <w:spacing w:after="80"/>
       </w:pPr>
@@ -1101,7 +1403,7 @@
         <w:pStyle w:val="ListParagraph"/>
         <w:numPr>
           <w:ilvl w:val="0"/>
-          <w:numId w:val="4"/>
+          <w:numId w:val="9"/>
         </w:numPr>
         <w:spacing w:after="80"/>
       </w:pPr>
@@ -1148,7 +1450,7 @@
       <w:pPr>
         <w:pStyle w:val="Heading2"/>
         <w:keepNext/>
-        <w:spacing w:after="100" w:before="220"/>
+        <w:spacing w:after="80" w:before="160"/>
       </w:pPr>
       <w:r>
         <w:rPr>
@@ -1165,7 +1467,7 @@
         <w:rPr>
           <w:rFonts w:ascii="Arial" w:cs="Arial" w:eastAsia="Arial" w:hAnsi="Arial"/>
         </w:rPr>
-        <w:t xml:space="preserve">The box shows one row per character: the name on the left and an ON/OFF badge on the right. Green means ON, red means OFF, and orange "LOCK" shows while a cast is protecting you.</w:t>
+        <w:t xml:space="preserve">Each character gets an ON/OFF badge. Green means ON, red means OFF, and orange "LOCK" shows while a cast is protecting you.</w:t>
       </w:r>
     </w:p>
     <w:p>
@@ -1173,23 +1475,15 @@
         <w:pStyle w:val="ListParagraph"/>
         <w:numPr>
           <w:ilvl w:val="0"/>
-          <w:numId w:val="5"/>
+          <w:numId w:val="1"/>
         </w:numPr>
-        <w:spacing w:after="70"/>
-      </w:pPr>
-      <w:r>
-        <w:rPr>
-          <w:rFonts w:ascii="Arial" w:cs="Arial" w:eastAsia="Arial" w:hAnsi="Arial"/>
-          <w:b/>
-          <w:bCs/>
-        </w:rPr>
-        <w:t xml:space="preserve">Click the badge</w:t>
-      </w:r>
-      <w:r>
-        <w:rPr>
-          <w:rFonts w:ascii="Arial" w:cs="Arial" w:eastAsia="Arial" w:hAnsi="Arial"/>
-        </w:rPr>
-        <w:t xml:space="preserve"> to switch that character on or off. With two clients running, either box can switch either character.</w:t>
+        <w:spacing w:after="80"/>
+      </w:pPr>
+      <w:r>
+        <w:rPr>
+          <w:rFonts w:ascii="Arial" w:cs="Arial" w:eastAsia="Arial" w:hAnsi="Arial"/>
+        </w:rPr>
+        <w:t xml:space="preserve">Click a badge to switch that character on or off. With two clients running, either widget can switch either character.</w:t>
       </w:r>
     </w:p>
     <w:p>
@@ -1197,37 +1491,15 @@
         <w:pStyle w:val="ListParagraph"/>
         <w:numPr>
           <w:ilvl w:val="0"/>
-          <w:numId w:val="5"/>
+          <w:numId w:val="1"/>
         </w:numPr>
-        <w:spacing w:after="70"/>
-      </w:pPr>
-      <w:r>
-        <w:rPr>
-          <w:rFonts w:ascii="Arial" w:cs="Arial" w:eastAsia="Arial" w:hAnsi="Arial"/>
-          <w:b/>
-          <w:bCs/>
-        </w:rPr>
-        <w:t xml:space="preserve">Drag the box</w:t>
-      </w:r>
-      <w:r>
-        <w:rPr>
-          <w:rFonts w:ascii="Arial" w:cs="Arial" w:eastAsia="Arial" w:hAnsi="Arial"/>
-        </w:rPr>
-        <w:t xml:space="preserve"> by its background to move it. </w:t>
-      </w:r>
-      <w:r>
-        <w:rPr>
-          <w:rFonts w:ascii="Arial" w:cs="Arial" w:eastAsia="Arial" w:hAnsi="Arial"/>
-          <w:b/>
-          <w:bCs/>
-        </w:rPr>
-        <w:t xml:space="preserve">Drag the small triangle</w:t>
-      </w:r>
-      <w:r>
-        <w:rPr>
-          <w:rFonts w:ascii="Arial" w:cs="Arial" w:eastAsia="Arial" w:hAnsi="Arial"/>
-        </w:rPr>
-        <w:t xml:space="preserve"> in the bottom-right corner to make it bigger or smaller; the text and badges scale with it.</w:t>
+        <w:spacing w:after="80"/>
+      </w:pPr>
+      <w:r>
+        <w:rPr>
+          <w:rFonts w:ascii="Arial" w:cs="Arial" w:eastAsia="Arial" w:hAnsi="Arial"/>
+        </w:rPr>
+        <w:t xml:space="preserve">Drag the widget by its background to move it.</w:t>
       </w:r>
     </w:p>
     <w:p>
@@ -1235,37 +1507,31 @@
         <w:pStyle w:val="ListParagraph"/>
         <w:numPr>
           <w:ilvl w:val="0"/>
-          <w:numId w:val="5"/>
+          <w:numId w:val="1"/>
         </w:numPr>
-        <w:spacing w:after="70"/>
-      </w:pPr>
-      <w:r>
-        <w:rPr>
-          <w:rFonts w:ascii="Arial" w:cs="Arial" w:eastAsia="Arial" w:hAnsi="Arial"/>
-          <w:b/>
-          <w:bCs/>
-        </w:rPr>
-        <w:t xml:space="preserve">Click "UI"</w:t>
-      </w:r>
-      <w:r>
-        <w:rPr>
-          <w:rFonts w:ascii="Arial" w:cs="Arial" w:eastAsia="Arial" w:hAnsi="Arial"/>
-        </w:rPr>
-        <w:t xml:space="preserve"> at the bottom-left of the box, </w:t>
-      </w:r>
-      <w:r>
-        <w:rPr>
-          <w:rFonts w:ascii="Arial" w:cs="Arial" w:eastAsia="Arial" w:hAnsi="Arial"/>
-          <w:b/>
-          <w:bCs/>
-        </w:rPr>
-        <w:t xml:space="preserve">right-click</w:t>
-      </w:r>
-      <w:r>
-        <w:rPr>
-          <w:rFonts w:ascii="Arial" w:cs="Arial" w:eastAsia="Arial" w:hAnsi="Arial"/>
-        </w:rPr>
-        <w:t xml:space="preserve"> the box, or type </w:t>
+        <w:spacing w:after="80"/>
+      </w:pPr>
+      <w:r>
+        <w:rPr>
+          <w:rFonts w:ascii="Arial" w:cs="Arial" w:eastAsia="Arial" w:hAnsi="Arial"/>
+        </w:rPr>
+        <w:t xml:space="preserve">To resize it, drag the small triangle in the bottom-right corner, roll the mouse wheel over the widget, or use Settings &gt; Layout &gt; Widget size. In Letter inside the shape mode there is no triangle, so nothing covers the tiny badges.</w:t>
+      </w:r>
+    </w:p>
+    <w:p>
+      <w:pPr>
+        <w:pStyle w:val="ListParagraph"/>
+        <w:numPr>
+          <w:ilvl w:val="0"/>
+          <w:numId w:val="1"/>
+        </w:numPr>
+        <w:spacing w:after="80"/>
+      </w:pPr>
+      <w:r>
+        <w:rPr>
+          <w:rFonts w:ascii="Arial" w:cs="Arial" w:eastAsia="Arial" w:hAnsi="Arial"/>
+        </w:rPr>
+        <w:t xml:space="preserve">The UI button (U in letter mode) opens the settings window. A right-click on the widget, or </w:t>
       </w:r>
       <w:r>
         <w:rPr>
@@ -1279,7 +1545,7 @@
         <w:rPr>
           <w:rFonts w:ascii="Arial" w:cs="Arial" w:eastAsia="Arial" w:hAnsi="Arial"/>
         </w:rPr>
-        <w:t xml:space="preserve"> to open the settings window.</w:t>
+        <w:t xml:space="preserve">, does the same.</w:t>
       </w:r>
     </w:p>
     <w:p>
@@ -1287,15 +1553,31 @@
         <w:pStyle w:val="ListParagraph"/>
         <w:numPr>
           <w:ilvl w:val="0"/>
-          <w:numId w:val="5"/>
+          <w:numId w:val="1"/>
         </w:numPr>
-        <w:spacing w:after="70"/>
-      </w:pPr>
-      <w:r>
-        <w:rPr>
-          <w:rFonts w:ascii="Arial" w:cs="Arial" w:eastAsia="Arial" w:hAnsi="Arial"/>
-        </w:rPr>
-        <w:t xml:space="preserve">If the box ends up off-screen or huge, type </w:t>
+        <w:spacing w:after="80"/>
+      </w:pPr>
+      <w:r>
+        <w:rPr>
+          <w:rFonts w:ascii="Arial" w:cs="Arial" w:eastAsia="Arial" w:hAnsi="Arial"/>
+        </w:rPr>
+        <w:t xml:space="preserve">The Allow Move button (M in letter mode) ends the cast lock at once. It turns orange while either character is locked.</w:t>
+      </w:r>
+    </w:p>
+    <w:p>
+      <w:pPr>
+        <w:pStyle w:val="ListParagraph"/>
+        <w:numPr>
+          <w:ilvl w:val="0"/>
+          <w:numId w:val="1"/>
+        </w:numPr>
+        <w:spacing w:after="80"/>
+      </w:pPr>
+      <w:r>
+        <w:rPr>
+          <w:rFonts w:ascii="Arial" w:cs="Arial" w:eastAsia="Arial" w:hAnsi="Arial"/>
+        </w:rPr>
+        <w:t xml:space="preserve">If the widget ends up off-screen or huge, type </w:t>
       </w:r>
       <w:r>
         <w:rPr>
@@ -1317,9 +1599,9 @@
         <w:pStyle w:val="ListParagraph"/>
         <w:numPr>
           <w:ilvl w:val="0"/>
-          <w:numId w:val="5"/>
+          <w:numId w:val="1"/>
         </w:numPr>
-        <w:spacing w:after="70"/>
+        <w:spacing w:after="80"/>
       </w:pPr>
       <w:r>
         <w:rPr>
@@ -1332,13 +1614,13 @@
       <w:pPr>
         <w:pStyle w:val="Heading2"/>
         <w:keepNext/>
-        <w:spacing w:after="100" w:before="220"/>
-      </w:pPr>
-      <w:r>
-        <w:rPr>
-          <w:rFonts w:ascii="Arial" w:cs="Arial" w:eastAsia="Arial" w:hAnsi="Arial"/>
-        </w:rPr>
-        <w:t xml:space="preserve">What happens when you cast</w:t>
+        <w:spacing w:after="80" w:before="160"/>
+      </w:pPr>
+      <w:r>
+        <w:rPr>
+          <w:rFonts w:ascii="Arial" w:cs="Arial" w:eastAsia="Arial" w:hAnsi="Arial"/>
+        </w:rPr>
+        <w:t xml:space="preserve">Widget styles</w:t>
       </w:r>
     </w:p>
     <w:tbl>
@@ -1354,8 +1636,8 @@
         </w:tblBorders>
       </w:tblPr>
       <w:tblGrid>
-        <w:gridCol w:w="700"/>
-        <w:gridCol w:w="8660"/>
+        <w:gridCol w:w="2800"/>
+        <w:gridCol w:w="6560"/>
       </w:tblGrid>
       <w:tr>
         <w:trPr>
@@ -1363,7 +1645,7 @@
         </w:trPr>
         <w:tc>
           <w:tcPr>
-            <w:tcW w:type="dxa" w:w="700"/>
+            <w:tcW w:type="dxa" w:w="2800"/>
             <w:tcBorders>
               <w:top w:val="single" w:color="BFBFBF" w:sz="4"/>
               <w:left w:val="single" w:color="BFBFBF" w:sz="4"/>
@@ -1390,13 +1672,13 @@
                 <w:sz w:val="20"/>
                 <w:szCs w:val="20"/>
               </w:rPr>
-              <w:t xml:space="preserve">Step</w:t>
-            </w:r>
-          </w:p>
-        </w:tc>
-        <w:tc>
-          <w:tcPr>
-            <w:tcW w:type="dxa" w:w="8660"/>
+              <w:t xml:space="preserve">Style</w:t>
+            </w:r>
+          </w:p>
+        </w:tc>
+        <w:tc>
+          <w:tcPr>
+            <w:tcW w:type="dxa" w:w="6560"/>
             <w:tcBorders>
               <w:top w:val="single" w:color="BFBFBF" w:sz="4"/>
               <w:left w:val="single" w:color="BFBFBF" w:sz="4"/>
@@ -1423,7 +1705,7 @@
                 <w:sz w:val="20"/>
                 <w:szCs w:val="20"/>
               </w:rPr>
-              <w:t xml:space="preserve">What the addon does</w:t>
+              <w:t xml:space="preserve">How to get it</w:t>
             </w:r>
           </w:p>
         </w:tc>
@@ -1434,115 +1716,61 @@
         </w:trPr>
         <w:tc>
           <w:tcPr>
-            <w:tcW w:type="dxa" w:w="700"/>
-            <w:tcBorders>
-              <w:top w:val="single" w:color="BFBFBF" w:sz="4"/>
-              <w:left w:val="single" w:color="BFBFBF" w:sz="4"/>
-              <w:bottom w:val="single" w:color="BFBFBF" w:sz="4"/>
-              <w:right w:val="single" w:color="BFBFBF" w:sz="4"/>
-            </w:tcBorders>
-            <w:tcMar>
-              <w:top w:type="dxa" w:w="70"/>
-              <w:left w:type="dxa" w:w="110"/>
-              <w:bottom w:type="dxa" w:w="70"/>
-              <w:right w:type="dxa" w:w="110"/>
-            </w:tcMar>
-          </w:tcPr>
-          <w:p>
-            <w:pPr>
-              <w:spacing w:after="40"/>
-            </w:pPr>
-            <w:r>
-              <w:rPr>
-                <w:rFonts w:ascii="Arial" w:cs="Arial" w:eastAsia="Arial" w:hAnsi="Arial"/>
-                <w:sz w:val="20"/>
-                <w:szCs w:val="20"/>
-              </w:rPr>
-              <w:t xml:space="preserve">1</w:t>
-            </w:r>
-          </w:p>
-        </w:tc>
-        <w:tc>
-          <w:tcPr>
-            <w:tcW w:type="dxa" w:w="8660"/>
-            <w:tcBorders>
-              <w:top w:val="single" w:color="BFBFBF" w:sz="4"/>
-              <w:left w:val="single" w:color="BFBFBF" w:sz="4"/>
-              <w:bottom w:val="single" w:color="BFBFBF" w:sz="4"/>
-              <w:right w:val="single" w:color="BFBFBF" w:sz="4"/>
-            </w:tcBorders>
-            <w:tcMar>
-              <w:top w:type="dxa" w:w="70"/>
-              <w:left w:type="dxa" w:w="110"/>
-              <w:bottom w:type="dxa" w:w="70"/>
-              <w:right w:type="dxa" w:w="110"/>
-            </w:tcMar>
-          </w:tcPr>
-          <w:p>
-            <w:pPr>
-              <w:spacing w:after="40"/>
-            </w:pPr>
-            <w:r>
-              <w:rPr>
-                <w:rFonts w:ascii="Arial" w:cs="Arial" w:eastAsia="Arial" w:hAnsi="Arial"/>
-                <w:sz w:val="20"/>
-                <w:szCs w:val="20"/>
-              </w:rPr>
-              <w:t xml:space="preserve">You press a spell. If </w:t>
-            </w:r>
-            <w:r>
-              <w:rPr>
-                <w:rFonts w:ascii="Arial" w:cs="Arial" w:eastAsia="Arial" w:hAnsi="Arial"/>
-                <w:b/>
-                <w:bCs/>
-                <w:sz w:val="20"/>
-                <w:szCs w:val="20"/>
-              </w:rPr>
-              <w:t xml:space="preserve">Wait until stopped</w:t>
-            </w:r>
-            <w:r>
-              <w:rPr>
-                <w:rFonts w:ascii="Arial" w:cs="Arial" w:eastAsia="Arial" w:hAnsi="Arial"/>
-                <w:sz w:val="20"/>
-                <w:szCs w:val="20"/>
-              </w:rPr>
-              <w:t xml:space="preserve"> is on and your character is still moving (running, auto-running or following), the cast request is held until you have stood still for the </w:t>
-            </w:r>
-            <w:r>
-              <w:rPr>
-                <w:rFonts w:ascii="Arial" w:cs="Arial" w:eastAsia="Arial" w:hAnsi="Arial"/>
-                <w:b/>
-                <w:bCs/>
-                <w:sz w:val="20"/>
-                <w:szCs w:val="20"/>
-              </w:rPr>
-              <w:t xml:space="preserve">spell cast delay</w:t>
-            </w:r>
-            <w:r>
-              <w:rPr>
-                <w:rFonts w:ascii="Arial" w:cs="Arial" w:eastAsia="Arial" w:hAnsi="Arial"/>
-                <w:sz w:val="20"/>
-                <w:szCs w:val="20"/>
-              </w:rPr>
-              <w:t xml:space="preserve">, then it is sent. It is never held longer than the </w:t>
-            </w:r>
-            <w:r>
-              <w:rPr>
-                <w:rFonts w:ascii="Arial" w:cs="Arial" w:eastAsia="Arial" w:hAnsi="Arial"/>
-                <w:b/>
-                <w:bCs/>
-                <w:sz w:val="20"/>
-                <w:szCs w:val="20"/>
-              </w:rPr>
-              <w:t xml:space="preserve">max hold</w:t>
-            </w:r>
-            <w:r>
-              <w:rPr>
-                <w:rFonts w:ascii="Arial" w:cs="Arial" w:eastAsia="Arial" w:hAnsi="Arial"/>
-                <w:sz w:val="20"/>
-                <w:szCs w:val="20"/>
-              </w:rPr>
-              <w:t xml:space="preserve">.</w:t>
+            <w:tcW w:type="dxa" w:w="2800"/>
+            <w:tcBorders>
+              <w:top w:val="single" w:color="BFBFBF" w:sz="4"/>
+              <w:left w:val="single" w:color="BFBFBF" w:sz="4"/>
+              <w:bottom w:val="single" w:color="BFBFBF" w:sz="4"/>
+              <w:right w:val="single" w:color="BFBFBF" w:sz="4"/>
+            </w:tcBorders>
+            <w:tcMar>
+              <w:top w:type="dxa" w:w="70"/>
+              <w:left w:type="dxa" w:w="110"/>
+              <w:bottom w:type="dxa" w:w="70"/>
+              <w:right w:type="dxa" w:w="110"/>
+            </w:tcMar>
+          </w:tcPr>
+          <w:p>
+            <w:pPr>
+              <w:spacing w:after="40"/>
+            </w:pPr>
+            <w:r>
+              <w:rPr>
+                <w:rFonts w:ascii="Arial" w:cs="Arial" w:eastAsia="Arial" w:hAnsi="Arial"/>
+                <w:sz w:val="20"/>
+                <w:szCs w:val="20"/>
+              </w:rPr>
+              <w:t xml:space="preserve">Normal</w:t>
+            </w:r>
+          </w:p>
+        </w:tc>
+        <w:tc>
+          <w:tcPr>
+            <w:tcW w:type="dxa" w:w="6560"/>
+            <w:tcBorders>
+              <w:top w:val="single" w:color="BFBFBF" w:sz="4"/>
+              <w:left w:val="single" w:color="BFBFBF" w:sz="4"/>
+              <w:bottom w:val="single" w:color="BFBFBF" w:sz="4"/>
+              <w:right w:val="single" w:color="BFBFBF" w:sz="4"/>
+            </w:tcBorders>
+            <w:tcMar>
+              <w:top w:type="dxa" w:w="70"/>
+              <w:left w:type="dxa" w:w="110"/>
+              <w:bottom w:type="dxa" w:w="70"/>
+              <w:right w:type="dxa" w:w="110"/>
+            </w:tcMar>
+          </w:tcPr>
+          <w:p>
+            <w:pPr>
+              <w:spacing w:after="40"/>
+            </w:pPr>
+            <w:r>
+              <w:rPr>
+                <w:rFonts w:ascii="Arial" w:cs="Arial" w:eastAsia="Arial" w:hAnsi="Arial"/>
+                <w:sz w:val="20"/>
+                <w:szCs w:val="20"/>
+              </w:rPr>
+              <w:t xml:space="preserve">Full names next to ON/OFF/LOCK badges. Choose Stacked (one row each) or Inline (long and skinny) in Layout.</w:t>
             </w:r>
           </w:p>
         </w:tc>
@@ -1553,95 +1781,61 @@
         </w:trPr>
         <w:tc>
           <w:tcPr>
-            <w:tcW w:type="dxa" w:w="700"/>
-            <w:tcBorders>
-              <w:top w:val="single" w:color="BFBFBF" w:sz="4"/>
-              <w:left w:val="single" w:color="BFBFBF" w:sz="4"/>
-              <w:bottom w:val="single" w:color="BFBFBF" w:sz="4"/>
-              <w:right w:val="single" w:color="BFBFBF" w:sz="4"/>
-            </w:tcBorders>
-            <w:tcMar>
-              <w:top w:type="dxa" w:w="70"/>
-              <w:left w:type="dxa" w:w="110"/>
-              <w:bottom w:type="dxa" w:w="70"/>
-              <w:right w:type="dxa" w:w="110"/>
-            </w:tcMar>
-          </w:tcPr>
-          <w:p>
-            <w:pPr>
-              <w:spacing w:after="40"/>
-            </w:pPr>
-            <w:r>
-              <w:rPr>
-                <w:rFonts w:ascii="Arial" w:cs="Arial" w:eastAsia="Arial" w:hAnsi="Arial"/>
-                <w:sz w:val="20"/>
-                <w:szCs w:val="20"/>
-              </w:rPr>
-              <w:t xml:space="preserve">2</w:t>
-            </w:r>
-          </w:p>
-        </w:tc>
-        <w:tc>
-          <w:tcPr>
-            <w:tcW w:type="dxa" w:w="8660"/>
-            <w:tcBorders>
-              <w:top w:val="single" w:color="BFBFBF" w:sz="4"/>
-              <w:left w:val="single" w:color="BFBFBF" w:sz="4"/>
-              <w:bottom w:val="single" w:color="BFBFBF" w:sz="4"/>
-              <w:right w:val="single" w:color="BFBFBF" w:sz="4"/>
-            </w:tcBorders>
-            <w:tcMar>
-              <w:top w:type="dxa" w:w="70"/>
-              <w:left w:type="dxa" w:w="110"/>
-              <w:bottom w:type="dxa" w:w="70"/>
-              <w:right w:type="dxa" w:w="110"/>
-            </w:tcMar>
-          </w:tcPr>
-          <w:p>
-            <w:pPr>
-              <w:spacing w:after="40"/>
-            </w:pPr>
-            <w:r>
-              <w:rPr>
-                <w:rFonts w:ascii="Arial" w:cs="Arial" w:eastAsia="Arial" w:hAnsi="Arial"/>
-                <w:sz w:val="20"/>
-                <w:szCs w:val="20"/>
-              </w:rPr>
-              <w:t xml:space="preserve">If </w:t>
-            </w:r>
-            <w:r>
-              <w:rPr>
-                <w:rFonts w:ascii="Arial" w:cs="Arial" w:eastAsia="Arial" w:hAnsi="Arial"/>
-                <w:b/>
-                <w:bCs/>
-                <w:sz w:val="20"/>
-                <w:szCs w:val="20"/>
-              </w:rPr>
-              <w:t xml:space="preserve">Multisend follow</w:t>
-            </w:r>
-            <w:r>
-              <w:rPr>
-                <w:rFonts w:ascii="Arial" w:cs="Arial" w:eastAsia="Arial" w:hAnsi="Arial"/>
-                <w:sz w:val="20"/>
-                <w:szCs w:val="20"/>
-              </w:rPr>
-              <w:t xml:space="preserve"> is ticked, the addon sends your "Cast starts" command (default </w:t>
-            </w:r>
-            <w:r>
-              <w:rPr>
-                <w:rFonts w:ascii="Consolas" w:cs="Consolas" w:eastAsia="Consolas" w:hAnsi="Consolas"/>
-                <w:sz w:val="18"/>
-                <w:szCs w:val="18"/>
-              </w:rPr>
-              <w:t xml:space="preserve">/ms follow off</w:t>
-            </w:r>
-            <w:r>
-              <w:rPr>
-                <w:rFonts w:ascii="Arial" w:cs="Arial" w:eastAsia="Arial" w:hAnsi="Arial"/>
-                <w:sz w:val="20"/>
-                <w:szCs w:val="20"/>
-              </w:rPr>
-              <w:t xml:space="preserve">).</w:t>
+            <w:tcW w:type="dxa" w:w="2800"/>
+            <w:tcBorders>
+              <w:top w:val="single" w:color="BFBFBF" w:sz="4"/>
+              <w:left w:val="single" w:color="BFBFBF" w:sz="4"/>
+              <w:bottom w:val="single" w:color="BFBFBF" w:sz="4"/>
+              <w:right w:val="single" w:color="BFBFBF" w:sz="4"/>
+            </w:tcBorders>
+            <w:tcMar>
+              <w:top w:type="dxa" w:w="70"/>
+              <w:left w:type="dxa" w:w="110"/>
+              <w:bottom w:type="dxa" w:w="70"/>
+              <w:right w:type="dxa" w:w="110"/>
+            </w:tcMar>
+          </w:tcPr>
+          <w:p>
+            <w:pPr>
+              <w:spacing w:after="40"/>
+            </w:pPr>
+            <w:r>
+              <w:rPr>
+                <w:rFonts w:ascii="Arial" w:cs="Arial" w:eastAsia="Arial" w:hAnsi="Arial"/>
+                <w:sz w:val="20"/>
+                <w:szCs w:val="20"/>
+              </w:rPr>
+              <w:t xml:space="preserve">Low profile</w:t>
+            </w:r>
+          </w:p>
+        </w:tc>
+        <w:tc>
+          <w:tcPr>
+            <w:tcW w:type="dxa" w:w="6560"/>
+            <w:tcBorders>
+              <w:top w:val="single" w:color="BFBFBF" w:sz="4"/>
+              <w:left w:val="single" w:color="BFBFBF" w:sz="4"/>
+              <w:bottom w:val="single" w:color="BFBFBF" w:sz="4"/>
+              <w:right w:val="single" w:color="BFBFBF" w:sz="4"/>
+            </w:tcBorders>
+            <w:tcMar>
+              <w:top w:type="dxa" w:w="70"/>
+              <w:left w:type="dxa" w:w="110"/>
+              <w:bottom w:type="dxa" w:w="70"/>
+              <w:right w:type="dxa" w:w="110"/>
+            </w:tcMar>
+          </w:tcPr>
+          <w:p>
+            <w:pPr>
+              <w:spacing w:after="40"/>
+            </w:pPr>
+            <w:r>
+              <w:rPr>
+                <w:rFonts w:ascii="Arial" w:cs="Arial" w:eastAsia="Arial" w:hAnsi="Arial"/>
+                <w:sz w:val="20"/>
+                <w:szCs w:val="20"/>
+              </w:rPr>
+              <w:t xml:space="preserve">Tick Low profile widget (General). Only the first letter of each name, plus the badge.</w:t>
             </w:r>
           </w:p>
         </w:tc>
@@ -1652,326 +1846,61 @@
         </w:trPr>
         <w:tc>
           <w:tcPr>
-            <w:tcW w:type="dxa" w:w="700"/>
-            <w:tcBorders>
-              <w:top w:val="single" w:color="BFBFBF" w:sz="4"/>
-              <w:left w:val="single" w:color="BFBFBF" w:sz="4"/>
-              <w:bottom w:val="single" w:color="BFBFBF" w:sz="4"/>
-              <w:right w:val="single" w:color="BFBFBF" w:sz="4"/>
-            </w:tcBorders>
-            <w:tcMar>
-              <w:top w:type="dxa" w:w="70"/>
-              <w:left w:type="dxa" w:w="110"/>
-              <w:bottom w:type="dxa" w:w="70"/>
-              <w:right w:type="dxa" w:w="110"/>
-            </w:tcMar>
-          </w:tcPr>
-          <w:p>
-            <w:pPr>
-              <w:spacing w:after="40"/>
-            </w:pPr>
-            <w:r>
-              <w:rPr>
-                <w:rFonts w:ascii="Arial" w:cs="Arial" w:eastAsia="Arial" w:hAnsi="Arial"/>
-                <w:sz w:val="20"/>
-                <w:szCs w:val="20"/>
-              </w:rPr>
-              <w:t xml:space="preserve">3</w:t>
-            </w:r>
-          </w:p>
-        </w:tc>
-        <w:tc>
-          <w:tcPr>
-            <w:tcW w:type="dxa" w:w="8660"/>
-            <w:tcBorders>
-              <w:top w:val="single" w:color="BFBFBF" w:sz="4"/>
-              <w:left w:val="single" w:color="BFBFBF" w:sz="4"/>
-              <w:bottom w:val="single" w:color="BFBFBF" w:sz="4"/>
-              <w:right w:val="single" w:color="BFBFBF" w:sz="4"/>
-            </w:tcBorders>
-            <w:tcMar>
-              <w:top w:type="dxa" w:w="70"/>
-              <w:left w:type="dxa" w:w="110"/>
-              <w:bottom w:type="dxa" w:w="70"/>
-              <w:right w:type="dxa" w:w="110"/>
-            </w:tcMar>
-          </w:tcPr>
-          <w:p>
-            <w:pPr>
-              <w:spacing w:after="40"/>
-            </w:pPr>
-            <w:r>
-              <w:rPr>
-                <w:rFonts w:ascii="Arial" w:cs="Arial" w:eastAsia="Arial" w:hAnsi="Arial"/>
-                <w:sz w:val="20"/>
-                <w:szCs w:val="20"/>
-              </w:rPr>
-              <w:t xml:space="preserve">If </w:t>
-            </w:r>
-            <w:r>
-              <w:rPr>
-                <w:rFonts w:ascii="Arial" w:cs="Arial" w:eastAsia="Arial" w:hAnsi="Arial"/>
-                <w:b/>
-                <w:bCs/>
-                <w:sz w:val="20"/>
-                <w:szCs w:val="20"/>
-              </w:rPr>
-              <w:t xml:space="preserve">Release held movement keys</w:t>
-            </w:r>
-            <w:r>
-              <w:rPr>
-                <w:rFonts w:ascii="Arial" w:cs="Arial" w:eastAsia="Arial" w:hAnsi="Arial"/>
-                <w:sz w:val="20"/>
-                <w:szCs w:val="20"/>
-              </w:rPr>
-              <w:t xml:space="preserve"> is on, movement keys you are holding are released. If Hold position while casting is on, the spot you are standing on is remembered.</w:t>
-            </w:r>
-          </w:p>
-        </w:tc>
-      </w:tr>
-      <w:tr>
-        <w:trPr>
-          <w:cantSplit/>
-        </w:trPr>
-        <w:tc>
-          <w:tcPr>
-            <w:tcW w:type="dxa" w:w="700"/>
-            <w:tcBorders>
-              <w:top w:val="single" w:color="BFBFBF" w:sz="4"/>
-              <w:left w:val="single" w:color="BFBFBF" w:sz="4"/>
-              <w:bottom w:val="single" w:color="BFBFBF" w:sz="4"/>
-              <w:right w:val="single" w:color="BFBFBF" w:sz="4"/>
-            </w:tcBorders>
-            <w:tcMar>
-              <w:top w:type="dxa" w:w="70"/>
-              <w:left w:type="dxa" w:w="110"/>
-              <w:bottom w:type="dxa" w:w="70"/>
-              <w:right w:type="dxa" w:w="110"/>
-            </w:tcMar>
-          </w:tcPr>
-          <w:p>
-            <w:pPr>
-              <w:spacing w:after="40"/>
-            </w:pPr>
-            <w:r>
-              <w:rPr>
-                <w:rFonts w:ascii="Arial" w:cs="Arial" w:eastAsia="Arial" w:hAnsi="Arial"/>
-                <w:sz w:val="20"/>
-                <w:szCs w:val="20"/>
-              </w:rPr>
-              <w:t xml:space="preserve">4</w:t>
-            </w:r>
-          </w:p>
-        </w:tc>
-        <w:tc>
-          <w:tcPr>
-            <w:tcW w:type="dxa" w:w="8660"/>
-            <w:tcBorders>
-              <w:top w:val="single" w:color="BFBFBF" w:sz="4"/>
-              <w:left w:val="single" w:color="BFBFBF" w:sz="4"/>
-              <w:bottom w:val="single" w:color="BFBFBF" w:sz="4"/>
-              <w:right w:val="single" w:color="BFBFBF" w:sz="4"/>
-            </w:tcBorders>
-            <w:tcMar>
-              <w:top w:type="dxa" w:w="70"/>
-              <w:left w:type="dxa" w:w="110"/>
-              <w:bottom w:type="dxa" w:w="70"/>
-              <w:right w:type="dxa" w:w="110"/>
-            </w:tcMar>
-          </w:tcPr>
-          <w:p>
-            <w:pPr>
-              <w:spacing w:after="40"/>
-            </w:pPr>
-            <w:r>
-              <w:rPr>
-                <w:rFonts w:ascii="Arial" w:cs="Arial" w:eastAsia="Arial" w:hAnsi="Arial"/>
-                <w:sz w:val="20"/>
-                <w:szCs w:val="20"/>
-              </w:rPr>
-              <w:t xml:space="preserve">From the moment the game confirms the cast has begun until it finishes or is interrupted, the numpad movement keys (and W/A/S/D if ticked) are blocked, both as key presses and in the keyboard state the game reads each frame. Small slips of less than 1 yalm are not sent to the server, so they cannot interrupt the cast.</w:t>
-            </w:r>
-          </w:p>
-        </w:tc>
-      </w:tr>
-      <w:tr>
-        <w:trPr>
-          <w:cantSplit/>
-        </w:trPr>
-        <w:tc>
-          <w:tcPr>
-            <w:tcW w:type="dxa" w:w="700"/>
-            <w:tcBorders>
-              <w:top w:val="single" w:color="BFBFBF" w:sz="4"/>
-              <w:left w:val="single" w:color="BFBFBF" w:sz="4"/>
-              <w:bottom w:val="single" w:color="BFBFBF" w:sz="4"/>
-              <w:right w:val="single" w:color="BFBFBF" w:sz="4"/>
-            </w:tcBorders>
-            <w:tcMar>
-              <w:top w:type="dxa" w:w="70"/>
-              <w:left w:type="dxa" w:w="110"/>
-              <w:bottom w:type="dxa" w:w="70"/>
-              <w:right w:type="dxa" w:w="110"/>
-            </w:tcMar>
-          </w:tcPr>
-          <w:p>
-            <w:pPr>
-              <w:spacing w:after="40"/>
-            </w:pPr>
-            <w:r>
-              <w:rPr>
-                <w:rFonts w:ascii="Arial" w:cs="Arial" w:eastAsia="Arial" w:hAnsi="Arial"/>
-                <w:sz w:val="20"/>
-                <w:szCs w:val="20"/>
-              </w:rPr>
-              <w:t xml:space="preserve">5</w:t>
-            </w:r>
-          </w:p>
-        </w:tc>
-        <w:tc>
-          <w:tcPr>
-            <w:tcW w:type="dxa" w:w="8660"/>
-            <w:tcBorders>
-              <w:top w:val="single" w:color="BFBFBF" w:sz="4"/>
-              <w:left w:val="single" w:color="BFBFBF" w:sz="4"/>
-              <w:bottom w:val="single" w:color="BFBFBF" w:sz="4"/>
-              <w:right w:val="single" w:color="BFBFBF" w:sz="4"/>
-            </w:tcBorders>
-            <w:tcMar>
-              <w:top w:type="dxa" w:w="70"/>
-              <w:left w:type="dxa" w:w="110"/>
-              <w:bottom w:type="dxa" w:w="70"/>
-              <w:right w:type="dxa" w:w="110"/>
-            </w:tcMar>
-          </w:tcPr>
-          <w:p>
-            <w:pPr>
-              <w:spacing w:after="40"/>
-            </w:pPr>
-            <w:r>
-              <w:rPr>
-                <w:rFonts w:ascii="Arial" w:cs="Arial" w:eastAsia="Arial" w:hAnsi="Arial"/>
-                <w:sz w:val="20"/>
-                <w:szCs w:val="20"/>
-              </w:rPr>
-              <w:t xml:space="preserve">When the cast ends the keys unlock straight away. The "Cast ends" command (default </w:t>
-            </w:r>
-            <w:r>
-              <w:rPr>
-                <w:rFonts w:ascii="Consolas" w:cs="Consolas" w:eastAsia="Consolas" w:hAnsi="Consolas"/>
-                <w:sz w:val="18"/>
-                <w:szCs w:val="18"/>
-              </w:rPr>
-              <w:t xml:space="preserve">/ms follow on</w:t>
-            </w:r>
-            <w:r>
-              <w:rPr>
-                <w:rFonts w:ascii="Arial" w:cs="Arial" w:eastAsia="Arial" w:hAnsi="Arial"/>
-                <w:sz w:val="20"/>
-                <w:szCs w:val="20"/>
-              </w:rPr>
-              <w:t xml:space="preserve">) is sent after the </w:t>
-            </w:r>
-            <w:r>
-              <w:rPr>
-                <w:rFonts w:ascii="Arial" w:cs="Arial" w:eastAsia="Arial" w:hAnsi="Arial"/>
-                <w:b/>
-                <w:bCs/>
-                <w:sz w:val="20"/>
-                <w:szCs w:val="20"/>
-              </w:rPr>
-              <w:t xml:space="preserve">unlock wait</w:t>
-            </w:r>
-            <w:r>
-              <w:rPr>
-                <w:rFonts w:ascii="Arial" w:cs="Arial" w:eastAsia="Arial" w:hAnsi="Arial"/>
-                <w:sz w:val="20"/>
-                <w:szCs w:val="20"/>
-              </w:rPr>
-              <w:t xml:space="preserve">: 0 seconds after a finished cast and 10 seconds after an interrupted one by default.</w:t>
-            </w:r>
-          </w:p>
-        </w:tc>
-      </w:tr>
-      <w:tr>
-        <w:trPr>
-          <w:cantSplit/>
-        </w:trPr>
-        <w:tc>
-          <w:tcPr>
-            <w:tcW w:type="dxa" w:w="700"/>
-            <w:tcBorders>
-              <w:top w:val="single" w:color="BFBFBF" w:sz="4"/>
-              <w:left w:val="single" w:color="BFBFBF" w:sz="4"/>
-              <w:bottom w:val="single" w:color="BFBFBF" w:sz="4"/>
-              <w:right w:val="single" w:color="BFBFBF" w:sz="4"/>
-            </w:tcBorders>
-            <w:tcMar>
-              <w:top w:type="dxa" w:w="70"/>
-              <w:left w:type="dxa" w:w="110"/>
-              <w:bottom w:type="dxa" w:w="70"/>
-              <w:right w:type="dxa" w:w="110"/>
-            </w:tcMar>
-          </w:tcPr>
-          <w:p>
-            <w:pPr>
-              <w:spacing w:after="40"/>
-            </w:pPr>
-            <w:r>
-              <w:rPr>
-                <w:rFonts w:ascii="Arial" w:cs="Arial" w:eastAsia="Arial" w:hAnsi="Arial"/>
-                <w:sz w:val="20"/>
-                <w:szCs w:val="20"/>
-              </w:rPr>
-              <w:t xml:space="preserve">6</w:t>
-            </w:r>
-          </w:p>
-        </w:tc>
-        <w:tc>
-          <w:tcPr>
-            <w:tcW w:type="dxa" w:w="8660"/>
-            <w:tcBorders>
-              <w:top w:val="single" w:color="BFBFBF" w:sz="4"/>
-              <w:left w:val="single" w:color="BFBFBF" w:sz="4"/>
-              <w:bottom w:val="single" w:color="BFBFBF" w:sz="4"/>
-              <w:right w:val="single" w:color="BFBFBF" w:sz="4"/>
-            </w:tcBorders>
-            <w:tcMar>
-              <w:top w:type="dxa" w:w="70"/>
-              <w:left w:type="dxa" w:w="110"/>
-              <w:bottom w:type="dxa" w:w="70"/>
-              <w:right w:type="dxa" w:w="110"/>
-            </w:tcMar>
-          </w:tcPr>
-          <w:p>
-            <w:pPr>
-              <w:spacing w:after="40"/>
-            </w:pPr>
-            <w:r>
-              <w:rPr>
-                <w:rFonts w:ascii="Arial" w:cs="Arial" w:eastAsia="Arial" w:hAnsi="Arial"/>
-                <w:sz w:val="20"/>
-                <w:szCs w:val="20"/>
-              </w:rPr>
-              <w:t xml:space="preserve">Safety net: nothing stays locked longer than </w:t>
-            </w:r>
-            <w:r>
-              <w:rPr>
-                <w:rFonts w:ascii="Arial" w:cs="Arial" w:eastAsia="Arial" w:hAnsi="Arial"/>
-                <w:b/>
-                <w:bCs/>
-                <w:sz w:val="20"/>
-                <w:szCs w:val="20"/>
-              </w:rPr>
-              <w:t xml:space="preserve">max cast lock</w:t>
-            </w:r>
-            <w:r>
-              <w:rPr>
-                <w:rFonts w:ascii="Arial" w:cs="Arial" w:eastAsia="Arial" w:hAnsi="Arial"/>
-                <w:sz w:val="20"/>
-                <w:szCs w:val="20"/>
-              </w:rPr>
-              <w:t xml:space="preserve"> (6 seconds by default), the lock clears when you zone, and it also clears if the server has not confirmed the cast within 3 seconds.</w:t>
+            <w:tcW w:type="dxa" w:w="2800"/>
+            <w:tcBorders>
+              <w:top w:val="single" w:color="BFBFBF" w:sz="4"/>
+              <w:left w:val="single" w:color="BFBFBF" w:sz="4"/>
+              <w:bottom w:val="single" w:color="BFBFBF" w:sz="4"/>
+              <w:right w:val="single" w:color="BFBFBF" w:sz="4"/>
+            </w:tcBorders>
+            <w:tcMar>
+              <w:top w:type="dxa" w:w="70"/>
+              <w:left w:type="dxa" w:w="110"/>
+              <w:bottom w:type="dxa" w:w="70"/>
+              <w:right w:type="dxa" w:w="110"/>
+            </w:tcMar>
+          </w:tcPr>
+          <w:p>
+            <w:pPr>
+              <w:spacing w:after="40"/>
+            </w:pPr>
+            <w:r>
+              <w:rPr>
+                <w:rFonts w:ascii="Arial" w:cs="Arial" w:eastAsia="Arial" w:hAnsi="Arial"/>
+                <w:sz w:val="20"/>
+                <w:szCs w:val="20"/>
+              </w:rPr>
+              <w:t xml:space="preserve">Letter inside the shape</w:t>
+            </w:r>
+          </w:p>
+        </w:tc>
+        <w:tc>
+          <w:tcPr>
+            <w:tcW w:type="dxa" w:w="6560"/>
+            <w:tcBorders>
+              <w:top w:val="single" w:color="BFBFBF" w:sz="4"/>
+              <w:left w:val="single" w:color="BFBFBF" w:sz="4"/>
+              <w:bottom w:val="single" w:color="BFBFBF" w:sz="4"/>
+              <w:right w:val="single" w:color="BFBFBF" w:sz="4"/>
+            </w:tcBorders>
+            <w:tcMar>
+              <w:top w:type="dxa" w:w="70"/>
+              <w:left w:type="dxa" w:w="110"/>
+              <w:bottom w:type="dxa" w:w="70"/>
+              <w:right w:type="dxa" w:w="110"/>
+            </w:tcMar>
+          </w:tcPr>
+          <w:p>
+            <w:pPr>
+              <w:spacing w:after="40"/>
+            </w:pPr>
+            <w:r>
+              <w:rPr>
+                <w:rFonts w:ascii="Arial" w:cs="Arial" w:eastAsia="Arial" w:hAnsi="Arial"/>
+                <w:sz w:val="20"/>
+                <w:szCs w:val="20"/>
+              </w:rPr>
+              <w:t xml:space="preserve">Tick Low profile widget, then Letter inside the shape (smallest). One small square or circle per character with the letter inside; the colour shows ON/OFF/LOCK. Resize it with the mouse wheel.</w:t>
             </w:r>
           </w:p>
         </w:tc>
@@ -1979,8 +1908,21 @@
     </w:tbl>
     <w:p>
       <w:pPr>
-        <w:spacing w:after="80"/>
-      </w:pPr>
+        <w:spacing w:after="120"/>
+      </w:pPr>
+    </w:p>
+    <w:p>
+      <w:pPr>
+        <w:pStyle w:val="Heading2"/>
+        <w:keepNext/>
+        <w:spacing w:after="80" w:before="160"/>
+      </w:pPr>
+      <w:r>
+        <w:rPr>
+          <w:rFonts w:ascii="Arial" w:cs="Arial" w:eastAsia="Arial" w:hAnsi="Arial"/>
+        </w:rPr>
+        <w:t xml:space="preserve">What happens when you cast</w:t>
+      </w:r>
     </w:p>
     <w:tbl>
       <w:tblPr>
@@ -1995,9 +1937,8 @@
         </w:tblBorders>
       </w:tblPr>
       <w:tblGrid>
-        <w:gridCol w:w="3600"/>
-        <w:gridCol w:w="1800"/>
-        <w:gridCol w:w="3960"/>
+        <w:gridCol w:w="900"/>
+        <w:gridCol w:w="8460"/>
       </w:tblGrid>
       <w:tr>
         <w:trPr>
@@ -2005,7 +1946,7 @@
         </w:trPr>
         <w:tc>
           <w:tcPr>
-            <w:tcW w:type="dxa" w:w="3600"/>
+            <w:tcW w:type="dxa" w:w="900"/>
             <w:tcBorders>
               <w:top w:val="single" w:color="BFBFBF" w:sz="4"/>
               <w:left w:val="single" w:color="BFBFBF" w:sz="4"/>
@@ -2032,13 +1973,13 @@
                 <w:sz w:val="20"/>
                 <w:szCs w:val="20"/>
               </w:rPr>
-              <w:t xml:space="preserve">Setting (Timing section)</w:t>
-            </w:r>
-          </w:p>
-        </w:tc>
-        <w:tc>
-          <w:tcPr>
-            <w:tcW w:type="dxa" w:w="1800"/>
+              <w:t xml:space="preserve">Step</w:t>
+            </w:r>
+          </w:p>
+        </w:tc>
+        <w:tc>
+          <w:tcPr>
+            <w:tcW w:type="dxa" w:w="8460"/>
             <w:tcBorders>
               <w:top w:val="single" w:color="BFBFBF" w:sz="4"/>
               <w:left w:val="single" w:color="BFBFBF" w:sz="4"/>
@@ -2065,40 +2006,7 @@
                 <w:sz w:val="20"/>
                 <w:szCs w:val="20"/>
               </w:rPr>
-              <w:t xml:space="preserve">Default</w:t>
-            </w:r>
-          </w:p>
-        </w:tc>
-        <w:tc>
-          <w:tcPr>
-            <w:tcW w:type="dxa" w:w="3960"/>
-            <w:tcBorders>
-              <w:top w:val="single" w:color="BFBFBF" w:sz="4"/>
-              <w:left w:val="single" w:color="BFBFBF" w:sz="4"/>
-              <w:bottom w:val="single" w:color="BFBFBF" w:sz="4"/>
-              <w:right w:val="single" w:color="BFBFBF" w:sz="4"/>
-            </w:tcBorders>
-            <w:shd w:fill="D9E2F3" w:val="clear"/>
-            <w:tcMar>
-              <w:top w:type="dxa" w:w="70"/>
-              <w:left w:type="dxa" w:w="110"/>
-              <w:bottom w:type="dxa" w:w="70"/>
-              <w:right w:type="dxa" w:w="110"/>
-            </w:tcMar>
-          </w:tcPr>
-          <w:p>
-            <w:pPr>
-              <w:spacing w:after="40"/>
-            </w:pPr>
-            <w:r>
-              <w:rPr>
-                <w:rFonts w:ascii="Arial" w:cs="Arial" w:eastAsia="Arial" w:hAnsi="Arial"/>
-                <w:b/>
-                <w:bCs/>
-                <w:sz w:val="20"/>
-                <w:szCs w:val="20"/>
-              </w:rPr>
-              <w:t xml:space="preserve">Meaning</w:t>
+              <w:t xml:space="preserve">What the addon does</w:t>
             </w:r>
           </w:p>
         </w:tc>
@@ -2109,91 +2017,61 @@
         </w:trPr>
         <w:tc>
           <w:tcPr>
-            <w:tcW w:type="dxa" w:w="3600"/>
-            <w:tcBorders>
-              <w:top w:val="single" w:color="BFBFBF" w:sz="4"/>
-              <w:left w:val="single" w:color="BFBFBF" w:sz="4"/>
-              <w:bottom w:val="single" w:color="BFBFBF" w:sz="4"/>
-              <w:right w:val="single" w:color="BFBFBF" w:sz="4"/>
-            </w:tcBorders>
-            <w:tcMar>
-              <w:top w:type="dxa" w:w="70"/>
-              <w:left w:type="dxa" w:w="110"/>
-              <w:bottom w:type="dxa" w:w="70"/>
-              <w:right w:type="dxa" w:w="110"/>
-            </w:tcMar>
-          </w:tcPr>
-          <w:p>
-            <w:pPr>
-              <w:spacing w:after="40"/>
-            </w:pPr>
-            <w:r>
-              <w:rPr>
-                <w:rFonts w:ascii="Arial" w:cs="Arial" w:eastAsia="Arial" w:hAnsi="Arial"/>
-                <w:sz w:val="20"/>
-                <w:szCs w:val="20"/>
-              </w:rPr>
-              <w:t xml:space="preserve">Spell cast delay (s)</w:t>
-            </w:r>
-          </w:p>
-        </w:tc>
-        <w:tc>
-          <w:tcPr>
-            <w:tcW w:type="dxa" w:w="1800"/>
-            <w:tcBorders>
-              <w:top w:val="single" w:color="BFBFBF" w:sz="4"/>
-              <w:left w:val="single" w:color="BFBFBF" w:sz="4"/>
-              <w:bottom w:val="single" w:color="BFBFBF" w:sz="4"/>
-              <w:right w:val="single" w:color="BFBFBF" w:sz="4"/>
-            </w:tcBorders>
-            <w:tcMar>
-              <w:top w:type="dxa" w:w="70"/>
-              <w:left w:type="dxa" w:w="110"/>
-              <w:bottom w:type="dxa" w:w="70"/>
-              <w:right w:type="dxa" w:w="110"/>
-            </w:tcMar>
-          </w:tcPr>
-          <w:p>
-            <w:pPr>
-              <w:spacing w:after="40"/>
-            </w:pPr>
-            <w:r>
-              <w:rPr>
-                <w:rFonts w:ascii="Arial" w:cs="Arial" w:eastAsia="Arial" w:hAnsi="Arial"/>
-                <w:sz w:val="20"/>
-                <w:szCs w:val="20"/>
-              </w:rPr>
-              <w:t xml:space="preserve">0.15</w:t>
-            </w:r>
-          </w:p>
-        </w:tc>
-        <w:tc>
-          <w:tcPr>
-            <w:tcW w:type="dxa" w:w="3960"/>
-            <w:tcBorders>
-              <w:top w:val="single" w:color="BFBFBF" w:sz="4"/>
-              <w:left w:val="single" w:color="BFBFBF" w:sz="4"/>
-              <w:bottom w:val="single" w:color="BFBFBF" w:sz="4"/>
-              <w:right w:val="single" w:color="BFBFBF" w:sz="4"/>
-            </w:tcBorders>
-            <w:tcMar>
-              <w:top w:type="dxa" w:w="70"/>
-              <w:left w:type="dxa" w:w="110"/>
-              <w:bottom w:type="dxa" w:w="70"/>
-              <w:right w:type="dxa" w:w="110"/>
-            </w:tcMar>
-          </w:tcPr>
-          <w:p>
-            <w:pPr>
-              <w:spacing w:after="40"/>
-            </w:pPr>
-            <w:r>
-              <w:rPr>
-                <w:rFonts w:ascii="Arial" w:cs="Arial" w:eastAsia="Arial" w:hAnsi="Arial"/>
-                <w:sz w:val="20"/>
-                <w:szCs w:val="20"/>
-              </w:rPr>
-              <w:t xml:space="preserve">How long you must stand still before a held cast is sent.</w:t>
+            <w:tcW w:type="dxa" w:w="900"/>
+            <w:tcBorders>
+              <w:top w:val="single" w:color="BFBFBF" w:sz="4"/>
+              <w:left w:val="single" w:color="BFBFBF" w:sz="4"/>
+              <w:bottom w:val="single" w:color="BFBFBF" w:sz="4"/>
+              <w:right w:val="single" w:color="BFBFBF" w:sz="4"/>
+            </w:tcBorders>
+            <w:tcMar>
+              <w:top w:type="dxa" w:w="70"/>
+              <w:left w:type="dxa" w:w="110"/>
+              <w:bottom w:type="dxa" w:w="70"/>
+              <w:right w:type="dxa" w:w="110"/>
+            </w:tcMar>
+          </w:tcPr>
+          <w:p>
+            <w:pPr>
+              <w:spacing w:after="40"/>
+            </w:pPr>
+            <w:r>
+              <w:rPr>
+                <w:rFonts w:ascii="Arial" w:cs="Arial" w:eastAsia="Arial" w:hAnsi="Arial"/>
+                <w:sz w:val="20"/>
+                <w:szCs w:val="20"/>
+              </w:rPr>
+              <w:t xml:space="preserve">1</w:t>
+            </w:r>
+          </w:p>
+        </w:tc>
+        <w:tc>
+          <w:tcPr>
+            <w:tcW w:type="dxa" w:w="8460"/>
+            <w:tcBorders>
+              <w:top w:val="single" w:color="BFBFBF" w:sz="4"/>
+              <w:left w:val="single" w:color="BFBFBF" w:sz="4"/>
+              <w:bottom w:val="single" w:color="BFBFBF" w:sz="4"/>
+              <w:right w:val="single" w:color="BFBFBF" w:sz="4"/>
+            </w:tcBorders>
+            <w:tcMar>
+              <w:top w:type="dxa" w:w="70"/>
+              <w:left w:type="dxa" w:w="110"/>
+              <w:bottom w:type="dxa" w:w="70"/>
+              <w:right w:type="dxa" w:w="110"/>
+            </w:tcMar>
+          </w:tcPr>
+          <w:p>
+            <w:pPr>
+              <w:spacing w:after="40"/>
+            </w:pPr>
+            <w:r>
+              <w:rPr>
+                <w:rFonts w:ascii="Arial" w:cs="Arial" w:eastAsia="Arial" w:hAnsi="Arial"/>
+                <w:sz w:val="20"/>
+                <w:szCs w:val="20"/>
+              </w:rPr>
+              <w:t xml:space="preserve">You press a spell. If Wait until stopped is on and your character is still moving (running, auto-running or following), the cast request is held until you have stood still for the spell cast delay, then it is sent. It is never held longer than the max hold.</w:t>
             </w:r>
           </w:p>
         </w:tc>
@@ -2204,91 +2082,93 @@
         </w:trPr>
         <w:tc>
           <w:tcPr>
-            <w:tcW w:type="dxa" w:w="3600"/>
-            <w:tcBorders>
-              <w:top w:val="single" w:color="BFBFBF" w:sz="4"/>
-              <w:left w:val="single" w:color="BFBFBF" w:sz="4"/>
-              <w:bottom w:val="single" w:color="BFBFBF" w:sz="4"/>
-              <w:right w:val="single" w:color="BFBFBF" w:sz="4"/>
-            </w:tcBorders>
-            <w:tcMar>
-              <w:top w:type="dxa" w:w="70"/>
-              <w:left w:type="dxa" w:w="110"/>
-              <w:bottom w:type="dxa" w:w="70"/>
-              <w:right w:type="dxa" w:w="110"/>
-            </w:tcMar>
-          </w:tcPr>
-          <w:p>
-            <w:pPr>
-              <w:spacing w:after="40"/>
-            </w:pPr>
-            <w:r>
-              <w:rPr>
-                <w:rFonts w:ascii="Arial" w:cs="Arial" w:eastAsia="Arial" w:hAnsi="Arial"/>
-                <w:sz w:val="20"/>
-                <w:szCs w:val="20"/>
-              </w:rPr>
-              <w:t xml:space="preserve">Max hold (s)</w:t>
-            </w:r>
-          </w:p>
-        </w:tc>
-        <w:tc>
-          <w:tcPr>
-            <w:tcW w:type="dxa" w:w="1800"/>
-            <w:tcBorders>
-              <w:top w:val="single" w:color="BFBFBF" w:sz="4"/>
-              <w:left w:val="single" w:color="BFBFBF" w:sz="4"/>
-              <w:bottom w:val="single" w:color="BFBFBF" w:sz="4"/>
-              <w:right w:val="single" w:color="BFBFBF" w:sz="4"/>
-            </w:tcBorders>
-            <w:tcMar>
-              <w:top w:type="dxa" w:w="70"/>
-              <w:left w:type="dxa" w:w="110"/>
-              <w:bottom w:type="dxa" w:w="70"/>
-              <w:right w:type="dxa" w:w="110"/>
-            </w:tcMar>
-          </w:tcPr>
-          <w:p>
-            <w:pPr>
-              <w:spacing w:after="40"/>
-            </w:pPr>
-            <w:r>
-              <w:rPr>
-                <w:rFonts w:ascii="Arial" w:cs="Arial" w:eastAsia="Arial" w:hAnsi="Arial"/>
-                <w:sz w:val="20"/>
-                <w:szCs w:val="20"/>
-              </w:rPr>
-              <w:t xml:space="preserve">1.0</w:t>
-            </w:r>
-          </w:p>
-        </w:tc>
-        <w:tc>
-          <w:tcPr>
-            <w:tcW w:type="dxa" w:w="3960"/>
-            <w:tcBorders>
-              <w:top w:val="single" w:color="BFBFBF" w:sz="4"/>
-              <w:left w:val="single" w:color="BFBFBF" w:sz="4"/>
-              <w:bottom w:val="single" w:color="BFBFBF" w:sz="4"/>
-              <w:right w:val="single" w:color="BFBFBF" w:sz="4"/>
-            </w:tcBorders>
-            <w:tcMar>
-              <w:top w:type="dxa" w:w="70"/>
-              <w:left w:type="dxa" w:w="110"/>
-              <w:bottom w:type="dxa" w:w="70"/>
-              <w:right w:type="dxa" w:w="110"/>
-            </w:tcMar>
-          </w:tcPr>
-          <w:p>
-            <w:pPr>
-              <w:spacing w:after="40"/>
-            </w:pPr>
-            <w:r>
-              <w:rPr>
-                <w:rFonts w:ascii="Arial" w:cs="Arial" w:eastAsia="Arial" w:hAnsi="Arial"/>
-                <w:sz w:val="20"/>
-                <w:szCs w:val="20"/>
-              </w:rPr>
-              <w:t xml:space="preserve">Longest a cast is held; it is sent anyway after this.</w:t>
+            <w:tcW w:type="dxa" w:w="900"/>
+            <w:tcBorders>
+              <w:top w:val="single" w:color="BFBFBF" w:sz="4"/>
+              <w:left w:val="single" w:color="BFBFBF" w:sz="4"/>
+              <w:bottom w:val="single" w:color="BFBFBF" w:sz="4"/>
+              <w:right w:val="single" w:color="BFBFBF" w:sz="4"/>
+            </w:tcBorders>
+            <w:tcMar>
+              <w:top w:type="dxa" w:w="70"/>
+              <w:left w:type="dxa" w:w="110"/>
+              <w:bottom w:type="dxa" w:w="70"/>
+              <w:right w:type="dxa" w:w="110"/>
+            </w:tcMar>
+          </w:tcPr>
+          <w:p>
+            <w:pPr>
+              <w:spacing w:after="40"/>
+            </w:pPr>
+            <w:r>
+              <w:rPr>
+                <w:rFonts w:ascii="Arial" w:cs="Arial" w:eastAsia="Arial" w:hAnsi="Arial"/>
+                <w:sz w:val="20"/>
+                <w:szCs w:val="20"/>
+              </w:rPr>
+              <w:t xml:space="preserve">2</w:t>
+            </w:r>
+          </w:p>
+        </w:tc>
+        <w:tc>
+          <w:tcPr>
+            <w:tcW w:type="dxa" w:w="8460"/>
+            <w:tcBorders>
+              <w:top w:val="single" w:color="BFBFBF" w:sz="4"/>
+              <w:left w:val="single" w:color="BFBFBF" w:sz="4"/>
+              <w:bottom w:val="single" w:color="BFBFBF" w:sz="4"/>
+              <w:right w:val="single" w:color="BFBFBF" w:sz="4"/>
+            </w:tcBorders>
+            <w:tcMar>
+              <w:top w:type="dxa" w:w="70"/>
+              <w:left w:type="dxa" w:w="110"/>
+              <w:bottom w:type="dxa" w:w="70"/>
+              <w:right w:type="dxa" w:w="110"/>
+            </w:tcMar>
+          </w:tcPr>
+          <w:p>
+            <w:pPr>
+              <w:spacing w:after="40"/>
+            </w:pPr>
+            <w:r>
+              <w:rPr>
+                <w:rFonts w:ascii="Arial" w:cs="Arial" w:eastAsia="Arial" w:hAnsi="Arial"/>
+                <w:sz w:val="20"/>
+                <w:szCs w:val="20"/>
+              </w:rPr>
+              <w:t xml:space="preserve">Follow is turned off: the Multisend "Cast starts" command is sent (default </w:t>
+            </w:r>
+            <w:r>
+              <w:rPr>
+                <w:rFonts w:ascii="Consolas" w:cs="Consolas" w:eastAsia="Consolas" w:hAnsi="Consolas"/>
+                <w:sz w:val="18"/>
+                <w:szCs w:val="18"/>
+              </w:rPr>
+              <w:t xml:space="preserve">/ms follow off</w:t>
+            </w:r>
+            <w:r>
+              <w:rPr>
+                <w:rFonts w:ascii="Arial" w:cs="Arial" w:eastAsia="Arial" w:hAnsi="Arial"/>
+                <w:sz w:val="20"/>
+                <w:szCs w:val="20"/>
+              </w:rPr>
+              <w:t xml:space="preserve">), and if In-game auto-follow is ticked, </w:t>
+            </w:r>
+            <w:r>
+              <w:rPr>
+                <w:rFonts w:ascii="Consolas" w:cs="Consolas" w:eastAsia="Consolas" w:hAnsi="Consolas"/>
+                <w:sz w:val="18"/>
+                <w:szCs w:val="18"/>
+              </w:rPr>
+              <w:t xml:space="preserve">/follow</w:t>
+            </w:r>
+            <w:r>
+              <w:rPr>
+                <w:rFonts w:ascii="Arial" w:cs="Arial" w:eastAsia="Arial" w:hAnsi="Arial"/>
+                <w:sz w:val="20"/>
+                <w:szCs w:val="20"/>
+              </w:rPr>
+              <w:t xml:space="preserve"> is stopped.</w:t>
             </w:r>
           </w:p>
         </w:tc>
@@ -2299,91 +2179,61 @@
         </w:trPr>
         <w:tc>
           <w:tcPr>
-            <w:tcW w:type="dxa" w:w="3600"/>
-            <w:tcBorders>
-              <w:top w:val="single" w:color="BFBFBF" w:sz="4"/>
-              <w:left w:val="single" w:color="BFBFBF" w:sz="4"/>
-              <w:bottom w:val="single" w:color="BFBFBF" w:sz="4"/>
-              <w:right w:val="single" w:color="BFBFBF" w:sz="4"/>
-            </w:tcBorders>
-            <w:tcMar>
-              <w:top w:type="dxa" w:w="70"/>
-              <w:left w:type="dxa" w:w="110"/>
-              <w:bottom w:type="dxa" w:w="70"/>
-              <w:right w:type="dxa" w:w="110"/>
-            </w:tcMar>
-          </w:tcPr>
-          <w:p>
-            <w:pPr>
-              <w:spacing w:after="40"/>
-            </w:pPr>
-            <w:r>
-              <w:rPr>
-                <w:rFonts w:ascii="Arial" w:cs="Arial" w:eastAsia="Arial" w:hAnsi="Arial"/>
-                <w:sz w:val="20"/>
-                <w:szCs w:val="20"/>
-              </w:rPr>
-              <w:t xml:space="preserve">Max cast lock (s)</w:t>
-            </w:r>
-          </w:p>
-        </w:tc>
-        <w:tc>
-          <w:tcPr>
-            <w:tcW w:type="dxa" w:w="1800"/>
-            <w:tcBorders>
-              <w:top w:val="single" w:color="BFBFBF" w:sz="4"/>
-              <w:left w:val="single" w:color="BFBFBF" w:sz="4"/>
-              <w:bottom w:val="single" w:color="BFBFBF" w:sz="4"/>
-              <w:right w:val="single" w:color="BFBFBF" w:sz="4"/>
-            </w:tcBorders>
-            <w:tcMar>
-              <w:top w:type="dxa" w:w="70"/>
-              <w:left w:type="dxa" w:w="110"/>
-              <w:bottom w:type="dxa" w:w="70"/>
-              <w:right w:type="dxa" w:w="110"/>
-            </w:tcMar>
-          </w:tcPr>
-          <w:p>
-            <w:pPr>
-              <w:spacing w:after="40"/>
-            </w:pPr>
-            <w:r>
-              <w:rPr>
-                <w:rFonts w:ascii="Arial" w:cs="Arial" w:eastAsia="Arial" w:hAnsi="Arial"/>
-                <w:sz w:val="20"/>
-                <w:szCs w:val="20"/>
-              </w:rPr>
-              <w:t xml:space="preserve">6.0</w:t>
-            </w:r>
-          </w:p>
-        </w:tc>
-        <w:tc>
-          <w:tcPr>
-            <w:tcW w:type="dxa" w:w="3960"/>
-            <w:tcBorders>
-              <w:top w:val="single" w:color="BFBFBF" w:sz="4"/>
-              <w:left w:val="single" w:color="BFBFBF" w:sz="4"/>
-              <w:bottom w:val="single" w:color="BFBFBF" w:sz="4"/>
-              <w:right w:val="single" w:color="BFBFBF" w:sz="4"/>
-            </w:tcBorders>
-            <w:tcMar>
-              <w:top w:type="dxa" w:w="70"/>
-              <w:left w:type="dxa" w:w="110"/>
-              <w:bottom w:type="dxa" w:w="70"/>
-              <w:right w:type="dxa" w:w="110"/>
-            </w:tcMar>
-          </w:tcPr>
-          <w:p>
-            <w:pPr>
-              <w:spacing w:after="40"/>
-            </w:pPr>
-            <w:r>
-              <w:rPr>
-                <w:rFonts w:ascii="Arial" w:cs="Arial" w:eastAsia="Arial" w:hAnsi="Arial"/>
-                <w:sz w:val="20"/>
-                <w:szCs w:val="20"/>
-              </w:rPr>
-              <w:t xml:space="preserve">Hard cap on the lock and the follow-off.</w:t>
+            <w:tcW w:type="dxa" w:w="900"/>
+            <w:tcBorders>
+              <w:top w:val="single" w:color="BFBFBF" w:sz="4"/>
+              <w:left w:val="single" w:color="BFBFBF" w:sz="4"/>
+              <w:bottom w:val="single" w:color="BFBFBF" w:sz="4"/>
+              <w:right w:val="single" w:color="BFBFBF" w:sz="4"/>
+            </w:tcBorders>
+            <w:tcMar>
+              <w:top w:type="dxa" w:w="70"/>
+              <w:left w:type="dxa" w:w="110"/>
+              <w:bottom w:type="dxa" w:w="70"/>
+              <w:right w:type="dxa" w:w="110"/>
+            </w:tcMar>
+          </w:tcPr>
+          <w:p>
+            <w:pPr>
+              <w:spacing w:after="40"/>
+            </w:pPr>
+            <w:r>
+              <w:rPr>
+                <w:rFonts w:ascii="Arial" w:cs="Arial" w:eastAsia="Arial" w:hAnsi="Arial"/>
+                <w:sz w:val="20"/>
+                <w:szCs w:val="20"/>
+              </w:rPr>
+              <w:t xml:space="preserve">3</w:t>
+            </w:r>
+          </w:p>
+        </w:tc>
+        <w:tc>
+          <w:tcPr>
+            <w:tcW w:type="dxa" w:w="8460"/>
+            <w:tcBorders>
+              <w:top w:val="single" w:color="BFBFBF" w:sz="4"/>
+              <w:left w:val="single" w:color="BFBFBF" w:sz="4"/>
+              <w:bottom w:val="single" w:color="BFBFBF" w:sz="4"/>
+              <w:right w:val="single" w:color="BFBFBF" w:sz="4"/>
+            </w:tcBorders>
+            <w:tcMar>
+              <w:top w:type="dxa" w:w="70"/>
+              <w:left w:type="dxa" w:w="110"/>
+              <w:bottom w:type="dxa" w:w="70"/>
+              <w:right w:type="dxa" w:w="110"/>
+            </w:tcMar>
+          </w:tcPr>
+          <w:p>
+            <w:pPr>
+              <w:spacing w:after="40"/>
+            </w:pPr>
+            <w:r>
+              <w:rPr>
+                <w:rFonts w:ascii="Arial" w:cs="Arial" w:eastAsia="Arial" w:hAnsi="Arial"/>
+                <w:sz w:val="20"/>
+                <w:szCs w:val="20"/>
+              </w:rPr>
+              <w:t xml:space="preserve">If Release held movement keys is on, movement keys you are holding are released.</w:t>
             </w:r>
           </w:p>
         </w:tc>
@@ -2394,91 +2244,61 @@
         </w:trPr>
         <w:tc>
           <w:tcPr>
-            <w:tcW w:type="dxa" w:w="3600"/>
-            <w:tcBorders>
-              <w:top w:val="single" w:color="BFBFBF" w:sz="4"/>
-              <w:left w:val="single" w:color="BFBFBF" w:sz="4"/>
-              <w:bottom w:val="single" w:color="BFBFBF" w:sz="4"/>
-              <w:right w:val="single" w:color="BFBFBF" w:sz="4"/>
-            </w:tcBorders>
-            <w:tcMar>
-              <w:top w:type="dxa" w:w="70"/>
-              <w:left w:type="dxa" w:w="110"/>
-              <w:bottom w:type="dxa" w:w="70"/>
-              <w:right w:type="dxa" w:w="110"/>
-            </w:tcMar>
-          </w:tcPr>
-          <w:p>
-            <w:pPr>
-              <w:spacing w:after="40"/>
-            </w:pPr>
-            <w:r>
-              <w:rPr>
-                <w:rFonts w:ascii="Arial" w:cs="Arial" w:eastAsia="Arial" w:hAnsi="Arial"/>
-                <w:sz w:val="20"/>
-                <w:szCs w:val="20"/>
-              </w:rPr>
-              <w:t xml:space="preserve">Unlock wait: cast completed (s)</w:t>
-            </w:r>
-          </w:p>
-        </w:tc>
-        <w:tc>
-          <w:tcPr>
-            <w:tcW w:type="dxa" w:w="1800"/>
-            <w:tcBorders>
-              <w:top w:val="single" w:color="BFBFBF" w:sz="4"/>
-              <w:left w:val="single" w:color="BFBFBF" w:sz="4"/>
-              <w:bottom w:val="single" w:color="BFBFBF" w:sz="4"/>
-              <w:right w:val="single" w:color="BFBFBF" w:sz="4"/>
-            </w:tcBorders>
-            <w:tcMar>
-              <w:top w:type="dxa" w:w="70"/>
-              <w:left w:type="dxa" w:w="110"/>
-              <w:bottom w:type="dxa" w:w="70"/>
-              <w:right w:type="dxa" w:w="110"/>
-            </w:tcMar>
-          </w:tcPr>
-          <w:p>
-            <w:pPr>
-              <w:spacing w:after="40"/>
-            </w:pPr>
-            <w:r>
-              <w:rPr>
-                <w:rFonts w:ascii="Arial" w:cs="Arial" w:eastAsia="Arial" w:hAnsi="Arial"/>
-                <w:sz w:val="20"/>
-                <w:szCs w:val="20"/>
-              </w:rPr>
-              <w:t xml:space="preserve">0.0</w:t>
-            </w:r>
-          </w:p>
-        </w:tc>
-        <w:tc>
-          <w:tcPr>
-            <w:tcW w:type="dxa" w:w="3960"/>
-            <w:tcBorders>
-              <w:top w:val="single" w:color="BFBFBF" w:sz="4"/>
-              <w:left w:val="single" w:color="BFBFBF" w:sz="4"/>
-              <w:bottom w:val="single" w:color="BFBFBF" w:sz="4"/>
-              <w:right w:val="single" w:color="BFBFBF" w:sz="4"/>
-            </w:tcBorders>
-            <w:tcMar>
-              <w:top w:type="dxa" w:w="70"/>
-              <w:left w:type="dxa" w:w="110"/>
-              <w:bottom w:type="dxa" w:w="70"/>
-              <w:right w:type="dxa" w:w="110"/>
-            </w:tcMar>
-          </w:tcPr>
-          <w:p>
-            <w:pPr>
-              <w:spacing w:after="40"/>
-            </w:pPr>
-            <w:r>
-              <w:rPr>
-                <w:rFonts w:ascii="Arial" w:cs="Arial" w:eastAsia="Arial" w:hAnsi="Arial"/>
-                <w:sz w:val="20"/>
-                <w:szCs w:val="20"/>
-              </w:rPr>
-              <w:t xml:space="preserve">Delay before follow turns back on after a finished cast.</w:t>
+            <w:tcW w:type="dxa" w:w="900"/>
+            <w:tcBorders>
+              <w:top w:val="single" w:color="BFBFBF" w:sz="4"/>
+              <w:left w:val="single" w:color="BFBFBF" w:sz="4"/>
+              <w:bottom w:val="single" w:color="BFBFBF" w:sz="4"/>
+              <w:right w:val="single" w:color="BFBFBF" w:sz="4"/>
+            </w:tcBorders>
+            <w:tcMar>
+              <w:top w:type="dxa" w:w="70"/>
+              <w:left w:type="dxa" w:w="110"/>
+              <w:bottom w:type="dxa" w:w="70"/>
+              <w:right w:type="dxa" w:w="110"/>
+            </w:tcMar>
+          </w:tcPr>
+          <w:p>
+            <w:pPr>
+              <w:spacing w:after="40"/>
+            </w:pPr>
+            <w:r>
+              <w:rPr>
+                <w:rFonts w:ascii="Arial" w:cs="Arial" w:eastAsia="Arial" w:hAnsi="Arial"/>
+                <w:sz w:val="20"/>
+                <w:szCs w:val="20"/>
+              </w:rPr>
+              <w:t xml:space="preserve">4</w:t>
+            </w:r>
+          </w:p>
+        </w:tc>
+        <w:tc>
+          <w:tcPr>
+            <w:tcW w:type="dxa" w:w="8460"/>
+            <w:tcBorders>
+              <w:top w:val="single" w:color="BFBFBF" w:sz="4"/>
+              <w:left w:val="single" w:color="BFBFBF" w:sz="4"/>
+              <w:bottom w:val="single" w:color="BFBFBF" w:sz="4"/>
+              <w:right w:val="single" w:color="BFBFBF" w:sz="4"/>
+            </w:tcBorders>
+            <w:tcMar>
+              <w:top w:type="dxa" w:w="70"/>
+              <w:left w:type="dxa" w:w="110"/>
+              <w:bottom w:type="dxa" w:w="70"/>
+              <w:right w:type="dxa" w:w="110"/>
+            </w:tcMar>
+          </w:tcPr>
+          <w:p>
+            <w:pPr>
+              <w:spacing w:after="40"/>
+            </w:pPr>
+            <w:r>
+              <w:rPr>
+                <w:rFonts w:ascii="Arial" w:cs="Arial" w:eastAsia="Arial" w:hAnsi="Arial"/>
+                <w:sz w:val="20"/>
+                <w:szCs w:val="20"/>
+              </w:rPr>
+              <w:t xml:space="preserve">From the moment the game confirms the cast has begun until it finishes or is interrupted, the numpad movement keys (and W/A/S/D if ticked) are blocked, both as key presses and in the keyboard state the game reads each frame.</w:t>
             </w:r>
           </w:p>
         </w:tc>
@@ -2489,91 +2309,207 @@
         </w:trPr>
         <w:tc>
           <w:tcPr>
-            <w:tcW w:type="dxa" w:w="3600"/>
-            <w:tcBorders>
-              <w:top w:val="single" w:color="BFBFBF" w:sz="4"/>
-              <w:left w:val="single" w:color="BFBFBF" w:sz="4"/>
-              <w:bottom w:val="single" w:color="BFBFBF" w:sz="4"/>
-              <w:right w:val="single" w:color="BFBFBF" w:sz="4"/>
-            </w:tcBorders>
-            <w:tcMar>
-              <w:top w:type="dxa" w:w="70"/>
-              <w:left w:type="dxa" w:w="110"/>
-              <w:bottom w:type="dxa" w:w="70"/>
-              <w:right w:type="dxa" w:w="110"/>
-            </w:tcMar>
-          </w:tcPr>
-          <w:p>
-            <w:pPr>
-              <w:spacing w:after="40"/>
-            </w:pPr>
-            <w:r>
-              <w:rPr>
-                <w:rFonts w:ascii="Arial" w:cs="Arial" w:eastAsia="Arial" w:hAnsi="Arial"/>
-                <w:sz w:val="20"/>
-                <w:szCs w:val="20"/>
-              </w:rPr>
-              <w:t xml:space="preserve">Unlock wait: cast interrupted (s)</w:t>
-            </w:r>
-          </w:p>
-        </w:tc>
-        <w:tc>
-          <w:tcPr>
-            <w:tcW w:type="dxa" w:w="1800"/>
-            <w:tcBorders>
-              <w:top w:val="single" w:color="BFBFBF" w:sz="4"/>
-              <w:left w:val="single" w:color="BFBFBF" w:sz="4"/>
-              <w:bottom w:val="single" w:color="BFBFBF" w:sz="4"/>
-              <w:right w:val="single" w:color="BFBFBF" w:sz="4"/>
-            </w:tcBorders>
-            <w:tcMar>
-              <w:top w:type="dxa" w:w="70"/>
-              <w:left w:type="dxa" w:w="110"/>
-              <w:bottom w:type="dxa" w:w="70"/>
-              <w:right w:type="dxa" w:w="110"/>
-            </w:tcMar>
-          </w:tcPr>
-          <w:p>
-            <w:pPr>
-              <w:spacing w:after="40"/>
-            </w:pPr>
-            <w:r>
-              <w:rPr>
-                <w:rFonts w:ascii="Arial" w:cs="Arial" w:eastAsia="Arial" w:hAnsi="Arial"/>
-                <w:sz w:val="20"/>
-                <w:szCs w:val="20"/>
-              </w:rPr>
-              <w:t xml:space="preserve">10.0</w:t>
-            </w:r>
-          </w:p>
-        </w:tc>
-        <w:tc>
-          <w:tcPr>
-            <w:tcW w:type="dxa" w:w="3960"/>
-            <w:tcBorders>
-              <w:top w:val="single" w:color="BFBFBF" w:sz="4"/>
-              <w:left w:val="single" w:color="BFBFBF" w:sz="4"/>
-              <w:bottom w:val="single" w:color="BFBFBF" w:sz="4"/>
-              <w:right w:val="single" w:color="BFBFBF" w:sz="4"/>
-            </w:tcBorders>
-            <w:tcMar>
-              <w:top w:type="dxa" w:w="70"/>
-              <w:left w:type="dxa" w:w="110"/>
-              <w:bottom w:type="dxa" w:w="70"/>
-              <w:right w:type="dxa" w:w="110"/>
-            </w:tcMar>
-          </w:tcPr>
-          <w:p>
-            <w:pPr>
-              <w:spacing w:after="40"/>
-            </w:pPr>
-            <w:r>
-              <w:rPr>
-                <w:rFonts w:ascii="Arial" w:cs="Arial" w:eastAsia="Arial" w:hAnsi="Arial"/>
-                <w:sz w:val="20"/>
-                <w:szCs w:val="20"/>
-              </w:rPr>
-              <w:t xml:space="preserve">Same, after an interrupted cast.</w:t>
+            <w:tcW w:type="dxa" w:w="900"/>
+            <w:tcBorders>
+              <w:top w:val="single" w:color="BFBFBF" w:sz="4"/>
+              <w:left w:val="single" w:color="BFBFBF" w:sz="4"/>
+              <w:bottom w:val="single" w:color="BFBFBF" w:sz="4"/>
+              <w:right w:val="single" w:color="BFBFBF" w:sz="4"/>
+            </w:tcBorders>
+            <w:tcMar>
+              <w:top w:type="dxa" w:w="70"/>
+              <w:left w:type="dxa" w:w="110"/>
+              <w:bottom w:type="dxa" w:w="70"/>
+              <w:right w:type="dxa" w:w="110"/>
+            </w:tcMar>
+          </w:tcPr>
+          <w:p>
+            <w:pPr>
+              <w:spacing w:after="40"/>
+            </w:pPr>
+            <w:r>
+              <w:rPr>
+                <w:rFonts w:ascii="Arial" w:cs="Arial" w:eastAsia="Arial" w:hAnsi="Arial"/>
+                <w:sz w:val="20"/>
+                <w:szCs w:val="20"/>
+              </w:rPr>
+              <w:t xml:space="preserve">5</w:t>
+            </w:r>
+          </w:p>
+        </w:tc>
+        <w:tc>
+          <w:tcPr>
+            <w:tcW w:type="dxa" w:w="8460"/>
+            <w:tcBorders>
+              <w:top w:val="single" w:color="BFBFBF" w:sz="4"/>
+              <w:left w:val="single" w:color="BFBFBF" w:sz="4"/>
+              <w:bottom w:val="single" w:color="BFBFBF" w:sz="4"/>
+              <w:right w:val="single" w:color="BFBFBF" w:sz="4"/>
+            </w:tcBorders>
+            <w:tcMar>
+              <w:top w:type="dxa" w:w="70"/>
+              <w:left w:type="dxa" w:w="110"/>
+              <w:bottom w:type="dxa" w:w="70"/>
+              <w:right w:type="dxa" w:w="110"/>
+            </w:tcMar>
+          </w:tcPr>
+          <w:p>
+            <w:pPr>
+              <w:spacing w:after="40"/>
+            </w:pPr>
+            <w:r>
+              <w:rPr>
+                <w:rFonts w:ascii="Arial" w:cs="Arial" w:eastAsia="Arial" w:hAnsi="Arial"/>
+                <w:sz w:val="20"/>
+                <w:szCs w:val="20"/>
+              </w:rPr>
+              <w:t xml:space="preserve">When the cast ends the keys unlock straight away. After the unlock wait (0 seconds after a finished cast, 10 seconds after an interrupted one, by default) the "Cast ends" command is sent (default </w:t>
+            </w:r>
+            <w:r>
+              <w:rPr>
+                <w:rFonts w:ascii="Consolas" w:cs="Consolas" w:eastAsia="Consolas" w:hAnsi="Consolas"/>
+                <w:sz w:val="18"/>
+                <w:szCs w:val="18"/>
+              </w:rPr>
+              <w:t xml:space="preserve">/ms follow on</w:t>
+            </w:r>
+            <w:r>
+              <w:rPr>
+                <w:rFonts w:ascii="Arial" w:cs="Arial" w:eastAsia="Arial" w:hAnsi="Arial"/>
+                <w:sz w:val="20"/>
+                <w:szCs w:val="20"/>
+              </w:rPr>
+              <w:t xml:space="preserve">) and auto-follow comes back.</w:t>
+            </w:r>
+          </w:p>
+        </w:tc>
+      </w:tr>
+      <w:tr>
+        <w:trPr>
+          <w:cantSplit/>
+        </w:trPr>
+        <w:tc>
+          <w:tcPr>
+            <w:tcW w:type="dxa" w:w="900"/>
+            <w:tcBorders>
+              <w:top w:val="single" w:color="BFBFBF" w:sz="4"/>
+              <w:left w:val="single" w:color="BFBFBF" w:sz="4"/>
+              <w:bottom w:val="single" w:color="BFBFBF" w:sz="4"/>
+              <w:right w:val="single" w:color="BFBFBF" w:sz="4"/>
+            </w:tcBorders>
+            <w:tcMar>
+              <w:top w:type="dxa" w:w="70"/>
+              <w:left w:type="dxa" w:w="110"/>
+              <w:bottom w:type="dxa" w:w="70"/>
+              <w:right w:type="dxa" w:w="110"/>
+            </w:tcMar>
+          </w:tcPr>
+          <w:p>
+            <w:pPr>
+              <w:spacing w:after="40"/>
+            </w:pPr>
+            <w:r>
+              <w:rPr>
+                <w:rFonts w:ascii="Arial" w:cs="Arial" w:eastAsia="Arial" w:hAnsi="Arial"/>
+                <w:sz w:val="20"/>
+                <w:szCs w:val="20"/>
+              </w:rPr>
+              <w:t xml:space="preserve">6</w:t>
+            </w:r>
+          </w:p>
+        </w:tc>
+        <w:tc>
+          <w:tcPr>
+            <w:tcW w:type="dxa" w:w="8460"/>
+            <w:tcBorders>
+              <w:top w:val="single" w:color="BFBFBF" w:sz="4"/>
+              <w:left w:val="single" w:color="BFBFBF" w:sz="4"/>
+              <w:bottom w:val="single" w:color="BFBFBF" w:sz="4"/>
+              <w:right w:val="single" w:color="BFBFBF" w:sz="4"/>
+            </w:tcBorders>
+            <w:tcMar>
+              <w:top w:type="dxa" w:w="70"/>
+              <w:left w:type="dxa" w:w="110"/>
+              <w:bottom w:type="dxa" w:w="70"/>
+              <w:right w:type="dxa" w:w="110"/>
+            </w:tcMar>
+          </w:tcPr>
+          <w:p>
+            <w:pPr>
+              <w:spacing w:after="40"/>
+            </w:pPr>
+            <w:r>
+              <w:rPr>
+                <w:rFonts w:ascii="Arial" w:cs="Arial" w:eastAsia="Arial" w:hAnsi="Arial"/>
+                <w:sz w:val="20"/>
+                <w:szCs w:val="20"/>
+              </w:rPr>
+              <w:t xml:space="preserve">Allow Move ends the lock at any time, and follow comes back right away.</w:t>
+            </w:r>
+          </w:p>
+        </w:tc>
+      </w:tr>
+      <w:tr>
+        <w:trPr>
+          <w:cantSplit/>
+        </w:trPr>
+        <w:tc>
+          <w:tcPr>
+            <w:tcW w:type="dxa" w:w="900"/>
+            <w:tcBorders>
+              <w:top w:val="single" w:color="BFBFBF" w:sz="4"/>
+              <w:left w:val="single" w:color="BFBFBF" w:sz="4"/>
+              <w:bottom w:val="single" w:color="BFBFBF" w:sz="4"/>
+              <w:right w:val="single" w:color="BFBFBF" w:sz="4"/>
+            </w:tcBorders>
+            <w:tcMar>
+              <w:top w:type="dxa" w:w="70"/>
+              <w:left w:type="dxa" w:w="110"/>
+              <w:bottom w:type="dxa" w:w="70"/>
+              <w:right w:type="dxa" w:w="110"/>
+            </w:tcMar>
+          </w:tcPr>
+          <w:p>
+            <w:pPr>
+              <w:spacing w:after="40"/>
+            </w:pPr>
+            <w:r>
+              <w:rPr>
+                <w:rFonts w:ascii="Arial" w:cs="Arial" w:eastAsia="Arial" w:hAnsi="Arial"/>
+                <w:sz w:val="20"/>
+                <w:szCs w:val="20"/>
+              </w:rPr>
+              <w:t xml:space="preserve">7</w:t>
+            </w:r>
+          </w:p>
+        </w:tc>
+        <w:tc>
+          <w:tcPr>
+            <w:tcW w:type="dxa" w:w="8460"/>
+            <w:tcBorders>
+              <w:top w:val="single" w:color="BFBFBF" w:sz="4"/>
+              <w:left w:val="single" w:color="BFBFBF" w:sz="4"/>
+              <w:bottom w:val="single" w:color="BFBFBF" w:sz="4"/>
+              <w:right w:val="single" w:color="BFBFBF" w:sz="4"/>
+            </w:tcBorders>
+            <w:tcMar>
+              <w:top w:type="dxa" w:w="70"/>
+              <w:left w:type="dxa" w:w="110"/>
+              <w:bottom w:type="dxa" w:w="70"/>
+              <w:right w:type="dxa" w:w="110"/>
+            </w:tcMar>
+          </w:tcPr>
+          <w:p>
+            <w:pPr>
+              <w:spacing w:after="40"/>
+            </w:pPr>
+            <w:r>
+              <w:rPr>
+                <w:rFonts w:ascii="Arial" w:cs="Arial" w:eastAsia="Arial" w:hAnsi="Arial"/>
+                <w:sz w:val="20"/>
+                <w:szCs w:val="20"/>
+              </w:rPr>
+              <w:t xml:space="preserve">Safety net: nothing stays locked longer than max cast lock (6 seconds by default), the lock clears when you zone, and it also clears if the server has not confirmed the cast within 3 seconds.</w:t>
             </w:r>
           </w:p>
         </w:tc>
@@ -2581,15 +2517,622 @@
     </w:tbl>
     <w:p>
       <w:pPr>
+        <w:spacing w:after="120"/>
+      </w:pPr>
+    </w:p>
+    <w:tbl>
+      <w:tblPr>
+        <w:tblW w:type="dxa" w:w="9360"/>
+        <w:tblBorders>
+          <w:top w:val="single" w:color="auto" w:sz="4"/>
+          <w:left w:val="single" w:color="auto" w:sz="4"/>
+          <w:bottom w:val="single" w:color="auto" w:sz="4"/>
+          <w:right w:val="single" w:color="auto" w:sz="4"/>
+          <w:insideH w:val="single" w:color="auto" w:sz="4"/>
+          <w:insideV w:val="single" w:color="auto" w:sz="4"/>
+        </w:tblBorders>
+      </w:tblPr>
+      <w:tblGrid>
+        <w:gridCol w:w="3300"/>
+        <w:gridCol w:w="1100"/>
+        <w:gridCol w:w="4960"/>
+      </w:tblGrid>
+      <w:tr>
+        <w:trPr>
+          <w:tblHeader/>
+        </w:trPr>
+        <w:tc>
+          <w:tcPr>
+            <w:tcW w:type="dxa" w:w="3300"/>
+            <w:tcBorders>
+              <w:top w:val="single" w:color="BFBFBF" w:sz="4"/>
+              <w:left w:val="single" w:color="BFBFBF" w:sz="4"/>
+              <w:bottom w:val="single" w:color="BFBFBF" w:sz="4"/>
+              <w:right w:val="single" w:color="BFBFBF" w:sz="4"/>
+            </w:tcBorders>
+            <w:shd w:fill="D9E2F3" w:val="clear"/>
+            <w:tcMar>
+              <w:top w:type="dxa" w:w="70"/>
+              <w:left w:type="dxa" w:w="110"/>
+              <w:bottom w:type="dxa" w:w="70"/>
+              <w:right w:type="dxa" w:w="110"/>
+            </w:tcMar>
+          </w:tcPr>
+          <w:p>
+            <w:pPr>
+              <w:spacing w:after="40"/>
+            </w:pPr>
+            <w:r>
+              <w:rPr>
+                <w:rFonts w:ascii="Arial" w:cs="Arial" w:eastAsia="Arial" w:hAnsi="Arial"/>
+                <w:b/>
+                <w:bCs/>
+                <w:sz w:val="20"/>
+                <w:szCs w:val="20"/>
+              </w:rPr>
+              <w:t xml:space="preserve">Setting (Timing section)</w:t>
+            </w:r>
+          </w:p>
+        </w:tc>
+        <w:tc>
+          <w:tcPr>
+            <w:tcW w:type="dxa" w:w="1100"/>
+            <w:tcBorders>
+              <w:top w:val="single" w:color="BFBFBF" w:sz="4"/>
+              <w:left w:val="single" w:color="BFBFBF" w:sz="4"/>
+              <w:bottom w:val="single" w:color="BFBFBF" w:sz="4"/>
+              <w:right w:val="single" w:color="BFBFBF" w:sz="4"/>
+            </w:tcBorders>
+            <w:shd w:fill="D9E2F3" w:val="clear"/>
+            <w:tcMar>
+              <w:top w:type="dxa" w:w="70"/>
+              <w:left w:type="dxa" w:w="110"/>
+              <w:bottom w:type="dxa" w:w="70"/>
+              <w:right w:type="dxa" w:w="110"/>
+            </w:tcMar>
+          </w:tcPr>
+          <w:p>
+            <w:pPr>
+              <w:spacing w:after="40"/>
+            </w:pPr>
+            <w:r>
+              <w:rPr>
+                <w:rFonts w:ascii="Arial" w:cs="Arial" w:eastAsia="Arial" w:hAnsi="Arial"/>
+                <w:b/>
+                <w:bCs/>
+                <w:sz w:val="20"/>
+                <w:szCs w:val="20"/>
+              </w:rPr>
+              <w:t xml:space="preserve">Default</w:t>
+            </w:r>
+          </w:p>
+        </w:tc>
+        <w:tc>
+          <w:tcPr>
+            <w:tcW w:type="dxa" w:w="4960"/>
+            <w:tcBorders>
+              <w:top w:val="single" w:color="BFBFBF" w:sz="4"/>
+              <w:left w:val="single" w:color="BFBFBF" w:sz="4"/>
+              <w:bottom w:val="single" w:color="BFBFBF" w:sz="4"/>
+              <w:right w:val="single" w:color="BFBFBF" w:sz="4"/>
+            </w:tcBorders>
+            <w:shd w:fill="D9E2F3" w:val="clear"/>
+            <w:tcMar>
+              <w:top w:type="dxa" w:w="70"/>
+              <w:left w:type="dxa" w:w="110"/>
+              <w:bottom w:type="dxa" w:w="70"/>
+              <w:right w:type="dxa" w:w="110"/>
+            </w:tcMar>
+          </w:tcPr>
+          <w:p>
+            <w:pPr>
+              <w:spacing w:after="40"/>
+            </w:pPr>
+            <w:r>
+              <w:rPr>
+                <w:rFonts w:ascii="Arial" w:cs="Arial" w:eastAsia="Arial" w:hAnsi="Arial"/>
+                <w:b/>
+                <w:bCs/>
+                <w:sz w:val="20"/>
+                <w:szCs w:val="20"/>
+              </w:rPr>
+              <w:t xml:space="preserve">Meaning</w:t>
+            </w:r>
+          </w:p>
+        </w:tc>
+      </w:tr>
+      <w:tr>
+        <w:trPr>
+          <w:cantSplit/>
+        </w:trPr>
+        <w:tc>
+          <w:tcPr>
+            <w:tcW w:type="dxa" w:w="3300"/>
+            <w:tcBorders>
+              <w:top w:val="single" w:color="BFBFBF" w:sz="4"/>
+              <w:left w:val="single" w:color="BFBFBF" w:sz="4"/>
+              <w:bottom w:val="single" w:color="BFBFBF" w:sz="4"/>
+              <w:right w:val="single" w:color="BFBFBF" w:sz="4"/>
+            </w:tcBorders>
+            <w:tcMar>
+              <w:top w:type="dxa" w:w="70"/>
+              <w:left w:type="dxa" w:w="110"/>
+              <w:bottom w:type="dxa" w:w="70"/>
+              <w:right w:type="dxa" w:w="110"/>
+            </w:tcMar>
+          </w:tcPr>
+          <w:p>
+            <w:pPr>
+              <w:spacing w:after="40"/>
+            </w:pPr>
+            <w:r>
+              <w:rPr>
+                <w:rFonts w:ascii="Arial" w:cs="Arial" w:eastAsia="Arial" w:hAnsi="Arial"/>
+                <w:sz w:val="20"/>
+                <w:szCs w:val="20"/>
+              </w:rPr>
+              <w:t xml:space="preserve">Spell cast delay (s)</w:t>
+            </w:r>
+          </w:p>
+        </w:tc>
+        <w:tc>
+          <w:tcPr>
+            <w:tcW w:type="dxa" w:w="1100"/>
+            <w:tcBorders>
+              <w:top w:val="single" w:color="BFBFBF" w:sz="4"/>
+              <w:left w:val="single" w:color="BFBFBF" w:sz="4"/>
+              <w:bottom w:val="single" w:color="BFBFBF" w:sz="4"/>
+              <w:right w:val="single" w:color="BFBFBF" w:sz="4"/>
+            </w:tcBorders>
+            <w:tcMar>
+              <w:top w:type="dxa" w:w="70"/>
+              <w:left w:type="dxa" w:w="110"/>
+              <w:bottom w:type="dxa" w:w="70"/>
+              <w:right w:type="dxa" w:w="110"/>
+            </w:tcMar>
+          </w:tcPr>
+          <w:p>
+            <w:pPr>
+              <w:spacing w:after="40"/>
+            </w:pPr>
+            <w:r>
+              <w:rPr>
+                <w:rFonts w:ascii="Arial" w:cs="Arial" w:eastAsia="Arial" w:hAnsi="Arial"/>
+                <w:sz w:val="20"/>
+                <w:szCs w:val="20"/>
+              </w:rPr>
+              <w:t xml:space="preserve">0.15</w:t>
+            </w:r>
+          </w:p>
+        </w:tc>
+        <w:tc>
+          <w:tcPr>
+            <w:tcW w:type="dxa" w:w="4960"/>
+            <w:tcBorders>
+              <w:top w:val="single" w:color="BFBFBF" w:sz="4"/>
+              <w:left w:val="single" w:color="BFBFBF" w:sz="4"/>
+              <w:bottom w:val="single" w:color="BFBFBF" w:sz="4"/>
+              <w:right w:val="single" w:color="BFBFBF" w:sz="4"/>
+            </w:tcBorders>
+            <w:tcMar>
+              <w:top w:type="dxa" w:w="70"/>
+              <w:left w:type="dxa" w:w="110"/>
+              <w:bottom w:type="dxa" w:w="70"/>
+              <w:right w:type="dxa" w:w="110"/>
+            </w:tcMar>
+          </w:tcPr>
+          <w:p>
+            <w:pPr>
+              <w:spacing w:after="40"/>
+            </w:pPr>
+            <w:r>
+              <w:rPr>
+                <w:rFonts w:ascii="Arial" w:cs="Arial" w:eastAsia="Arial" w:hAnsi="Arial"/>
+                <w:sz w:val="20"/>
+                <w:szCs w:val="20"/>
+              </w:rPr>
+              <w:t xml:space="preserve">How long you must stand still before a held cast is sent. 0.25 to 0.30 is safer if you cast while following.</w:t>
+            </w:r>
+          </w:p>
+        </w:tc>
+      </w:tr>
+      <w:tr>
+        <w:trPr>
+          <w:cantSplit/>
+        </w:trPr>
+        <w:tc>
+          <w:tcPr>
+            <w:tcW w:type="dxa" w:w="3300"/>
+            <w:tcBorders>
+              <w:top w:val="single" w:color="BFBFBF" w:sz="4"/>
+              <w:left w:val="single" w:color="BFBFBF" w:sz="4"/>
+              <w:bottom w:val="single" w:color="BFBFBF" w:sz="4"/>
+              <w:right w:val="single" w:color="BFBFBF" w:sz="4"/>
+            </w:tcBorders>
+            <w:tcMar>
+              <w:top w:type="dxa" w:w="70"/>
+              <w:left w:type="dxa" w:w="110"/>
+              <w:bottom w:type="dxa" w:w="70"/>
+              <w:right w:type="dxa" w:w="110"/>
+            </w:tcMar>
+          </w:tcPr>
+          <w:p>
+            <w:pPr>
+              <w:spacing w:after="40"/>
+            </w:pPr>
+            <w:r>
+              <w:rPr>
+                <w:rFonts w:ascii="Arial" w:cs="Arial" w:eastAsia="Arial" w:hAnsi="Arial"/>
+                <w:sz w:val="20"/>
+                <w:szCs w:val="20"/>
+              </w:rPr>
+              <w:t xml:space="preserve">Max hold (s)</w:t>
+            </w:r>
+          </w:p>
+        </w:tc>
+        <w:tc>
+          <w:tcPr>
+            <w:tcW w:type="dxa" w:w="1100"/>
+            <w:tcBorders>
+              <w:top w:val="single" w:color="BFBFBF" w:sz="4"/>
+              <w:left w:val="single" w:color="BFBFBF" w:sz="4"/>
+              <w:bottom w:val="single" w:color="BFBFBF" w:sz="4"/>
+              <w:right w:val="single" w:color="BFBFBF" w:sz="4"/>
+            </w:tcBorders>
+            <w:tcMar>
+              <w:top w:type="dxa" w:w="70"/>
+              <w:left w:type="dxa" w:w="110"/>
+              <w:bottom w:type="dxa" w:w="70"/>
+              <w:right w:type="dxa" w:w="110"/>
+            </w:tcMar>
+          </w:tcPr>
+          <w:p>
+            <w:pPr>
+              <w:spacing w:after="40"/>
+            </w:pPr>
+            <w:r>
+              <w:rPr>
+                <w:rFonts w:ascii="Arial" w:cs="Arial" w:eastAsia="Arial" w:hAnsi="Arial"/>
+                <w:sz w:val="20"/>
+                <w:szCs w:val="20"/>
+              </w:rPr>
+              <w:t xml:space="preserve">1.0</w:t>
+            </w:r>
+          </w:p>
+        </w:tc>
+        <w:tc>
+          <w:tcPr>
+            <w:tcW w:type="dxa" w:w="4960"/>
+            <w:tcBorders>
+              <w:top w:val="single" w:color="BFBFBF" w:sz="4"/>
+              <w:left w:val="single" w:color="BFBFBF" w:sz="4"/>
+              <w:bottom w:val="single" w:color="BFBFBF" w:sz="4"/>
+              <w:right w:val="single" w:color="BFBFBF" w:sz="4"/>
+            </w:tcBorders>
+            <w:tcMar>
+              <w:top w:type="dxa" w:w="70"/>
+              <w:left w:type="dxa" w:w="110"/>
+              <w:bottom w:type="dxa" w:w="70"/>
+              <w:right w:type="dxa" w:w="110"/>
+            </w:tcMar>
+          </w:tcPr>
+          <w:p>
+            <w:pPr>
+              <w:spacing w:after="40"/>
+            </w:pPr>
+            <w:r>
+              <w:rPr>
+                <w:rFonts w:ascii="Arial" w:cs="Arial" w:eastAsia="Arial" w:hAnsi="Arial"/>
+                <w:sz w:val="20"/>
+                <w:szCs w:val="20"/>
+              </w:rPr>
+              <w:t xml:space="preserve">Longest a cast is held; it is sent anyway after this.</w:t>
+            </w:r>
+          </w:p>
+        </w:tc>
+      </w:tr>
+      <w:tr>
+        <w:trPr>
+          <w:cantSplit/>
+        </w:trPr>
+        <w:tc>
+          <w:tcPr>
+            <w:tcW w:type="dxa" w:w="3300"/>
+            <w:tcBorders>
+              <w:top w:val="single" w:color="BFBFBF" w:sz="4"/>
+              <w:left w:val="single" w:color="BFBFBF" w:sz="4"/>
+              <w:bottom w:val="single" w:color="BFBFBF" w:sz="4"/>
+              <w:right w:val="single" w:color="BFBFBF" w:sz="4"/>
+            </w:tcBorders>
+            <w:tcMar>
+              <w:top w:type="dxa" w:w="70"/>
+              <w:left w:type="dxa" w:w="110"/>
+              <w:bottom w:type="dxa" w:w="70"/>
+              <w:right w:type="dxa" w:w="110"/>
+            </w:tcMar>
+          </w:tcPr>
+          <w:p>
+            <w:pPr>
+              <w:spacing w:after="40"/>
+            </w:pPr>
+            <w:r>
+              <w:rPr>
+                <w:rFonts w:ascii="Arial" w:cs="Arial" w:eastAsia="Arial" w:hAnsi="Arial"/>
+                <w:sz w:val="20"/>
+                <w:szCs w:val="20"/>
+              </w:rPr>
+              <w:t xml:space="preserve">Max cast lock (s)</w:t>
+            </w:r>
+          </w:p>
+        </w:tc>
+        <w:tc>
+          <w:tcPr>
+            <w:tcW w:type="dxa" w:w="1100"/>
+            <w:tcBorders>
+              <w:top w:val="single" w:color="BFBFBF" w:sz="4"/>
+              <w:left w:val="single" w:color="BFBFBF" w:sz="4"/>
+              <w:bottom w:val="single" w:color="BFBFBF" w:sz="4"/>
+              <w:right w:val="single" w:color="BFBFBF" w:sz="4"/>
+            </w:tcBorders>
+            <w:tcMar>
+              <w:top w:type="dxa" w:w="70"/>
+              <w:left w:type="dxa" w:w="110"/>
+              <w:bottom w:type="dxa" w:w="70"/>
+              <w:right w:type="dxa" w:w="110"/>
+            </w:tcMar>
+          </w:tcPr>
+          <w:p>
+            <w:pPr>
+              <w:spacing w:after="40"/>
+            </w:pPr>
+            <w:r>
+              <w:rPr>
+                <w:rFonts w:ascii="Arial" w:cs="Arial" w:eastAsia="Arial" w:hAnsi="Arial"/>
+                <w:sz w:val="20"/>
+                <w:szCs w:val="20"/>
+              </w:rPr>
+              <w:t xml:space="preserve">6.0</w:t>
+            </w:r>
+          </w:p>
+        </w:tc>
+        <w:tc>
+          <w:tcPr>
+            <w:tcW w:type="dxa" w:w="4960"/>
+            <w:tcBorders>
+              <w:top w:val="single" w:color="BFBFBF" w:sz="4"/>
+              <w:left w:val="single" w:color="BFBFBF" w:sz="4"/>
+              <w:bottom w:val="single" w:color="BFBFBF" w:sz="4"/>
+              <w:right w:val="single" w:color="BFBFBF" w:sz="4"/>
+            </w:tcBorders>
+            <w:tcMar>
+              <w:top w:type="dxa" w:w="70"/>
+              <w:left w:type="dxa" w:w="110"/>
+              <w:bottom w:type="dxa" w:w="70"/>
+              <w:right w:type="dxa" w:w="110"/>
+            </w:tcMar>
+          </w:tcPr>
+          <w:p>
+            <w:pPr>
+              <w:spacing w:after="40"/>
+            </w:pPr>
+            <w:r>
+              <w:rPr>
+                <w:rFonts w:ascii="Arial" w:cs="Arial" w:eastAsia="Arial" w:hAnsi="Arial"/>
+                <w:sz w:val="20"/>
+                <w:szCs w:val="20"/>
+              </w:rPr>
+              <w:t xml:space="preserve">Hard cap on the lock and the follow-off.</w:t>
+            </w:r>
+          </w:p>
+        </w:tc>
+      </w:tr>
+      <w:tr>
+        <w:trPr>
+          <w:cantSplit/>
+        </w:trPr>
+        <w:tc>
+          <w:tcPr>
+            <w:tcW w:type="dxa" w:w="3300"/>
+            <w:tcBorders>
+              <w:top w:val="single" w:color="BFBFBF" w:sz="4"/>
+              <w:left w:val="single" w:color="BFBFBF" w:sz="4"/>
+              <w:bottom w:val="single" w:color="BFBFBF" w:sz="4"/>
+              <w:right w:val="single" w:color="BFBFBF" w:sz="4"/>
+            </w:tcBorders>
+            <w:tcMar>
+              <w:top w:type="dxa" w:w="70"/>
+              <w:left w:type="dxa" w:w="110"/>
+              <w:bottom w:type="dxa" w:w="70"/>
+              <w:right w:type="dxa" w:w="110"/>
+            </w:tcMar>
+          </w:tcPr>
+          <w:p>
+            <w:pPr>
+              <w:spacing w:after="40"/>
+            </w:pPr>
+            <w:r>
+              <w:rPr>
+                <w:rFonts w:ascii="Arial" w:cs="Arial" w:eastAsia="Arial" w:hAnsi="Arial"/>
+                <w:sz w:val="20"/>
+                <w:szCs w:val="20"/>
+              </w:rPr>
+              <w:t xml:space="preserve">Unlock wait: cast completed (s)</w:t>
+            </w:r>
+          </w:p>
+        </w:tc>
+        <w:tc>
+          <w:tcPr>
+            <w:tcW w:type="dxa" w:w="1100"/>
+            <w:tcBorders>
+              <w:top w:val="single" w:color="BFBFBF" w:sz="4"/>
+              <w:left w:val="single" w:color="BFBFBF" w:sz="4"/>
+              <w:bottom w:val="single" w:color="BFBFBF" w:sz="4"/>
+              <w:right w:val="single" w:color="BFBFBF" w:sz="4"/>
+            </w:tcBorders>
+            <w:tcMar>
+              <w:top w:type="dxa" w:w="70"/>
+              <w:left w:type="dxa" w:w="110"/>
+              <w:bottom w:type="dxa" w:w="70"/>
+              <w:right w:type="dxa" w:w="110"/>
+            </w:tcMar>
+          </w:tcPr>
+          <w:p>
+            <w:pPr>
+              <w:spacing w:after="40"/>
+            </w:pPr>
+            <w:r>
+              <w:rPr>
+                <w:rFonts w:ascii="Arial" w:cs="Arial" w:eastAsia="Arial" w:hAnsi="Arial"/>
+                <w:sz w:val="20"/>
+                <w:szCs w:val="20"/>
+              </w:rPr>
+              <w:t xml:space="preserve">0.0</w:t>
+            </w:r>
+          </w:p>
+        </w:tc>
+        <w:tc>
+          <w:tcPr>
+            <w:tcW w:type="dxa" w:w="4960"/>
+            <w:tcBorders>
+              <w:top w:val="single" w:color="BFBFBF" w:sz="4"/>
+              <w:left w:val="single" w:color="BFBFBF" w:sz="4"/>
+              <w:bottom w:val="single" w:color="BFBFBF" w:sz="4"/>
+              <w:right w:val="single" w:color="BFBFBF" w:sz="4"/>
+            </w:tcBorders>
+            <w:tcMar>
+              <w:top w:type="dxa" w:w="70"/>
+              <w:left w:type="dxa" w:w="110"/>
+              <w:bottom w:type="dxa" w:w="70"/>
+              <w:right w:type="dxa" w:w="110"/>
+            </w:tcMar>
+          </w:tcPr>
+          <w:p>
+            <w:pPr>
+              <w:spacing w:after="40"/>
+            </w:pPr>
+            <w:r>
+              <w:rPr>
+                <w:rFonts w:ascii="Arial" w:cs="Arial" w:eastAsia="Arial" w:hAnsi="Arial"/>
+                <w:sz w:val="20"/>
+                <w:szCs w:val="20"/>
+              </w:rPr>
+              <w:t xml:space="preserve">Delay before follow turns back on after a finished cast.</w:t>
+            </w:r>
+          </w:p>
+        </w:tc>
+      </w:tr>
+      <w:tr>
+        <w:trPr>
+          <w:cantSplit/>
+        </w:trPr>
+        <w:tc>
+          <w:tcPr>
+            <w:tcW w:type="dxa" w:w="3300"/>
+            <w:tcBorders>
+              <w:top w:val="single" w:color="BFBFBF" w:sz="4"/>
+              <w:left w:val="single" w:color="BFBFBF" w:sz="4"/>
+              <w:bottom w:val="single" w:color="BFBFBF" w:sz="4"/>
+              <w:right w:val="single" w:color="BFBFBF" w:sz="4"/>
+            </w:tcBorders>
+            <w:tcMar>
+              <w:top w:type="dxa" w:w="70"/>
+              <w:left w:type="dxa" w:w="110"/>
+              <w:bottom w:type="dxa" w:w="70"/>
+              <w:right w:type="dxa" w:w="110"/>
+            </w:tcMar>
+          </w:tcPr>
+          <w:p>
+            <w:pPr>
+              <w:spacing w:after="40"/>
+            </w:pPr>
+            <w:r>
+              <w:rPr>
+                <w:rFonts w:ascii="Arial" w:cs="Arial" w:eastAsia="Arial" w:hAnsi="Arial"/>
+                <w:sz w:val="20"/>
+                <w:szCs w:val="20"/>
+              </w:rPr>
+              <w:t xml:space="preserve">Unlock wait: cast interrupted (s)</w:t>
+            </w:r>
+          </w:p>
+        </w:tc>
+        <w:tc>
+          <w:tcPr>
+            <w:tcW w:type="dxa" w:w="1100"/>
+            <w:tcBorders>
+              <w:top w:val="single" w:color="BFBFBF" w:sz="4"/>
+              <w:left w:val="single" w:color="BFBFBF" w:sz="4"/>
+              <w:bottom w:val="single" w:color="BFBFBF" w:sz="4"/>
+              <w:right w:val="single" w:color="BFBFBF" w:sz="4"/>
+            </w:tcBorders>
+            <w:tcMar>
+              <w:top w:type="dxa" w:w="70"/>
+              <w:left w:type="dxa" w:w="110"/>
+              <w:bottom w:type="dxa" w:w="70"/>
+              <w:right w:type="dxa" w:w="110"/>
+            </w:tcMar>
+          </w:tcPr>
+          <w:p>
+            <w:pPr>
+              <w:spacing w:after="40"/>
+            </w:pPr>
+            <w:r>
+              <w:rPr>
+                <w:rFonts w:ascii="Arial" w:cs="Arial" w:eastAsia="Arial" w:hAnsi="Arial"/>
+                <w:sz w:val="20"/>
+                <w:szCs w:val="20"/>
+              </w:rPr>
+              <w:t xml:space="preserve">10.0</w:t>
+            </w:r>
+          </w:p>
+        </w:tc>
+        <w:tc>
+          <w:tcPr>
+            <w:tcW w:type="dxa" w:w="4960"/>
+            <w:tcBorders>
+              <w:top w:val="single" w:color="BFBFBF" w:sz="4"/>
+              <w:left w:val="single" w:color="BFBFBF" w:sz="4"/>
+              <w:bottom w:val="single" w:color="BFBFBF" w:sz="4"/>
+              <w:right w:val="single" w:color="BFBFBF" w:sz="4"/>
+            </w:tcBorders>
+            <w:tcMar>
+              <w:top w:type="dxa" w:w="70"/>
+              <w:left w:type="dxa" w:w="110"/>
+              <w:bottom w:type="dxa" w:w="70"/>
+              <w:right w:type="dxa" w:w="110"/>
+            </w:tcMar>
+          </w:tcPr>
+          <w:p>
+            <w:pPr>
+              <w:spacing w:after="40"/>
+            </w:pPr>
+            <w:r>
+              <w:rPr>
+                <w:rFonts w:ascii="Arial" w:cs="Arial" w:eastAsia="Arial" w:hAnsi="Arial"/>
+                <w:sz w:val="20"/>
+                <w:szCs w:val="20"/>
+              </w:rPr>
+              <w:t xml:space="preserve">Same, after an interrupted cast.</w:t>
+            </w:r>
+          </w:p>
+        </w:tc>
+      </w:tr>
+    </w:tbl>
+    <w:p>
+      <w:pPr>
+        <w:spacing w:after="120"/>
+      </w:pPr>
+    </w:p>
+    <w:p>
+      <w:pPr>
         <w:pStyle w:val="Heading2"/>
         <w:keepNext/>
-        <w:spacing w:after="100" w:before="220"/>
-      </w:pPr>
-      <w:r>
-        <w:rPr>
-          <w:rFonts w:ascii="Arial" w:cs="Arial" w:eastAsia="Arial" w:hAnsi="Arial"/>
-        </w:rPr>
-        <w:t xml:space="preserve">The settings window</w:t>
+        <w:spacing w:after="80" w:before="160"/>
+      </w:pPr>
+      <w:r>
+        <w:rPr>
+          <w:rFonts w:ascii="Arial" w:cs="Arial" w:eastAsia="Arial" w:hAnsi="Arial"/>
+        </w:rPr>
+        <w:t xml:space="preserve">Follow while casting</w:t>
       </w:r>
     </w:p>
     <w:p>
@@ -2599,8 +3142,16 @@
       <w:r>
         <w:rPr>
           <w:rFonts w:ascii="Arial" w:cs="Arial" w:eastAsia="Arial" w:hAnsi="Arial"/>
-        </w:rPr>
-        <w:t xml:space="preserve">Open it with </w:t>
+          <w:b/>
+          <w:bCs/>
+        </w:rPr>
+        <w:t xml:space="preserve">Multisend follow.</w:t>
+      </w:r>
+      <w:r>
+        <w:rPr>
+          <w:rFonts w:ascii="Arial" w:cs="Arial" w:eastAsia="Arial" w:hAnsi="Arial"/>
+        </w:rPr>
+        <w:t xml:space="preserve"> Tick it and check the two commands: "Cast starts" (default </w:t>
       </w:r>
       <w:r>
         <w:rPr>
@@ -2608,13 +3159,170 @@
           <w:sz w:val="20"/>
           <w:szCs w:val="20"/>
         </w:rPr>
+        <w:t xml:space="preserve">/ms follow off</w:t>
+      </w:r>
+      <w:r>
+        <w:rPr>
+          <w:rFonts w:ascii="Arial" w:cs="Arial" w:eastAsia="Arial" w:hAnsi="Arial"/>
+        </w:rPr>
+        <w:t xml:space="preserve">) and "Cast ends" (default </w:t>
+      </w:r>
+      <w:r>
+        <w:rPr>
+          <w:rFonts w:ascii="Consolas" w:cs="Consolas" w:eastAsia="Consolas" w:hAnsi="Consolas"/>
+          <w:sz w:val="20"/>
+          <w:szCs w:val="20"/>
+        </w:rPr>
+        <w:t xml:space="preserve">/ms follow on</w:t>
+      </w:r>
+      <w:r>
+        <w:rPr>
+          <w:rFonts w:ascii="Arial" w:cs="Arial" w:eastAsia="Arial" w:hAnsi="Arial"/>
+        </w:rPr>
+        <w:t xml:space="preserve">). A blank box sends nothing. With Hide Multisend follow messages ticked, Multisend's "Follow is currently ..." replies to these commands are kept out of the chat log; a </w:t>
+      </w:r>
+      <w:r>
+        <w:rPr>
+          <w:rFonts w:ascii="Consolas" w:cs="Consolas" w:eastAsia="Consolas" w:hAnsi="Consolas"/>
+          <w:sz w:val="20"/>
+          <w:szCs w:val="20"/>
+        </w:rPr>
+        <w:t xml:space="preserve">/ms follow</w:t>
+      </w:r>
+      <w:r>
+        <w:rPr>
+          <w:rFonts w:ascii="Arial" w:cs="Arial" w:eastAsia="Arial" w:hAnsi="Arial"/>
+        </w:rPr>
+        <w:t xml:space="preserve"> you type yourself still shows.</w:t>
+      </w:r>
+    </w:p>
+    <w:p>
+      <w:pPr>
+        <w:spacing w:after="120" w:before="0"/>
+      </w:pPr>
+      <w:r>
+        <w:rPr>
+          <w:rFonts w:ascii="Arial" w:cs="Arial" w:eastAsia="Arial" w:hAnsi="Arial"/>
+          <w:b/>
+          <w:bCs/>
+        </w:rPr>
+        <w:t xml:space="preserve">In-game auto-follow (`/follow`).</w:t>
+      </w:r>
+      <w:r>
+        <w:rPr>
+          <w:rFonts w:ascii="Arial" w:cs="Arial" w:eastAsia="Arial" w:hAnsi="Arial"/>
+        </w:rPr>
+        <w:t xml:space="preserve"> Tick it and StopMove stops the game's own follow when a cast starts and starts it again afterwards.</w:t>
+      </w:r>
+    </w:p>
+    <w:p>
+      <w:pPr>
+        <w:pStyle w:val="ListParagraph"/>
+        <w:numPr>
+          <w:ilvl w:val="0"/>
+          <w:numId w:val="1"/>
+        </w:numPr>
+        <w:spacing w:after="80"/>
+      </w:pPr>
+      <w:r>
+        <w:rPr>
+          <w:rFonts w:ascii="Arial" w:cs="Arial" w:eastAsia="Arial" w:hAnsi="Arial"/>
+          <w:b/>
+          <w:bCs/>
+        </w:rPr>
+        <w:t xml:space="preserve">Follow after cast</w:t>
+      </w:r>
+      <w:r>
+        <w:rPr>
+          <w:rFonts w:ascii="Arial" w:cs="Arial" w:eastAsia="Arial" w:hAnsi="Arial"/>
+        </w:rPr>
+        <w:t xml:space="preserve"> box: type a character name (for example Benthere) and, after every cast, auto-follow is turned on and pointed at that character, even if you were not following anyone before. Capitals do not matter.</w:t>
+      </w:r>
+    </w:p>
+    <w:p>
+      <w:pPr>
+        <w:pStyle w:val="ListParagraph"/>
+        <w:numPr>
+          <w:ilvl w:val="0"/>
+          <w:numId w:val="1"/>
+        </w:numPr>
+        <w:spacing w:after="80"/>
+      </w:pPr>
+      <w:r>
+        <w:rPr>
+          <w:rFonts w:ascii="Arial" w:cs="Arial" w:eastAsia="Arial" w:hAnsi="Arial"/>
+        </w:rPr>
+        <w:t xml:space="preserve">The character must be in the same zone; if not, nothing is sent.</w:t>
+      </w:r>
+    </w:p>
+    <w:p>
+      <w:pPr>
+        <w:pStyle w:val="ListParagraph"/>
+        <w:numPr>
+          <w:ilvl w:val="0"/>
+          <w:numId w:val="1"/>
+        </w:numPr>
+        <w:spacing w:after="80"/>
+      </w:pPr>
+      <w:r>
+        <w:rPr>
+          <w:rFonts w:ascii="Arial" w:cs="Arial" w:eastAsia="Arial" w:hAnsi="Arial"/>
+        </w:rPr>
+        <w:t xml:space="preserve">Both clients share this setting. The character whose name is typed never tries to follow itself, so you can type the leader's name once and only the other character follows.</w:t>
+      </w:r>
+    </w:p>
+    <w:p>
+      <w:pPr>
+        <w:pStyle w:val="ListParagraph"/>
+        <w:numPr>
+          <w:ilvl w:val="0"/>
+          <w:numId w:val="1"/>
+        </w:numPr>
+        <w:spacing w:after="80"/>
+      </w:pPr>
+      <w:r>
+        <w:rPr>
+          <w:rFonts w:ascii="Arial" w:cs="Arial" w:eastAsia="Arial" w:hAnsi="Arial"/>
+        </w:rPr>
+        <w:t xml:space="preserve">Leave the box blank to re-follow whoever you were following when the cast started.</w:t>
+      </w:r>
+    </w:p>
+    <w:p>
+      <w:pPr>
+        <w:pStyle w:val="Heading2"/>
+        <w:keepNext/>
+        <w:spacing w:after="80" w:before="160"/>
+      </w:pPr>
+      <w:r>
+        <w:rPr>
+          <w:rFonts w:ascii="Arial" w:cs="Arial" w:eastAsia="Arial" w:hAnsi="Arial"/>
+        </w:rPr>
+        <w:t xml:space="preserve">The settings window</w:t>
+      </w:r>
+    </w:p>
+    <w:p>
+      <w:pPr>
+        <w:spacing w:after="120" w:before="0"/>
+      </w:pPr>
+      <w:r>
+        <w:rPr>
+          <w:rFonts w:ascii="Arial" w:cs="Arial" w:eastAsia="Arial" w:hAnsi="Arial"/>
+        </w:rPr>
+        <w:t xml:space="preserve">Open it with </w:t>
+      </w:r>
+      <w:r>
+        <w:rPr>
+          <w:rFonts w:ascii="Consolas" w:cs="Consolas" w:eastAsia="Consolas" w:hAnsi="Consolas"/>
+          <w:sz w:val="20"/>
+          <w:szCs w:val="20"/>
+        </w:rPr>
         <w:t xml:space="preserve">/stopmove</w:t>
       </w:r>
       <w:r>
         <w:rPr>
           <w:rFonts w:ascii="Arial" w:cs="Arial" w:eastAsia="Arial" w:hAnsi="Arial"/>
         </w:rPr>
-        <w:t xml:space="preserve">, the UI button, or a right-click on the box. Every change is saved automatically. Sections, top to bottom:</w:t>
+        <w:t xml:space="preserve">, the UI button, or a right-click on the widget. Every change is saved automatically. Sections, top to bottom:</w:t>
       </w:r>
     </w:p>
     <w:tbl>
@@ -2761,92 +3469,10 @@
             <w:r>
               <w:rPr>
                 <w:rFonts w:ascii="Arial" w:cs="Arial" w:eastAsia="Arial" w:hAnsi="Arial"/>
-                <w:b/>
-                <w:bCs/>
-                <w:sz w:val="20"/>
-                <w:szCs w:val="20"/>
-              </w:rPr>
-              <w:t xml:space="preserve">Enabled for this character</w:t>
-            </w:r>
-            <w:r>
-              <w:rPr>
-                <w:rFonts w:ascii="Arial" w:cs="Arial" w:eastAsia="Arial" w:hAnsi="Arial"/>
-                <w:sz w:val="20"/>
-                <w:szCs w:val="20"/>
-              </w:rPr>
-              <w:t xml:space="preserve">; </w:t>
-            </w:r>
-            <w:r>
-              <w:rPr>
-                <w:rFonts w:ascii="Arial" w:cs="Arial" w:eastAsia="Arial" w:hAnsi="Arial"/>
-                <w:b/>
-                <w:bCs/>
-                <w:sz w:val="20"/>
-                <w:szCs w:val="20"/>
-              </w:rPr>
-              <w:t xml:space="preserve">Turn On/Off Widget</w:t>
-            </w:r>
-            <w:r>
-              <w:rPr>
-                <w:rFonts w:ascii="Arial" w:cs="Arial" w:eastAsia="Arial" w:hAnsi="Arial"/>
-                <w:sz w:val="20"/>
-                <w:szCs w:val="20"/>
-              </w:rPr>
-              <w:t xml:space="preserve"> (hide or show the box); </w:t>
-            </w:r>
-            <w:r>
-              <w:rPr>
-                <w:rFonts w:ascii="Arial" w:cs="Arial" w:eastAsia="Arial" w:hAnsi="Arial"/>
-                <w:b/>
-                <w:bCs/>
-                <w:sz w:val="20"/>
-                <w:szCs w:val="20"/>
-              </w:rPr>
-              <w:t xml:space="preserve">Lock box position and size</w:t>
-            </w:r>
-            <w:r>
-              <w:rPr>
-                <w:rFonts w:ascii="Arial" w:cs="Arial" w:eastAsia="Arial" w:hAnsi="Arial"/>
-                <w:sz w:val="20"/>
-                <w:szCs w:val="20"/>
-              </w:rPr>
-              <w:t xml:space="preserve">; </w:t>
-            </w:r>
-            <w:r>
-              <w:rPr>
-                <w:rFonts w:ascii="Arial" w:cs="Arial" w:eastAsia="Arial" w:hAnsi="Arial"/>
-                <w:b/>
-                <w:bCs/>
-                <w:sz w:val="20"/>
-                <w:szCs w:val="20"/>
-              </w:rPr>
-              <w:t xml:space="preserve">UI button</w:t>
-            </w:r>
-            <w:r>
-              <w:rPr>
-                <w:rFonts w:ascii="Arial" w:cs="Arial" w:eastAsia="Arial" w:hAnsi="Arial"/>
-                <w:sz w:val="20"/>
-                <w:szCs w:val="20"/>
-              </w:rPr>
-              <w:t xml:space="preserve"> (puts a UI button on the widget); </w:t>
-            </w:r>
-            <w:r>
-              <w:rPr>
-                <w:rFonts w:ascii="Arial" w:cs="Arial" w:eastAsia="Arial" w:hAnsi="Arial"/>
-                <w:b/>
-                <w:bCs/>
-                <w:sz w:val="20"/>
-                <w:szCs w:val="20"/>
-              </w:rPr>
-              <w:t xml:space="preserve">Release now</w:t>
-            </w:r>
-            <w:r>
-              <w:rPr>
-                <w:rFonts w:ascii="Arial" w:cs="Arial" w:eastAsia="Arial" w:hAnsi="Arial"/>
-                <w:sz w:val="20"/>
-                <w:szCs w:val="20"/>
-              </w:rPr>
-              <w:t xml:space="preserve"> (releases the stop-cast lock and allows movement when pushed); Low profile widget (first letter of each name plus ON/OFF only).</w:t>
+                <w:sz w:val="20"/>
+                <w:szCs w:val="20"/>
+              </w:rPr>
+              <w:t xml:space="preserve">Enabled for this character; Turn On/Off Widget; Lock box position and size; Low profile widget, with Letter inside the shape (smallest); UI button and Allow Move button (show them on the widget); Allow Move (ends the cast lock now).</w:t>
             </w:r>
           </w:p>
         </w:tc>
@@ -2908,74 +3534,10 @@
             <w:r>
               <w:rPr>
                 <w:rFonts w:ascii="Arial" w:cs="Arial" w:eastAsia="Arial" w:hAnsi="Arial"/>
-                <w:b/>
-                <w:bCs/>
-                <w:sz w:val="20"/>
-                <w:szCs w:val="20"/>
-              </w:rPr>
-              <w:t xml:space="preserve">Disable keyboard movement</w:t>
-            </w:r>
-            <w:r>
-              <w:rPr>
-                <w:rFonts w:ascii="Arial" w:cs="Arial" w:eastAsia="Arial" w:hAnsi="Arial"/>
-                <w:sz w:val="20"/>
-                <w:szCs w:val="20"/>
-              </w:rPr>
-              <w:t xml:space="preserve"> (numpad 8/2/4/6); </w:t>
-            </w:r>
-            <w:r>
-              <w:rPr>
-                <w:rFonts w:ascii="Arial" w:cs="Arial" w:eastAsia="Arial" w:hAnsi="Arial"/>
-                <w:b/>
-                <w:bCs/>
-                <w:sz w:val="20"/>
-                <w:szCs w:val="20"/>
-              </w:rPr>
-              <w:t xml:space="preserve">Also disable WASD keys</w:t>
-            </w:r>
-            <w:r>
-              <w:rPr>
-                <w:rFonts w:ascii="Arial" w:cs="Arial" w:eastAsia="Arial" w:hAnsi="Arial"/>
-                <w:sz w:val="20"/>
-                <w:szCs w:val="20"/>
-              </w:rPr>
-              <w:t xml:space="preserve">; </w:t>
-            </w:r>
-            <w:r>
-              <w:rPr>
-                <w:rFonts w:ascii="Arial" w:cs="Arial" w:eastAsia="Arial" w:hAnsi="Arial"/>
-                <w:b/>
-                <w:bCs/>
-                <w:sz w:val="20"/>
-                <w:szCs w:val="20"/>
-              </w:rPr>
-              <w:t xml:space="preserve">Release held movement keys at cast start; Hold position while casting</w:t>
-            </w:r>
-            <w:r>
-              <w:rPr>
-                <w:rFonts w:ascii="Arial" w:cs="Arial" w:eastAsia="Arial" w:hAnsi="Arial"/>
-                <w:sz w:val="20"/>
-                <w:szCs w:val="20"/>
-              </w:rPr>
-              <w:t xml:space="preserve">; </w:t>
-            </w:r>
-            <w:r>
-              <w:rPr>
-                <w:rFonts w:ascii="Arial" w:cs="Arial" w:eastAsia="Arial" w:hAnsi="Arial"/>
-                <w:b/>
-                <w:bCs/>
-                <w:sz w:val="20"/>
-                <w:szCs w:val="20"/>
-              </w:rPr>
-              <w:t xml:space="preserve">Multisend follow</w:t>
-            </w:r>
-            <w:r>
-              <w:rPr>
-                <w:rFonts w:ascii="Arial" w:cs="Arial" w:eastAsia="Arial" w:hAnsi="Arial"/>
-                <w:sz w:val="20"/>
-                <w:szCs w:val="20"/>
-              </w:rPr>
-              <w:t xml:space="preserve"> with two editable boxes, "Cast starts" and "Cast ends". A blank command sends nothing.</w:t>
+                <w:sz w:val="20"/>
+                <w:szCs w:val="20"/>
+              </w:rPr>
+              <w:t xml:space="preserve">Disable keyboard movement (numpad 8/2/4/6); Also disable WASD keys; Release held movement keys at cast start; Multisend follow with "Cast starts" and "Cast ends" commands and Hide Multisend follow messages; In-game auto-follow (/follow) with the Follow after cast name box.</w:t>
             </w:r>
           </w:p>
         </w:tc>
@@ -3037,20 +3599,10 @@
             <w:r>
               <w:rPr>
                 <w:rFonts w:ascii="Arial" w:cs="Arial" w:eastAsia="Arial" w:hAnsi="Arial"/>
-                <w:b/>
-                <w:bCs/>
-                <w:sz w:val="20"/>
-                <w:szCs w:val="20"/>
-              </w:rPr>
-              <w:t xml:space="preserve">Wait until stopped</w:t>
-            </w:r>
-            <w:r>
-              <w:rPr>
-                <w:rFonts w:ascii="Arial" w:cs="Arial" w:eastAsia="Arial" w:hAnsi="Arial"/>
-                <w:sz w:val="20"/>
-                <w:szCs w:val="20"/>
-              </w:rPr>
-              <w:t xml:space="preserve"> on/off and the five timers shown above.</w:t>
+                <w:sz w:val="20"/>
+                <w:szCs w:val="20"/>
+              </w:rPr>
+              <w:t xml:space="preserve">Wait until stopped before casting and the five timers shown above.</w:t>
             </w:r>
           </w:p>
         </w:tc>
@@ -3112,74 +3664,10 @@
             <w:r>
               <w:rPr>
                 <w:rFonts w:ascii="Arial" w:cs="Arial" w:eastAsia="Arial" w:hAnsi="Arial"/>
-                <w:b/>
-                <w:bCs/>
-                <w:sz w:val="20"/>
-                <w:szCs w:val="20"/>
-              </w:rPr>
-              <w:t xml:space="preserve">Stacked</w:t>
-            </w:r>
-            <w:r>
-              <w:rPr>
-                <w:rFonts w:ascii="Arial" w:cs="Arial" w:eastAsia="Arial" w:hAnsi="Arial"/>
-                <w:sz w:val="20"/>
-                <w:szCs w:val="20"/>
-              </w:rPr>
-              <w:t xml:space="preserve"> (one row each) or </w:t>
-            </w:r>
-            <w:r>
-              <w:rPr>
-                <w:rFonts w:ascii="Arial" w:cs="Arial" w:eastAsia="Arial" w:hAnsi="Arial"/>
-                <w:b/>
-                <w:bCs/>
-                <w:sz w:val="20"/>
-                <w:szCs w:val="20"/>
-              </w:rPr>
-              <w:t xml:space="preserve">Inline</w:t>
-            </w:r>
-            <w:r>
-              <w:rPr>
-                <w:rFonts w:ascii="Arial" w:cs="Arial" w:eastAsia="Arial" w:hAnsi="Arial"/>
-                <w:sz w:val="20"/>
-                <w:szCs w:val="20"/>
-              </w:rPr>
-              <w:t xml:space="preserve"> (long and skinny, name then status side by side); </w:t>
-            </w:r>
-            <w:r>
-              <w:rPr>
-                <w:rFonts w:ascii="Arial" w:cs="Arial" w:eastAsia="Arial" w:hAnsi="Arial"/>
-                <w:b/>
-                <w:bCs/>
-                <w:sz w:val="20"/>
-                <w:szCs w:val="20"/>
-              </w:rPr>
-              <w:t xml:space="preserve">rotation</w:t>
-            </w:r>
-            <w:r>
-              <w:rPr>
-                <w:rFonts w:ascii="Arial" w:cs="Arial" w:eastAsia="Arial" w:hAnsi="Arial"/>
-                <w:sz w:val="20"/>
-                <w:szCs w:val="20"/>
-              </w:rPr>
-              <w:t xml:space="preserve"> 0 / 90 / 180 / 270 degrees; </w:t>
-            </w:r>
-            <w:r>
-              <w:rPr>
-                <w:rFonts w:ascii="Arial" w:cs="Arial" w:eastAsia="Arial" w:hAnsi="Arial"/>
-                <w:b/>
-                <w:bCs/>
-                <w:sz w:val="20"/>
-                <w:szCs w:val="20"/>
-              </w:rPr>
-              <w:t xml:space="preserve">Fit box to content</w:t>
-            </w:r>
-            <w:r>
-              <w:rPr>
-                <w:rFonts w:ascii="Arial" w:cs="Arial" w:eastAsia="Arial" w:hAnsi="Arial"/>
-                <w:sz w:val="20"/>
-                <w:szCs w:val="20"/>
-              </w:rPr>
-              <w:t xml:space="preserve">.</w:t>
+                <w:sz w:val="20"/>
+                <w:szCs w:val="20"/>
+              </w:rPr>
+              <w:t xml:space="preserve">Stacked or Inline; rotation 0 / 90 / 180 / 270 degrees; Widget size; Fit box to content.</w:t>
             </w:r>
           </w:p>
         </w:tc>
@@ -3241,74 +3729,10 @@
             <w:r>
               <w:rPr>
                 <w:rFonts w:ascii="Arial" w:cs="Arial" w:eastAsia="Arial" w:hAnsi="Arial"/>
-                <w:b/>
-                <w:bCs/>
-                <w:sz w:val="20"/>
-                <w:szCs w:val="20"/>
-              </w:rPr>
-              <w:t xml:space="preserve">Background opacity</w:t>
-            </w:r>
-            <w:r>
-              <w:rPr>
-                <w:rFonts w:ascii="Arial" w:cs="Arial" w:eastAsia="Arial" w:hAnsi="Arial"/>
-                <w:sz w:val="20"/>
-                <w:szCs w:val="20"/>
-              </w:rPr>
-              <w:t xml:space="preserve"> and </w:t>
-            </w:r>
-            <w:r>
-              <w:rPr>
-                <w:rFonts w:ascii="Arial" w:cs="Arial" w:eastAsia="Arial" w:hAnsi="Arial"/>
-                <w:b/>
-                <w:bCs/>
-                <w:sz w:val="20"/>
-                <w:szCs w:val="20"/>
-              </w:rPr>
-              <w:t xml:space="preserve">Content opacity</w:t>
-            </w:r>
-            <w:r>
-              <w:rPr>
-                <w:rFonts w:ascii="Arial" w:cs="Arial" w:eastAsia="Arial" w:hAnsi="Arial"/>
-                <w:sz w:val="20"/>
-                <w:szCs w:val="20"/>
-              </w:rPr>
-              <w:t xml:space="preserve"> (names, text and badges) as two separate sliders; background and border colour; border width; </w:t>
-            </w:r>
-            <w:r>
-              <w:rPr>
-                <w:rFonts w:ascii="Arial" w:cs="Arial" w:eastAsia="Arial" w:hAnsi="Arial"/>
-                <w:b/>
-                <w:bCs/>
-                <w:sz w:val="20"/>
-                <w:szCs w:val="20"/>
-              </w:rPr>
-              <w:t xml:space="preserve">Background style</w:t>
-            </w:r>
-            <w:r>
-              <w:rPr>
-                <w:rFonts w:ascii="Arial" w:cs="Arial" w:eastAsia="Arial" w:hAnsi="Arial"/>
-                <w:sz w:val="20"/>
-                <w:szCs w:val="20"/>
-              </w:rPr>
-              <w:t xml:space="preserve">: solid colour or </w:t>
-            </w:r>
-            <w:r>
-              <w:rPr>
-                <w:rFonts w:ascii="Arial" w:cs="Arial" w:eastAsia="Arial" w:hAnsi="Arial"/>
-                <w:b/>
-                <w:bCs/>
-                <w:sz w:val="20"/>
-                <w:szCs w:val="20"/>
-              </w:rPr>
-              <w:t xml:space="preserve">FFXI menu (striped blue)</w:t>
-            </w:r>
-            <w:r>
-              <w:rPr>
-                <w:rFonts w:ascii="Arial" w:cs="Arial" w:eastAsia="Arial" w:hAnsi="Arial"/>
-                <w:sz w:val="20"/>
-                <w:szCs w:val="20"/>
-              </w:rPr>
-              <w:t xml:space="preserve">, with Classic FFXI window frame, Name turns orange while locked, Stripes and stripe strength; background width and height adjustments.</w:t>
+                <w:sz w:val="20"/>
+                <w:szCs w:val="20"/>
+              </w:rPr>
+              <w:t xml:space="preserve">Background and content opacity; background and border colour; border width; Background style: solid colour or FFXI menu (striped blue) with its colours, Classic FFXI window frame, Name turns orange while locked, Stripes and stripe strength; background width and height adjustments.</w:t>
             </w:r>
           </w:p>
         </w:tc>
@@ -3373,25 +3797,7 @@
                 <w:sz w:val="20"/>
                 <w:szCs w:val="20"/>
               </w:rPr>
-              <w:t xml:space="preserve">Colour, bold, size, drop shadow, and an optional </w:t>
-            </w:r>
-            <w:r>
-              <w:rPr>
-                <w:rFonts w:ascii="Arial" w:cs="Arial" w:eastAsia="Arial" w:hAnsi="Arial"/>
-                <w:b/>
-                <w:bCs/>
-                <w:sz w:val="20"/>
-                <w:szCs w:val="20"/>
-              </w:rPr>
-              <w:t xml:space="preserve">outline</w:t>
-            </w:r>
-            <w:r>
-              <w:rPr>
-                <w:rFonts w:ascii="Arial" w:cs="Arial" w:eastAsia="Arial" w:hAnsi="Arial"/>
-                <w:sz w:val="20"/>
-                <w:szCs w:val="20"/>
-              </w:rPr>
-              <w:t xml:space="preserve"> (colour and width).</w:t>
+              <w:t xml:space="preserve">Colour, bold, size, drop shadow, and an optional outline (colour and width).</w:t>
             </w:r>
           </w:p>
         </w:tc>
@@ -3453,25 +3859,20 @@
             <w:r>
               <w:rPr>
                 <w:rFonts w:ascii="Arial" w:cs="Arial" w:eastAsia="Arial" w:hAnsi="Arial"/>
-                <w:b/>
-                <w:bCs/>
-                <w:sz w:val="20"/>
-                <w:szCs w:val="20"/>
-              </w:rPr>
-              <w:t xml:space="preserve">Shape: Square or Circle</w:t>
-            </w:r>
-            <w:r>
-              <w:rPr>
-                <w:rFonts w:ascii="Arial" w:cs="Arial" w:eastAsia="Arial" w:hAnsi="Arial"/>
-                <w:sz w:val="20"/>
-                <w:szCs w:val="20"/>
-              </w:rPr>
-              <w:t xml:space="preserve">; Show ON / OFF / LOCK text in the badge (untick for colour only); text colour, bold, size, drop shadow, optional outline; colours of the ON, OFF and LOCK badges.</w:t>
+                <w:sz w:val="20"/>
+                <w:szCs w:val="20"/>
+              </w:rPr>
+              <w:t xml:space="preserve">Shape: Square or Circle; Show ON / OFF / LOCK text in the badge (untick for colour only); text colour, bold, size, drop shadow, optional outline; colours of the ON, OFF and LOCK badges.</w:t>
             </w:r>
           </w:p>
         </w:tc>
       </w:tr>
     </w:tbl>
+    <w:p>
+      <w:pPr>
+        <w:spacing w:after="120"/>
+      </w:pPr>
+    </w:p>
     <w:p>
       <w:pPr>
         <w:keepNext/>
@@ -3480,37 +3881,31 @@
       </w:pPr>
       <w:r>
         <w:drawing>
-          <wp:inline distT="0" distB="0" distL="0" distR="0">
-            <wp:extent cx="4572000" cy="2552700"/>
-            <wp:effectExtent t="0" r="0" b="0" l="0"/>
-            <wp:docPr id="1" name="Screenshot: the settings window, General and Casting actions sections." descr="Screenshot: the settings window, General and Casting actions sections." title="Screenshot: the settings window, General and Casting actions sections."/>
+          <wp:inline xmlns:a="http://schemas.openxmlformats.org/drawingml/2006/main" xmlns:pic="http://schemas.openxmlformats.org/drawingml/2006/picture">
+            <wp:extent cx="5303520" cy="3481251"/>
+            <wp:docPr id="5" name="Picture 5" descr="Settings window: General and the start of Casting actions." title="Settings window: General and the start of Casting actions."/>
             <wp:cNvGraphicFramePr>
-              <a:graphicFrameLocks xmlns:a="http://schemas.openxmlformats.org/drawingml/2006/main" noChangeAspect="1"/>
+              <a:graphicFrameLocks noChangeAspect="1"/>
             </wp:cNvGraphicFramePr>
-            <a:graphic xmlns:a="http://schemas.openxmlformats.org/drawingml/2006/main">
+            <a:graphic>
               <a:graphicData uri="http://schemas.openxmlformats.org/drawingml/2006/picture">
-                <pic:pic xmlns:pic="http://schemas.openxmlformats.org/drawingml/2006/picture">
+                <pic:pic>
                   <pic:nvPicPr>
-                    <pic:cNvPr id="0" name="" descr=""/>
-                    <pic:cNvPicPr>
-                      <a:picLocks noChangeAspect="1" noChangeArrowheads="1"/>
-                    </pic:cNvPicPr>
+                    <pic:cNvPr id="0" name="settings-general.png"/>
+                    <pic:cNvPicPr/>
                   </pic:nvPicPr>
                   <pic:blipFill>
-                    <a:blip r:embed="rId11" cstate="none"/>
-                    <a:srcRect/>
+                    <a:blip r:embed="rId12"/>
                     <a:stretch>
                       <a:fillRect/>
                     </a:stretch>
                   </pic:blipFill>
-                  <pic:spPr bwMode="auto">
+                  <pic:spPr>
                     <a:xfrm>
                       <a:off x="0" y="0"/>
-                      <a:ext cx="4572000" cy="2552700"/>
+                      <a:ext cx="5303520" cy="3481251"/>
                     </a:xfrm>
-                    <a:prstGeom prst="rect">
-                      <a:avLst/>
-                    </a:prstGeom>
+                    <a:prstGeom prst="rect"/>
                   </pic:spPr>
                 </pic:pic>
               </a:graphicData>
@@ -3533,7 +3928,7 @@
           <w:sz w:val="19"/>
           <w:szCs w:val="19"/>
         </w:rPr>
-        <w:t xml:space="preserve">Screenshot: the settings window, General and Casting actions sections.</w:t>
+        <w:t xml:space="preserve">Settings window: General and the start of Casting actions.</w:t>
       </w:r>
     </w:p>
     <w:p>
@@ -3544,37 +3939,31 @@
       </w:pPr>
       <w:r>
         <w:drawing>
-          <wp:inline distT="0" distB="0" distL="0" distR="0">
-            <wp:extent cx="4572000" cy="2667000"/>
-            <wp:effectExtent t="0" r="0" b="0" l="0"/>
-            <wp:docPr id="1" name="Screenshot: the Timing and Layout sections." descr="Screenshot: the Timing and Layout sections." title="Screenshot: the Timing and Layout sections."/>
+          <wp:inline xmlns:a="http://schemas.openxmlformats.org/drawingml/2006/main" xmlns:pic="http://schemas.openxmlformats.org/drawingml/2006/picture">
+            <wp:extent cx="5303520" cy="2793760"/>
+            <wp:docPr id="6" name="Picture 6" descr="Casting actions: Multisend follow and In-game auto-follow with the Follow after cast box." title="Casting actions: Multisend follow and In-game auto-follow with the Follow after cast box."/>
             <wp:cNvGraphicFramePr>
-              <a:graphicFrameLocks xmlns:a="http://schemas.openxmlformats.org/drawingml/2006/main" noChangeAspect="1"/>
+              <a:graphicFrameLocks noChangeAspect="1"/>
             </wp:cNvGraphicFramePr>
-            <a:graphic xmlns:a="http://schemas.openxmlformats.org/drawingml/2006/main">
+            <a:graphic>
               <a:graphicData uri="http://schemas.openxmlformats.org/drawingml/2006/picture">
-                <pic:pic xmlns:pic="http://schemas.openxmlformats.org/drawingml/2006/picture">
+                <pic:pic>
                   <pic:nvPicPr>
-                    <pic:cNvPr id="0" name="" descr=""/>
-                    <pic:cNvPicPr>
-                      <a:picLocks noChangeAspect="1" noChangeArrowheads="1"/>
-                    </pic:cNvPicPr>
+                    <pic:cNvPr id="0" name="settings-casting.png"/>
+                    <pic:cNvPicPr/>
                   </pic:nvPicPr>
                   <pic:blipFill>
-                    <a:blip r:embed="rId12" cstate="none"/>
-                    <a:srcRect/>
+                    <a:blip r:embed="rId13"/>
                     <a:stretch>
                       <a:fillRect/>
                     </a:stretch>
                   </pic:blipFill>
-                  <pic:spPr bwMode="auto">
+                  <pic:spPr>
                     <a:xfrm>
                       <a:off x="0" y="0"/>
-                      <a:ext cx="4572000" cy="2667000"/>
+                      <a:ext cx="5303520" cy="2793760"/>
                     </a:xfrm>
-                    <a:prstGeom prst="rect">
-                      <a:avLst/>
-                    </a:prstGeom>
+                    <a:prstGeom prst="rect"/>
                   </pic:spPr>
                 </pic:pic>
               </a:graphicData>
@@ -3597,7 +3986,7 @@
           <w:sz w:val="19"/>
           <w:szCs w:val="19"/>
         </w:rPr>
-        <w:t xml:space="preserve">Screenshot: the Timing and Layout sections.</w:t>
+        <w:t xml:space="preserve">Casting actions: Multisend follow and In-game auto-follow with the Follow after cast box.</w:t>
       </w:r>
     </w:p>
     <w:p>
@@ -3608,37 +3997,31 @@
       </w:pPr>
       <w:r>
         <w:drawing>
-          <wp:inline distT="0" distB="0" distL="0" distR="0">
-            <wp:extent cx="4572000" cy="3028950"/>
-            <wp:effectExtent t="0" r="0" b="0" l="0"/>
-            <wp:docPr id="1" name="Screenshot: the Box section (opacity, colours, background style, FFXI menu colours, background size)." descr="Screenshot: the Box section (opacity, colours, background style, FFXI menu colours, background size)." title="Screenshot: the Box section (opacity, colours, background style, FFXI menu colours, background size)."/>
+          <wp:inline xmlns:a="http://schemas.openxmlformats.org/drawingml/2006/main" xmlns:pic="http://schemas.openxmlformats.org/drawingml/2006/picture">
+            <wp:extent cx="5303520" cy="1945943"/>
+            <wp:docPr id="7" name="Picture 7" descr="Timing." title="Timing."/>
             <wp:cNvGraphicFramePr>
-              <a:graphicFrameLocks xmlns:a="http://schemas.openxmlformats.org/drawingml/2006/main" noChangeAspect="1"/>
+              <a:graphicFrameLocks noChangeAspect="1"/>
             </wp:cNvGraphicFramePr>
-            <a:graphic xmlns:a="http://schemas.openxmlformats.org/drawingml/2006/main">
+            <a:graphic>
               <a:graphicData uri="http://schemas.openxmlformats.org/drawingml/2006/picture">
-                <pic:pic xmlns:pic="http://schemas.openxmlformats.org/drawingml/2006/picture">
+                <pic:pic>
                   <pic:nvPicPr>
-                    <pic:cNvPr id="0" name="" descr=""/>
-                    <pic:cNvPicPr>
-                      <a:picLocks noChangeAspect="1" noChangeArrowheads="1"/>
-                    </pic:cNvPicPr>
+                    <pic:cNvPr id="0" name="settings-timing.png"/>
+                    <pic:cNvPicPr/>
                   </pic:nvPicPr>
                   <pic:blipFill>
-                    <a:blip r:embed="rId13" cstate="none"/>
-                    <a:srcRect/>
+                    <a:blip r:embed="rId14"/>
                     <a:stretch>
                       <a:fillRect/>
                     </a:stretch>
                   </pic:blipFill>
-                  <pic:spPr bwMode="auto">
+                  <pic:spPr>
                     <a:xfrm>
                       <a:off x="0" y="0"/>
-                      <a:ext cx="4572000" cy="3028950"/>
+                      <a:ext cx="5303520" cy="1945943"/>
                     </a:xfrm>
-                    <a:prstGeom prst="rect">
-                      <a:avLst/>
-                    </a:prstGeom>
+                    <a:prstGeom prst="rect"/>
                   </pic:spPr>
                 </pic:pic>
               </a:graphicData>
@@ -3661,7 +4044,7 @@
           <w:sz w:val="19"/>
           <w:szCs w:val="19"/>
         </w:rPr>
-        <w:t xml:space="preserve">Screenshot: the Box section (opacity, colours, background style, FFXI menu colours, background size).</w:t>
+        <w:t xml:space="preserve">Timing.</w:t>
       </w:r>
     </w:p>
     <w:p>
@@ -3672,37 +4055,31 @@
       </w:pPr>
       <w:r>
         <w:drawing>
-          <wp:inline distT="0" distB="0" distL="0" distR="0">
-            <wp:extent cx="4572000" cy="3914775"/>
-            <wp:effectExtent t="0" r="0" b="0" l="0"/>
-            <wp:docPr id="1" name="Screenshot: lower part of the Box section, then Character name text and ON / OFF text (window scrolled down)." descr="Screenshot: lower part of the Box section, then Character name text and ON / OFF text (window scrolled down)." title="Screenshot: lower part of the Box section, then Character name text and ON / OFF text (window scrolled down)."/>
+          <wp:inline xmlns:a="http://schemas.openxmlformats.org/drawingml/2006/main" xmlns:pic="http://schemas.openxmlformats.org/drawingml/2006/picture">
+            <wp:extent cx="5303520" cy="2777405"/>
+            <wp:docPr id="8" name="Picture 8" descr="Layout (with Widget size) and the top of Box." title="Layout (with Widget size) and the top of Box."/>
             <wp:cNvGraphicFramePr>
-              <a:graphicFrameLocks xmlns:a="http://schemas.openxmlformats.org/drawingml/2006/main" noChangeAspect="1"/>
+              <a:graphicFrameLocks noChangeAspect="1"/>
             </wp:cNvGraphicFramePr>
-            <a:graphic xmlns:a="http://schemas.openxmlformats.org/drawingml/2006/main">
+            <a:graphic>
               <a:graphicData uri="http://schemas.openxmlformats.org/drawingml/2006/picture">
-                <pic:pic xmlns:pic="http://schemas.openxmlformats.org/drawingml/2006/picture">
+                <pic:pic>
                   <pic:nvPicPr>
-                    <pic:cNvPr id="0" name="" descr=""/>
-                    <pic:cNvPicPr>
-                      <a:picLocks noChangeAspect="1" noChangeArrowheads="1"/>
-                    </pic:cNvPicPr>
+                    <pic:cNvPr id="0" name="settings-layout-box.png"/>
+                    <pic:cNvPicPr/>
                   </pic:nvPicPr>
                   <pic:blipFill>
-                    <a:blip r:embed="rId14" cstate="none"/>
-                    <a:srcRect/>
+                    <a:blip r:embed="rId15"/>
                     <a:stretch>
                       <a:fillRect/>
                     </a:stretch>
                   </pic:blipFill>
-                  <pic:spPr bwMode="auto">
+                  <pic:spPr>
                     <a:xfrm>
                       <a:off x="0" y="0"/>
-                      <a:ext cx="4572000" cy="3914775"/>
+                      <a:ext cx="5303520" cy="2777405"/>
                     </a:xfrm>
-                    <a:prstGeom prst="rect">
-                      <a:avLst/>
-                    </a:prstGeom>
+                    <a:prstGeom prst="rect"/>
                   </pic:spPr>
                 </pic:pic>
               </a:graphicData>
@@ -3725,7 +4102,7 @@
           <w:sz w:val="19"/>
           <w:szCs w:val="19"/>
         </w:rPr>
-        <w:t xml:space="preserve">Screenshot: lower part of the Box section, then Character name text and ON / OFF text (window scrolled down).</w:t>
+        <w:t xml:space="preserve">Layout (with Widget size) and the top of Box.</w:t>
       </w:r>
     </w:p>
     <w:p>
@@ -3736,37 +4113,31 @@
       </w:pPr>
       <w:r>
         <w:drawing>
-          <wp:inline distT="0" distB="0" distL="0" distR="0">
-            <wp:extent cx="4572000" cy="2571750"/>
-            <wp:effectExtent t="0" r="0" b="0" l="0"/>
-            <wp:docPr id="1" name="Screenshot: Character name text and ON / OFF text, with the Square / Circle shape selector." descr="Screenshot: Character name text and ON / OFF text, with the Square / Circle shape selector." title="Screenshot: Character name text and ON / OFF text, with the Square / Circle shape selector."/>
+          <wp:inline xmlns:a="http://schemas.openxmlformats.org/drawingml/2006/main" xmlns:pic="http://schemas.openxmlformats.org/drawingml/2006/picture">
+            <wp:extent cx="5303520" cy="1852235"/>
+            <wp:docPr id="9" name="Picture 9" descr="Box: background style and FFXI menu colours." title="Box: background style and FFXI menu colours."/>
             <wp:cNvGraphicFramePr>
-              <a:graphicFrameLocks xmlns:a="http://schemas.openxmlformats.org/drawingml/2006/main" noChangeAspect="1"/>
+              <a:graphicFrameLocks noChangeAspect="1"/>
             </wp:cNvGraphicFramePr>
-            <a:graphic xmlns:a="http://schemas.openxmlformats.org/drawingml/2006/main">
+            <a:graphic>
               <a:graphicData uri="http://schemas.openxmlformats.org/drawingml/2006/picture">
-                <pic:pic xmlns:pic="http://schemas.openxmlformats.org/drawingml/2006/picture">
+                <pic:pic>
                   <pic:nvPicPr>
-                    <pic:cNvPr id="0" name="" descr=""/>
-                    <pic:cNvPicPr>
-                      <a:picLocks noChangeAspect="1" noChangeArrowheads="1"/>
-                    </pic:cNvPicPr>
+                    <pic:cNvPr id="0" name="settings-background-style.png"/>
+                    <pic:cNvPicPr/>
                   </pic:nvPicPr>
                   <pic:blipFill>
-                    <a:blip r:embed="rId15" cstate="none"/>
-                    <a:srcRect/>
+                    <a:blip r:embed="rId16"/>
                     <a:stretch>
                       <a:fillRect/>
                     </a:stretch>
                   </pic:blipFill>
-                  <pic:spPr bwMode="auto">
+                  <pic:spPr>
                     <a:xfrm>
                       <a:off x="0" y="0"/>
-                      <a:ext cx="4572000" cy="2571750"/>
+                      <a:ext cx="5303520" cy="1852235"/>
                     </a:xfrm>
-                    <a:prstGeom prst="rect">
-                      <a:avLst/>
-                    </a:prstGeom>
+                    <a:prstGeom prst="rect"/>
                   </pic:spPr>
                 </pic:pic>
               </a:graphicData>
@@ -3789,77 +4160,7 @@
           <w:sz w:val="19"/>
           <w:szCs w:val="19"/>
         </w:rPr>
-        <w:t xml:space="preserve">Screenshot: Character name text and ON / OFF text, with the Square / Circle shape selector.</w:t>
-      </w:r>
-    </w:p>
-    <w:p>
-      <w:pPr>
-        <w:pStyle w:val="Heading2"/>
-        <w:keepNext/>
-        <w:spacing w:after="100" w:before="220"/>
-      </w:pPr>
-      <w:r>
-        <w:rPr>
-          <w:rFonts w:ascii="Arial" w:cs="Arial" w:eastAsia="Arial" w:hAnsi="Arial"/>
-        </w:rPr>
-        <w:t xml:space="preserve">Looks: layout, rotation, shape and background</w:t>
-      </w:r>
-    </w:p>
-    <w:p>
-      <w:pPr>
-        <w:spacing w:after="120" w:before="0"/>
-      </w:pPr>
-      <w:r>
-        <w:rPr>
-          <w:rFonts w:ascii="Arial" w:cs="Arial" w:eastAsia="Arial" w:hAnsi="Arial"/>
-          <w:b/>
-          <w:bCs/>
-        </w:rPr>
-        <w:t xml:space="preserve">FFXI menu style.</w:t>
-      </w:r>
-      <w:r>
-        <w:rPr>
-          <w:rFonts w:ascii="Arial" w:cs="Arial" w:eastAsia="Arial" w:hAnsi="Arial"/>
-        </w:rPr>
-        <w:t xml:space="preserve"> Choosing "FFXI menu (striped blue)" resets the menu colours to the defaults every time you click it. The defaults were measured from the in-game Magic menu: grey-purple at the top, darker through the middle, bluer at the bottom, with dark 2-pixel stripes every 4 pixels. You can then change the top, middle and bottom colours and the stripe strength. "Reset menu colours to default" puts them back.</w:t>
-      </w:r>
-    </w:p>
-    <w:p>
-      <w:pPr>
-        <w:spacing w:after="120" w:before="0"/>
-      </w:pPr>
-      <w:r>
-        <w:rPr>
-          <w:rFonts w:ascii="Arial" w:cs="Arial" w:eastAsia="Arial" w:hAnsi="Arial"/>
-          <w:b/>
-          <w:bCs/>
-        </w:rPr>
-        <w:t xml:space="preserve">Background size.</w:t>
-      </w:r>
-      <w:r>
-        <w:rPr>
-          <w:rFonts w:ascii="Arial" w:cs="Arial" w:eastAsia="Arial" w:hAnsi="Arial"/>
-        </w:rPr>
-        <w:t xml:space="preserve"> The width and height sliders make the background bigger or smaller than the box, anchored at its top-left corner. "Match background to box" sets both back to zero.</w:t>
-      </w:r>
-    </w:p>
-    <w:p>
-      <w:pPr>
-        <w:spacing w:after="120" w:before="0"/>
-      </w:pPr>
-      <w:r>
-        <w:rPr>
-          <w:rFonts w:ascii="Arial" w:cs="Arial" w:eastAsia="Arial" w:hAnsi="Arial"/>
-          <w:b/>
-          <w:bCs/>
-        </w:rPr>
-        <w:t xml:space="preserve">Rotation</w:t>
-      </w:r>
-      <w:r>
-        <w:rPr>
-          <w:rFonts w:ascii="Arial" w:cs="Arial" w:eastAsia="Arial" w:hAnsi="Arial"/>
-        </w:rPr>
-        <w:t xml:space="preserve"> rearranges the box, but the text stays upright. At 90 degrees the stacked layout becomes a wide strip with the names on top and the badges underneath; 180 reverses the order; 270 puts the badges on top.</w:t>
+        <w:t xml:space="preserve">Box: background style and FFXI menu colours.</w:t>
       </w:r>
     </w:p>
     <w:p>
@@ -3870,37 +4171,31 @@
       </w:pPr>
       <w:r>
         <w:drawing>
-          <wp:inline distT="0" distB="0" distL="0" distR="0">
-            <wp:extent cx="4953000" cy="3800475"/>
-            <wp:effectExtent t="0" r="0" b="0" l="0"/>
-            <wp:docPr id="1" name="Illustration (drawn for this guide, not an in-game screenshot): the layouts, the square and circle badges, and a 90-degree rotation." descr="Illustration (drawn for this guide, not an in-game screenshot): the layouts, the square and circle badges, and a 90-degree rotation." title="Illustration (drawn for this guide, not an in-game screenshot): the layouts, the square and circle badges, and a 90-degree rotation."/>
+          <wp:inline xmlns:a="http://schemas.openxmlformats.org/drawingml/2006/main" xmlns:pic="http://schemas.openxmlformats.org/drawingml/2006/picture">
+            <wp:extent cx="5303520" cy="1849603"/>
+            <wp:docPr id="10" name="Picture 10" descr="Box: background size, then Character name text." title="Box: background size, then Character name text."/>
             <wp:cNvGraphicFramePr>
-              <a:graphicFrameLocks xmlns:a="http://schemas.openxmlformats.org/drawingml/2006/main" noChangeAspect="1"/>
+              <a:graphicFrameLocks noChangeAspect="1"/>
             </wp:cNvGraphicFramePr>
-            <a:graphic xmlns:a="http://schemas.openxmlformats.org/drawingml/2006/main">
+            <a:graphic>
               <a:graphicData uri="http://schemas.openxmlformats.org/drawingml/2006/picture">
-                <pic:pic xmlns:pic="http://schemas.openxmlformats.org/drawingml/2006/picture">
+                <pic:pic>
                   <pic:nvPicPr>
-                    <pic:cNvPr id="0" name="" descr=""/>
-                    <pic:cNvPicPr>
-                      <a:picLocks noChangeAspect="1" noChangeArrowheads="1"/>
-                    </pic:cNvPicPr>
+                    <pic:cNvPr id="0" name="settings-background-size-name.png"/>
+                    <pic:cNvPicPr/>
                   </pic:nvPicPr>
                   <pic:blipFill>
-                    <a:blip r:embed="rId16" cstate="none"/>
-                    <a:srcRect/>
+                    <a:blip r:embed="rId18"/>
                     <a:stretch>
                       <a:fillRect/>
                     </a:stretch>
                   </pic:blipFill>
-                  <pic:spPr bwMode="auto">
+                  <pic:spPr>
                     <a:xfrm>
                       <a:off x="0" y="0"/>
-                      <a:ext cx="4953000" cy="3800475"/>
+                      <a:ext cx="5303520" cy="1849603"/>
                     </a:xfrm>
-                    <a:prstGeom prst="rect">
-                      <a:avLst/>
-                    </a:prstGeom>
+                    <a:prstGeom prst="rect"/>
                   </pic:spPr>
                 </pic:pic>
               </a:graphicData>
@@ -3923,14 +4218,142 @@
           <w:sz w:val="19"/>
           <w:szCs w:val="19"/>
         </w:rPr>
-        <w:t xml:space="preserve">Illustration (drawn for this guide, not an in-game screenshot): the layouts, the square and circle badges, and a 90-degree rotation.</w:t>
+        <w:t xml:space="preserve">Box: background size, then Character name text.</w:t>
+      </w:r>
+    </w:p>
+    <w:p>
+      <w:pPr>
+        <w:keepNext/>
+        <w:spacing w:after="60" w:before="120"/>
+        <w:jc w:val="center"/>
+      </w:pPr>
+      <w:r>
+        <w:drawing>
+          <wp:inline xmlns:a="http://schemas.openxmlformats.org/drawingml/2006/main" xmlns:pic="http://schemas.openxmlformats.org/drawingml/2006/picture">
+            <wp:extent cx="5303520" cy="2595760"/>
+            <wp:docPr id="11" name="Picture 11" descr="ON / OFF text: shape, text options and badge colours." title="ON / OFF text: shape, text options and badge colours."/>
+            <wp:cNvGraphicFramePr>
+              <a:graphicFrameLocks noChangeAspect="1"/>
+            </wp:cNvGraphicFramePr>
+            <a:graphic>
+              <a:graphicData uri="http://schemas.openxmlformats.org/drawingml/2006/picture">
+                <pic:pic>
+                  <pic:nvPicPr>
+                    <pic:cNvPr id="0" name="settings-onoff.png"/>
+                    <pic:cNvPicPr/>
+                  </pic:nvPicPr>
+                  <pic:blipFill>
+                    <a:blip r:embed="rId19"/>
+                    <a:stretch>
+                      <a:fillRect/>
+                    </a:stretch>
+                  </pic:blipFill>
+                  <pic:spPr>
+                    <a:xfrm>
+                      <a:off x="0" y="0"/>
+                      <a:ext cx="5303520" cy="2595760"/>
+                    </a:xfrm>
+                    <a:prstGeom prst="rect"/>
+                  </pic:spPr>
+                </pic:pic>
+              </a:graphicData>
+            </a:graphic>
+          </wp:inline>
+        </w:drawing>
+      </w:r>
+    </w:p>
+    <w:p>
+      <w:pPr>
+        <w:spacing w:after="200"/>
+        <w:jc w:val="center"/>
+      </w:pPr>
+      <w:r>
+        <w:rPr>
+          <w:rFonts w:ascii="Arial" w:cs="Arial" w:eastAsia="Arial" w:hAnsi="Arial"/>
+          <w:i/>
+          <w:iCs/>
+          <w:color w:val="404040"/>
+          <w:sz w:val="19"/>
+          <w:szCs w:val="19"/>
+        </w:rPr>
+        <w:t xml:space="preserve">ON / OFF text: shape, text options and badge colours.</w:t>
       </w:r>
     </w:p>
     <w:p>
       <w:pPr>
         <w:pStyle w:val="Heading2"/>
         <w:keepNext/>
-        <w:spacing w:after="100" w:before="220"/>
+        <w:spacing w:after="80" w:before="160"/>
+      </w:pPr>
+      <w:r>
+        <w:rPr>
+          <w:rFonts w:ascii="Arial" w:cs="Arial" w:eastAsia="Arial" w:hAnsi="Arial"/>
+        </w:rPr>
+        <w:t xml:space="preserve">Looks: layout, rotation, shape and background</w:t>
+      </w:r>
+    </w:p>
+    <w:p>
+      <w:pPr>
+        <w:spacing w:after="120" w:before="0"/>
+      </w:pPr>
+      <w:r>
+        <w:rPr>
+          <w:rFonts w:ascii="Arial" w:cs="Arial" w:eastAsia="Arial" w:hAnsi="Arial"/>
+          <w:b/>
+          <w:bCs/>
+        </w:rPr>
+        <w:t xml:space="preserve">FFXI menu style.</w:t>
+      </w:r>
+      <w:r>
+        <w:rPr>
+          <w:rFonts w:ascii="Arial" w:cs="Arial" w:eastAsia="Arial" w:hAnsi="Arial"/>
+        </w:rPr>
+        <w:t xml:space="preserve"> Choosing "FFXI menu (striped blue)" resets the menu colours to the defaults every time you click it. The defaults were measured from the in-game Magic menu: grey-purple at the top, darker through the middle, bluer at the bottom, with dark 2-pixel stripes every 4 pixels. "Reset menu colours to default" puts them back.</w:t>
+      </w:r>
+    </w:p>
+    <w:p>
+      <w:pPr>
+        <w:spacing w:after="120" w:before="0"/>
+      </w:pPr>
+      <w:r>
+        <w:rPr>
+          <w:rFonts w:ascii="Arial" w:cs="Arial" w:eastAsia="Arial" w:hAnsi="Arial"/>
+          <w:b/>
+          <w:bCs/>
+        </w:rPr>
+        <w:t xml:space="preserve">Background size.</w:t>
+      </w:r>
+      <w:r>
+        <w:rPr>
+          <w:rFonts w:ascii="Arial" w:cs="Arial" w:eastAsia="Arial" w:hAnsi="Arial"/>
+        </w:rPr>
+        <w:t xml:space="preserve"> The width and height sliders make the background bigger or smaller than the widget, anchored at its top-left corner. "Match background to box" sets both back to zero.</w:t>
+      </w:r>
+    </w:p>
+    <w:p>
+      <w:pPr>
+        <w:spacing w:after="120" w:before="0"/>
+      </w:pPr>
+      <w:r>
+        <w:rPr>
+          <w:rFonts w:ascii="Arial" w:cs="Arial" w:eastAsia="Arial" w:hAnsi="Arial"/>
+          <w:b/>
+          <w:bCs/>
+        </w:rPr>
+        <w:t xml:space="preserve">Rotation</w:t>
+      </w:r>
+      <w:r>
+        <w:rPr>
+          <w:rFonts w:ascii="Arial" w:cs="Arial" w:eastAsia="Arial" w:hAnsi="Arial"/>
+        </w:rPr>
+        <w:t xml:space="preserve"> rearranges the widget, but the text stays upright. At 90 degrees the stacked layout becomes a wide strip with the names on top and the badges underneath; 180 reverses the order; 270 puts the badges on top.</w:t>
+      </w:r>
+    </w:p>
+    <w:p>
+      <w:pPr>
+        <w:pStyle w:val="Heading2"/>
+        <w:keepNext/>
+        <w:spacing w:after="80" w:before="160"/>
       </w:pPr>
       <w:r>
         <w:rPr>
@@ -3944,7 +4367,7 @@
         <w:pStyle w:val="ListParagraph"/>
         <w:numPr>
           <w:ilvl w:val="0"/>
-          <w:numId w:val="7"/>
+          <w:numId w:val="10"/>
         </w:numPr>
         <w:spacing w:after="80"/>
       </w:pPr>
@@ -3974,7 +4397,7 @@
         <w:pStyle w:val="ListParagraph"/>
         <w:numPr>
           <w:ilvl w:val="0"/>
-          <w:numId w:val="7"/>
+          <w:numId w:val="10"/>
         </w:numPr>
         <w:spacing w:after="80"/>
       </w:pPr>
@@ -3982,7 +4405,7 @@
         <w:rPr>
           <w:rFonts w:ascii="Arial" w:cs="Arial" w:eastAsia="Arial" w:hAnsi="Arial"/>
         </w:rPr>
-        <w:t xml:space="preserve">After a moment each box shows both characters. Until then the second row says "(no 2nd client)".</w:t>
+        <w:t xml:space="preserve">After a moment each widget shows both characters. Until then the second one says "(no 2nd client)".</w:t>
       </w:r>
     </w:p>
     <w:p>
@@ -3990,7 +4413,7 @@
         <w:pStyle w:val="ListParagraph"/>
         <w:numPr>
           <w:ilvl w:val="0"/>
-          <w:numId w:val="7"/>
+          <w:numId w:val="10"/>
         </w:numPr>
         <w:spacing w:after="80"/>
       </w:pPr>
@@ -3998,7 +4421,7 @@
         <w:rPr>
           <w:rFonts w:ascii="Arial" w:cs="Arial" w:eastAsia="Arial" w:hAnsi="Arial"/>
         </w:rPr>
-        <w:t xml:space="preserve">Click a character's badge, in either box, to switch just that character on or off.</w:t>
+        <w:t xml:space="preserve">Click a character's badge, in either widget, to switch just that character on or off.</w:t>
       </w:r>
     </w:p>
     <w:p>
@@ -4006,7 +4429,7 @@
         <w:pStyle w:val="ListParagraph"/>
         <w:numPr>
           <w:ilvl w:val="0"/>
-          <w:numId w:val="7"/>
+          <w:numId w:val="10"/>
         </w:numPr>
         <w:spacing w:after="80"/>
       </w:pPr>
@@ -4014,7 +4437,7 @@
         <w:rPr>
           <w:rFonts w:ascii="Arial" w:cs="Arial" w:eastAsia="Arial" w:hAnsi="Arial"/>
         </w:rPr>
-        <w:t xml:space="preserve">Each character keeps its own box position, size and ON/OFF state. Look and timing settings are shared and update on both within about a second.</w:t>
+        <w:t xml:space="preserve">Allow Move, on either widget, frees whichever character is locked.</w:t>
       </w:r>
     </w:p>
     <w:p>
@@ -4022,7 +4445,7 @@
         <w:pStyle w:val="ListParagraph"/>
         <w:numPr>
           <w:ilvl w:val="0"/>
-          <w:numId w:val="7"/>
+          <w:numId w:val="10"/>
         </w:numPr>
         <w:spacing w:after="80"/>
       </w:pPr>
@@ -4030,14 +4453,30 @@
         <w:rPr>
           <w:rFonts w:ascii="Arial" w:cs="Arial" w:eastAsia="Arial" w:hAnsi="Arial"/>
         </w:rPr>
-        <w:t xml:space="preserve">Key blocking and Multisend commands only ever act on the client that is casting.</w:t>
+        <w:t xml:space="preserve">Each character keeps its own widget position, size and ON/OFF state. Look, timing and follow settings are shared and update on both within about a second.</w:t>
+      </w:r>
+    </w:p>
+    <w:p>
+      <w:pPr>
+        <w:pStyle w:val="ListParagraph"/>
+        <w:numPr>
+          <w:ilvl w:val="0"/>
+          <w:numId w:val="10"/>
+        </w:numPr>
+        <w:spacing w:after="80"/>
+      </w:pPr>
+      <w:r>
+        <w:rPr>
+          <w:rFonts w:ascii="Arial" w:cs="Arial" w:eastAsia="Arial" w:hAnsi="Arial"/>
+        </w:rPr>
+        <w:t xml:space="preserve">Key blocking and follow commands only ever act on the client that is casting.</w:t>
       </w:r>
     </w:p>
     <w:p>
       <w:pPr>
         <w:pStyle w:val="Heading2"/>
         <w:keepNext/>
-        <w:spacing w:after="100" w:before="220"/>
+        <w:spacing w:after="80" w:before="160"/>
       </w:pPr>
       <w:r>
         <w:rPr>
@@ -4059,8 +4498,8 @@
         </w:tblBorders>
       </w:tblPr>
       <w:tblGrid>
-        <w:gridCol w:w="3000"/>
-        <w:gridCol w:w="6360"/>
+        <w:gridCol w:w="3600"/>
+        <w:gridCol w:w="5760"/>
       </w:tblGrid>
       <w:tr>
         <w:trPr>
@@ -4068,7 +4507,7 @@
         </w:trPr>
         <w:tc>
           <w:tcPr>
-            <w:tcW w:type="dxa" w:w="3000"/>
+            <w:tcW w:type="dxa" w:w="3600"/>
             <w:tcBorders>
               <w:top w:val="single" w:color="BFBFBF" w:sz="4"/>
               <w:left w:val="single" w:color="BFBFBF" w:sz="4"/>
@@ -4101,7 +4540,7 @@
         </w:tc>
         <w:tc>
           <w:tcPr>
-            <w:tcW w:type="dxa" w:w="6360"/>
+            <w:tcW w:type="dxa" w:w="5760"/>
             <w:tcBorders>
               <w:top w:val="single" w:color="BFBFBF" w:sz="4"/>
               <w:left w:val="single" w:color="BFBFBF" w:sz="4"/>
@@ -4139,7 +4578,7 @@
         </w:trPr>
         <w:tc>
           <w:tcPr>
-            <w:tcW w:type="dxa" w:w="3000"/>
+            <w:tcW w:type="dxa" w:w="3600"/>
             <w:tcBorders>
               <w:top w:val="single" w:color="BFBFBF" w:sz="4"/>
               <w:left w:val="single" w:color="BFBFBF" w:sz="4"/>
@@ -4169,7 +4608,7 @@
         </w:tc>
         <w:tc>
           <w:tcPr>
-            <w:tcW w:type="dxa" w:w="6360"/>
+            <w:tcW w:type="dxa" w:w="5760"/>
             <w:tcBorders>
               <w:top w:val="single" w:color="BFBFBF" w:sz="4"/>
               <w:left w:val="single" w:color="BFBFBF" w:sz="4"/>
@@ -4204,7 +4643,7 @@
         </w:trPr>
         <w:tc>
           <w:tcPr>
-            <w:tcW w:type="dxa" w:w="3000"/>
+            <w:tcW w:type="dxa" w:w="3600"/>
             <w:tcBorders>
               <w:top w:val="single" w:color="BFBFBF" w:sz="4"/>
               <w:left w:val="single" w:color="BFBFBF" w:sz="4"/>
@@ -4250,7 +4689,7 @@
         </w:tc>
         <w:tc>
           <w:tcPr>
-            <w:tcW w:type="dxa" w:w="6360"/>
+            <w:tcW w:type="dxa" w:w="5760"/>
             <w:tcBorders>
               <w:top w:val="single" w:color="BFBFBF" w:sz="4"/>
               <w:left w:val="single" w:color="BFBFBF" w:sz="4"/>
@@ -4285,7 +4724,7 @@
         </w:trPr>
         <w:tc>
           <w:tcPr>
-            <w:tcW w:type="dxa" w:w="3000"/>
+            <w:tcW w:type="dxa" w:w="3600"/>
             <w:tcBorders>
               <w:top w:val="single" w:color="BFBFBF" w:sz="4"/>
               <w:left w:val="single" w:color="BFBFBF" w:sz="4"/>
@@ -4309,37 +4748,37 @@
                 <w:sz w:val="18"/>
                 <w:szCs w:val="18"/>
               </w:rPr>
-              <w:t xml:space="preserve">/stopmove resetbox</w:t>
-            </w:r>
-          </w:p>
-        </w:tc>
-        <w:tc>
-          <w:tcPr>
-            <w:tcW w:type="dxa" w:w="6360"/>
-            <w:tcBorders>
-              <w:top w:val="single" w:color="BFBFBF" w:sz="4"/>
-              <w:left w:val="single" w:color="BFBFBF" w:sz="4"/>
-              <w:bottom w:val="single" w:color="BFBFBF" w:sz="4"/>
-              <w:right w:val="single" w:color="BFBFBF" w:sz="4"/>
-            </w:tcBorders>
-            <w:tcMar>
-              <w:top w:type="dxa" w:w="70"/>
-              <w:left w:type="dxa" w:w="110"/>
-              <w:bottom w:type="dxa" w:w="70"/>
-              <w:right w:type="dxa" w:w="110"/>
-            </w:tcMar>
-          </w:tcPr>
-          <w:p>
-            <w:pPr>
-              <w:spacing w:after="40"/>
-            </w:pPr>
-            <w:r>
-              <w:rPr>
-                <w:rFonts w:ascii="Arial" w:cs="Arial" w:eastAsia="Arial" w:hAnsi="Arial"/>
-                <w:sz w:val="20"/>
-                <w:szCs w:val="20"/>
-              </w:rPr>
-              <w:t xml:space="preserve">Puts the widget back at normal size in the top-left corner.</w:t>
+              <w:t xml:space="preserve">/stopmove move</w:t>
+            </w:r>
+          </w:p>
+        </w:tc>
+        <w:tc>
+          <w:tcPr>
+            <w:tcW w:type="dxa" w:w="5760"/>
+            <w:tcBorders>
+              <w:top w:val="single" w:color="BFBFBF" w:sz="4"/>
+              <w:left w:val="single" w:color="BFBFBF" w:sz="4"/>
+              <w:bottom w:val="single" w:color="BFBFBF" w:sz="4"/>
+              <w:right w:val="single" w:color="BFBFBF" w:sz="4"/>
+            </w:tcBorders>
+            <w:tcMar>
+              <w:top w:type="dxa" w:w="70"/>
+              <w:left w:type="dxa" w:w="110"/>
+              <w:bottom w:type="dxa" w:w="70"/>
+              <w:right w:type="dxa" w:w="110"/>
+            </w:tcMar>
+          </w:tcPr>
+          <w:p>
+            <w:pPr>
+              <w:spacing w:after="40"/>
+            </w:pPr>
+            <w:r>
+              <w:rPr>
+                <w:rFonts w:ascii="Arial" w:cs="Arial" w:eastAsia="Arial" w:hAnsi="Arial"/>
+                <w:sz w:val="20"/>
+                <w:szCs w:val="20"/>
+              </w:rPr>
+              <w:t xml:space="preserve">Allow Move: ends the cast lock now (same as the button).</w:t>
             </w:r>
           </w:p>
         </w:tc>
@@ -4350,7 +4789,7 @@
         </w:trPr>
         <w:tc>
           <w:tcPr>
-            <w:tcW w:type="dxa" w:w="3000"/>
+            <w:tcW w:type="dxa" w:w="3600"/>
             <w:tcBorders>
               <w:top w:val="single" w:color="BFBFBF" w:sz="4"/>
               <w:left w:val="single" w:color="BFBFBF" w:sz="4"/>
@@ -4374,13 +4813,78 @@
                 <w:sz w:val="18"/>
                 <w:szCs w:val="18"/>
               </w:rPr>
+              <w:t xml:space="preserve">/stopmove resetbox</w:t>
+            </w:r>
+          </w:p>
+        </w:tc>
+        <w:tc>
+          <w:tcPr>
+            <w:tcW w:type="dxa" w:w="5760"/>
+            <w:tcBorders>
+              <w:top w:val="single" w:color="BFBFBF" w:sz="4"/>
+              <w:left w:val="single" w:color="BFBFBF" w:sz="4"/>
+              <w:bottom w:val="single" w:color="BFBFBF" w:sz="4"/>
+              <w:right w:val="single" w:color="BFBFBF" w:sz="4"/>
+            </w:tcBorders>
+            <w:tcMar>
+              <w:top w:type="dxa" w:w="70"/>
+              <w:left w:type="dxa" w:w="110"/>
+              <w:bottom w:type="dxa" w:w="70"/>
+              <w:right w:type="dxa" w:w="110"/>
+            </w:tcMar>
+          </w:tcPr>
+          <w:p>
+            <w:pPr>
+              <w:spacing w:after="40"/>
+            </w:pPr>
+            <w:r>
+              <w:rPr>
+                <w:rFonts w:ascii="Arial" w:cs="Arial" w:eastAsia="Arial" w:hAnsi="Arial"/>
+                <w:sz w:val="20"/>
+                <w:szCs w:val="20"/>
+              </w:rPr>
+              <w:t xml:space="preserve">Puts the widget back at normal size in the top-left corner.</w:t>
+            </w:r>
+          </w:p>
+        </w:tc>
+      </w:tr>
+      <w:tr>
+        <w:trPr>
+          <w:cantSplit/>
+        </w:trPr>
+        <w:tc>
+          <w:tcPr>
+            <w:tcW w:type="dxa" w:w="3600"/>
+            <w:tcBorders>
+              <w:top w:val="single" w:color="BFBFBF" w:sz="4"/>
+              <w:left w:val="single" w:color="BFBFBF" w:sz="4"/>
+              <w:bottom w:val="single" w:color="BFBFBF" w:sz="4"/>
+              <w:right w:val="single" w:color="BFBFBF" w:sz="4"/>
+            </w:tcBorders>
+            <w:tcMar>
+              <w:top w:type="dxa" w:w="70"/>
+              <w:left w:type="dxa" w:w="110"/>
+              <w:bottom w:type="dxa" w:w="70"/>
+              <w:right w:type="dxa" w:w="110"/>
+            </w:tcMar>
+          </w:tcPr>
+          <w:p>
+            <w:pPr>
+              <w:spacing w:after="40"/>
+            </w:pPr>
+            <w:r>
+              <w:rPr>
+                <w:rFonts w:ascii="Consolas" w:cs="Consolas" w:eastAsia="Consolas" w:hAnsi="Consolas"/>
+                <w:sz w:val="18"/>
+                <w:szCs w:val="18"/>
+              </w:rPr>
               <w:t xml:space="preserve">/addon load|unload|reload stopmove</w:t>
             </w:r>
           </w:p>
         </w:tc>
         <w:tc>
           <w:tcPr>
-            <w:tcW w:type="dxa" w:w="6360"/>
+            <w:tcW w:type="dxa" w:w="5760"/>
             <w:tcBorders>
               <w:top w:val="single" w:color="BFBFBF" w:sz="4"/>
               <w:left w:val="single" w:color="BFBFBF" w:sz="4"/>
@@ -4412,9 +4916,14 @@
     </w:tbl>
     <w:p>
       <w:pPr>
+        <w:spacing w:after="120"/>
+      </w:pPr>
+    </w:p>
+    <w:p>
+      <w:pPr>
         <w:pStyle w:val="Heading2"/>
         <w:keepNext/>
-        <w:spacing w:after="100" w:before="220"/>
+        <w:spacing w:after="80" w:before="160"/>
       </w:pPr>
       <w:r>
         <w:rPr>
@@ -4453,9 +4962,9 @@
         <w:pStyle w:val="ListParagraph"/>
         <w:numPr>
           <w:ilvl w:val="0"/>
-          <w:numId w:val="5"/>
+          <w:numId w:val="1"/>
         </w:numPr>
-        <w:spacing w:after="70"/>
+        <w:spacing w:after="80"/>
       </w:pPr>
       <w:r>
         <w:rPr>
@@ -4469,7 +4978,7 @@
         <w:rPr>
           <w:rFonts w:ascii="Arial" w:cs="Arial" w:eastAsia="Arial" w:hAnsi="Arial"/>
         </w:rPr>
-        <w:t xml:space="preserve">: looks, timers and Multisend commands (shared by both clients).</w:t>
+        <w:t xml:space="preserve">: looks, timers, follow commands and the Follow after cast name (shared by both clients).</w:t>
       </w:r>
     </w:p>
     <w:p>
@@ -4477,9 +4986,9 @@
         <w:pStyle w:val="ListParagraph"/>
         <w:numPr>
           <w:ilvl w:val="0"/>
-          <w:numId w:val="5"/>
+          <w:numId w:val="1"/>
         </w:numPr>
-        <w:spacing w:after="70"/>
+        <w:spacing w:after="80"/>
       </w:pPr>
       <w:r>
         <w:rPr>
@@ -4501,9 +5010,9 @@
         <w:pStyle w:val="ListParagraph"/>
         <w:numPr>
           <w:ilvl w:val="0"/>
-          <w:numId w:val="5"/>
+          <w:numId w:val="1"/>
         </w:numPr>
-        <w:spacing w:after="70"/>
+        <w:spacing w:after="80"/>
       </w:pPr>
       <w:r>
         <w:rPr>
@@ -4549,7 +5058,7 @@
       <w:pPr>
         <w:pStyle w:val="Heading2"/>
         <w:keepNext/>
-        <w:spacing w:after="100" w:before="220"/>
+        <w:spacing w:after="80" w:before="160"/>
       </w:pPr>
       <w:r>
         <w:rPr>
@@ -4571,8 +5080,8 @@
         </w:tblBorders>
       </w:tblPr>
       <w:tblGrid>
-        <w:gridCol w:w="3000"/>
-        <w:gridCol w:w="6360"/>
+        <w:gridCol w:w="3300"/>
+        <w:gridCol w:w="6060"/>
       </w:tblGrid>
       <w:tr>
         <w:trPr>
@@ -4580,7 +5089,7 @@
         </w:trPr>
         <w:tc>
           <w:tcPr>
-            <w:tcW w:type="dxa" w:w="3000"/>
+            <w:tcW w:type="dxa" w:w="3300"/>
             <w:tcBorders>
               <w:top w:val="single" w:color="BFBFBF" w:sz="4"/>
               <w:left w:val="single" w:color="BFBFBF" w:sz="4"/>
@@ -4613,7 +5122,7 @@
         </w:tc>
         <w:tc>
           <w:tcPr>
-            <w:tcW w:type="dxa" w:w="6360"/>
+            <w:tcW w:type="dxa" w:w="6060"/>
             <w:tcBorders>
               <w:top w:val="single" w:color="BFBFBF" w:sz="4"/>
               <w:left w:val="single" w:color="BFBFBF" w:sz="4"/>
@@ -4651,7 +5160,7 @@
         </w:trPr>
         <w:tc>
           <w:tcPr>
-            <w:tcW w:type="dxa" w:w="3000"/>
+            <w:tcW w:type="dxa" w:w="3300"/>
             <w:tcBorders>
               <w:top w:val="single" w:color="BFBFBF" w:sz="4"/>
               <w:left w:val="single" w:color="BFBFBF" w:sz="4"/>
@@ -4681,7 +5190,7 @@
         </w:tc>
         <w:tc>
           <w:tcPr>
-            <w:tcW w:type="dxa" w:w="6360"/>
+            <w:tcW w:type="dxa" w:w="6060"/>
             <w:tcBorders>
               <w:top w:val="single" w:color="BFBFBF" w:sz="4"/>
               <w:left w:val="single" w:color="BFBFBF" w:sz="4"/>
@@ -4721,25 +5230,7 @@
                 <w:sz w:val="20"/>
                 <w:szCs w:val="20"/>
               </w:rPr>
-              <w:t xml:space="preserve"> and tick </w:t>
-            </w:r>
-            <w:r>
-              <w:rPr>
-                <w:rFonts w:ascii="Arial" w:cs="Arial" w:eastAsia="Arial" w:hAnsi="Arial"/>
-                <w:b/>
-                <w:bCs/>
-                <w:sz w:val="20"/>
-                <w:szCs w:val="20"/>
-              </w:rPr>
-              <w:t xml:space="preserve">Turn On/Off Widget</w:t>
-            </w:r>
-            <w:r>
-              <w:rPr>
-                <w:rFonts w:ascii="Arial" w:cs="Arial" w:eastAsia="Arial" w:hAnsi="Arial"/>
-                <w:sz w:val="20"/>
-                <w:szCs w:val="20"/>
-              </w:rPr>
-              <w:t xml:space="preserve">. If it is off-screen, type </w:t>
+              <w:t xml:space="preserve"> and tick Turn On/Off Widget. If it is off-screen, type </w:t>
             </w:r>
             <w:r>
               <w:rPr>
@@ -4766,7 +5257,7 @@
         </w:trPr>
         <w:tc>
           <w:tcPr>
-            <w:tcW w:type="dxa" w:w="3000"/>
+            <w:tcW w:type="dxa" w:w="3300"/>
             <w:tcBorders>
               <w:top w:val="single" w:color="BFBFBF" w:sz="4"/>
               <w:left w:val="single" w:color="BFBFBF" w:sz="4"/>
@@ -4796,49 +5287,31 @@
         </w:tc>
         <w:tc>
           <w:tcPr>
-            <w:tcW w:type="dxa" w:w="6360"/>
-            <w:tcBorders>
-              <w:top w:val="single" w:color="BFBFBF" w:sz="4"/>
-              <w:left w:val="single" w:color="BFBFBF" w:sz="4"/>
-              <w:bottom w:val="single" w:color="BFBFBF" w:sz="4"/>
-              <w:right w:val="single" w:color="BFBFBF" w:sz="4"/>
-            </w:tcBorders>
-            <w:tcMar>
-              <w:top w:type="dxa" w:w="70"/>
-              <w:left w:type="dxa" w:w="110"/>
-              <w:bottom w:type="dxa" w:w="70"/>
-              <w:right w:type="dxa" w:w="110"/>
-            </w:tcMar>
-          </w:tcPr>
-          <w:p>
-            <w:pPr>
-              <w:spacing w:after="40"/>
-            </w:pPr>
-            <w:r>
-              <w:rPr>
-                <w:rFonts w:ascii="Arial" w:cs="Arial" w:eastAsia="Arial" w:hAnsi="Arial"/>
-                <w:sz w:val="20"/>
-                <w:szCs w:val="20"/>
-              </w:rPr>
-              <w:t xml:space="preserve">Check the character's badge says ON, </w:t>
-            </w:r>
-            <w:r>
-              <w:rPr>
-                <w:rFonts w:ascii="Arial" w:cs="Arial" w:eastAsia="Arial" w:hAnsi="Arial"/>
-                <w:b/>
-                <w:bCs/>
-                <w:sz w:val="20"/>
-                <w:szCs w:val="20"/>
-              </w:rPr>
-              <w:t xml:space="preserve">Disable keyboard movement</w:t>
-            </w:r>
-            <w:r>
-              <w:rPr>
-                <w:rFonts w:ascii="Arial" w:cs="Arial" w:eastAsia="Arial" w:hAnsi="Arial"/>
-                <w:sz w:val="20"/>
-                <w:szCs w:val="20"/>
-              </w:rPr>
-              <w:t xml:space="preserve"> is ticked, and you are using the numpad keys. Gamepad and mouse movement are never blocked.</w:t>
+            <w:tcW w:type="dxa" w:w="6060"/>
+            <w:tcBorders>
+              <w:top w:val="single" w:color="BFBFBF" w:sz="4"/>
+              <w:left w:val="single" w:color="BFBFBF" w:sz="4"/>
+              <w:bottom w:val="single" w:color="BFBFBF" w:sz="4"/>
+              <w:right w:val="single" w:color="BFBFBF" w:sz="4"/>
+            </w:tcBorders>
+            <w:tcMar>
+              <w:top w:type="dxa" w:w="70"/>
+              <w:left w:type="dxa" w:w="110"/>
+              <w:bottom w:type="dxa" w:w="70"/>
+              <w:right w:type="dxa" w:w="110"/>
+            </w:tcMar>
+          </w:tcPr>
+          <w:p>
+            <w:pPr>
+              <w:spacing w:after="40"/>
+            </w:pPr>
+            <w:r>
+              <w:rPr>
+                <w:rFonts w:ascii="Arial" w:cs="Arial" w:eastAsia="Arial" w:hAnsi="Arial"/>
+                <w:sz w:val="20"/>
+                <w:szCs w:val="20"/>
+              </w:rPr>
+              <w:t xml:space="preserve">Check the character's badge says ON, Disable keyboard movement is ticked, and you are using the numpad keys. Gamepad and mouse movement are never blocked.</w:t>
             </w:r>
           </w:p>
         </w:tc>
@@ -4849,7 +5322,7 @@
         </w:trPr>
         <w:tc>
           <w:tcPr>
-            <w:tcW w:type="dxa" w:w="3000"/>
+            <w:tcW w:type="dxa" w:w="3300"/>
             <w:tcBorders>
               <w:top w:val="single" w:color="BFBFBF" w:sz="4"/>
               <w:left w:val="single" w:color="BFBFBF" w:sz="4"/>
@@ -4879,31 +5352,31 @@
         </w:tc>
         <w:tc>
           <w:tcPr>
-            <w:tcW w:type="dxa" w:w="6360"/>
-            <w:tcBorders>
-              <w:top w:val="single" w:color="BFBFBF" w:sz="4"/>
-              <w:left w:val="single" w:color="BFBFBF" w:sz="4"/>
-              <w:bottom w:val="single" w:color="BFBFBF" w:sz="4"/>
-              <w:right w:val="single" w:color="BFBFBF" w:sz="4"/>
-            </w:tcBorders>
-            <w:tcMar>
-              <w:top w:type="dxa" w:w="70"/>
-              <w:left w:type="dxa" w:w="110"/>
-              <w:bottom w:type="dxa" w:w="70"/>
-              <w:right w:type="dxa" w:w="110"/>
-            </w:tcMar>
-          </w:tcPr>
-          <w:p>
-            <w:pPr>
-              <w:spacing w:after="40"/>
-            </w:pPr>
-            <w:r>
-              <w:rPr>
-                <w:rFonts w:ascii="Arial" w:cs="Arial" w:eastAsia="Arial" w:hAnsi="Arial"/>
-                <w:sz w:val="20"/>
-                <w:szCs w:val="20"/>
-              </w:rPr>
-              <w:t xml:space="preserve">Tick Hold position while casting (Casting actions). If you move with W/A/S/D, also tick Also disable WASD keys. Moving more than 1 yalm, or moving with a gamepad, still interrupts the cast as it should.</w:t>
+            <w:tcW w:type="dxa" w:w="6060"/>
+            <w:tcBorders>
+              <w:top w:val="single" w:color="BFBFBF" w:sz="4"/>
+              <w:left w:val="single" w:color="BFBFBF" w:sz="4"/>
+              <w:bottom w:val="single" w:color="BFBFBF" w:sz="4"/>
+              <w:right w:val="single" w:color="BFBFBF" w:sz="4"/>
+            </w:tcBorders>
+            <w:tcMar>
+              <w:top w:type="dxa" w:w="70"/>
+              <w:left w:type="dxa" w:w="110"/>
+              <w:bottom w:type="dxa" w:w="70"/>
+              <w:right w:type="dxa" w:w="110"/>
+            </w:tcMar>
+          </w:tcPr>
+          <w:p>
+            <w:pPr>
+              <w:spacing w:after="40"/>
+            </w:pPr>
+            <w:r>
+              <w:rPr>
+                <w:rFonts w:ascii="Arial" w:cs="Arial" w:eastAsia="Arial" w:hAnsi="Arial"/>
+                <w:sz w:val="20"/>
+                <w:szCs w:val="20"/>
+              </w:rPr>
+              <w:t xml:space="preserve">Keep Wait until stopped and Release held movement keys on, and raise Spell cast delay to 0.25 or 0.30. If you move with W/A/S/D, tick Also disable WASD keys.</w:t>
             </w:r>
           </w:p>
         </w:tc>
@@ -4914,79 +5387,77 @@
         </w:trPr>
         <w:tc>
           <w:tcPr>
-            <w:tcW w:type="dxa" w:w="3000"/>
-            <w:tcBorders>
-              <w:top w:val="single" w:color="BFBFBF" w:sz="4"/>
-              <w:left w:val="single" w:color="BFBFBF" w:sz="4"/>
-              <w:bottom w:val="single" w:color="BFBFBF" w:sz="4"/>
-              <w:right w:val="single" w:color="BFBFBF" w:sz="4"/>
-            </w:tcBorders>
-            <w:tcMar>
-              <w:top w:type="dxa" w:w="70"/>
-              <w:left w:type="dxa" w:w="110"/>
-              <w:bottom w:type="dxa" w:w="70"/>
-              <w:right w:type="dxa" w:w="110"/>
-            </w:tcMar>
-          </w:tcPr>
-          <w:p>
-            <w:pPr>
-              <w:spacing w:after="40"/>
-            </w:pPr>
-            <w:r>
-              <w:rPr>
-                <w:rFonts w:ascii="Arial" w:cs="Arial" w:eastAsia="Arial" w:hAnsi="Arial"/>
-                <w:sz w:val="20"/>
-                <w:szCs w:val="20"/>
-              </w:rPr>
-              <w:t xml:space="preserve">I move with W/A/S/D</w:t>
-            </w:r>
-          </w:p>
-        </w:tc>
-        <w:tc>
-          <w:tcPr>
-            <w:tcW w:type="dxa" w:w="6360"/>
-            <w:tcBorders>
-              <w:top w:val="single" w:color="BFBFBF" w:sz="4"/>
-              <w:left w:val="single" w:color="BFBFBF" w:sz="4"/>
-              <w:bottom w:val="single" w:color="BFBFBF" w:sz="4"/>
-              <w:right w:val="single" w:color="BFBFBF" w:sz="4"/>
-            </w:tcBorders>
-            <w:tcMar>
-              <w:top w:type="dxa" w:w="70"/>
-              <w:left w:type="dxa" w:w="110"/>
-              <w:bottom w:type="dxa" w:w="70"/>
-              <w:right w:type="dxa" w:w="110"/>
-            </w:tcMar>
-          </w:tcPr>
-          <w:p>
-            <w:pPr>
-              <w:spacing w:after="40"/>
-            </w:pPr>
-            <w:r>
-              <w:rPr>
-                <w:rFonts w:ascii="Arial" w:cs="Arial" w:eastAsia="Arial" w:hAnsi="Arial"/>
-                <w:sz w:val="20"/>
-                <w:szCs w:val="20"/>
-              </w:rPr>
-              <w:t xml:space="preserve">Tick </w:t>
-            </w:r>
-            <w:r>
-              <w:rPr>
-                <w:rFonts w:ascii="Arial" w:cs="Arial" w:eastAsia="Arial" w:hAnsi="Arial"/>
-                <w:b/>
-                <w:bCs/>
-                <w:sz w:val="20"/>
-                <w:szCs w:val="20"/>
-              </w:rPr>
-              <w:t xml:space="preserve">Also disable WASD keys</w:t>
-            </w:r>
-            <w:r>
-              <w:rPr>
-                <w:rFonts w:ascii="Arial" w:cs="Arial" w:eastAsia="Arial" w:hAnsi="Arial"/>
-                <w:sz w:val="20"/>
-                <w:szCs w:val="20"/>
-              </w:rPr>
-              <w:t xml:space="preserve">. Note that W/A/S/D are then blocked in chat while a cast is in progress.</w:t>
+            <w:tcW w:type="dxa" w:w="3300"/>
+            <w:tcBorders>
+              <w:top w:val="single" w:color="BFBFBF" w:sz="4"/>
+              <w:left w:val="single" w:color="BFBFBF" w:sz="4"/>
+              <w:bottom w:val="single" w:color="BFBFBF" w:sz="4"/>
+              <w:right w:val="single" w:color="BFBFBF" w:sz="4"/>
+            </w:tcBorders>
+            <w:tcMar>
+              <w:top w:type="dxa" w:w="70"/>
+              <w:left w:type="dxa" w:w="110"/>
+              <w:bottom w:type="dxa" w:w="70"/>
+              <w:right w:type="dxa" w:w="110"/>
+            </w:tcMar>
+          </w:tcPr>
+          <w:p>
+            <w:pPr>
+              <w:spacing w:after="40"/>
+            </w:pPr>
+            <w:r>
+              <w:rPr>
+                <w:rFonts w:ascii="Arial" w:cs="Arial" w:eastAsia="Arial" w:hAnsi="Arial"/>
+                <w:sz w:val="20"/>
+                <w:szCs w:val="20"/>
+              </w:rPr>
+              <w:t xml:space="preserve">I can't move during a cast</w:t>
+            </w:r>
+          </w:p>
+        </w:tc>
+        <w:tc>
+          <w:tcPr>
+            <w:tcW w:type="dxa" w:w="6060"/>
+            <w:tcBorders>
+              <w:top w:val="single" w:color="BFBFBF" w:sz="4"/>
+              <w:left w:val="single" w:color="BFBFBF" w:sz="4"/>
+              <w:bottom w:val="single" w:color="BFBFBF" w:sz="4"/>
+              <w:right w:val="single" w:color="BFBFBF" w:sz="4"/>
+            </w:tcBorders>
+            <w:tcMar>
+              <w:top w:type="dxa" w:w="70"/>
+              <w:left w:type="dxa" w:w="110"/>
+              <w:bottom w:type="dxa" w:w="70"/>
+              <w:right w:type="dxa" w:w="110"/>
+            </w:tcMar>
+          </w:tcPr>
+          <w:p>
+            <w:pPr>
+              <w:spacing w:after="40"/>
+            </w:pPr>
+            <w:r>
+              <w:rPr>
+                <w:rFonts w:ascii="Arial" w:cs="Arial" w:eastAsia="Arial" w:hAnsi="Arial"/>
+                <w:sz w:val="20"/>
+                <w:szCs w:val="20"/>
+              </w:rPr>
+              <w:t xml:space="preserve">That is the lock working. Click Allow Move (M in letter mode) or type </w:t>
+            </w:r>
+            <w:r>
+              <w:rPr>
+                <w:rFonts w:ascii="Consolas" w:cs="Consolas" w:eastAsia="Consolas" w:hAnsi="Consolas"/>
+                <w:sz w:val="18"/>
+                <w:szCs w:val="18"/>
+              </w:rPr>
+              <w:t xml:space="preserve">/stopmove move</w:t>
+            </w:r>
+            <w:r>
+              <w:rPr>
+                <w:rFonts w:ascii="Arial" w:cs="Arial" w:eastAsia="Arial" w:hAnsi="Arial"/>
+                <w:sz w:val="20"/>
+                <w:szCs w:val="20"/>
+              </w:rPr>
+              <w:t xml:space="preserve">.</w:t>
             </w:r>
           </w:p>
         </w:tc>
@@ -4997,95 +5468,61 @@
         </w:trPr>
         <w:tc>
           <w:tcPr>
-            <w:tcW w:type="dxa" w:w="3000"/>
-            <w:tcBorders>
-              <w:top w:val="single" w:color="BFBFBF" w:sz="4"/>
-              <w:left w:val="single" w:color="BFBFBF" w:sz="4"/>
-              <w:bottom w:val="single" w:color="BFBFBF" w:sz="4"/>
-              <w:right w:val="single" w:color="BFBFBF" w:sz="4"/>
-            </w:tcBorders>
-            <w:tcMar>
-              <w:top w:type="dxa" w:w="70"/>
-              <w:left w:type="dxa" w:w="110"/>
-              <w:bottom w:type="dxa" w:w="70"/>
-              <w:right w:type="dxa" w:w="110"/>
-            </w:tcMar>
-          </w:tcPr>
-          <w:p>
-            <w:pPr>
-              <w:spacing w:after="40"/>
-            </w:pPr>
-            <w:r>
-              <w:rPr>
-                <w:rFonts w:ascii="Arial" w:cs="Arial" w:eastAsia="Arial" w:hAnsi="Arial"/>
-                <w:sz w:val="20"/>
-                <w:szCs w:val="20"/>
-              </w:rPr>
-              <w:t xml:space="preserve">Follow keeps going during casts</w:t>
-            </w:r>
-          </w:p>
-        </w:tc>
-        <w:tc>
-          <w:tcPr>
-            <w:tcW w:type="dxa" w:w="6360"/>
-            <w:tcBorders>
-              <w:top w:val="single" w:color="BFBFBF" w:sz="4"/>
-              <w:left w:val="single" w:color="BFBFBF" w:sz="4"/>
-              <w:bottom w:val="single" w:color="BFBFBF" w:sz="4"/>
-              <w:right w:val="single" w:color="BFBFBF" w:sz="4"/>
-            </w:tcBorders>
-            <w:tcMar>
-              <w:top w:type="dxa" w:w="70"/>
-              <w:left w:type="dxa" w:w="110"/>
-              <w:bottom w:type="dxa" w:w="70"/>
-              <w:right w:type="dxa" w:w="110"/>
-            </w:tcMar>
-          </w:tcPr>
-          <w:p>
-            <w:pPr>
-              <w:spacing w:after="40"/>
-            </w:pPr>
-            <w:r>
-              <w:rPr>
-                <w:rFonts w:ascii="Arial" w:cs="Arial" w:eastAsia="Arial" w:hAnsi="Arial"/>
-                <w:sz w:val="20"/>
-                <w:szCs w:val="20"/>
-              </w:rPr>
-              <w:t xml:space="preserve">Make sure </w:t>
-            </w:r>
-            <w:r>
-              <w:rPr>
-                <w:rFonts w:ascii="Arial" w:cs="Arial" w:eastAsia="Arial" w:hAnsi="Arial"/>
-                <w:b/>
-                <w:bCs/>
-                <w:sz w:val="20"/>
-                <w:szCs w:val="20"/>
-              </w:rPr>
-              <w:t xml:space="preserve">Multisend follow</w:t>
-            </w:r>
-            <w:r>
-              <w:rPr>
-                <w:rFonts w:ascii="Arial" w:cs="Arial" w:eastAsia="Arial" w:hAnsi="Arial"/>
-                <w:sz w:val="20"/>
-                <w:szCs w:val="20"/>
-              </w:rPr>
-              <w:t xml:space="preserve"> is ticked and the "Cast starts" box holds the right command (default </w:t>
-            </w:r>
-            <w:r>
-              <w:rPr>
-                <w:rFonts w:ascii="Consolas" w:cs="Consolas" w:eastAsia="Consolas" w:hAnsi="Consolas"/>
-                <w:sz w:val="18"/>
-                <w:szCs w:val="18"/>
-              </w:rPr>
-              <w:t xml:space="preserve">/ms follow off</w:t>
-            </w:r>
-            <w:r>
-              <w:rPr>
-                <w:rFonts w:ascii="Arial" w:cs="Arial" w:eastAsia="Arial" w:hAnsi="Arial"/>
-                <w:sz w:val="20"/>
-                <w:szCs w:val="20"/>
-              </w:rPr>
-              <w:t xml:space="preserve">). Other follow addons are not controlled.</w:t>
+            <w:tcW w:type="dxa" w:w="3300"/>
+            <w:tcBorders>
+              <w:top w:val="single" w:color="BFBFBF" w:sz="4"/>
+              <w:left w:val="single" w:color="BFBFBF" w:sz="4"/>
+              <w:bottom w:val="single" w:color="BFBFBF" w:sz="4"/>
+              <w:right w:val="single" w:color="BFBFBF" w:sz="4"/>
+            </w:tcBorders>
+            <w:tcMar>
+              <w:top w:type="dxa" w:w="70"/>
+              <w:left w:type="dxa" w:w="110"/>
+              <w:bottom w:type="dxa" w:w="70"/>
+              <w:right w:type="dxa" w:w="110"/>
+            </w:tcMar>
+          </w:tcPr>
+          <w:p>
+            <w:pPr>
+              <w:spacing w:after="40"/>
+            </w:pPr>
+            <w:r>
+              <w:rPr>
+                <w:rFonts w:ascii="Arial" w:cs="Arial" w:eastAsia="Arial" w:hAnsi="Arial"/>
+                <w:sz w:val="20"/>
+                <w:szCs w:val="20"/>
+              </w:rPr>
+              <w:t xml:space="preserve">I don't follow again after a cast</w:t>
+            </w:r>
+          </w:p>
+        </w:tc>
+        <w:tc>
+          <w:tcPr>
+            <w:tcW w:type="dxa" w:w="6060"/>
+            <w:tcBorders>
+              <w:top w:val="single" w:color="BFBFBF" w:sz="4"/>
+              <w:left w:val="single" w:color="BFBFBF" w:sz="4"/>
+              <w:bottom w:val="single" w:color="BFBFBF" w:sz="4"/>
+              <w:right w:val="single" w:color="BFBFBF" w:sz="4"/>
+            </w:tcBorders>
+            <w:tcMar>
+              <w:top w:type="dxa" w:w="70"/>
+              <w:left w:type="dxa" w:w="110"/>
+              <w:bottom w:type="dxa" w:w="70"/>
+              <w:right w:type="dxa" w:w="110"/>
+            </w:tcMar>
+          </w:tcPr>
+          <w:p>
+            <w:pPr>
+              <w:spacing w:after="40"/>
+            </w:pPr>
+            <w:r>
+              <w:rPr>
+                <w:rFonts w:ascii="Arial" w:cs="Arial" w:eastAsia="Arial" w:hAnsi="Arial"/>
+                <w:sz w:val="20"/>
+                <w:szCs w:val="20"/>
+              </w:rPr>
+              <w:t xml:space="preserve">Type the leader's name in Follow after cast. The leader must be in the same zone. After an interrupted cast, follow waits 10 seconds by default (Unlock wait: cast interrupted).</w:t>
             </w:r>
           </w:p>
         </w:tc>
@@ -5096,97 +5533,61 @@
         </w:trPr>
         <w:tc>
           <w:tcPr>
-            <w:tcW w:type="dxa" w:w="3000"/>
-            <w:tcBorders>
-              <w:top w:val="single" w:color="BFBFBF" w:sz="4"/>
-              <w:left w:val="single" w:color="BFBFBF" w:sz="4"/>
-              <w:bottom w:val="single" w:color="BFBFBF" w:sz="4"/>
-              <w:right w:val="single" w:color="BFBFBF" w:sz="4"/>
-            </w:tcBorders>
-            <w:tcMar>
-              <w:top w:type="dxa" w:w="70"/>
-              <w:left w:type="dxa" w:w="110"/>
-              <w:bottom w:type="dxa" w:w="70"/>
-              <w:right w:type="dxa" w:w="110"/>
-            </w:tcMar>
-          </w:tcPr>
-          <w:p>
-            <w:pPr>
-              <w:spacing w:after="40"/>
-            </w:pPr>
-            <w:r>
-              <w:rPr>
-                <w:rFonts w:ascii="Arial" w:cs="Arial" w:eastAsia="Arial" w:hAnsi="Arial"/>
-                <w:sz w:val="20"/>
-                <w:szCs w:val="20"/>
-              </w:rPr>
-              <w:t xml:space="preserve">Follow comes back too soon or too late</w:t>
-            </w:r>
-          </w:p>
-        </w:tc>
-        <w:tc>
-          <w:tcPr>
-            <w:tcW w:type="dxa" w:w="6360"/>
-            <w:tcBorders>
-              <w:top w:val="single" w:color="BFBFBF" w:sz="4"/>
-              <w:left w:val="single" w:color="BFBFBF" w:sz="4"/>
-              <w:bottom w:val="single" w:color="BFBFBF" w:sz="4"/>
-              <w:right w:val="single" w:color="BFBFBF" w:sz="4"/>
-            </w:tcBorders>
-            <w:tcMar>
-              <w:top w:type="dxa" w:w="70"/>
-              <w:left w:type="dxa" w:w="110"/>
-              <w:bottom w:type="dxa" w:w="70"/>
-              <w:right w:type="dxa" w:w="110"/>
-            </w:tcMar>
-          </w:tcPr>
-          <w:p>
-            <w:pPr>
-              <w:spacing w:after="40"/>
-            </w:pPr>
-            <w:r>
-              <w:rPr>
-                <w:rFonts w:ascii="Arial" w:cs="Arial" w:eastAsia="Arial" w:hAnsi="Arial"/>
-                <w:sz w:val="20"/>
-                <w:szCs w:val="20"/>
-              </w:rPr>
-              <w:t xml:space="preserve">Change </w:t>
-            </w:r>
-            <w:r>
-              <w:rPr>
-                <w:rFonts w:ascii="Arial" w:cs="Arial" w:eastAsia="Arial" w:hAnsi="Arial"/>
-                <w:b/>
-                <w:bCs/>
-                <w:sz w:val="20"/>
-                <w:szCs w:val="20"/>
-              </w:rPr>
-              <w:t xml:space="preserve">Unlock wait: cast interrupted</w:t>
-            </w:r>
-            <w:r>
-              <w:rPr>
-                <w:rFonts w:ascii="Arial" w:cs="Arial" w:eastAsia="Arial" w:hAnsi="Arial"/>
-                <w:sz w:val="20"/>
-                <w:szCs w:val="20"/>
-              </w:rPr>
-              <w:t xml:space="preserve"> or </w:t>
-            </w:r>
-            <w:r>
-              <w:rPr>
-                <w:rFonts w:ascii="Arial" w:cs="Arial" w:eastAsia="Arial" w:hAnsi="Arial"/>
-                <w:b/>
-                <w:bCs/>
-                <w:sz w:val="20"/>
-                <w:szCs w:val="20"/>
-              </w:rPr>
-              <w:t xml:space="preserve">cast completed</w:t>
-            </w:r>
-            <w:r>
-              <w:rPr>
-                <w:rFonts w:ascii="Arial" w:cs="Arial" w:eastAsia="Arial" w:hAnsi="Arial"/>
-                <w:sz w:val="20"/>
-                <w:szCs w:val="20"/>
-              </w:rPr>
-              <w:t xml:space="preserve"> in the Timing section.</w:t>
+            <w:tcW w:type="dxa" w:w="3300"/>
+            <w:tcBorders>
+              <w:top w:val="single" w:color="BFBFBF" w:sz="4"/>
+              <w:left w:val="single" w:color="BFBFBF" w:sz="4"/>
+              <w:bottom w:val="single" w:color="BFBFBF" w:sz="4"/>
+              <w:right w:val="single" w:color="BFBFBF" w:sz="4"/>
+            </w:tcBorders>
+            <w:tcMar>
+              <w:top w:type="dxa" w:w="70"/>
+              <w:left w:type="dxa" w:w="110"/>
+              <w:bottom w:type="dxa" w:w="70"/>
+              <w:right w:type="dxa" w:w="110"/>
+            </w:tcMar>
+          </w:tcPr>
+          <w:p>
+            <w:pPr>
+              <w:spacing w:after="40"/>
+            </w:pPr>
+            <w:r>
+              <w:rPr>
+                <w:rFonts w:ascii="Arial" w:cs="Arial" w:eastAsia="Arial" w:hAnsi="Arial"/>
+                <w:sz w:val="20"/>
+                <w:szCs w:val="20"/>
+              </w:rPr>
+              <w:t xml:space="preserve">Follow keeps going during casts</w:t>
+            </w:r>
+          </w:p>
+        </w:tc>
+        <w:tc>
+          <w:tcPr>
+            <w:tcW w:type="dxa" w:w="6060"/>
+            <w:tcBorders>
+              <w:top w:val="single" w:color="BFBFBF" w:sz="4"/>
+              <w:left w:val="single" w:color="BFBFBF" w:sz="4"/>
+              <w:bottom w:val="single" w:color="BFBFBF" w:sz="4"/>
+              <w:right w:val="single" w:color="BFBFBF" w:sz="4"/>
+            </w:tcBorders>
+            <w:tcMar>
+              <w:top w:type="dxa" w:w="70"/>
+              <w:left w:type="dxa" w:w="110"/>
+              <w:bottom w:type="dxa" w:w="70"/>
+              <w:right w:type="dxa" w:w="110"/>
+            </w:tcMar>
+          </w:tcPr>
+          <w:p>
+            <w:pPr>
+              <w:spacing w:after="40"/>
+            </w:pPr>
+            <w:r>
+              <w:rPr>
+                <w:rFonts w:ascii="Arial" w:cs="Arial" w:eastAsia="Arial" w:hAnsi="Arial"/>
+                <w:sz w:val="20"/>
+                <w:szCs w:val="20"/>
+              </w:rPr>
+              <w:t xml:space="preserve">Tick Multisend follow and/or In-game auto-follow, and check the "Cast starts" command. Other follow addons are not controlled.</w:t>
             </w:r>
           </w:p>
         </w:tc>
@@ -5197,61 +5598,61 @@
         </w:trPr>
         <w:tc>
           <w:tcPr>
-            <w:tcW w:type="dxa" w:w="3000"/>
-            <w:tcBorders>
-              <w:top w:val="single" w:color="BFBFBF" w:sz="4"/>
-              <w:left w:val="single" w:color="BFBFBF" w:sz="4"/>
-              <w:bottom w:val="single" w:color="BFBFBF" w:sz="4"/>
-              <w:right w:val="single" w:color="BFBFBF" w:sz="4"/>
-            </w:tcBorders>
-            <w:tcMar>
-              <w:top w:type="dxa" w:w="70"/>
-              <w:left w:type="dxa" w:w="110"/>
-              <w:bottom w:type="dxa" w:w="70"/>
-              <w:right w:type="dxa" w:w="110"/>
-            </w:tcMar>
-          </w:tcPr>
-          <w:p>
-            <w:pPr>
-              <w:spacing w:after="40"/>
-            </w:pPr>
-            <w:r>
-              <w:rPr>
-                <w:rFonts w:ascii="Arial" w:cs="Arial" w:eastAsia="Arial" w:hAnsi="Arial"/>
-                <w:sz w:val="20"/>
-                <w:szCs w:val="20"/>
-              </w:rPr>
-              <w:t xml:space="preserve">Second row says "(no 2nd client)"</w:t>
-            </w:r>
-          </w:p>
-        </w:tc>
-        <w:tc>
-          <w:tcPr>
-            <w:tcW w:type="dxa" w:w="6360"/>
-            <w:tcBorders>
-              <w:top w:val="single" w:color="BFBFBF" w:sz="4"/>
-              <w:left w:val="single" w:color="BFBFBF" w:sz="4"/>
-              <w:bottom w:val="single" w:color="BFBFBF" w:sz="4"/>
-              <w:right w:val="single" w:color="BFBFBF" w:sz="4"/>
-            </w:tcBorders>
-            <w:tcMar>
-              <w:top w:type="dxa" w:w="70"/>
-              <w:left w:type="dxa" w:w="110"/>
-              <w:bottom w:type="dxa" w:w="70"/>
-              <w:right w:type="dxa" w:w="110"/>
-            </w:tcMar>
-          </w:tcPr>
-          <w:p>
-            <w:pPr>
-              <w:spacing w:after="40"/>
-            </w:pPr>
-            <w:r>
-              <w:rPr>
-                <w:rFonts w:ascii="Arial" w:cs="Arial" w:eastAsia="Arial" w:hAnsi="Arial"/>
-                <w:sz w:val="20"/>
-                <w:szCs w:val="20"/>
-              </w:rPr>
-              <w:t xml:space="preserve">Load the addon on both clients, with the same Ashita folder, and give it a few seconds after login.</w:t>
+            <w:tcW w:type="dxa" w:w="3300"/>
+            <w:tcBorders>
+              <w:top w:val="single" w:color="BFBFBF" w:sz="4"/>
+              <w:left w:val="single" w:color="BFBFBF" w:sz="4"/>
+              <w:bottom w:val="single" w:color="BFBFBF" w:sz="4"/>
+              <w:right w:val="single" w:color="BFBFBF" w:sz="4"/>
+            </w:tcBorders>
+            <w:tcMar>
+              <w:top w:type="dxa" w:w="70"/>
+              <w:left w:type="dxa" w:w="110"/>
+              <w:bottom w:type="dxa" w:w="70"/>
+              <w:right w:type="dxa" w:w="110"/>
+            </w:tcMar>
+          </w:tcPr>
+          <w:p>
+            <w:pPr>
+              <w:spacing w:after="40"/>
+            </w:pPr>
+            <w:r>
+              <w:rPr>
+                <w:rFonts w:ascii="Arial" w:cs="Arial" w:eastAsia="Arial" w:hAnsi="Arial"/>
+                <w:sz w:val="20"/>
+                <w:szCs w:val="20"/>
+              </w:rPr>
+              <w:t xml:space="preserve">The widget is too small to click</w:t>
+            </w:r>
+          </w:p>
+        </w:tc>
+        <w:tc>
+          <w:tcPr>
+            <w:tcW w:type="dxa" w:w="6060"/>
+            <w:tcBorders>
+              <w:top w:val="single" w:color="BFBFBF" w:sz="4"/>
+              <w:left w:val="single" w:color="BFBFBF" w:sz="4"/>
+              <w:bottom w:val="single" w:color="BFBFBF" w:sz="4"/>
+              <w:right w:val="single" w:color="BFBFBF" w:sz="4"/>
+            </w:tcBorders>
+            <w:tcMar>
+              <w:top w:type="dxa" w:w="70"/>
+              <w:left w:type="dxa" w:w="110"/>
+              <w:bottom w:type="dxa" w:w="70"/>
+              <w:right w:type="dxa" w:w="110"/>
+            </w:tcMar>
+          </w:tcPr>
+          <w:p>
+            <w:pPr>
+              <w:spacing w:after="40"/>
+            </w:pPr>
+            <w:r>
+              <w:rPr>
+                <w:rFonts w:ascii="Arial" w:cs="Arial" w:eastAsia="Arial" w:hAnsi="Arial"/>
+                <w:sz w:val="20"/>
+                <w:szCs w:val="20"/>
+              </w:rPr>
+              <w:t xml:space="preserve">Roll the mouse wheel over it to make it bigger, or set Widget size in Layout.</w:t>
             </w:r>
           </w:p>
         </w:tc>
@@ -5262,79 +5663,61 @@
         </w:trPr>
         <w:tc>
           <w:tcPr>
-            <w:tcW w:type="dxa" w:w="3000"/>
-            <w:tcBorders>
-              <w:top w:val="single" w:color="BFBFBF" w:sz="4"/>
-              <w:left w:val="single" w:color="BFBFBF" w:sz="4"/>
-              <w:bottom w:val="single" w:color="BFBFBF" w:sz="4"/>
-              <w:right w:val="single" w:color="BFBFBF" w:sz="4"/>
-            </w:tcBorders>
-            <w:tcMar>
-              <w:top w:type="dxa" w:w="70"/>
-              <w:left w:type="dxa" w:w="110"/>
-              <w:bottom w:type="dxa" w:w="70"/>
-              <w:right w:type="dxa" w:w="110"/>
-            </w:tcMar>
-          </w:tcPr>
-          <w:p>
-            <w:pPr>
-              <w:spacing w:after="40"/>
-            </w:pPr>
-            <w:r>
-              <w:rPr>
-                <w:rFonts w:ascii="Arial" w:cs="Arial" w:eastAsia="Arial" w:hAnsi="Arial"/>
-                <w:sz w:val="20"/>
-                <w:szCs w:val="20"/>
-              </w:rPr>
-              <w:t xml:space="preserve">A badge looks wrong in Circle shape</w:t>
-            </w:r>
-          </w:p>
-        </w:tc>
-        <w:tc>
-          <w:tcPr>
-            <w:tcW w:type="dxa" w:w="6360"/>
-            <w:tcBorders>
-              <w:top w:val="single" w:color="BFBFBF" w:sz="4"/>
-              <w:left w:val="single" w:color="BFBFBF" w:sz="4"/>
-              <w:bottom w:val="single" w:color="BFBFBF" w:sz="4"/>
-              <w:right w:val="single" w:color="BFBFBF" w:sz="4"/>
-            </w:tcBorders>
-            <w:tcMar>
-              <w:top w:type="dxa" w:w="70"/>
-              <w:left w:type="dxa" w:w="110"/>
-              <w:bottom w:type="dxa" w:w="70"/>
-              <w:right w:type="dxa" w:w="110"/>
-            </w:tcMar>
-          </w:tcPr>
-          <w:p>
-            <w:pPr>
-              <w:spacing w:after="40"/>
-            </w:pPr>
-            <w:r>
-              <w:rPr>
-                <w:rFonts w:ascii="Arial" w:cs="Arial" w:eastAsia="Arial" w:hAnsi="Arial"/>
-                <w:sz w:val="20"/>
-                <w:szCs w:val="20"/>
-              </w:rPr>
-              <w:t xml:space="preserve">If the circle can't be drawn on your setup, the addon falls back to squares by itself. Switch back to Square in the </w:t>
-            </w:r>
-            <w:r>
-              <w:rPr>
-                <w:rFonts w:ascii="Arial" w:cs="Arial" w:eastAsia="Arial" w:hAnsi="Arial"/>
-                <w:b/>
-                <w:bCs/>
-                <w:sz w:val="20"/>
-                <w:szCs w:val="20"/>
-              </w:rPr>
-              <w:t xml:space="preserve">ON / OFF text</w:t>
-            </w:r>
-            <w:r>
-              <w:rPr>
-                <w:rFonts w:ascii="Arial" w:cs="Arial" w:eastAsia="Arial" w:hAnsi="Arial"/>
-                <w:sz w:val="20"/>
-                <w:szCs w:val="20"/>
-              </w:rPr>
-              <w:t xml:space="preserve"> section.</w:t>
+            <w:tcW w:type="dxa" w:w="3300"/>
+            <w:tcBorders>
+              <w:top w:val="single" w:color="BFBFBF" w:sz="4"/>
+              <w:left w:val="single" w:color="BFBFBF" w:sz="4"/>
+              <w:bottom w:val="single" w:color="BFBFBF" w:sz="4"/>
+              <w:right w:val="single" w:color="BFBFBF" w:sz="4"/>
+            </w:tcBorders>
+            <w:tcMar>
+              <w:top w:type="dxa" w:w="70"/>
+              <w:left w:type="dxa" w:w="110"/>
+              <w:bottom w:type="dxa" w:w="70"/>
+              <w:right w:type="dxa" w:w="110"/>
+            </w:tcMar>
+          </w:tcPr>
+          <w:p>
+            <w:pPr>
+              <w:spacing w:after="40"/>
+            </w:pPr>
+            <w:r>
+              <w:rPr>
+                <w:rFonts w:ascii="Arial" w:cs="Arial" w:eastAsia="Arial" w:hAnsi="Arial"/>
+                <w:sz w:val="20"/>
+                <w:szCs w:val="20"/>
+              </w:rPr>
+              <w:t xml:space="preserve">Second character says "(no 2nd client)"</w:t>
+            </w:r>
+          </w:p>
+        </w:tc>
+        <w:tc>
+          <w:tcPr>
+            <w:tcW w:type="dxa" w:w="6060"/>
+            <w:tcBorders>
+              <w:top w:val="single" w:color="BFBFBF" w:sz="4"/>
+              <w:left w:val="single" w:color="BFBFBF" w:sz="4"/>
+              <w:bottom w:val="single" w:color="BFBFBF" w:sz="4"/>
+              <w:right w:val="single" w:color="BFBFBF" w:sz="4"/>
+            </w:tcBorders>
+            <w:tcMar>
+              <w:top w:type="dxa" w:w="70"/>
+              <w:left w:type="dxa" w:w="110"/>
+              <w:bottom w:type="dxa" w:w="70"/>
+              <w:right w:type="dxa" w:w="110"/>
+            </w:tcMar>
+          </w:tcPr>
+          <w:p>
+            <w:pPr>
+              <w:spacing w:after="40"/>
+            </w:pPr>
+            <w:r>
+              <w:rPr>
+                <w:rFonts w:ascii="Arial" w:cs="Arial" w:eastAsia="Arial" w:hAnsi="Arial"/>
+                <w:sz w:val="20"/>
+                <w:szCs w:val="20"/>
+              </w:rPr>
+              <w:t xml:space="preserve">Load the addon on both clients, with the same Ashita folder, and give it a few seconds after login.</w:t>
             </w:r>
           </w:p>
         </w:tc>
@@ -5345,7 +5728,7 @@
         </w:trPr>
         <w:tc>
           <w:tcPr>
-            <w:tcW w:type="dxa" w:w="3000"/>
+            <w:tcW w:type="dxa" w:w="3300"/>
             <w:tcBorders>
               <w:top w:val="single" w:color="BFBFBF" w:sz="4"/>
               <w:left w:val="single" w:color="BFBFBF" w:sz="4"/>
@@ -5375,7 +5758,7 @@
         </w:tc>
         <w:tc>
           <w:tcPr>
-            <w:tcW w:type="dxa" w:w="6360"/>
+            <w:tcW w:type="dxa" w:w="6060"/>
             <w:tcBorders>
               <w:top w:val="single" w:color="BFBFBF" w:sz="4"/>
               <w:left w:val="single" w:color="BFBFBF" w:sz="4"/>
@@ -5454,6 +5837,11 @@
       </w:tr>
     </w:tbl>
     <w:p>
+      <w:pPr>
+        <w:spacing w:after="120"/>
+      </w:pPr>
+    </w:p>
+    <w:p>
       <w:r>
         <w:br w:type="page"/>
       </w:r>
@@ -5489,41 +5877,15 @@
         <w:pStyle w:val="ListParagraph"/>
         <w:numPr>
           <w:ilvl w:val="0"/>
-          <w:numId w:val="5"/>
+          <w:numId w:val="1"/>
         </w:numPr>
-        <w:spacing w:after="70"/>
-      </w:pPr>
-      <w:r>
-        <w:rPr>
-          <w:rFonts w:ascii="Arial" w:cs="Arial" w:eastAsia="Arial" w:hAnsi="Arial"/>
-        </w:rPr>
-        <w:t xml:space="preserve">Written by </w:t>
-      </w:r>
-      <w:r>
-        <w:rPr>
-          <w:rFonts w:ascii="Arial" w:cs="Arial" w:eastAsia="Arial" w:hAnsi="Arial"/>
-          <w:b/>
-          <w:bCs/>
-        </w:rPr>
-        <w:t xml:space="preserve">Claude</w:t>
-      </w:r>
-      <w:r>
-        <w:rPr>
-          <w:rFonts w:ascii="Arial" w:cs="Arial" w:eastAsia="Arial" w:hAnsi="Arial"/>
-        </w:rPr>
-        <w:t xml:space="preserve"> (Anthropic), directed and tested by </w:t>
-      </w:r>
-      <w:r>
-        <w:rPr>
-          <w:rFonts w:ascii="Arial" w:cs="Arial" w:eastAsia="Arial" w:hAnsi="Arial"/>
-        </w:rPr>
-        <w:t xml:space="preserve">Benthere407</w:t>
-      </w:r>
-      <w:r>
-        <w:rPr>
-          <w:rFonts w:ascii="Arial" w:cs="Arial" w:eastAsia="Arial" w:hAnsi="Arial"/>
-        </w:rPr>
-        <w:t xml:space="preserve">.</w:t>
+        <w:spacing w:after="80"/>
+      </w:pPr>
+      <w:r>
+        <w:rPr>
+          <w:rFonts w:ascii="Arial" w:cs="Arial" w:eastAsia="Arial" w:hAnsi="Arial"/>
+        </w:rPr>
+        <w:t xml:space="preserve">Written by Claude (Anthropic), directed and tested by Benthere407.</w:t>
       </w:r>
     </w:p>
     <w:p>
@@ -5531,29 +5893,15 @@
         <w:pStyle w:val="ListParagraph"/>
         <w:numPr>
           <w:ilvl w:val="0"/>
-          <w:numId w:val="5"/>
+          <w:numId w:val="1"/>
         </w:numPr>
-        <w:spacing w:after="70"/>
-      </w:pPr>
-      <w:r>
-        <w:rPr>
-          <w:rFonts w:ascii="Arial" w:cs="Arial" w:eastAsia="Arial" w:hAnsi="Arial"/>
-        </w:rPr>
-        <w:t xml:space="preserve">Built on the </w:t>
-      </w:r>
-      <w:r>
-        <w:rPr>
-          <w:rFonts w:ascii="Arial" w:cs="Arial" w:eastAsia="Arial" w:hAnsi="Arial"/>
-          <w:b/>
-          <w:bCs/>
-        </w:rPr>
-        <w:t xml:space="preserve">Ashita v4</w:t>
-      </w:r>
-      <w:r>
-        <w:rPr>
-          <w:rFonts w:ascii="Arial" w:cs="Arial" w:eastAsia="Arial" w:hAnsi="Arial"/>
-        </w:rPr>
-        <w:t xml:space="preserve"> addon API and the Dear ImGui interface that ships with Ashita (AshitaXI).</w:t>
+        <w:spacing w:after="80"/>
+      </w:pPr>
+      <w:r>
+        <w:rPr>
+          <w:rFonts w:ascii="Arial" w:cs="Arial" w:eastAsia="Arial" w:hAnsi="Arial"/>
+        </w:rPr>
+        <w:t xml:space="preserve">Built on the Ashita v4 addon API and the Dear ImGui interface that ships with Ashita (AshitaXI).</w:t>
       </w:r>
     </w:p>
     <w:p>
@@ -5561,23 +5909,15 @@
         <w:pStyle w:val="ListParagraph"/>
         <w:numPr>
           <w:ilvl w:val="0"/>
-          <w:numId w:val="5"/>
+          <w:numId w:val="1"/>
         </w:numPr>
-        <w:spacing w:after="70"/>
-      </w:pPr>
-      <w:r>
-        <w:rPr>
-          <w:rFonts w:ascii="Arial" w:cs="Arial" w:eastAsia="Arial" w:hAnsi="Arial"/>
-          <w:b/>
-          <w:bCs/>
-        </w:rPr>
-        <w:t xml:space="preserve">Multisend</w:t>
-      </w:r>
-      <w:r>
-        <w:rPr>
-          <w:rFonts w:ascii="Arial" w:cs="Arial" w:eastAsia="Arial" w:hAnsi="Arial"/>
-        </w:rPr>
-        <w:t xml:space="preserve"> by ThornyFFXI is supported by sending its documented </w:t>
+        <w:spacing w:after="80"/>
+      </w:pPr>
+      <w:r>
+        <w:rPr>
+          <w:rFonts w:ascii="Arial" w:cs="Arial" w:eastAsia="Arial" w:hAnsi="Arial"/>
+        </w:rPr>
+        <w:t xml:space="preserve">Multisend by ThornyFFXI is supported by sending its documented </w:t>
       </w:r>
       <w:r>
         <w:rPr>
@@ -5612,9 +5952,9 @@
         <w:pStyle w:val="ListParagraph"/>
         <w:numPr>
           <w:ilvl w:val="0"/>
-          <w:numId w:val="5"/>
+          <w:numId w:val="1"/>
         </w:numPr>
-        <w:spacing w:after="70"/>
+        <w:spacing w:after="80"/>
       </w:pPr>
       <w:r>
         <w:rPr>
@@ -5628,15 +5968,63 @@
         <w:pStyle w:val="ListParagraph"/>
         <w:numPr>
           <w:ilvl w:val="0"/>
-          <w:numId w:val="5"/>
+          <w:numId w:val="1"/>
         </w:numPr>
-        <w:spacing w:after="70"/>
-      </w:pPr>
-      <w:r>
-        <w:rPr>
-          <w:rFonts w:ascii="Arial" w:cs="Arial" w:eastAsia="Arial" w:hAnsi="Arial"/>
-        </w:rPr>
-        <w:t xml:space="preserve">SHA-256 of </w:t>
+        <w:spacing w:after="80"/>
+      </w:pPr>
+      <w:r>
+        <w:rPr>
+          <w:rFonts w:ascii="Arial" w:cs="Arial" w:eastAsia="Arial" w:hAnsi="Arial"/>
+        </w:rPr>
+        <w:t xml:space="preserve">SHA-256 of stopmove.zip: 18cbc58620cb1e352a5dbb916852b121ec1e2ac0f8acfcd2af4fc253c3f413f5</w:t>
+      </w:r>
+    </w:p>
+    <w:p>
+      <w:pPr>
+        <w:pStyle w:val="ListParagraph"/>
+        <w:numPr>
+          <w:ilvl w:val="0"/>
+          <w:numId w:val="1"/>
+        </w:numPr>
+        <w:spacing w:after="80"/>
+      </w:pPr>
+      <w:r>
+        <w:rPr>
+          <w:rFonts w:ascii="Arial" w:cs="Arial" w:eastAsia="Arial" w:hAnsi="Arial"/>
+        </w:rPr>
+        <w:t xml:space="preserve">No account details, tokens or logins are in the file. It does not use the network.</w:t>
+      </w:r>
+    </w:p>
+    <w:p>
+      <w:pPr>
+        <w:pStyle w:val="ListParagraph"/>
+        <w:numPr>
+          <w:ilvl w:val="0"/>
+          <w:numId w:val="1"/>
+        </w:numPr>
+        <w:spacing w:after="80"/>
+      </w:pPr>
+      <w:r>
+        <w:rPr>
+          <w:rFonts w:ascii="Arial" w:cs="Arial" w:eastAsia="Arial" w:hAnsi="Arial"/>
+        </w:rPr>
+        <w:t xml:space="preserve">It does not cast, target, heal or fight for you. It is keyboard-only: gamepad and mouse movement are not blocked.</w:t>
+      </w:r>
+    </w:p>
+    <w:p>
+      <w:pPr>
+        <w:pStyle w:val="ListParagraph"/>
+        <w:numPr>
+          <w:ilvl w:val="0"/>
+          <w:numId w:val="1"/>
+        </w:numPr>
+        <w:spacing w:after="80"/>
+      </w:pPr>
+      <w:r>
+        <w:rPr>
+          <w:rFonts w:ascii="Arial" w:cs="Arial" w:eastAsia="Arial" w:hAnsi="Arial"/>
+        </w:rPr>
+        <w:t xml:space="preserve">For transparency: with Wait until stopped on, it briefly holds your own cast request and re-sends it unchanged. It can send simulated key-release events at cast start, and a key-press after Allow Move, for movement keys you are physically holding. With In-game auto-follow on, it stops and restarts the game's auto-follow, or sends </w:t>
       </w:r>
       <w:r>
         <w:rPr>
@@ -5644,69 +6032,13 @@
           <w:sz w:val="20"/>
           <w:szCs w:val="20"/>
         </w:rPr>
-        <w:t xml:space="preserve">stopmove.zip</w:t>
-      </w:r>
-      <w:r>
-        <w:rPr>
-          <w:rFonts w:ascii="Arial" w:cs="Arial" w:eastAsia="Arial" w:hAnsi="Arial"/>
-        </w:rPr>
-        <w:t xml:space="preserve">: </w:t>
-      </w:r>
-      <w:r>
-        <w:rPr>
-          <w:rFonts w:ascii="Consolas" w:cs="Consolas" w:eastAsia="Consolas" w:hAnsi="Consolas"/>
-          <w:sz w:val="20"/>
-          <w:szCs w:val="20"/>
-        </w:rPr>
-        <w:t xml:space="preserve">4ff2e40e710b783aedb00162ec59a122c7e0b2e0fce99184a61edd3619fc426a</w:t>
-      </w:r>
-    </w:p>
-    <w:p>
-      <w:pPr>
-        <w:pStyle w:val="ListParagraph"/>
-        <w:numPr>
-          <w:ilvl w:val="0"/>
-          <w:numId w:val="5"/>
-        </w:numPr>
-        <w:spacing w:after="70"/>
-      </w:pPr>
-      <w:r>
-        <w:rPr>
-          <w:rFonts w:ascii="Arial" w:cs="Arial" w:eastAsia="Arial" w:hAnsi="Arial"/>
-        </w:rPr>
-        <w:t xml:space="preserve">No account details, tokens or logins are in the file. It does not use the network.</w:t>
-      </w:r>
-    </w:p>
-    <w:p>
-      <w:pPr>
-        <w:pStyle w:val="ListParagraph"/>
-        <w:numPr>
-          <w:ilvl w:val="0"/>
-          <w:numId w:val="5"/>
-        </w:numPr>
-        <w:spacing w:after="70"/>
-      </w:pPr>
-      <w:r>
-        <w:rPr>
-          <w:rFonts w:ascii="Arial" w:cs="Arial" w:eastAsia="Arial" w:hAnsi="Arial"/>
-        </w:rPr>
-        <w:t xml:space="preserve">It does not cast, target, move, heal or follow for you. It is keyboard-only: gamepad and mouse movement are not blocked.</w:t>
-      </w:r>
-    </w:p>
-    <w:p>
-      <w:pPr>
-        <w:pStyle w:val="ListParagraph"/>
-        <w:numPr>
-          <w:ilvl w:val="0"/>
-          <w:numId w:val="5"/>
-        </w:numPr>
-        <w:spacing w:after="70"/>
-      </w:pPr>
-      <w:r>
-        <w:rPr>
-          <w:rFonts w:ascii="Arial" w:cs="Arial" w:eastAsia="Arial" w:hAnsi="Arial"/>
-        </w:rPr>
-        <w:t xml:space="preserve">For transparency: with "Wait until stopped" on, it briefly holds your own cast request and re-sends it unchanged; it can send simulated key-release events for movement keys you are holding; and with "Hold position while casting" on, it keeps your outgoing position at the spot where the cast began while you have drifted less than 1 yalm. All three can be switched off in the settings window.</w:t>
+        <w:t xml:space="preserve">/follow &lt;name&gt;</w:t>
+      </w:r>
+      <w:r>
+        <w:rPr>
+          <w:rFonts w:ascii="Arial" w:cs="Arial" w:eastAsia="Arial" w:hAnsi="Arial"/>
+        </w:rPr>
+        <w:t xml:space="preserve">. It does not change position packets. Each of these can be switched off in the settings window.</w:t>
       </w:r>
     </w:p>
     <w:p>
@@ -5737,7 +6069,7 @@
       <w:pPr>
         <w:pStyle w:val="Heading2"/>
         <w:keepNext/>
-        <w:spacing w:after="100" w:before="220"/>
+        <w:spacing w:after="80" w:before="160"/>
       </w:pPr>
       <w:r>
         <w:rPr>
@@ -5759,8 +6091,8 @@
         </w:tblBorders>
       </w:tblPr>
       <w:tblGrid>
-        <w:gridCol w:w="2600"/>
-        <w:gridCol w:w="6760"/>
+        <w:gridCol w:w="2800"/>
+        <w:gridCol w:w="6560"/>
       </w:tblGrid>
       <w:tr>
         <w:trPr>
@@ -5768,7 +6100,7 @@
         </w:trPr>
         <w:tc>
           <w:tcPr>
-            <w:tcW w:type="dxa" w:w="2600"/>
+            <w:tcW w:type="dxa" w:w="2800"/>
             <w:tcBorders>
               <w:top w:val="single" w:color="BFBFBF" w:sz="4"/>
               <w:left w:val="single" w:color="BFBFBF" w:sz="4"/>
@@ -5801,7 +6133,7 @@
         </w:tc>
         <w:tc>
           <w:tcPr>
-            <w:tcW w:type="dxa" w:w="6760"/>
+            <w:tcW w:type="dxa" w:w="6560"/>
             <w:tcBorders>
               <w:top w:val="single" w:color="BFBFBF" w:sz="4"/>
               <w:left w:val="single" w:color="BFBFBF" w:sz="4"/>
@@ -5839,7 +6171,7 @@
         </w:trPr>
         <w:tc>
           <w:tcPr>
-            <w:tcW w:type="dxa" w:w="2600"/>
+            <w:tcW w:type="dxa" w:w="2800"/>
             <w:tcBorders>
               <w:top w:val="single" w:color="BFBFBF" w:sz="4"/>
               <w:left w:val="single" w:color="BFBFBF" w:sz="4"/>
@@ -5869,39 +6201,31 @@
         </w:tc>
         <w:tc>
           <w:tcPr>
-            <w:tcW w:type="dxa" w:w="6760"/>
-            <w:tcBorders>
-              <w:top w:val="single" w:color="BFBFBF" w:sz="4"/>
-              <w:left w:val="single" w:color="BFBFBF" w:sz="4"/>
-              <w:bottom w:val="single" w:color="BFBFBF" w:sz="4"/>
-              <w:right w:val="single" w:color="BFBFBF" w:sz="4"/>
-            </w:tcBorders>
-            <w:tcMar>
-              <w:top w:type="dxa" w:w="70"/>
-              <w:left w:type="dxa" w:w="110"/>
-              <w:bottom w:type="dxa" w:w="70"/>
-              <w:right w:type="dxa" w:w="110"/>
-            </w:tcMar>
-          </w:tcPr>
-          <w:p>
-            <w:pPr>
-              <w:spacing w:after="40"/>
-            </w:pPr>
-            <w:r>
-              <w:rPr>
-                <w:rFonts w:ascii="Consolas" w:cs="Consolas" w:eastAsia="Consolas" w:hAnsi="Consolas"/>
-                <w:sz w:val="18"/>
-                <w:szCs w:val="18"/>
-              </w:rPr>
-              <w:t xml:space="preserve">stopmove/stopmove.lua</w:t>
-            </w:r>
-            <w:r>
-              <w:rPr>
-                <w:rFonts w:ascii="Arial" w:cs="Arial" w:eastAsia="Arial" w:hAnsi="Arial"/>
-                <w:sz w:val="20"/>
-                <w:szCs w:val="20"/>
-              </w:rPr>
-              <w:t xml:space="preserve"> (about 67 KB, 1,568 lines, plain text)</w:t>
+            <w:tcW w:type="dxa" w:w="6560"/>
+            <w:tcBorders>
+              <w:top w:val="single" w:color="BFBFBF" w:sz="4"/>
+              <w:left w:val="single" w:color="BFBFBF" w:sz="4"/>
+              <w:bottom w:val="single" w:color="BFBFBF" w:sz="4"/>
+              <w:right w:val="single" w:color="BFBFBF" w:sz="4"/>
+            </w:tcBorders>
+            <w:tcMar>
+              <w:top w:type="dxa" w:w="70"/>
+              <w:left w:type="dxa" w:w="110"/>
+              <w:bottom w:type="dxa" w:w="70"/>
+              <w:right w:type="dxa" w:w="110"/>
+            </w:tcMar>
+          </w:tcPr>
+          <w:p>
+            <w:pPr>
+              <w:spacing w:after="40"/>
+            </w:pPr>
+            <w:r>
+              <w:rPr>
+                <w:rFonts w:ascii="Arial" w:cs="Arial" w:eastAsia="Arial" w:hAnsi="Arial"/>
+                <w:sz w:val="20"/>
+                <w:szCs w:val="20"/>
+              </w:rPr>
+              <w:t xml:space="preserve">stopmove/stopmove.lua (about 78 KB, 1,799 lines, plain text)</w:t>
             </w:r>
           </w:p>
         </w:tc>
@@ -5912,69 +6236,61 @@
         </w:trPr>
         <w:tc>
           <w:tcPr>
-            <w:tcW w:type="dxa" w:w="2600"/>
-            <w:tcBorders>
-              <w:top w:val="single" w:color="BFBFBF" w:sz="4"/>
-              <w:left w:val="single" w:color="BFBFBF" w:sz="4"/>
-              <w:bottom w:val="single" w:color="BFBFBF" w:sz="4"/>
-              <w:right w:val="single" w:color="BFBFBF" w:sz="4"/>
-            </w:tcBorders>
-            <w:tcMar>
-              <w:top w:type="dxa" w:w="70"/>
-              <w:left w:type="dxa" w:w="110"/>
-              <w:bottom w:type="dxa" w:w="70"/>
-              <w:right w:type="dxa" w:w="110"/>
-            </w:tcMar>
-          </w:tcPr>
-          <w:p>
-            <w:pPr>
-              <w:spacing w:after="40"/>
-            </w:pPr>
-            <w:r>
-              <w:rPr>
-                <w:rFonts w:ascii="Arial" w:cs="Arial" w:eastAsia="Arial" w:hAnsi="Arial"/>
-                <w:sz w:val="20"/>
-                <w:szCs w:val="20"/>
-              </w:rPr>
-              <w:t xml:space="preserve">SHA-256 </w:t>
-            </w:r>
-            <w:r>
-              <w:rPr>
-                <w:rFonts w:ascii="Consolas" w:cs="Consolas" w:eastAsia="Consolas" w:hAnsi="Consolas"/>
-                <w:sz w:val="18"/>
-                <w:szCs w:val="18"/>
-              </w:rPr>
-              <w:t xml:space="preserve">stopmove.zip</w:t>
-            </w:r>
-          </w:p>
-        </w:tc>
-        <w:tc>
-          <w:tcPr>
-            <w:tcW w:type="dxa" w:w="6760"/>
-            <w:tcBorders>
-              <w:top w:val="single" w:color="BFBFBF" w:sz="4"/>
-              <w:left w:val="single" w:color="BFBFBF" w:sz="4"/>
-              <w:bottom w:val="single" w:color="BFBFBF" w:sz="4"/>
-              <w:right w:val="single" w:color="BFBFBF" w:sz="4"/>
-            </w:tcBorders>
-            <w:tcMar>
-              <w:top w:type="dxa" w:w="70"/>
-              <w:left w:type="dxa" w:w="110"/>
-              <w:bottom w:type="dxa" w:w="70"/>
-              <w:right w:type="dxa" w:w="110"/>
-            </w:tcMar>
-          </w:tcPr>
-          <w:p>
-            <w:pPr>
-              <w:spacing w:after="40"/>
-            </w:pPr>
-            <w:r>
-              <w:rPr>
-                <w:rFonts w:ascii="Consolas" w:cs="Consolas" w:eastAsia="Consolas" w:hAnsi="Consolas"/>
-                <w:sz w:val="18"/>
-                <w:szCs w:val="18"/>
-              </w:rPr>
-              <w:t xml:space="preserve">4ff2e40e710b783aedb00162ec59a122c7e0b2e0fce99184a61edd3619fc426a</w:t>
+            <w:tcW w:type="dxa" w:w="2800"/>
+            <w:tcBorders>
+              <w:top w:val="single" w:color="BFBFBF" w:sz="4"/>
+              <w:left w:val="single" w:color="BFBFBF" w:sz="4"/>
+              <w:bottom w:val="single" w:color="BFBFBF" w:sz="4"/>
+              <w:right w:val="single" w:color="BFBFBF" w:sz="4"/>
+            </w:tcBorders>
+            <w:tcMar>
+              <w:top w:type="dxa" w:w="70"/>
+              <w:left w:type="dxa" w:w="110"/>
+              <w:bottom w:type="dxa" w:w="70"/>
+              <w:right w:type="dxa" w:w="110"/>
+            </w:tcMar>
+          </w:tcPr>
+          <w:p>
+            <w:pPr>
+              <w:spacing w:after="40"/>
+            </w:pPr>
+            <w:r>
+              <w:rPr>
+                <w:rFonts w:ascii="Arial" w:cs="Arial" w:eastAsia="Arial" w:hAnsi="Arial"/>
+                <w:sz w:val="20"/>
+                <w:szCs w:val="20"/>
+              </w:rPr>
+              <w:t xml:space="preserve">SHA-256 stopmove.zip</w:t>
+            </w:r>
+          </w:p>
+        </w:tc>
+        <w:tc>
+          <w:tcPr>
+            <w:tcW w:type="dxa" w:w="6560"/>
+            <w:tcBorders>
+              <w:top w:val="single" w:color="BFBFBF" w:sz="4"/>
+              <w:left w:val="single" w:color="BFBFBF" w:sz="4"/>
+              <w:bottom w:val="single" w:color="BFBFBF" w:sz="4"/>
+              <w:right w:val="single" w:color="BFBFBF" w:sz="4"/>
+            </w:tcBorders>
+            <w:tcMar>
+              <w:top w:type="dxa" w:w="70"/>
+              <w:left w:type="dxa" w:w="110"/>
+              <w:bottom w:type="dxa" w:w="70"/>
+              <w:right w:type="dxa" w:w="110"/>
+            </w:tcMar>
+          </w:tcPr>
+          <w:p>
+            <w:pPr>
+              <w:spacing w:after="40"/>
+            </w:pPr>
+            <w:r>
+              <w:rPr>
+                <w:rFonts w:ascii="Arial" w:cs="Arial" w:eastAsia="Arial" w:hAnsi="Arial"/>
+                <w:sz w:val="20"/>
+                <w:szCs w:val="20"/>
+              </w:rPr>
+              <w:t xml:space="preserve">18cbc58620cb1e352a5dbb916852b121ec1e2ac0f8acfcd2af4fc253c3f413f5</w:t>
             </w:r>
           </w:p>
         </w:tc>
@@ -5985,69 +6301,61 @@
         </w:trPr>
         <w:tc>
           <w:tcPr>
-            <w:tcW w:type="dxa" w:w="2600"/>
-            <w:tcBorders>
-              <w:top w:val="single" w:color="BFBFBF" w:sz="4"/>
-              <w:left w:val="single" w:color="BFBFBF" w:sz="4"/>
-              <w:bottom w:val="single" w:color="BFBFBF" w:sz="4"/>
-              <w:right w:val="single" w:color="BFBFBF" w:sz="4"/>
-            </w:tcBorders>
-            <w:tcMar>
-              <w:top w:type="dxa" w:w="70"/>
-              <w:left w:type="dxa" w:w="110"/>
-              <w:bottom w:type="dxa" w:w="70"/>
-              <w:right w:type="dxa" w:w="110"/>
-            </w:tcMar>
-          </w:tcPr>
-          <w:p>
-            <w:pPr>
-              <w:spacing w:after="40"/>
-            </w:pPr>
-            <w:r>
-              <w:rPr>
-                <w:rFonts w:ascii="Arial" w:cs="Arial" w:eastAsia="Arial" w:hAnsi="Arial"/>
-                <w:sz w:val="20"/>
-                <w:szCs w:val="20"/>
-              </w:rPr>
-              <w:t xml:space="preserve">SHA-256 </w:t>
-            </w:r>
-            <w:r>
-              <w:rPr>
-                <w:rFonts w:ascii="Consolas" w:cs="Consolas" w:eastAsia="Consolas" w:hAnsi="Consolas"/>
-                <w:sz w:val="18"/>
-                <w:szCs w:val="18"/>
-              </w:rPr>
-              <w:t xml:space="preserve">stopmove.lua</w:t>
-            </w:r>
-          </w:p>
-        </w:tc>
-        <w:tc>
-          <w:tcPr>
-            <w:tcW w:type="dxa" w:w="6760"/>
-            <w:tcBorders>
-              <w:top w:val="single" w:color="BFBFBF" w:sz="4"/>
-              <w:left w:val="single" w:color="BFBFBF" w:sz="4"/>
-              <w:bottom w:val="single" w:color="BFBFBF" w:sz="4"/>
-              <w:right w:val="single" w:color="BFBFBF" w:sz="4"/>
-            </w:tcBorders>
-            <w:tcMar>
-              <w:top w:type="dxa" w:w="70"/>
-              <w:left w:type="dxa" w:w="110"/>
-              <w:bottom w:type="dxa" w:w="70"/>
-              <w:right w:type="dxa" w:w="110"/>
-            </w:tcMar>
-          </w:tcPr>
-          <w:p>
-            <w:pPr>
-              <w:spacing w:after="40"/>
-            </w:pPr>
-            <w:r>
-              <w:rPr>
-                <w:rFonts w:ascii="Consolas" w:cs="Consolas" w:eastAsia="Consolas" w:hAnsi="Consolas"/>
-                <w:sz w:val="18"/>
-                <w:szCs w:val="18"/>
-              </w:rPr>
-              <w:t xml:space="preserve">2cbba3c75c8ebb1fa669f1422935978fd4d80e5cfdf1df6c30685894bf52af43</w:t>
+            <w:tcW w:type="dxa" w:w="2800"/>
+            <w:tcBorders>
+              <w:top w:val="single" w:color="BFBFBF" w:sz="4"/>
+              <w:left w:val="single" w:color="BFBFBF" w:sz="4"/>
+              <w:bottom w:val="single" w:color="BFBFBF" w:sz="4"/>
+              <w:right w:val="single" w:color="BFBFBF" w:sz="4"/>
+            </w:tcBorders>
+            <w:tcMar>
+              <w:top w:type="dxa" w:w="70"/>
+              <w:left w:type="dxa" w:w="110"/>
+              <w:bottom w:type="dxa" w:w="70"/>
+              <w:right w:type="dxa" w:w="110"/>
+            </w:tcMar>
+          </w:tcPr>
+          <w:p>
+            <w:pPr>
+              <w:spacing w:after="40"/>
+            </w:pPr>
+            <w:r>
+              <w:rPr>
+                <w:rFonts w:ascii="Arial" w:cs="Arial" w:eastAsia="Arial" w:hAnsi="Arial"/>
+                <w:sz w:val="20"/>
+                <w:szCs w:val="20"/>
+              </w:rPr>
+              <w:t xml:space="preserve">SHA-256 stopmove.lua</w:t>
+            </w:r>
+          </w:p>
+        </w:tc>
+        <w:tc>
+          <w:tcPr>
+            <w:tcW w:type="dxa" w:w="6560"/>
+            <w:tcBorders>
+              <w:top w:val="single" w:color="BFBFBF" w:sz="4"/>
+              <w:left w:val="single" w:color="BFBFBF" w:sz="4"/>
+              <w:bottom w:val="single" w:color="BFBFBF" w:sz="4"/>
+              <w:right w:val="single" w:color="BFBFBF" w:sz="4"/>
+            </w:tcBorders>
+            <w:tcMar>
+              <w:top w:type="dxa" w:w="70"/>
+              <w:left w:type="dxa" w:w="110"/>
+              <w:bottom w:type="dxa" w:w="70"/>
+              <w:right w:type="dxa" w:w="110"/>
+            </w:tcMar>
+          </w:tcPr>
+          <w:p>
+            <w:pPr>
+              <w:spacing w:after="40"/>
+            </w:pPr>
+            <w:r>
+              <w:rPr>
+                <w:rFonts w:ascii="Arial" w:cs="Arial" w:eastAsia="Arial" w:hAnsi="Arial"/>
+                <w:sz w:val="20"/>
+                <w:szCs w:val="20"/>
+              </w:rPr>
+              <w:t xml:space="preserve">041125923a658647bf272e14f853b3b0ee52c9e431be9ffea6c98704d13641d3</w:t>
             </w:r>
           </w:p>
         </w:tc>
@@ -6058,61 +6366,77 @@
         </w:trPr>
         <w:tc>
           <w:tcPr>
-            <w:tcW w:type="dxa" w:w="2600"/>
-            <w:tcBorders>
-              <w:top w:val="single" w:color="BFBFBF" w:sz="4"/>
-              <w:left w:val="single" w:color="BFBFBF" w:sz="4"/>
-              <w:bottom w:val="single" w:color="BFBFBF" w:sz="4"/>
-              <w:right w:val="single" w:color="BFBFBF" w:sz="4"/>
-            </w:tcBorders>
-            <w:tcMar>
-              <w:top w:type="dxa" w:w="70"/>
-              <w:left w:type="dxa" w:w="110"/>
-              <w:bottom w:type="dxa" w:w="70"/>
-              <w:right w:type="dxa" w:w="110"/>
-            </w:tcMar>
-          </w:tcPr>
-          <w:p>
-            <w:pPr>
-              <w:spacing w:after="40"/>
-            </w:pPr>
-            <w:r>
-              <w:rPr>
-                <w:rFonts w:ascii="Arial" w:cs="Arial" w:eastAsia="Arial" w:hAnsi="Arial"/>
-                <w:sz w:val="20"/>
-                <w:szCs w:val="20"/>
-              </w:rPr>
-              <w:t xml:space="preserve">Changes since v1.2 (up to v1.8)</w:t>
-            </w:r>
-          </w:p>
-        </w:tc>
-        <w:tc>
-          <w:tcPr>
-            <w:tcW w:type="dxa" w:w="6760"/>
-            <w:tcBorders>
-              <w:top w:val="single" w:color="BFBFBF" w:sz="4"/>
-              <w:left w:val="single" w:color="BFBFBF" w:sz="4"/>
-              <w:bottom w:val="single" w:color="BFBFBF" w:sz="4"/>
-              <w:right w:val="single" w:color="BFBFBF" w:sz="4"/>
-            </w:tcBorders>
-            <w:tcMar>
-              <w:top w:type="dxa" w:w="70"/>
-              <w:left w:type="dxa" w:w="110"/>
-              <w:bottom w:type="dxa" w:w="70"/>
-              <w:right w:type="dxa" w:w="110"/>
-            </w:tcMar>
-          </w:tcPr>
-          <w:p>
-            <w:pPr>
-              <w:spacing w:after="40"/>
-            </w:pPr>
-            <w:r>
-              <w:rPr>
-                <w:rFonts w:ascii="Arial" w:cs="Arial" w:eastAsia="Arial" w:hAnsi="Arial"/>
-                <w:sz w:val="20"/>
-                <w:szCs w:val="20"/>
-              </w:rPr>
-              <w:t xml:space="preserve">Hold position while casting, so tiny position slips no longer interrupt a cast (v1.8); movement keys also cleared from the keyboard state the game reads each frame while casting (v1.8); Low profile widget; option to hide the ON/OFF/LOCK text in the badge; drop shadow for name and ON/OFF text; Classic FFXI window frame; name turns orange while locked; the lock clears by itself if the server never confirms the cast within 3 seconds.</w:t>
+            <w:tcW w:type="dxa" w:w="2800"/>
+            <w:tcBorders>
+              <w:top w:val="single" w:color="BFBFBF" w:sz="4"/>
+              <w:left w:val="single" w:color="BFBFBF" w:sz="4"/>
+              <w:bottom w:val="single" w:color="BFBFBF" w:sz="4"/>
+              <w:right w:val="single" w:color="BFBFBF" w:sz="4"/>
+            </w:tcBorders>
+            <w:tcMar>
+              <w:top w:type="dxa" w:w="70"/>
+              <w:left w:type="dxa" w:w="110"/>
+              <w:bottom w:type="dxa" w:w="70"/>
+              <w:right w:type="dxa" w:w="110"/>
+            </w:tcMar>
+          </w:tcPr>
+          <w:p>
+            <w:pPr>
+              <w:spacing w:after="40"/>
+            </w:pPr>
+            <w:r>
+              <w:rPr>
+                <w:rFonts w:ascii="Arial" w:cs="Arial" w:eastAsia="Arial" w:hAnsi="Arial"/>
+                <w:sz w:val="20"/>
+                <w:szCs w:val="20"/>
+              </w:rPr>
+              <w:t xml:space="preserve">Changes in v2.0</w:t>
+            </w:r>
+          </w:p>
+        </w:tc>
+        <w:tc>
+          <w:tcPr>
+            <w:tcW w:type="dxa" w:w="6560"/>
+            <w:tcBorders>
+              <w:top w:val="single" w:color="BFBFBF" w:sz="4"/>
+              <w:left w:val="single" w:color="BFBFBF" w:sz="4"/>
+              <w:bottom w:val="single" w:color="BFBFBF" w:sz="4"/>
+              <w:right w:val="single" w:color="BFBFBF" w:sz="4"/>
+            </w:tcBorders>
+            <w:tcMar>
+              <w:top w:type="dxa" w:w="70"/>
+              <w:left w:type="dxa" w:w="110"/>
+              <w:bottom w:type="dxa" w:w="70"/>
+              <w:right w:type="dxa" w:w="110"/>
+            </w:tcMar>
+          </w:tcPr>
+          <w:p>
+            <w:pPr>
+              <w:spacing w:after="40"/>
+            </w:pPr>
+            <w:r>
+              <w:rPr>
+                <w:rFonts w:ascii="Arial" w:cs="Arial" w:eastAsia="Arial" w:hAnsi="Arial"/>
+                <w:sz w:val="20"/>
+                <w:szCs w:val="20"/>
+              </w:rPr>
+              <w:t xml:space="preserve">In-game auto-follow option with a Follow after cast name box; "Release now" renamed Allow Move, added to the widget and as </w:t>
+            </w:r>
+            <w:r>
+              <w:rPr>
+                <w:rFonts w:ascii="Consolas" w:cs="Consolas" w:eastAsia="Consolas" w:hAnsi="Consolas"/>
+                <w:sz w:val="18"/>
+                <w:szCs w:val="18"/>
+              </w:rPr>
+              <w:t xml:space="preserve">/stopmove move</w:t>
+            </w:r>
+            <w:r>
+              <w:rPr>
+                <w:rFonts w:ascii="Arial" w:cs="Arial" w:eastAsia="Arial" w:hAnsi="Arial"/>
+                <w:sz w:val="20"/>
+                <w:szCs w:val="20"/>
+              </w:rPr>
+              <w:t xml:space="preserve">, frees both clients and re-presses held movement keys; Letter inside the shape widget with tiny U and M buttons; mouse-wheel resizing and a Widget size slider (no corner triangle in letter mode); Hold position while casting removed, so position packets are never changed.</w:t>
             </w:r>
           </w:p>
         </w:tc>
@@ -6123,7 +6447,137 @@
         </w:trPr>
         <w:tc>
           <w:tcPr>
-            <w:tcW w:type="dxa" w:w="2600"/>
+            <w:tcW w:type="dxa" w:w="2800"/>
+            <w:tcBorders>
+              <w:top w:val="single" w:color="BFBFBF" w:sz="4"/>
+              <w:left w:val="single" w:color="BFBFBF" w:sz="4"/>
+              <w:bottom w:val="single" w:color="BFBFBF" w:sz="4"/>
+              <w:right w:val="single" w:color="BFBFBF" w:sz="4"/>
+            </w:tcBorders>
+            <w:tcMar>
+              <w:top w:type="dxa" w:w="70"/>
+              <w:left w:type="dxa" w:w="110"/>
+              <w:bottom w:type="dxa" w:w="70"/>
+              <w:right w:type="dxa" w:w="110"/>
+            </w:tcMar>
+          </w:tcPr>
+          <w:p>
+            <w:pPr>
+              <w:spacing w:after="40"/>
+            </w:pPr>
+            <w:r>
+              <w:rPr>
+                <w:rFonts w:ascii="Arial" w:cs="Arial" w:eastAsia="Arial" w:hAnsi="Arial"/>
+                <w:sz w:val="20"/>
+                <w:szCs w:val="20"/>
+              </w:rPr>
+              <w:t xml:space="preserve">Changes in v1.9</w:t>
+            </w:r>
+          </w:p>
+        </w:tc>
+        <w:tc>
+          <w:tcPr>
+            <w:tcW w:type="dxa" w:w="6560"/>
+            <w:tcBorders>
+              <w:top w:val="single" w:color="BFBFBF" w:sz="4"/>
+              <w:left w:val="single" w:color="BFBFBF" w:sz="4"/>
+              <w:bottom w:val="single" w:color="BFBFBF" w:sz="4"/>
+              <w:right w:val="single" w:color="BFBFBF" w:sz="4"/>
+            </w:tcBorders>
+            <w:tcMar>
+              <w:top w:type="dxa" w:w="70"/>
+              <w:left w:type="dxa" w:w="110"/>
+              <w:bottom w:type="dxa" w:w="70"/>
+              <w:right w:type="dxa" w:w="110"/>
+            </w:tcMar>
+          </w:tcPr>
+          <w:p>
+            <w:pPr>
+              <w:spacing w:after="40"/>
+            </w:pPr>
+            <w:r>
+              <w:rPr>
+                <w:rFonts w:ascii="Arial" w:cs="Arial" w:eastAsia="Arial" w:hAnsi="Arial"/>
+                <w:sz w:val="20"/>
+                <w:szCs w:val="20"/>
+              </w:rPr>
+              <w:t xml:space="preserve">Option to hide Multisend's "Follow is currently ..." messages caused by StopMove's own commands.</w:t>
+            </w:r>
+          </w:p>
+        </w:tc>
+      </w:tr>
+      <w:tr>
+        <w:trPr>
+          <w:cantSplit/>
+        </w:trPr>
+        <w:tc>
+          <w:tcPr>
+            <w:tcW w:type="dxa" w:w="2800"/>
+            <w:tcBorders>
+              <w:top w:val="single" w:color="BFBFBF" w:sz="4"/>
+              <w:left w:val="single" w:color="BFBFBF" w:sz="4"/>
+              <w:bottom w:val="single" w:color="BFBFBF" w:sz="4"/>
+              <w:right w:val="single" w:color="BFBFBF" w:sz="4"/>
+            </w:tcBorders>
+            <w:tcMar>
+              <w:top w:type="dxa" w:w="70"/>
+              <w:left w:type="dxa" w:w="110"/>
+              <w:bottom w:type="dxa" w:w="70"/>
+              <w:right w:type="dxa" w:w="110"/>
+            </w:tcMar>
+          </w:tcPr>
+          <w:p>
+            <w:pPr>
+              <w:spacing w:after="40"/>
+            </w:pPr>
+            <w:r>
+              <w:rPr>
+                <w:rFonts w:ascii="Arial" w:cs="Arial" w:eastAsia="Arial" w:hAnsi="Arial"/>
+                <w:sz w:val="20"/>
+                <w:szCs w:val="20"/>
+              </w:rPr>
+              <w:t xml:space="preserve">Changes in v1.3 to v1.8</w:t>
+            </w:r>
+          </w:p>
+        </w:tc>
+        <w:tc>
+          <w:tcPr>
+            <w:tcW w:type="dxa" w:w="6560"/>
+            <w:tcBorders>
+              <w:top w:val="single" w:color="BFBFBF" w:sz="4"/>
+              <w:left w:val="single" w:color="BFBFBF" w:sz="4"/>
+              <w:bottom w:val="single" w:color="BFBFBF" w:sz="4"/>
+              <w:right w:val="single" w:color="BFBFBF" w:sz="4"/>
+            </w:tcBorders>
+            <w:tcMar>
+              <w:top w:type="dxa" w:w="70"/>
+              <w:left w:type="dxa" w:w="110"/>
+              <w:bottom w:type="dxa" w:w="70"/>
+              <w:right w:type="dxa" w:w="110"/>
+            </w:tcMar>
+          </w:tcPr>
+          <w:p>
+            <w:pPr>
+              <w:spacing w:after="40"/>
+            </w:pPr>
+            <w:r>
+              <w:rPr>
+                <w:rFonts w:ascii="Arial" w:cs="Arial" w:eastAsia="Arial" w:hAnsi="Arial"/>
+                <w:sz w:val="20"/>
+                <w:szCs w:val="20"/>
+              </w:rPr>
+              <w:t xml:space="preserve">Movement keys also cleared from the keyboard state the game reads each frame while casting (v1.8); Low profile widget; option to hide the ON/OFF/LOCK text in the badge; drop shadow for name and ON/OFF text; Classic FFXI window frame; name turns orange while locked; the lock clears by itself if the server never confirms the cast within 3 seconds.</w:t>
+            </w:r>
+          </w:p>
+        </w:tc>
+      </w:tr>
+      <w:tr>
+        <w:trPr>
+          <w:cantSplit/>
+        </w:trPr>
+        <w:tc>
+          <w:tcPr>
+            <w:tcW w:type="dxa" w:w="2800"/>
             <w:tcBorders>
               <w:top w:val="single" w:color="BFBFBF" w:sz="4"/>
               <w:left w:val="single" w:color="BFBFBF" w:sz="4"/>
@@ -6153,36 +6607,41 @@
         </w:tc>
         <w:tc>
           <w:tcPr>
-            <w:tcW w:type="dxa" w:w="6760"/>
-            <w:tcBorders>
-              <w:top w:val="single" w:color="BFBFBF" w:sz="4"/>
-              <w:left w:val="single" w:color="BFBFBF" w:sz="4"/>
-              <w:bottom w:val="single" w:color="BFBFBF" w:sz="4"/>
-              <w:right w:val="single" w:color="BFBFBF" w:sz="4"/>
-            </w:tcBorders>
-            <w:tcMar>
-              <w:top w:type="dxa" w:w="70"/>
-              <w:left w:type="dxa" w:w="110"/>
-              <w:bottom w:type="dxa" w:w="70"/>
-              <w:right w:type="dxa" w:w="110"/>
-            </w:tcMar>
-          </w:tcPr>
-          <w:p>
-            <w:pPr>
-              <w:spacing w:after="40"/>
-            </w:pPr>
-            <w:r>
-              <w:rPr>
-                <w:rFonts w:ascii="Arial" w:cs="Arial" w:eastAsia="Arial" w:hAnsi="Arial"/>
-                <w:sz w:val="20"/>
-                <w:szCs w:val="20"/>
-              </w:rPr>
-              <w:t xml:space="preserve">Option to also disable W/A/S/D; menu background colours re-measured from the Magic menu (with a middle colour and 2px stripes every 4px); "cfg" is now "UI"; "Show on-screen box" is now "Turn On/Off Widget"; notes added beside "UI button" and "Release now"; ON/OFF badge can be a circle.</w:t>
+            <w:tcW w:type="dxa" w:w="6560"/>
+            <w:tcBorders>
+              <w:top w:val="single" w:color="BFBFBF" w:sz="4"/>
+              <w:left w:val="single" w:color="BFBFBF" w:sz="4"/>
+              <w:bottom w:val="single" w:color="BFBFBF" w:sz="4"/>
+              <w:right w:val="single" w:color="BFBFBF" w:sz="4"/>
+            </w:tcBorders>
+            <w:tcMar>
+              <w:top w:type="dxa" w:w="70"/>
+              <w:left w:type="dxa" w:w="110"/>
+              <w:bottom w:type="dxa" w:w="70"/>
+              <w:right w:type="dxa" w:w="110"/>
+            </w:tcMar>
+          </w:tcPr>
+          <w:p>
+            <w:pPr>
+              <w:spacing w:after="40"/>
+            </w:pPr>
+            <w:r>
+              <w:rPr>
+                <w:rFonts w:ascii="Arial" w:cs="Arial" w:eastAsia="Arial" w:hAnsi="Arial"/>
+                <w:sz w:val="20"/>
+                <w:szCs w:val="20"/>
+              </w:rPr>
+              <w:t xml:space="preserve">Option to also disable W/A/S/D; menu background colours re-measured from the Magic menu; "cfg" is now "UI"; "Show on-screen box" is now "Turn On/Off Widget"; ON/OFF badge can be a circle.</w:t>
             </w:r>
           </w:p>
         </w:tc>
       </w:tr>
     </w:tbl>
+    <w:p>
+      <w:pPr>
+        <w:spacing w:after="120"/>
+      </w:pPr>
+    </w:p>
     <w:sectPr>
       <w:footerReference w:type="default" r:id="rId7"/>
       <w:pgSz w:w="12240" w:h="15840" w:orient="portrait"/>
@@ -6248,7 +6707,7 @@
         <w:sz w:val="17"/>
         <w:szCs w:val="17"/>
       </w:rPr>
-      <w:t xml:space="preserve">StopMove v1.8 guide   |   page </w:t>
+      <w:t xml:space="preserve">StopMove v2.0 guide   |   page </w:t>
     </w:r>
     <w:r>
       <w:rPr>
@@ -6499,6 +6958,24 @@
   </w:num>
   <w:num w:numId="7">
     <w:abstractNumId w:val="7"/>
+    <w:lvlOverride w:ilvl="0">
+      <w:startOverride w:val="1"/>
+    </w:lvlOverride>
+  </w:num>
+  <w:num w:numId="8">
+    <w:abstractNumId w:val="3"/>
+    <w:lvlOverride w:ilvl="0">
+      <w:startOverride w:val="1"/>
+    </w:lvlOverride>
+  </w:num>
+  <w:num w:numId="9">
+    <w:abstractNumId w:val="3"/>
+    <w:lvlOverride w:ilvl="0">
+      <w:startOverride w:val="1"/>
+    </w:lvlOverride>
+  </w:num>
+  <w:num w:numId="10">
+    <w:abstractNumId w:val="3"/>
     <w:lvlOverride w:ilvl="0">
       <w:startOverride w:val="1"/>
     </w:lvlOverride>

--- a/StopMove_Guide.docx
+++ b/StopMove_Guide.docx
@@ -29,7 +29,7 @@
           <w:sz w:val="24"/>
           <w:szCs w:val="24"/>
         </w:rPr>
-        <w:t xml:space="preserve">Version 2.0  |  Ashita v4 addon  |  user guide</w:t>
+        <w:t xml:space="preserve">Version 3.0  |  Ashita v4 addon  |  user guide</w:t>
       </w:r>
     </w:p>
     <w:p>
@@ -143,7 +143,7 @@
         <w:rPr>
           <w:rFonts w:ascii="Arial" w:cs="Arial" w:eastAsia="Arial" w:hAnsi="Arial"/>
         </w:rPr>
-        <w:t xml:space="preserve">) off for the length of the cast and back on afterwards, and it puts a small ON/OFF widget on screen, one badge per character, for people running two clients.</w:t>
+        <w:t xml:space="preserve">) off for the length of the cast and back on afterwards. A small on-screen widget shows ON / OFF / LOCK for each of your characters, across two clients, in one of three themes.</w:t>
       </w:r>
     </w:p>
     <w:p>
@@ -155,8 +155,8 @@
       <w:r>
         <w:drawing>
           <wp:inline xmlns:a="http://schemas.openxmlformats.org/drawingml/2006/main" xmlns:pic="http://schemas.openxmlformats.org/drawingml/2006/picture">
-            <wp:extent cx="3657600" cy="467513"/>
-            <wp:docPr id="1" name="Picture 1" descr="The widget, inline layout, square badges, FFXI menu style. Donethat is ON, Benthere is OFF." title="The widget, inline layout, square badges, FFXI menu style. Donethat is ON, Benthere is OFF."/>
+            <wp:extent cx="1681089" cy="696351"/>
+            <wp:docPr id="1" name="Picture 1" descr="The Vex theme (Party, view A): Donethat is locked mid-cast, Benthere is ON." title="The Vex theme (Party, view A): Donethat is locked mid-cast, Benthere is ON."/>
             <wp:cNvGraphicFramePr>
               <a:graphicFrameLocks noChangeAspect="1"/>
             </wp:cNvGraphicFramePr>
@@ -164,7 +164,7 @@
               <a:graphicData uri="http://schemas.openxmlformats.org/drawingml/2006/picture">
                 <pic:pic>
                   <pic:nvPicPr>
-                    <pic:cNvPr id="0" name="widget-square.png"/>
+                    <pic:cNvPr id="0" name="image.png"/>
                     <pic:cNvPicPr/>
                   </pic:nvPicPr>
                   <pic:blipFill>
@@ -176,7 +176,7 @@
                   <pic:spPr>
                     <a:xfrm>
                       <a:off x="0" y="0"/>
-                      <a:ext cx="3657600" cy="467513"/>
+                      <a:ext cx="1681089" cy="696351"/>
                     </a:xfrm>
                     <a:prstGeom prst="rect"/>
                   </pic:spPr>
@@ -201,7 +201,7 @@
           <w:sz w:val="19"/>
           <w:szCs w:val="19"/>
         </w:rPr>
-        <w:t xml:space="preserve">The widget, inline layout, square badges, FFXI menu style. Donethat is ON, Benthere is OFF.</w:t>
+        <w:t xml:space="preserve">The Vex theme (Party, view A): Donethat is locked mid-cast, Benthere is ON.</w:t>
       </w:r>
     </w:p>
     <w:p>
@@ -213,8 +213,8 @@
       <w:r>
         <w:drawing>
           <wp:inline xmlns:a="http://schemas.openxmlformats.org/drawingml/2006/main" xmlns:pic="http://schemas.openxmlformats.org/drawingml/2006/picture">
-            <wp:extent cx="3291840" cy="513490"/>
-            <wp:docPr id="2" name="Picture 2" descr="The same widget with circle badges." title="The same widget with circle badges."/>
+            <wp:extent cx="2405575" cy="1273126"/>
+            <wp:docPr id="2" name="Picture 2" descr="The Hex link theme (view A), next to the YunaUI Hex party list it is modelled on." title="The Hex link theme (view A), next to the YunaUI Hex party list it is modelled on."/>
             <wp:cNvGraphicFramePr>
               <a:graphicFrameLocks noChangeAspect="1"/>
             </wp:cNvGraphicFramePr>
@@ -222,7 +222,7 @@
               <a:graphicData uri="http://schemas.openxmlformats.org/drawingml/2006/picture">
                 <pic:pic>
                   <pic:nvPicPr>
-                    <pic:cNvPr id="0" name="widget-circle.png"/>
+                    <pic:cNvPr id="0" name="image.png"/>
                     <pic:cNvPicPr/>
                   </pic:nvPicPr>
                   <pic:blipFill>
@@ -234,7 +234,7 @@
                   <pic:spPr>
                     <a:xfrm>
                       <a:off x="0" y="0"/>
-                      <a:ext cx="3291840" cy="513490"/>
+                      <a:ext cx="2405575" cy="1273126"/>
                     </a:xfrm>
                     <a:prstGeom prst="rect"/>
                   </pic:spPr>
@@ -259,7 +259,7 @@
           <w:sz w:val="19"/>
           <w:szCs w:val="19"/>
         </w:rPr>
-        <w:t xml:space="preserve">The same widget with circle badges.</w:t>
+        <w:t xml:space="preserve">The Hex link theme (view A), next to the YunaUI Hex party list it is modelled on.</w:t>
       </w:r>
     </w:p>
     <w:p>
@@ -271,8 +271,8 @@
       <w:r>
         <w:drawing>
           <wp:inline xmlns:a="http://schemas.openxmlformats.org/drawingml/2006/main" xmlns:pic="http://schemas.openxmlformats.org/drawingml/2006/picture">
-            <wp:extent cx="1828800" cy="733530"/>
-            <wp:docPr id="3" name="Picture 3" descr="Low profile: first letter of each name plus its badge." title="Low profile: first letter of each name plus its badge."/>
+            <wp:extent cx="1343464" cy="534572"/>
+            <wp:docPr id="3" name="Picture 3" descr="The Classic theme, as in 2.0." title="The Classic theme, as in 2.0."/>
             <wp:cNvGraphicFramePr>
               <a:graphicFrameLocks noChangeAspect="1"/>
             </wp:cNvGraphicFramePr>
@@ -280,7 +280,7 @@
               <a:graphicData uri="http://schemas.openxmlformats.org/drawingml/2006/picture">
                 <pic:pic>
                   <pic:nvPicPr>
-                    <pic:cNvPr id="0" name="widget-low-profile.png"/>
+                    <pic:cNvPr id="0" name="image.png"/>
                     <pic:cNvPicPr/>
                   </pic:nvPicPr>
                   <pic:blipFill>
@@ -292,7 +292,7 @@
                   <pic:spPr>
                     <a:xfrm>
                       <a:off x="0" y="0"/>
-                      <a:ext cx="1828800" cy="733530"/>
+                      <a:ext cx="1343464" cy="534572"/>
                     </a:xfrm>
                     <a:prstGeom prst="rect"/>
                   </pic:spPr>
@@ -317,65 +317,7 @@
           <w:sz w:val="19"/>
           <w:szCs w:val="19"/>
         </w:rPr>
-        <w:t xml:space="preserve">Low profile: first letter of each name plus its badge.</w:t>
-      </w:r>
-    </w:p>
-    <w:p>
-      <w:pPr>
-        <w:keepNext/>
-        <w:spacing w:after="60" w:before="120"/>
-        <w:jc w:val="center"/>
-      </w:pPr>
-      <w:r>
-        <w:drawing>
-          <wp:inline xmlns:a="http://schemas.openxmlformats.org/drawingml/2006/main" xmlns:pic="http://schemas.openxmlformats.org/drawingml/2006/picture">
-            <wp:extent cx="914400" cy="514350"/>
-            <wp:docPr id="4" name="Picture 4" descr="Letter inside the shape: the smallest widget, one badge per character." title="Letter inside the shape: the smallest widget, one badge per character."/>
-            <wp:cNvGraphicFramePr>
-              <a:graphicFrameLocks noChangeAspect="1"/>
-            </wp:cNvGraphicFramePr>
-            <a:graphic>
-              <a:graphicData uri="http://schemas.openxmlformats.org/drawingml/2006/picture">
-                <pic:pic>
-                  <pic:nvPicPr>
-                    <pic:cNvPr id="0" name="widget-letter.png"/>
-                    <pic:cNvPicPr/>
-                  </pic:nvPicPr>
-                  <pic:blipFill>
-                    <a:blip r:embed="rId11"/>
-                    <a:stretch>
-                      <a:fillRect/>
-                    </a:stretch>
-                  </pic:blipFill>
-                  <pic:spPr>
-                    <a:xfrm>
-                      <a:off x="0" y="0"/>
-                      <a:ext cx="914400" cy="514350"/>
-                    </a:xfrm>
-                    <a:prstGeom prst="rect"/>
-                  </pic:spPr>
-                </pic:pic>
-              </a:graphicData>
-            </a:graphic>
-          </wp:inline>
-        </w:drawing>
-      </w:r>
-    </w:p>
-    <w:p>
-      <w:pPr>
-        <w:spacing w:after="200"/>
-        <w:jc w:val="center"/>
-      </w:pPr>
-      <w:r>
-        <w:rPr>
-          <w:rFonts w:ascii="Arial" w:cs="Arial" w:eastAsia="Arial" w:hAnsi="Arial"/>
-          <w:i/>
-          <w:iCs/>
-          <w:color w:val="404040"/>
-          <w:sz w:val="19"/>
-          <w:szCs w:val="19"/>
-        </w:rPr>
-        <w:t xml:space="preserve">Letter inside the shape: the smallest widget, one badge per character.</w:t>
+        <w:t xml:space="preserve">The Classic theme, as in 2.0.</w:t>
       </w:r>
     </w:p>
     <w:p>
@@ -388,7 +330,7 @@
         <w:rPr>
           <w:rFonts w:ascii="Arial" w:cs="Arial" w:eastAsia="Arial" w:hAnsi="Arial"/>
         </w:rPr>
-        <w:t xml:space="preserve">What's new in 2.0</w:t>
+        <w:t xml:space="preserve">What's new in 3.0</w:t>
       </w:r>
     </w:p>
     <w:p>
@@ -406,27 +348,41 @@
           <w:b/>
           <w:bCs/>
         </w:rPr>
-        <w:t xml:space="preserve">In-game auto-follow.</w:t>
-      </w:r>
-      <w:r>
-        <w:rPr>
-          <w:rFonts w:ascii="Arial" w:cs="Arial" w:eastAsia="Arial" w:hAnsi="Arial"/>
-        </w:rPr>
-        <w:t xml:space="preserve"> </w:t>
-      </w:r>
-      <w:r>
-        <w:rPr>
-          <w:rFonts w:ascii="Consolas" w:cs="Consolas" w:eastAsia="Consolas" w:hAnsi="Consolas"/>
-          <w:sz w:val="20"/>
-          <w:szCs w:val="20"/>
-        </w:rPr>
-        <w:t xml:space="preserve">/follow</w:t>
-      </w:r>
-      <w:r>
-        <w:rPr>
-          <w:rFonts w:ascii="Arial" w:cs="Arial" w:eastAsia="Arial" w:hAnsi="Arial"/>
-        </w:rPr>
-        <w:t xml:space="preserve"> is stopped when a cast starts and resumed when it ends. You can also type a character name to follow after every cast.</w:t>
+        <w:t xml:space="preserve">Three widget themes.</w:t>
+      </w:r>
+      <w:r>
+        <w:rPr>
+          <w:rFonts w:ascii="Arial" w:cs="Arial" w:eastAsia="Arial" w:hAnsi="Arial"/>
+        </w:rPr>
+        <w:t xml:space="preserve"> Classic (the 2.0 look), </w:t>
+      </w:r>
+      <w:r>
+        <w:rPr>
+          <w:rFonts w:ascii="Arial" w:cs="Arial" w:eastAsia="Arial" w:hAnsi="Arial"/>
+          <w:b/>
+          <w:bCs/>
+        </w:rPr>
+        <w:t xml:space="preserve">Vex</w:t>
+      </w:r>
+      <w:r>
+        <w:rPr>
+          <w:rFonts w:ascii="Arial" w:cs="Arial" w:eastAsia="Arial" w:hAnsi="Arial"/>
+        </w:rPr>
+        <w:t xml:space="preserve"> and </w:t>
+      </w:r>
+      <w:r>
+        <w:rPr>
+          <w:rFonts w:ascii="Arial" w:cs="Arial" w:eastAsia="Arial" w:hAnsi="Arial"/>
+          <w:b/>
+          <w:bCs/>
+        </w:rPr>
+        <w:t xml:space="preserve">Hex link</w:t>
+      </w:r>
+      <w:r>
+        <w:rPr>
+          <w:rFonts w:ascii="Arial" w:cs="Arial" w:eastAsia="Arial" w:hAnsi="Arial"/>
+        </w:rPr>
+        <w:t xml:space="preserve">, modelled on the YunaUI party lists. Each theme keeps its own settings, and each has its own Reset.</w:t>
       </w:r>
     </w:p>
     <w:p>
@@ -444,27 +400,13 @@
           <w:b/>
           <w:bCs/>
         </w:rPr>
-        <w:t xml:space="preserve">Allow Move</w:t>
-      </w:r>
-      <w:r>
-        <w:rPr>
-          <w:rFonts w:ascii="Arial" w:cs="Arial" w:eastAsia="Arial" w:hAnsi="Arial"/>
-        </w:rPr>
-        <w:t xml:space="preserve"> (was "Release now"). It is now also a button on the widget and the command </w:t>
-      </w:r>
-      <w:r>
-        <w:rPr>
-          <w:rFonts w:ascii="Consolas" w:cs="Consolas" w:eastAsia="Consolas" w:hAnsi="Consolas"/>
-          <w:sz w:val="20"/>
-          <w:szCs w:val="20"/>
-        </w:rPr>
-        <w:t xml:space="preserve">/stopmove move</w:t>
-      </w:r>
-      <w:r>
-        <w:rPr>
-          <w:rFonts w:ascii="Arial" w:cs="Arial" w:eastAsia="Arial" w:hAnsi="Arial"/>
-        </w:rPr>
-        <w:t xml:space="preserve">. It frees every locked character, and a movement key you are already holding moves you straight away.</w:t>
+        <w:t xml:space="preserve">A new settings window</w:t>
+      </w:r>
+      <w:r>
+        <w:rPr>
+          <w:rFonts w:ascii="Arial" w:cs="Arial" w:eastAsia="Arial" w:hAnsi="Arial"/>
+        </w:rPr>
+        <w:t xml:space="preserve"> in the VanaCore menu style, with a sidebar, Search and separate pages.</w:t>
       </w:r>
     </w:p>
     <w:p>
@@ -482,13 +424,27 @@
           <w:b/>
           <w:bCs/>
         </w:rPr>
-        <w:t xml:space="preserve">Letter inside the shape.</w:t>
-      </w:r>
-      <w:r>
-        <w:rPr>
-          <w:rFonts w:ascii="Arial" w:cs="Arial" w:eastAsia="Arial" w:hAnsi="Arial"/>
-        </w:rPr>
-        <w:t xml:space="preserve"> The smallest widget: one small badge per character with the first letter inside. The UI and Allow Move buttons become tiny U and M badges.</w:t>
+        <w:t xml:space="preserve">Save and load</w:t>
+      </w:r>
+      <w:r>
+        <w:rPr>
+          <w:rFonts w:ascii="Arial" w:cs="Arial" w:eastAsia="Arial" w:hAnsi="Arial"/>
+        </w:rPr>
+        <w:t xml:space="preserve"> whole setups by name, and </w:t>
+      </w:r>
+      <w:r>
+        <w:rPr>
+          <w:rFonts w:ascii="Arial" w:cs="Arial" w:eastAsia="Arial" w:hAnsi="Arial"/>
+          <w:b/>
+          <w:bCs/>
+        </w:rPr>
+        <w:t xml:space="preserve">push</w:t>
+      </w:r>
+      <w:r>
+        <w:rPr>
+          <w:rFonts w:ascii="Arial" w:cs="Arial" w:eastAsia="Arial" w:hAnsi="Arial"/>
+        </w:rPr>
+        <w:t xml:space="preserve"> a setup or a theme to the other client.</w:t>
       </w:r>
     </w:p>
     <w:p>
@@ -506,13 +462,13 @@
           <w:b/>
           <w:bCs/>
         </w:rPr>
-        <w:t xml:space="preserve">Resize with the mouse wheel</w:t>
-      </w:r>
-      <w:r>
-        <w:rPr>
-          <w:rFonts w:ascii="Arial" w:cs="Arial" w:eastAsia="Arial" w:hAnsi="Arial"/>
-        </w:rPr>
-        <w:t xml:space="preserve"> over the widget, or with the new Widget size slider.</w:t>
+        <w:t xml:space="preserve">Looks are per character.</w:t>
+      </w:r>
+      <w:r>
+        <w:rPr>
+          <w:rFonts w:ascii="Arial" w:cs="Arial" w:eastAsia="Arial" w:hAnsi="Arial"/>
+        </w:rPr>
+        <w:t xml:space="preserve"> Each character keeps its own theme; only casting, follow and timing settings are shared.</w:t>
       </w:r>
     </w:p>
     <w:p>
@@ -530,13 +486,137 @@
           <w:b/>
           <w:bCs/>
         </w:rPr>
-        <w:t xml:space="preserve">Hold position while casting has been removed.</w:t>
-      </w:r>
-      <w:r>
-        <w:rPr>
-          <w:rFonts w:ascii="Arial" w:cs="Arial" w:eastAsia="Arial" w:hAnsi="Arial"/>
-        </w:rPr>
-        <w:t xml:space="preserve"> StopMove no longer changes the position packets your client sends.</w:t>
+        <w:t xml:space="preserve">INT on the widget</w:t>
+      </w:r>
+      <w:r>
+        <w:rPr>
+          <w:rFonts w:ascii="Arial" w:cs="Arial" w:eastAsia="Arial" w:hAnsi="Arial"/>
+        </w:rPr>
+        <w:t xml:space="preserve">: a red INT blinks for 2 seconds when a cast is interrupted.</w:t>
+      </w:r>
+    </w:p>
+    <w:p>
+      <w:pPr>
+        <w:pStyle w:val="ListParagraph"/>
+        <w:numPr>
+          <w:ilvl w:val="0"/>
+          <w:numId w:val="1"/>
+        </w:numPr>
+        <w:spacing w:after="80"/>
+      </w:pPr>
+      <w:r>
+        <w:rPr>
+          <w:rFonts w:ascii="Arial" w:cs="Arial" w:eastAsia="Arial" w:hAnsi="Arial"/>
+          <w:b/>
+          <w:bCs/>
+        </w:rPr>
+        <w:t xml:space="preserve">Long casts are covered automatically.</w:t>
+      </w:r>
+      <w:r>
+        <w:rPr>
+          <w:rFonts w:ascii="Arial" w:cs="Arial" w:eastAsia="Arial" w:hAnsi="Arial"/>
+        </w:rPr>
+        <w:t xml:space="preserve"> The safety timer never ends before the spell's own cast time plus 2 seconds, so Stoneskin, Raise and Teleports stay locked. Max cast lock now defaults to 9 seconds.</w:t>
+      </w:r>
+    </w:p>
+    <w:p>
+      <w:pPr>
+        <w:pStyle w:val="ListParagraph"/>
+        <w:numPr>
+          <w:ilvl w:val="0"/>
+          <w:numId w:val="1"/>
+        </w:numPr>
+        <w:spacing w:after="80"/>
+      </w:pPr>
+      <w:r>
+        <w:rPr>
+          <w:rFonts w:ascii="Arial" w:cs="Arial" w:eastAsia="Arial" w:hAnsi="Arial"/>
+          <w:b/>
+          <w:bCs/>
+        </w:rPr>
+        <w:t xml:space="preserve">Paralyzed and intimidated casts count as interrupted</w:t>
+      </w:r>
+      <w:r>
+        <w:rPr>
+          <w:rFonts w:ascii="Arial" w:cs="Arial" w:eastAsia="Arial" w:hAnsi="Arial"/>
+        </w:rPr>
+        <w:t xml:space="preserve">, so follow waits instead of pulling you away.</w:t>
+      </w:r>
+    </w:p>
+    <w:p>
+      <w:pPr>
+        <w:pStyle w:val="ListParagraph"/>
+        <w:numPr>
+          <w:ilvl w:val="0"/>
+          <w:numId w:val="1"/>
+        </w:numPr>
+        <w:spacing w:after="80"/>
+      </w:pPr>
+      <w:r>
+        <w:rPr>
+          <w:rFonts w:ascii="Arial" w:cs="Arial" w:eastAsia="Arial" w:hAnsi="Arial"/>
+          <w:b/>
+          <w:bCs/>
+        </w:rPr>
+        <w:t xml:space="preserve">Shift + drag</w:t>
+      </w:r>
+      <w:r>
+        <w:rPr>
+          <w:rFonts w:ascii="Arial" w:cs="Arial" w:eastAsia="Arial" w:hAnsi="Arial"/>
+        </w:rPr>
+        <w:t xml:space="preserve"> moves the widget at any time.</w:t>
+      </w:r>
+    </w:p>
+    <w:p>
+      <w:pPr>
+        <w:pStyle w:val="ListParagraph"/>
+        <w:numPr>
+          <w:ilvl w:val="0"/>
+          <w:numId w:val="1"/>
+        </w:numPr>
+        <w:spacing w:after="80"/>
+      </w:pPr>
+      <w:r>
+        <w:rPr>
+          <w:rFonts w:ascii="Arial" w:cs="Arial" w:eastAsia="Arial" w:hAnsi="Arial"/>
+          <w:b/>
+          <w:bCs/>
+        </w:rPr>
+        <w:t xml:space="preserve">Removed:</w:t>
+      </w:r>
+      <w:r>
+        <w:rPr>
+          <w:rFonts w:ascii="Arial" w:cs="Arial" w:eastAsia="Arial" w:hAnsi="Arial"/>
+        </w:rPr>
+        <w:t xml:space="preserve"> the UI and Allow Move buttons on the widget. Use a right-click or </w:t>
+      </w:r>
+      <w:r>
+        <w:rPr>
+          <w:rFonts w:ascii="Consolas" w:cs="Consolas" w:eastAsia="Consolas" w:hAnsi="Consolas"/>
+          <w:sz w:val="20"/>
+          <w:szCs w:val="20"/>
+        </w:rPr>
+        <w:t xml:space="preserve">/stopmove</w:t>
+      </w:r>
+      <w:r>
+        <w:rPr>
+          <w:rFonts w:ascii="Arial" w:cs="Arial" w:eastAsia="Arial" w:hAnsi="Arial"/>
+        </w:rPr>
+        <w:t xml:space="preserve"> for settings, and </w:t>
+      </w:r>
+      <w:r>
+        <w:rPr>
+          <w:rFonts w:ascii="Consolas" w:cs="Consolas" w:eastAsia="Consolas" w:hAnsi="Consolas"/>
+          <w:sz w:val="20"/>
+          <w:szCs w:val="20"/>
+        </w:rPr>
+        <w:t xml:space="preserve">/stopmove move</w:t>
+      </w:r>
+      <w:r>
+        <w:rPr>
+          <w:rFonts w:ascii="Arial" w:cs="Arial" w:eastAsia="Arial" w:hAnsi="Arial"/>
+        </w:rPr>
+        <w:t xml:space="preserve"> to end a lock.</w:t>
       </w:r>
     </w:p>
     <w:p>
@@ -1015,7 +1095,7 @@
                 <w:sz w:val="20"/>
                 <w:szCs w:val="20"/>
               </w:rPr>
-              <w:t xml:space="preserve">The author runs it next to LegacyAC. No conflicts known.</w:t>
+              <w:t xml:space="preserve">The author runs it next to LegacyAC and YunaUI. No conflicts known. The Vex and Hex link themes do not need YunaUI installed.</w:t>
             </w:r>
           </w:p>
         </w:tc>
@@ -1062,7 +1142,7 @@
         <w:pStyle w:val="ListParagraph"/>
         <w:numPr>
           <w:ilvl w:val="0"/>
-          <w:numId w:val="8"/>
+          <w:numId w:val="20"/>
         </w:numPr>
         <w:spacing w:after="80"/>
       </w:pPr>
@@ -1120,7 +1200,7 @@
         <w:pStyle w:val="ListParagraph"/>
         <w:numPr>
           <w:ilvl w:val="0"/>
-          <w:numId w:val="8"/>
+          <w:numId w:val="20"/>
         </w:numPr>
         <w:spacing w:after="80"/>
       </w:pPr>
@@ -1158,7 +1238,7 @@
         <w:pStyle w:val="ListParagraph"/>
         <w:numPr>
           <w:ilvl w:val="0"/>
-          <w:numId w:val="8"/>
+          <w:numId w:val="20"/>
         </w:numPr>
         <w:spacing w:after="80"/>
       </w:pPr>
@@ -1188,7 +1268,7 @@
         <w:pStyle w:val="ListParagraph"/>
         <w:numPr>
           <w:ilvl w:val="0"/>
-          <w:numId w:val="8"/>
+          <w:numId w:val="20"/>
         </w:numPr>
         <w:spacing w:after="80"/>
       </w:pPr>
@@ -1232,7 +1312,7 @@
         <w:pStyle w:val="ListParagraph"/>
         <w:numPr>
           <w:ilvl w:val="0"/>
-          <w:numId w:val="8"/>
+          <w:numId w:val="20"/>
         </w:numPr>
         <w:spacing w:after="80"/>
       </w:pPr>
@@ -1292,7 +1372,18 @@
         <w:rPr>
           <w:rFonts w:ascii="Arial" w:cs="Arial" w:eastAsia="Arial" w:hAnsi="Arial"/>
         </w:rPr>
-        <w:t xml:space="preserve"> on each client. Your settings are kept.</w:t>
+        <w:t xml:space="preserve"> on each client. Your settings are kept, and the widget starts in the Classic theme with your old look. From 3.0 on, each character keeps its own look, so changing the look on one client no longer changes the other.</w:t>
+      </w:r>
+    </w:p>
+    <w:p>
+      <w:pPr>
+        <w:spacing w:after="120" w:before="0"/>
+      </w:pPr>
+      <w:r>
+        <w:rPr>
+          <w:rFonts w:ascii="Arial" w:cs="Arial" w:eastAsia="Arial" w:hAnsi="Arial"/>
+        </w:rPr>
+        <w:t xml:space="preserve">Max cast lock keeps the value you had (6 seconds unless you changed it). The new default is 9; click the reset icon of the Lock section on the Timing page to use it.</w:t>
       </w:r>
     </w:p>
     <w:p>
@@ -1313,7 +1404,7 @@
         <w:pStyle w:val="ListParagraph"/>
         <w:numPr>
           <w:ilvl w:val="0"/>
-          <w:numId w:val="9"/>
+          <w:numId w:val="21"/>
         </w:numPr>
         <w:spacing w:after="80"/>
       </w:pPr>
@@ -1343,7 +1434,7 @@
         <w:pStyle w:val="ListParagraph"/>
         <w:numPr>
           <w:ilvl w:val="0"/>
-          <w:numId w:val="9"/>
+          <w:numId w:val="21"/>
         </w:numPr>
         <w:spacing w:after="80"/>
       </w:pPr>
@@ -1373,7 +1464,7 @@
         <w:pStyle w:val="ListParagraph"/>
         <w:numPr>
           <w:ilvl w:val="0"/>
-          <w:numId w:val="9"/>
+          <w:numId w:val="21"/>
         </w:numPr>
         <w:spacing w:after="80"/>
       </w:pPr>
@@ -1395,7 +1486,21 @@
         <w:rPr>
           <w:rFonts w:ascii="Arial" w:cs="Arial" w:eastAsia="Arial" w:hAnsi="Arial"/>
         </w:rPr>
-        <w:t xml:space="preserve">.</w:t>
+        <w:t xml:space="preserve">. This also deletes your saved setups (its </w:t>
+      </w:r>
+      <w:r>
+        <w:rPr>
+          <w:rFonts w:ascii="Consolas" w:cs="Consolas" w:eastAsia="Consolas" w:hAnsi="Consolas"/>
+          <w:sz w:val="20"/>
+          <w:szCs w:val="20"/>
+        </w:rPr>
+        <w:t xml:space="preserve">saved</w:t>
+      </w:r>
+      <w:r>
+        <w:rPr>
+          <w:rFonts w:ascii="Arial" w:cs="Arial" w:eastAsia="Arial" w:hAnsi="Arial"/>
+        </w:rPr>
+        <w:t xml:space="preserve"> folder), so copy that first if you want to keep them.</w:t>
       </w:r>
     </w:p>
     <w:p>
@@ -1403,7 +1508,7 @@
         <w:pStyle w:val="ListParagraph"/>
         <w:numPr>
           <w:ilvl w:val="0"/>
-          <w:numId w:val="9"/>
+          <w:numId w:val="21"/>
         </w:numPr>
         <w:spacing w:after="80"/>
       </w:pPr>
@@ -1425,7 +1530,7 @@
         <w:rPr>
           <w:rFonts w:ascii="Arial" w:cs="Arial" w:eastAsia="Arial" w:hAnsi="Arial"/>
         </w:rPr>
-        <w:t xml:space="preserve"> (saved look, position and ON/OFF state).</w:t>
+        <w:t xml:space="preserve"> (saved looks, positions and ON/OFF state).</w:t>
       </w:r>
     </w:p>
     <w:p>
@@ -1467,7 +1572,35 @@
         <w:rPr>
           <w:rFonts w:ascii="Arial" w:cs="Arial" w:eastAsia="Arial" w:hAnsi="Arial"/>
         </w:rPr>
-        <w:t xml:space="preserve">Each character gets an ON/OFF badge. Green means ON, red means OFF, and orange "LOCK" shows while a cast is protecting you.</w:t>
+        <w:t xml:space="preserve">Each character gets an ON / OFF tag. Green means ON, red means OFF, gold or orange </w:t>
+      </w:r>
+      <w:r>
+        <w:rPr>
+          <w:rFonts w:ascii="Arial" w:cs="Arial" w:eastAsia="Arial" w:hAnsi="Arial"/>
+          <w:b/>
+          <w:bCs/>
+        </w:rPr>
+        <w:t xml:space="preserve">LOCK</w:t>
+      </w:r>
+      <w:r>
+        <w:rPr>
+          <w:rFonts w:ascii="Arial" w:cs="Arial" w:eastAsia="Arial" w:hAnsi="Arial"/>
+        </w:rPr>
+        <w:t xml:space="preserve"> shows while a cast is protecting you, and a blinking red </w:t>
+      </w:r>
+      <w:r>
+        <w:rPr>
+          <w:rFonts w:ascii="Arial" w:cs="Arial" w:eastAsia="Arial" w:hAnsi="Arial"/>
+          <w:b/>
+          <w:bCs/>
+        </w:rPr>
+        <w:t xml:space="preserve">INT</w:t>
+      </w:r>
+      <w:r>
+        <w:rPr>
+          <w:rFonts w:ascii="Arial" w:cs="Arial" w:eastAsia="Arial" w:hAnsi="Arial"/>
+        </w:rPr>
+        <w:t xml:space="preserve"> shows for 2 seconds after a cast is interrupted.</w:t>
       </w:r>
     </w:p>
     <w:p>
@@ -1483,7 +1616,7 @@
         <w:rPr>
           <w:rFonts w:ascii="Arial" w:cs="Arial" w:eastAsia="Arial" w:hAnsi="Arial"/>
         </w:rPr>
-        <w:t xml:space="preserve">Click a badge to switch that character on or off. With two clients running, either widget can switch either character.</w:t>
+        <w:t xml:space="preserve">Click a character to switch it on or off. With two clients running, either widget can switch either character.</w:t>
       </w:r>
     </w:p>
     <w:p>
@@ -1498,8 +1631,16 @@
       <w:r>
         <w:rPr>
           <w:rFonts w:ascii="Arial" w:cs="Arial" w:eastAsia="Arial" w:hAnsi="Arial"/>
-        </w:rPr>
-        <w:t xml:space="preserve">Drag the widget by its background to move it.</w:t>
+          <w:b/>
+          <w:bCs/>
+        </w:rPr>
+        <w:t xml:space="preserve">Shift + drag</w:t>
+      </w:r>
+      <w:r>
+        <w:rPr>
+          <w:rFonts w:ascii="Arial" w:cs="Arial" w:eastAsia="Arial" w:hAnsi="Arial"/>
+        </w:rPr>
+        <w:t xml:space="preserve"> moves the widget. While the settings window is open, any drag moves it, even at the smallest size.</w:t>
       </w:r>
     </w:p>
     <w:p>
@@ -1515,7 +1656,7 @@
         <w:rPr>
           <w:rFonts w:ascii="Arial" w:cs="Arial" w:eastAsia="Arial" w:hAnsi="Arial"/>
         </w:rPr>
-        <w:t xml:space="preserve">To resize it, drag the small triangle in the bottom-right corner, roll the mouse wheel over the widget, or use Settings &gt; Layout &gt; Widget size. In Letter inside the shape mode there is no triangle, so nothing covers the tiny badges.</w:t>
+        <w:t xml:space="preserve">Roll the mouse wheel over the widget to make it bigger or smaller, or set Widget size on the Appearance page.</w:t>
       </w:r>
     </w:p>
     <w:p>
@@ -1531,7 +1672,7 @@
         <w:rPr>
           <w:rFonts w:ascii="Arial" w:cs="Arial" w:eastAsia="Arial" w:hAnsi="Arial"/>
         </w:rPr>
-        <w:t xml:space="preserve">The UI button (U in letter mode) opens the settings window. A right-click on the widget, or </w:t>
+        <w:t xml:space="preserve">Right-click the widget, or type </w:t>
       </w:r>
       <w:r>
         <w:rPr>
@@ -1545,7 +1686,7 @@
         <w:rPr>
           <w:rFonts w:ascii="Arial" w:cs="Arial" w:eastAsia="Arial" w:hAnsi="Arial"/>
         </w:rPr>
-        <w:t xml:space="preserve">, does the same.</w:t>
+        <w:t xml:space="preserve">, to open the settings window.</w:t>
       </w:r>
     </w:p>
     <w:p>
@@ -1561,7 +1702,21 @@
         <w:rPr>
           <w:rFonts w:ascii="Arial" w:cs="Arial" w:eastAsia="Arial" w:hAnsi="Arial"/>
         </w:rPr>
-        <w:t xml:space="preserve">The Allow Move button (M in letter mode) ends the cast lock at once. It turns orange while either character is locked.</w:t>
+        <w:t xml:space="preserve">If the widget ends up off-screen or huge, type </w:t>
+      </w:r>
+      <w:r>
+        <w:rPr>
+          <w:rFonts w:ascii="Consolas" w:cs="Consolas" w:eastAsia="Consolas" w:hAnsi="Consolas"/>
+          <w:sz w:val="20"/>
+          <w:szCs w:val="20"/>
+        </w:rPr>
+        <w:t xml:space="preserve">/stopmove resetbox</w:t>
+      </w:r>
+      <w:r>
+        <w:rPr>
+          <w:rFonts w:ascii="Arial" w:cs="Arial" w:eastAsia="Arial" w:hAnsi="Arial"/>
+        </w:rPr>
+        <w:t xml:space="preserve">.</w:t>
       </w:r>
     </w:p>
     <w:p>
@@ -1577,37 +1732,7 @@
         <w:rPr>
           <w:rFonts w:ascii="Arial" w:cs="Arial" w:eastAsia="Arial" w:hAnsi="Arial"/>
         </w:rPr>
-        <w:t xml:space="preserve">If the widget ends up off-screen or huge, type </w:t>
-      </w:r>
-      <w:r>
-        <w:rPr>
-          <w:rFonts w:ascii="Consolas" w:cs="Consolas" w:eastAsia="Consolas" w:hAnsi="Consolas"/>
-          <w:sz w:val="20"/>
-          <w:szCs w:val="20"/>
-        </w:rPr>
-        <w:t xml:space="preserve">/stopmove resetbox</w:t>
-      </w:r>
-      <w:r>
-        <w:rPr>
-          <w:rFonts w:ascii="Arial" w:cs="Arial" w:eastAsia="Arial" w:hAnsi="Arial"/>
-        </w:rPr>
-        <w:t xml:space="preserve">.</w:t>
-      </w:r>
-    </w:p>
-    <w:p>
-      <w:pPr>
-        <w:pStyle w:val="ListParagraph"/>
-        <w:numPr>
-          <w:ilvl w:val="0"/>
-          <w:numId w:val="1"/>
-        </w:numPr>
-        <w:spacing w:after="80"/>
-      </w:pPr>
-      <w:r>
-        <w:rPr>
-          <w:rFonts w:ascii="Arial" w:cs="Arial" w:eastAsia="Arial" w:hAnsi="Arial"/>
-        </w:rPr>
-        <w:t xml:space="preserve">Its position, size and ON/OFF state are remembered per character.</w:t>
+        <w:t xml:space="preserve">Its position, size, look and ON/OFF state are remembered per character.</w:t>
       </w:r>
     </w:p>
     <w:p>
@@ -1620,7 +1745,60 @@
         <w:rPr>
           <w:rFonts w:ascii="Arial" w:cs="Arial" w:eastAsia="Arial" w:hAnsi="Arial"/>
         </w:rPr>
-        <w:t xml:space="preserve">Widget styles</w:t>
+        <w:t xml:space="preserve">Themes</w:t>
+      </w:r>
+    </w:p>
+    <w:p>
+      <w:pPr>
+        <w:spacing w:after="120" w:before="0"/>
+      </w:pPr>
+      <w:r>
+        <w:rPr>
+          <w:rFonts w:ascii="Arial" w:cs="Arial" w:eastAsia="Arial" w:hAnsi="Arial"/>
+        </w:rPr>
+        <w:t xml:space="preserve">Pick a theme on the </w:t>
+      </w:r>
+      <w:r>
+        <w:rPr>
+          <w:rFonts w:ascii="Arial" w:cs="Arial" w:eastAsia="Arial" w:hAnsi="Arial"/>
+          <w:b/>
+          <w:bCs/>
+        </w:rPr>
+        <w:t xml:space="preserve">Widget &gt; Appearance</w:t>
+      </w:r>
+      <w:r>
+        <w:rPr>
+          <w:rFonts w:ascii="Arial" w:cs="Arial" w:eastAsia="Arial" w:hAnsi="Arial"/>
+        </w:rPr>
+        <w:t xml:space="preserve"> page. Everything below the Theme row belongs to that theme, so you can set up all three and switch between them freely. </w:t>
+      </w:r>
+      <w:r>
+        <w:rPr>
+          <w:rFonts w:ascii="Arial" w:cs="Arial" w:eastAsia="Arial" w:hAnsi="Arial"/>
+          <w:b/>
+          <w:bCs/>
+        </w:rPr>
+        <w:t xml:space="preserve">Reset &lt;theme&gt;</w:t>
+      </w:r>
+      <w:r>
+        <w:rPr>
+          <w:rFonts w:ascii="Arial" w:cs="Arial" w:eastAsia="Arial" w:hAnsi="Arial"/>
+        </w:rPr>
+        <w:t xml:space="preserve"> puts only that theme back to its defaults, and </w:t>
+      </w:r>
+      <w:r>
+        <w:rPr>
+          <w:rFonts w:ascii="Arial" w:cs="Arial" w:eastAsia="Arial" w:hAnsi="Arial"/>
+          <w:b/>
+          <w:bCs/>
+        </w:rPr>
+        <w:t xml:space="preserve">Copy &lt;theme&gt; to &lt;other character&gt;</w:t>
+      </w:r>
+      <w:r>
+        <w:rPr>
+          <w:rFonts w:ascii="Arial" w:cs="Arial" w:eastAsia="Arial" w:hAnsi="Arial"/>
+        </w:rPr>
+        <w:t xml:space="preserve"> sends it to the other client.</w:t>
       </w:r>
     </w:p>
     <w:tbl>
@@ -1636,8 +1814,8 @@
         </w:tblBorders>
       </w:tblPr>
       <w:tblGrid>
-        <w:gridCol w:w="2800"/>
-        <w:gridCol w:w="6560"/>
+        <w:gridCol w:w="2000"/>
+        <w:gridCol w:w="7360"/>
       </w:tblGrid>
       <w:tr>
         <w:trPr>
@@ -1645,7 +1823,7 @@
         </w:trPr>
         <w:tc>
           <w:tcPr>
-            <w:tcW w:type="dxa" w:w="2800"/>
+            <w:tcW w:type="dxa" w:w="2000"/>
             <w:tcBorders>
               <w:top w:val="single" w:color="BFBFBF" w:sz="4"/>
               <w:left w:val="single" w:color="BFBFBF" w:sz="4"/>
@@ -1672,13 +1850,13 @@
                 <w:sz w:val="20"/>
                 <w:szCs w:val="20"/>
               </w:rPr>
-              <w:t xml:space="preserve">Style</w:t>
-            </w:r>
-          </w:p>
-        </w:tc>
-        <w:tc>
-          <w:tcPr>
-            <w:tcW w:type="dxa" w:w="6560"/>
+              <w:t xml:space="preserve">Theme</w:t>
+            </w:r>
+          </w:p>
+        </w:tc>
+        <w:tc>
+          <w:tcPr>
+            <w:tcW w:type="dxa" w:w="7360"/>
             <w:tcBorders>
               <w:top w:val="single" w:color="BFBFBF" w:sz="4"/>
               <w:left w:val="single" w:color="BFBFBF" w:sz="4"/>
@@ -1705,7 +1883,7 @@
                 <w:sz w:val="20"/>
                 <w:szCs w:val="20"/>
               </w:rPr>
-              <w:t xml:space="preserve">How to get it</w:t>
+              <w:t xml:space="preserve">What it looks like</w:t>
             </w:r>
           </w:p>
         </w:tc>
@@ -1716,61 +1894,61 @@
         </w:trPr>
         <w:tc>
           <w:tcPr>
-            <w:tcW w:type="dxa" w:w="2800"/>
-            <w:tcBorders>
-              <w:top w:val="single" w:color="BFBFBF" w:sz="4"/>
-              <w:left w:val="single" w:color="BFBFBF" w:sz="4"/>
-              <w:bottom w:val="single" w:color="BFBFBF" w:sz="4"/>
-              <w:right w:val="single" w:color="BFBFBF" w:sz="4"/>
-            </w:tcBorders>
-            <w:tcMar>
-              <w:top w:type="dxa" w:w="70"/>
-              <w:left w:type="dxa" w:w="110"/>
-              <w:bottom w:type="dxa" w:w="70"/>
-              <w:right w:type="dxa" w:w="110"/>
-            </w:tcMar>
-          </w:tcPr>
-          <w:p>
-            <w:pPr>
-              <w:spacing w:after="40"/>
-            </w:pPr>
-            <w:r>
-              <w:rPr>
-                <w:rFonts w:ascii="Arial" w:cs="Arial" w:eastAsia="Arial" w:hAnsi="Arial"/>
-                <w:sz w:val="20"/>
-                <w:szCs w:val="20"/>
-              </w:rPr>
-              <w:t xml:space="preserve">Normal</w:t>
-            </w:r>
-          </w:p>
-        </w:tc>
-        <w:tc>
-          <w:tcPr>
-            <w:tcW w:type="dxa" w:w="6560"/>
-            <w:tcBorders>
-              <w:top w:val="single" w:color="BFBFBF" w:sz="4"/>
-              <w:left w:val="single" w:color="BFBFBF" w:sz="4"/>
-              <w:bottom w:val="single" w:color="BFBFBF" w:sz="4"/>
-              <w:right w:val="single" w:color="BFBFBF" w:sz="4"/>
-            </w:tcBorders>
-            <w:tcMar>
-              <w:top w:type="dxa" w:w="70"/>
-              <w:left w:type="dxa" w:w="110"/>
-              <w:bottom w:type="dxa" w:w="70"/>
-              <w:right w:type="dxa" w:w="110"/>
-            </w:tcMar>
-          </w:tcPr>
-          <w:p>
-            <w:pPr>
-              <w:spacing w:after="40"/>
-            </w:pPr>
-            <w:r>
-              <w:rPr>
-                <w:rFonts w:ascii="Arial" w:cs="Arial" w:eastAsia="Arial" w:hAnsi="Arial"/>
-                <w:sz w:val="20"/>
-                <w:szCs w:val="20"/>
-              </w:rPr>
-              <w:t xml:space="preserve">Full names next to ON/OFF/LOCK badges. Choose Stacked (one row each) or Inline (long and skinny) in Layout.</w:t>
+            <w:tcW w:type="dxa" w:w="2000"/>
+            <w:tcBorders>
+              <w:top w:val="single" w:color="BFBFBF" w:sz="4"/>
+              <w:left w:val="single" w:color="BFBFBF" w:sz="4"/>
+              <w:bottom w:val="single" w:color="BFBFBF" w:sz="4"/>
+              <w:right w:val="single" w:color="BFBFBF" w:sz="4"/>
+            </w:tcBorders>
+            <w:tcMar>
+              <w:top w:type="dxa" w:w="70"/>
+              <w:left w:type="dxa" w:w="110"/>
+              <w:bottom w:type="dxa" w:w="70"/>
+              <w:right w:type="dxa" w:w="110"/>
+            </w:tcMar>
+          </w:tcPr>
+          <w:p>
+            <w:pPr>
+              <w:spacing w:after="40"/>
+            </w:pPr>
+            <w:r>
+              <w:rPr>
+                <w:rFonts w:ascii="Arial" w:cs="Arial" w:eastAsia="Arial" w:hAnsi="Arial"/>
+                <w:sz w:val="20"/>
+                <w:szCs w:val="20"/>
+              </w:rPr>
+              <w:t xml:space="preserve">Classic</w:t>
+            </w:r>
+          </w:p>
+        </w:tc>
+        <w:tc>
+          <w:tcPr>
+            <w:tcW w:type="dxa" w:w="7360"/>
+            <w:tcBorders>
+              <w:top w:val="single" w:color="BFBFBF" w:sz="4"/>
+              <w:left w:val="single" w:color="BFBFBF" w:sz="4"/>
+              <w:bottom w:val="single" w:color="BFBFBF" w:sz="4"/>
+              <w:right w:val="single" w:color="BFBFBF" w:sz="4"/>
+            </w:tcBorders>
+            <w:tcMar>
+              <w:top w:type="dxa" w:w="70"/>
+              <w:left w:type="dxa" w:w="110"/>
+              <w:bottom w:type="dxa" w:w="70"/>
+              <w:right w:type="dxa" w:w="110"/>
+            </w:tcMar>
+          </w:tcPr>
+          <w:p>
+            <w:pPr>
+              <w:spacing w:after="40"/>
+            </w:pPr>
+            <w:r>
+              <w:rPr>
+                <w:rFonts w:ascii="Arial" w:cs="Arial" w:eastAsia="Arial" w:hAnsi="Arial"/>
+                <w:sz w:val="20"/>
+                <w:szCs w:val="20"/>
+              </w:rPr>
+              <w:t xml:space="preserve">The 2.0 widget: names next to square or circle badges, on a solid or FFXI-menu background, with Low profile and Letter inside the shape for the smallest sizes.</w:t>
             </w:r>
           </w:p>
         </w:tc>
@@ -1781,61 +1959,61 @@
         </w:trPr>
         <w:tc>
           <w:tcPr>
-            <w:tcW w:type="dxa" w:w="2800"/>
-            <w:tcBorders>
-              <w:top w:val="single" w:color="BFBFBF" w:sz="4"/>
-              <w:left w:val="single" w:color="BFBFBF" w:sz="4"/>
-              <w:bottom w:val="single" w:color="BFBFBF" w:sz="4"/>
-              <w:right w:val="single" w:color="BFBFBF" w:sz="4"/>
-            </w:tcBorders>
-            <w:tcMar>
-              <w:top w:type="dxa" w:w="70"/>
-              <w:left w:type="dxa" w:w="110"/>
-              <w:bottom w:type="dxa" w:w="70"/>
-              <w:right w:type="dxa" w:w="110"/>
-            </w:tcMar>
-          </w:tcPr>
-          <w:p>
-            <w:pPr>
-              <w:spacing w:after="40"/>
-            </w:pPr>
-            <w:r>
-              <w:rPr>
-                <w:rFonts w:ascii="Arial" w:cs="Arial" w:eastAsia="Arial" w:hAnsi="Arial"/>
-                <w:sz w:val="20"/>
-                <w:szCs w:val="20"/>
-              </w:rPr>
-              <w:t xml:space="preserve">Low profile</w:t>
-            </w:r>
-          </w:p>
-        </w:tc>
-        <w:tc>
-          <w:tcPr>
-            <w:tcW w:type="dxa" w:w="6560"/>
-            <w:tcBorders>
-              <w:top w:val="single" w:color="BFBFBF" w:sz="4"/>
-              <w:left w:val="single" w:color="BFBFBF" w:sz="4"/>
-              <w:bottom w:val="single" w:color="BFBFBF" w:sz="4"/>
-              <w:right w:val="single" w:color="BFBFBF" w:sz="4"/>
-            </w:tcBorders>
-            <w:tcMar>
-              <w:top w:type="dxa" w:w="70"/>
-              <w:left w:type="dxa" w:w="110"/>
-              <w:bottom w:type="dxa" w:w="70"/>
-              <w:right w:type="dxa" w:w="110"/>
-            </w:tcMar>
-          </w:tcPr>
-          <w:p>
-            <w:pPr>
-              <w:spacing w:after="40"/>
-            </w:pPr>
-            <w:r>
-              <w:rPr>
-                <w:rFonts w:ascii="Arial" w:cs="Arial" w:eastAsia="Arial" w:hAnsi="Arial"/>
-                <w:sz w:val="20"/>
-                <w:szCs w:val="20"/>
-              </w:rPr>
-              <w:t xml:space="preserve">Tick Low profile widget (General). Only the first letter of each name, plus the badge.</w:t>
+            <w:tcW w:type="dxa" w:w="2000"/>
+            <w:tcBorders>
+              <w:top w:val="single" w:color="BFBFBF" w:sz="4"/>
+              <w:left w:val="single" w:color="BFBFBF" w:sz="4"/>
+              <w:bottom w:val="single" w:color="BFBFBF" w:sz="4"/>
+              <w:right w:val="single" w:color="BFBFBF" w:sz="4"/>
+            </w:tcBorders>
+            <w:tcMar>
+              <w:top w:type="dxa" w:w="70"/>
+              <w:left w:type="dxa" w:w="110"/>
+              <w:bottom w:type="dxa" w:w="70"/>
+              <w:right w:type="dxa" w:w="110"/>
+            </w:tcMar>
+          </w:tcPr>
+          <w:p>
+            <w:pPr>
+              <w:spacing w:after="40"/>
+            </w:pPr>
+            <w:r>
+              <w:rPr>
+                <w:rFonts w:ascii="Arial" w:cs="Arial" w:eastAsia="Arial" w:hAnsi="Arial"/>
+                <w:sz w:val="20"/>
+                <w:szCs w:val="20"/>
+              </w:rPr>
+              <w:t xml:space="preserve">Vex</w:t>
+            </w:r>
+          </w:p>
+        </w:tc>
+        <w:tc>
+          <w:tcPr>
+            <w:tcW w:type="dxa" w:w="7360"/>
+            <w:tcBorders>
+              <w:top w:val="single" w:color="BFBFBF" w:sz="4"/>
+              <w:left w:val="single" w:color="BFBFBF" w:sz="4"/>
+              <w:bottom w:val="single" w:color="BFBFBF" w:sz="4"/>
+              <w:right w:val="single" w:color="BFBFBF" w:sz="4"/>
+            </w:tcBorders>
+            <w:tcMar>
+              <w:top w:type="dxa" w:w="70"/>
+              <w:left w:type="dxa" w:w="110"/>
+              <w:bottom w:type="dxa" w:w="70"/>
+              <w:right w:type="dxa" w:w="110"/>
+            </w:tcMar>
+          </w:tcPr>
+          <w:p>
+            <w:pPr>
+              <w:spacing w:after="40"/>
+            </w:pPr>
+            <w:r>
+              <w:rPr>
+                <w:rFonts w:ascii="Arial" w:cs="Arial" w:eastAsia="Arial" w:hAnsi="Arial"/>
+                <w:sz w:val="20"/>
+                <w:szCs w:val="20"/>
+              </w:rPr>
+              <w:t xml:space="preserve">After the YunaUI Vex party list: capital names on dark slanted plates with coloured bars, and an ON / OFF tag. Two row styles (Party and Menu), two views and three letter styles.</w:t>
             </w:r>
           </w:p>
         </w:tc>
@@ -1846,61 +2024,61 @@
         </w:trPr>
         <w:tc>
           <w:tcPr>
-            <w:tcW w:type="dxa" w:w="2800"/>
-            <w:tcBorders>
-              <w:top w:val="single" w:color="BFBFBF" w:sz="4"/>
-              <w:left w:val="single" w:color="BFBFBF" w:sz="4"/>
-              <w:bottom w:val="single" w:color="BFBFBF" w:sz="4"/>
-              <w:right w:val="single" w:color="BFBFBF" w:sz="4"/>
-            </w:tcBorders>
-            <w:tcMar>
-              <w:top w:type="dxa" w:w="70"/>
-              <w:left w:type="dxa" w:w="110"/>
-              <w:bottom w:type="dxa" w:w="70"/>
-              <w:right w:type="dxa" w:w="110"/>
-            </w:tcMar>
-          </w:tcPr>
-          <w:p>
-            <w:pPr>
-              <w:spacing w:after="40"/>
-            </w:pPr>
-            <w:r>
-              <w:rPr>
-                <w:rFonts w:ascii="Arial" w:cs="Arial" w:eastAsia="Arial" w:hAnsi="Arial"/>
-                <w:sz w:val="20"/>
-                <w:szCs w:val="20"/>
-              </w:rPr>
-              <w:t xml:space="preserve">Letter inside the shape</w:t>
-            </w:r>
-          </w:p>
-        </w:tc>
-        <w:tc>
-          <w:tcPr>
-            <w:tcW w:type="dxa" w:w="6560"/>
-            <w:tcBorders>
-              <w:top w:val="single" w:color="BFBFBF" w:sz="4"/>
-              <w:left w:val="single" w:color="BFBFBF" w:sz="4"/>
-              <w:bottom w:val="single" w:color="BFBFBF" w:sz="4"/>
-              <w:right w:val="single" w:color="BFBFBF" w:sz="4"/>
-            </w:tcBorders>
-            <w:tcMar>
-              <w:top w:type="dxa" w:w="70"/>
-              <w:left w:type="dxa" w:w="110"/>
-              <w:bottom w:type="dxa" w:w="70"/>
-              <w:right w:type="dxa" w:w="110"/>
-            </w:tcMar>
-          </w:tcPr>
-          <w:p>
-            <w:pPr>
-              <w:spacing w:after="40"/>
-            </w:pPr>
-            <w:r>
-              <w:rPr>
-                <w:rFonts w:ascii="Arial" w:cs="Arial" w:eastAsia="Arial" w:hAnsi="Arial"/>
-                <w:sz w:val="20"/>
-                <w:szCs w:val="20"/>
-              </w:rPr>
-              <w:t xml:space="preserve">Tick Low profile widget, then Letter inside the shape (smallest). One small square or circle per character with the letter inside; the colour shows ON/OFF/LOCK. Resize it with the mouse wheel.</w:t>
+            <w:tcW w:type="dxa" w:w="2000"/>
+            <w:tcBorders>
+              <w:top w:val="single" w:color="BFBFBF" w:sz="4"/>
+              <w:left w:val="single" w:color="BFBFBF" w:sz="4"/>
+              <w:bottom w:val="single" w:color="BFBFBF" w:sz="4"/>
+              <w:right w:val="single" w:color="BFBFBF" w:sz="4"/>
+            </w:tcBorders>
+            <w:tcMar>
+              <w:top w:type="dxa" w:w="70"/>
+              <w:left w:type="dxa" w:w="110"/>
+              <w:bottom w:type="dxa" w:w="70"/>
+              <w:right w:type="dxa" w:w="110"/>
+            </w:tcMar>
+          </w:tcPr>
+          <w:p>
+            <w:pPr>
+              <w:spacing w:after="40"/>
+            </w:pPr>
+            <w:r>
+              <w:rPr>
+                <w:rFonts w:ascii="Arial" w:cs="Arial" w:eastAsia="Arial" w:hAnsi="Arial"/>
+                <w:sz w:val="20"/>
+                <w:szCs w:val="20"/>
+              </w:rPr>
+              <w:t xml:space="preserve">Hex link</w:t>
+            </w:r>
+          </w:p>
+        </w:tc>
+        <w:tc>
+          <w:tcPr>
+            <w:tcW w:type="dxa" w:w="7360"/>
+            <w:tcBorders>
+              <w:top w:val="single" w:color="BFBFBF" w:sz="4"/>
+              <w:left w:val="single" w:color="BFBFBF" w:sz="4"/>
+              <w:bottom w:val="single" w:color="BFBFBF" w:sz="4"/>
+              <w:right w:val="single" w:color="BFBFBF" w:sz="4"/>
+            </w:tcBorders>
+            <w:tcMar>
+              <w:top w:type="dxa" w:w="70"/>
+              <w:left w:type="dxa" w:w="110"/>
+              <w:bottom w:type="dxa" w:w="70"/>
+              <w:right w:type="dxa" w:w="110"/>
+            </w:tcMar>
+          </w:tcPr>
+          <w:p>
+            <w:pPr>
+              <w:spacing w:after="40"/>
+            </w:pPr>
+            <w:r>
+              <w:rPr>
+                <w:rFonts w:ascii="Arial" w:cs="Arial" w:eastAsia="Arial" w:hAnsi="Arial"/>
+                <w:sz w:val="20"/>
+                <w:szCs w:val="20"/>
+              </w:rPr>
+              <w:t xml:space="preserve">After the YunaUI Hex party list: capital names on a dark plate with gold corner accents, a gold divider and a job-box style ON / OFF tag. Two views and three letter styles.</w:t>
             </w:r>
           </w:p>
         </w:tc>
@@ -1910,6 +2088,1210 @@
       <w:pPr>
         <w:spacing w:after="120"/>
       </w:pPr>
+    </w:p>
+    <w:p>
+      <w:pPr>
+        <w:keepNext/>
+        <w:spacing w:after="60" w:before="120"/>
+        <w:jc w:val="center"/>
+      </w:pPr>
+      <w:r>
+        <w:drawing>
+          <wp:inline xmlns:a="http://schemas.openxmlformats.org/drawingml/2006/main" xmlns:pic="http://schemas.openxmlformats.org/drawingml/2006/picture">
+            <wp:extent cx="1216855" cy="464234"/>
+            <wp:docPr id="4" name="Picture 4" descr="Classic with a solid background." title="Classic with a solid background."/>
+            <wp:cNvGraphicFramePr>
+              <a:graphicFrameLocks noChangeAspect="1"/>
+            </wp:cNvGraphicFramePr>
+            <a:graphic>
+              <a:graphicData uri="http://schemas.openxmlformats.org/drawingml/2006/picture">
+                <pic:pic>
+                  <pic:nvPicPr>
+                    <pic:cNvPr id="0" name="image.png"/>
+                    <pic:cNvPicPr/>
+                  </pic:nvPicPr>
+                  <pic:blipFill>
+                    <a:blip r:embed="rId11"/>
+                    <a:stretch>
+                      <a:fillRect/>
+                    </a:stretch>
+                  </pic:blipFill>
+                  <pic:spPr>
+                    <a:xfrm>
+                      <a:off x="0" y="0"/>
+                      <a:ext cx="1216855" cy="464234"/>
+                    </a:xfrm>
+                    <a:prstGeom prst="rect"/>
+                  </pic:spPr>
+                </pic:pic>
+              </a:graphicData>
+            </a:graphic>
+          </wp:inline>
+        </w:drawing>
+      </w:r>
+    </w:p>
+    <w:p>
+      <w:pPr>
+        <w:spacing w:after="200"/>
+        <w:jc w:val="center"/>
+      </w:pPr>
+      <w:r>
+        <w:rPr>
+          <w:rFonts w:ascii="Arial" w:cs="Arial" w:eastAsia="Arial" w:hAnsi="Arial"/>
+          <w:i/>
+          <w:iCs/>
+          <w:color w:val="404040"/>
+          <w:sz w:val="19"/>
+          <w:szCs w:val="19"/>
+        </w:rPr>
+        <w:t xml:space="preserve">Classic with a solid background.</w:t>
+      </w:r>
+    </w:p>
+    <w:p>
+      <w:pPr>
+        <w:keepNext/>
+        <w:spacing w:after="60" w:before="140"/>
+      </w:pPr>
+      <w:r>
+        <w:rPr>
+          <w:rFonts w:ascii="Arial" w:cs="Arial" w:eastAsia="Arial" w:hAnsi="Arial"/>
+          <w:b/>
+          <w:bCs/>
+          <w:color w:val="2F5496"/>
+          <w:sz w:val="23"/>
+          <w:szCs w:val="23"/>
+        </w:rPr>
+        <w:t xml:space="preserve">Vex</w:t>
+      </w:r>
+    </w:p>
+    <w:p>
+      <w:pPr>
+        <w:pStyle w:val="ListParagraph"/>
+        <w:numPr>
+          <w:ilvl w:val="0"/>
+          <w:numId w:val="1"/>
+        </w:numPr>
+        <w:spacing w:after="80"/>
+      </w:pPr>
+      <w:r>
+        <w:rPr>
+          <w:rFonts w:ascii="Arial" w:cs="Arial" w:eastAsia="Arial" w:hAnsi="Arial"/>
+          <w:b/>
+          <w:bCs/>
+        </w:rPr>
+        <w:t xml:space="preserve">Row style: Party.</w:t>
+      </w:r>
+      <w:r>
+        <w:rPr>
+          <w:rFonts w:ascii="Arial" w:cs="Arial" w:eastAsia="Arial" w:hAnsi="Arial"/>
+        </w:rPr>
+        <w:t xml:space="preserve"> Rows on their own, with no box or border behind them. </w:t>
+      </w:r>
+      <w:r>
+        <w:rPr>
+          <w:rFonts w:ascii="Arial" w:cs="Arial" w:eastAsia="Arial" w:hAnsi="Arial"/>
+          <w:b/>
+          <w:bCs/>
+        </w:rPr>
+        <w:t xml:space="preserve">View A</w:t>
+      </w:r>
+      <w:r>
+        <w:rPr>
+          <w:rFonts w:ascii="Arial" w:cs="Arial" w:eastAsia="Arial" w:hAnsi="Arial"/>
+        </w:rPr>
+        <w:t xml:space="preserve">: the ON / OFF tag, then the name plate over a bar in the state colour. </w:t>
+      </w:r>
+      <w:r>
+        <w:rPr>
+          <w:rFonts w:ascii="Arial" w:cs="Arial" w:eastAsia="Arial" w:hAnsi="Arial"/>
+          <w:b/>
+          <w:bCs/>
+        </w:rPr>
+        <w:t xml:space="preserve">View B</w:t>
+      </w:r>
+      <w:r>
+        <w:rPr>
+          <w:rFonts w:ascii="Arial" w:cs="Arial" w:eastAsia="Arial" w:hAnsi="Arial"/>
+        </w:rPr>
+        <w:t xml:space="preserve">: the name plate (the name over two slanted bars, with an empty spot at the right), then the tag.</w:t>
+      </w:r>
+    </w:p>
+    <w:p>
+      <w:pPr>
+        <w:pStyle w:val="ListParagraph"/>
+        <w:numPr>
+          <w:ilvl w:val="0"/>
+          <w:numId w:val="1"/>
+        </w:numPr>
+        <w:spacing w:after="80"/>
+      </w:pPr>
+      <w:r>
+        <w:rPr>
+          <w:rFonts w:ascii="Arial" w:cs="Arial" w:eastAsia="Arial" w:hAnsi="Arial"/>
+          <w:b/>
+          <w:bCs/>
+        </w:rPr>
+        <w:t xml:space="preserve">Row style: Menu.</w:t>
+      </w:r>
+      <w:r>
+        <w:rPr>
+          <w:rFonts w:ascii="Arial" w:cs="Arial" w:eastAsia="Arial" w:hAnsi="Arial"/>
+        </w:rPr>
+        <w:t xml:space="preserve"> Rounded cards. Each card's edge fades from pink-red on the left to violet on the right, a violet divider separates the name from a rounded ON / OFF tag, and the edge turns white while locked.</w:t>
+      </w:r>
+    </w:p>
+    <w:p>
+      <w:pPr>
+        <w:pStyle w:val="ListParagraph"/>
+        <w:numPr>
+          <w:ilvl w:val="0"/>
+          <w:numId w:val="1"/>
+        </w:numPr>
+        <w:spacing w:after="80"/>
+      </w:pPr>
+      <w:r>
+        <w:rPr>
+          <w:rFonts w:ascii="Arial" w:cs="Arial" w:eastAsia="Arial" w:hAnsi="Arial"/>
+          <w:b/>
+          <w:bCs/>
+        </w:rPr>
+        <w:t xml:space="preserve">Name style</w:t>
+      </w:r>
+      <w:r>
+        <w:rPr>
+          <w:rFonts w:ascii="Arial" w:cs="Arial" w:eastAsia="Arial" w:hAnsi="Arial"/>
+        </w:rPr>
+        <w:t xml:space="preserve">: the full name (shortened to fit its box) or one letter, in style A, B or C. View A or B decides which side the ON / OFF part sits on.</w:t>
+      </w:r>
+    </w:p>
+    <w:p>
+      <w:pPr>
+        <w:pStyle w:val="ListParagraph"/>
+        <w:numPr>
+          <w:ilvl w:val="0"/>
+          <w:numId w:val="1"/>
+        </w:numPr>
+        <w:spacing w:after="80"/>
+      </w:pPr>
+      <w:r>
+        <w:rPr>
+          <w:rFonts w:ascii="Arial" w:cs="Arial" w:eastAsia="Arial" w:hAnsi="Arial"/>
+          <w:b/>
+          <w:bCs/>
+        </w:rPr>
+        <w:t xml:space="preserve">Gold name and edge on LOCK</w:t>
+      </w:r>
+      <w:r>
+        <w:rPr>
+          <w:rFonts w:ascii="Arial" w:cs="Arial" w:eastAsia="Arial" w:hAnsi="Arial"/>
+        </w:rPr>
+        <w:t xml:space="preserve">: the name and plate edge turn gold during a cast.</w:t>
+      </w:r>
+    </w:p>
+    <w:p>
+      <w:pPr>
+        <w:keepNext/>
+        <w:spacing w:after="60" w:before="120"/>
+        <w:jc w:val="center"/>
+      </w:pPr>
+      <w:r>
+        <w:drawing>
+          <wp:inline xmlns:a="http://schemas.openxmlformats.org/drawingml/2006/main" xmlns:pic="http://schemas.openxmlformats.org/drawingml/2006/picture">
+            <wp:extent cx="1681089" cy="696351"/>
+            <wp:docPr id="5" name="Picture 5" descr="Vex, Party, view A." title="Vex, Party, view A."/>
+            <wp:cNvGraphicFramePr>
+              <a:graphicFrameLocks noChangeAspect="1"/>
+            </wp:cNvGraphicFramePr>
+            <a:graphic>
+              <a:graphicData uri="http://schemas.openxmlformats.org/drawingml/2006/picture">
+                <pic:pic>
+                  <pic:nvPicPr>
+                    <pic:cNvPr id="0" name="image.png"/>
+                    <pic:cNvPicPr/>
+                  </pic:nvPicPr>
+                  <pic:blipFill>
+                    <a:blip r:embed="rId8"/>
+                    <a:stretch>
+                      <a:fillRect/>
+                    </a:stretch>
+                  </pic:blipFill>
+                  <pic:spPr>
+                    <a:xfrm>
+                      <a:off x="0" y="0"/>
+                      <a:ext cx="1681089" cy="696351"/>
+                    </a:xfrm>
+                    <a:prstGeom prst="rect"/>
+                  </pic:spPr>
+                </pic:pic>
+              </a:graphicData>
+            </a:graphic>
+          </wp:inline>
+        </w:drawing>
+      </w:r>
+    </w:p>
+    <w:p>
+      <w:pPr>
+        <w:spacing w:after="200"/>
+        <w:jc w:val="center"/>
+      </w:pPr>
+      <w:r>
+        <w:rPr>
+          <w:rFonts w:ascii="Arial" w:cs="Arial" w:eastAsia="Arial" w:hAnsi="Arial"/>
+          <w:i/>
+          <w:iCs/>
+          <w:color w:val="404040"/>
+          <w:sz w:val="19"/>
+          <w:szCs w:val="19"/>
+        </w:rPr>
+        <w:t xml:space="preserve">Vex, Party, view A.</w:t>
+      </w:r>
+    </w:p>
+    <w:p>
+      <w:pPr>
+        <w:keepNext/>
+        <w:spacing w:after="60" w:before="120"/>
+        <w:jc w:val="center"/>
+      </w:pPr>
+      <w:r>
+        <w:drawing>
+          <wp:inline xmlns:a="http://schemas.openxmlformats.org/drawingml/2006/main" xmlns:pic="http://schemas.openxmlformats.org/drawingml/2006/picture">
+            <wp:extent cx="2609556" cy="1540412"/>
+            <wp:docPr id="6" name="Picture 6" descr="Vex, Party, view B." title="Vex, Party, view B."/>
+            <wp:cNvGraphicFramePr>
+              <a:graphicFrameLocks noChangeAspect="1"/>
+            </wp:cNvGraphicFramePr>
+            <a:graphic>
+              <a:graphicData uri="http://schemas.openxmlformats.org/drawingml/2006/picture">
+                <pic:pic>
+                  <pic:nvPicPr>
+                    <pic:cNvPr id="0" name="image.png"/>
+                    <pic:cNvPicPr/>
+                  </pic:nvPicPr>
+                  <pic:blipFill>
+                    <a:blip r:embed="rId12"/>
+                    <a:stretch>
+                      <a:fillRect/>
+                    </a:stretch>
+                  </pic:blipFill>
+                  <pic:spPr>
+                    <a:xfrm>
+                      <a:off x="0" y="0"/>
+                      <a:ext cx="2609556" cy="1540412"/>
+                    </a:xfrm>
+                    <a:prstGeom prst="rect"/>
+                  </pic:spPr>
+                </pic:pic>
+              </a:graphicData>
+            </a:graphic>
+          </wp:inline>
+        </w:drawing>
+      </w:r>
+    </w:p>
+    <w:p>
+      <w:pPr>
+        <w:spacing w:after="200"/>
+        <w:jc w:val="center"/>
+      </w:pPr>
+      <w:r>
+        <w:rPr>
+          <w:rFonts w:ascii="Arial" w:cs="Arial" w:eastAsia="Arial" w:hAnsi="Arial"/>
+          <w:i/>
+          <w:iCs/>
+          <w:color w:val="404040"/>
+          <w:sz w:val="19"/>
+          <w:szCs w:val="19"/>
+        </w:rPr>
+        <w:t xml:space="preserve">Vex, Party, view B.</w:t>
+      </w:r>
+    </w:p>
+    <w:p>
+      <w:pPr>
+        <w:keepNext/>
+        <w:spacing w:after="60" w:before="120"/>
+        <w:jc w:val="center"/>
+      </w:pPr>
+      <w:r>
+        <w:drawing>
+          <wp:inline xmlns:a="http://schemas.openxmlformats.org/drawingml/2006/main" xmlns:pic="http://schemas.openxmlformats.org/drawingml/2006/picture">
+            <wp:extent cx="2574387" cy="1448972"/>
+            <wp:docPr id="7" name="Picture 7" descr="Vex, Menu." title="Vex, Menu."/>
+            <wp:cNvGraphicFramePr>
+              <a:graphicFrameLocks noChangeAspect="1"/>
+            </wp:cNvGraphicFramePr>
+            <a:graphic>
+              <a:graphicData uri="http://schemas.openxmlformats.org/drawingml/2006/picture">
+                <pic:pic>
+                  <pic:nvPicPr>
+                    <pic:cNvPr id="0" name="image.png"/>
+                    <pic:cNvPicPr/>
+                  </pic:nvPicPr>
+                  <pic:blipFill>
+                    <a:blip r:embed="rId13"/>
+                    <a:stretch>
+                      <a:fillRect/>
+                    </a:stretch>
+                  </pic:blipFill>
+                  <pic:spPr>
+                    <a:xfrm>
+                      <a:off x="0" y="0"/>
+                      <a:ext cx="2574387" cy="1448972"/>
+                    </a:xfrm>
+                    <a:prstGeom prst="rect"/>
+                  </pic:spPr>
+                </pic:pic>
+              </a:graphicData>
+            </a:graphic>
+          </wp:inline>
+        </w:drawing>
+      </w:r>
+    </w:p>
+    <w:p>
+      <w:pPr>
+        <w:spacing w:after="200"/>
+        <w:jc w:val="center"/>
+      </w:pPr>
+      <w:r>
+        <w:rPr>
+          <w:rFonts w:ascii="Arial" w:cs="Arial" w:eastAsia="Arial" w:hAnsi="Arial"/>
+          <w:i/>
+          <w:iCs/>
+          <w:color w:val="404040"/>
+          <w:sz w:val="19"/>
+          <w:szCs w:val="19"/>
+        </w:rPr>
+        <w:t xml:space="preserve">Vex, Menu.</w:t>
+      </w:r>
+    </w:p>
+    <w:p>
+      <w:pPr>
+        <w:keepNext/>
+        <w:spacing w:after="60" w:before="120"/>
+        <w:jc w:val="center"/>
+      </w:pPr>
+      <w:r>
+        <w:drawing>
+          <wp:inline xmlns:a="http://schemas.openxmlformats.org/drawingml/2006/main" xmlns:pic="http://schemas.openxmlformats.org/drawingml/2006/picture">
+            <wp:extent cx="640080" cy="752621"/>
+            <wp:docPr id="8" name="Picture 8" descr="Vex letter styles A (dark plate, white letter, state bar), B (letter plate and tag) and C (letter and dot)." title="Vex letter styles A (dark plate, white letter, state bar), B (letter plate and tag) and C (letter and dot)."/>
+            <wp:cNvGraphicFramePr>
+              <a:graphicFrameLocks noChangeAspect="1"/>
+            </wp:cNvGraphicFramePr>
+            <a:graphic>
+              <a:graphicData uri="http://schemas.openxmlformats.org/drawingml/2006/picture">
+                <pic:pic>
+                  <pic:nvPicPr>
+                    <pic:cNvPr id="0" name="image.png"/>
+                    <pic:cNvPicPr/>
+                  </pic:nvPicPr>
+                  <pic:blipFill>
+                    <a:blip r:embed="rId14"/>
+                    <a:stretch>
+                      <a:fillRect/>
+                    </a:stretch>
+                  </pic:blipFill>
+                  <pic:spPr>
+                    <a:xfrm>
+                      <a:off x="0" y="0"/>
+                      <a:ext cx="640080" cy="752621"/>
+                    </a:xfrm>
+                    <a:prstGeom prst="rect"/>
+                  </pic:spPr>
+                </pic:pic>
+              </a:graphicData>
+            </a:graphic>
+          </wp:inline>
+        </w:drawing>
+      </w:r>
+      <w:r>
+        <w:t xml:space="preserve">    </w:t>
+      </w:r>
+      <w:r>
+        <w:drawing>
+          <wp:inline xmlns:a="http://schemas.openxmlformats.org/drawingml/2006/main" xmlns:pic="http://schemas.openxmlformats.org/drawingml/2006/picture">
+            <wp:extent cx="794824" cy="696350"/>
+            <wp:docPr id="9" name="Picture 9" descr="Vex letter styles A (dark plate, white letter, state bar), B (letter plate and tag) and C (letter and dot)." title="Vex letter styles A (dark plate, white letter, state bar), B (letter plate and tag) and C (letter and dot)."/>
+            <wp:cNvGraphicFramePr>
+              <a:graphicFrameLocks noChangeAspect="1"/>
+            </wp:cNvGraphicFramePr>
+            <a:graphic>
+              <a:graphicData uri="http://schemas.openxmlformats.org/drawingml/2006/picture">
+                <pic:pic>
+                  <pic:nvPicPr>
+                    <pic:cNvPr id="0" name="image.png"/>
+                    <pic:cNvPicPr/>
+                  </pic:nvPicPr>
+                  <pic:blipFill>
+                    <a:blip r:embed="rId15"/>
+                    <a:stretch>
+                      <a:fillRect/>
+                    </a:stretch>
+                  </pic:blipFill>
+                  <pic:spPr>
+                    <a:xfrm>
+                      <a:off x="0" y="0"/>
+                      <a:ext cx="794824" cy="696350"/>
+                    </a:xfrm>
+                    <a:prstGeom prst="rect"/>
+                  </pic:spPr>
+                </pic:pic>
+              </a:graphicData>
+            </a:graphic>
+          </wp:inline>
+        </w:drawing>
+      </w:r>
+      <w:r>
+        <w:t xml:space="preserve">    </w:t>
+      </w:r>
+      <w:r>
+        <w:drawing>
+          <wp:inline xmlns:a="http://schemas.openxmlformats.org/drawingml/2006/main" xmlns:pic="http://schemas.openxmlformats.org/drawingml/2006/picture">
+            <wp:extent cx="471267" cy="640079"/>
+            <wp:docPr id="10" name="Picture 10" descr="Vex letter styles A (dark plate, white letter, state bar), B (letter plate and tag) and C (letter and dot)." title="Vex letter styles A (dark plate, white letter, state bar), B (letter plate and tag) and C (letter and dot)."/>
+            <wp:cNvGraphicFramePr>
+              <a:graphicFrameLocks noChangeAspect="1"/>
+            </wp:cNvGraphicFramePr>
+            <a:graphic>
+              <a:graphicData uri="http://schemas.openxmlformats.org/drawingml/2006/picture">
+                <pic:pic>
+                  <pic:nvPicPr>
+                    <pic:cNvPr id="0" name="image.png"/>
+                    <pic:cNvPicPr/>
+                  </pic:nvPicPr>
+                  <pic:blipFill>
+                    <a:blip r:embed="rId16"/>
+                    <a:stretch>
+                      <a:fillRect/>
+                    </a:stretch>
+                  </pic:blipFill>
+                  <pic:spPr>
+                    <a:xfrm>
+                      <a:off x="0" y="0"/>
+                      <a:ext cx="471267" cy="640079"/>
+                    </a:xfrm>
+                    <a:prstGeom prst="rect"/>
+                  </pic:spPr>
+                </pic:pic>
+              </a:graphicData>
+            </a:graphic>
+          </wp:inline>
+        </w:drawing>
+      </w:r>
+    </w:p>
+    <w:p>
+      <w:pPr>
+        <w:spacing w:after="200"/>
+        <w:jc w:val="center"/>
+      </w:pPr>
+      <w:r>
+        <w:rPr>
+          <w:rFonts w:ascii="Arial" w:cs="Arial" w:eastAsia="Arial" w:hAnsi="Arial"/>
+          <w:i/>
+          <w:iCs/>
+          <w:color w:val="404040"/>
+          <w:sz w:val="19"/>
+          <w:szCs w:val="19"/>
+        </w:rPr>
+        <w:t xml:space="preserve">Vex letter styles A (dark plate, white letter, state bar), B (letter plate and tag) and C (letter and dot).</w:t>
+      </w:r>
+    </w:p>
+    <w:p>
+      <w:pPr>
+        <w:keepNext/>
+        <w:spacing w:after="60" w:before="140"/>
+      </w:pPr>
+      <w:r>
+        <w:rPr>
+          <w:rFonts w:ascii="Arial" w:cs="Arial" w:eastAsia="Arial" w:hAnsi="Arial"/>
+          <w:b/>
+          <w:bCs/>
+          <w:color w:val="2F5496"/>
+          <w:sz w:val="23"/>
+          <w:szCs w:val="23"/>
+        </w:rPr>
+        <w:t xml:space="preserve">Hex link</w:t>
+      </w:r>
+    </w:p>
+    <w:p>
+      <w:pPr>
+        <w:pStyle w:val="ListParagraph"/>
+        <w:numPr>
+          <w:ilvl w:val="0"/>
+          <w:numId w:val="1"/>
+        </w:numPr>
+        <w:spacing w:after="80"/>
+      </w:pPr>
+      <w:r>
+        <w:rPr>
+          <w:rFonts w:ascii="Arial" w:cs="Arial" w:eastAsia="Arial" w:hAnsi="Arial"/>
+          <w:b/>
+          <w:bCs/>
+        </w:rPr>
+        <w:t xml:space="preserve">View A</w:t>
+      </w:r>
+      <w:r>
+        <w:rPr>
+          <w:rFonts w:ascii="Arial" w:cs="Arial" w:eastAsia="Arial" w:hAnsi="Arial"/>
+        </w:rPr>
+        <w:t xml:space="preserve">: the name, a gold divider, then the ON / OFF tag.</w:t>
+      </w:r>
+    </w:p>
+    <w:p>
+      <w:pPr>
+        <w:pStyle w:val="ListParagraph"/>
+        <w:numPr>
+          <w:ilvl w:val="0"/>
+          <w:numId w:val="1"/>
+        </w:numPr>
+        <w:spacing w:after="80"/>
+      </w:pPr>
+      <w:r>
+        <w:rPr>
+          <w:rFonts w:ascii="Arial" w:cs="Arial" w:eastAsia="Arial" w:hAnsi="Arial"/>
+          <w:b/>
+          <w:bCs/>
+        </w:rPr>
+        <w:t xml:space="preserve">View B</w:t>
+      </w:r>
+      <w:r>
+        <w:rPr>
+          <w:rFonts w:ascii="Arial" w:cs="Arial" w:eastAsia="Arial" w:hAnsi="Arial"/>
+        </w:rPr>
+        <w:t xml:space="preserve">: the ON / OFF tag (upright on the left, slanted on the right), then the name over a pointed HP-style bar, and an empty box at the right.</w:t>
+      </w:r>
+    </w:p>
+    <w:p>
+      <w:pPr>
+        <w:pStyle w:val="ListParagraph"/>
+        <w:numPr>
+          <w:ilvl w:val="0"/>
+          <w:numId w:val="1"/>
+        </w:numPr>
+        <w:spacing w:after="80"/>
+      </w:pPr>
+      <w:r>
+        <w:rPr>
+          <w:rFonts w:ascii="Arial" w:cs="Arial" w:eastAsia="Arial" w:hAnsi="Arial"/>
+          <w:b/>
+          <w:bCs/>
+        </w:rPr>
+        <w:t xml:space="preserve">Name style</w:t>
+      </w:r>
+      <w:r>
+        <w:rPr>
+          <w:rFonts w:ascii="Arial" w:cs="Arial" w:eastAsia="Arial" w:hAnsi="Arial"/>
+        </w:rPr>
+        <w:t xml:space="preserve">: the full name or one letter in style A, B or C, with the same view flip as Vex.</w:t>
+      </w:r>
+    </w:p>
+    <w:p>
+      <w:pPr>
+        <w:pStyle w:val="ListParagraph"/>
+        <w:numPr>
+          <w:ilvl w:val="0"/>
+          <w:numId w:val="1"/>
+        </w:numPr>
+        <w:spacing w:after="80"/>
+      </w:pPr>
+      <w:r>
+        <w:rPr>
+          <w:rFonts w:ascii="Arial" w:cs="Arial" w:eastAsia="Arial" w:hAnsi="Arial"/>
+          <w:b/>
+          <w:bCs/>
+        </w:rPr>
+        <w:t xml:space="preserve">Gold corner accents</w:t>
+      </w:r>
+      <w:r>
+        <w:rPr>
+          <w:rFonts w:ascii="Arial" w:cs="Arial" w:eastAsia="Arial" w:hAnsi="Arial"/>
+        </w:rPr>
+        <w:t xml:space="preserve"> on or off, and </w:t>
+      </w:r>
+      <w:r>
+        <w:rPr>
+          <w:rFonts w:ascii="Arial" w:cs="Arial" w:eastAsia="Arial" w:hAnsi="Arial"/>
+          <w:b/>
+          <w:bCs/>
+        </w:rPr>
+        <w:t xml:space="preserve">Corner cut</w:t>
+      </w:r>
+      <w:r>
+        <w:rPr>
+          <w:rFonts w:ascii="Arial" w:cs="Arial" w:eastAsia="Arial" w:hAnsi="Arial"/>
+        </w:rPr>
+        <w:t xml:space="preserve"> Small, Medium or Large.</w:t>
+      </w:r>
+    </w:p>
+    <w:p>
+      <w:pPr>
+        <w:keepNext/>
+        <w:spacing w:after="60" w:before="120"/>
+        <w:jc w:val="center"/>
+      </w:pPr>
+      <w:r>
+        <w:drawing>
+          <wp:inline xmlns:a="http://schemas.openxmlformats.org/drawingml/2006/main" xmlns:pic="http://schemas.openxmlformats.org/drawingml/2006/picture">
+            <wp:extent cx="2405575" cy="1273126"/>
+            <wp:docPr id="11" name="Picture 11" descr="Hex link, view A." title="Hex link, view A."/>
+            <wp:cNvGraphicFramePr>
+              <a:graphicFrameLocks noChangeAspect="1"/>
+            </wp:cNvGraphicFramePr>
+            <a:graphic>
+              <a:graphicData uri="http://schemas.openxmlformats.org/drawingml/2006/picture">
+                <pic:pic>
+                  <pic:nvPicPr>
+                    <pic:cNvPr id="0" name="image.png"/>
+                    <pic:cNvPicPr/>
+                  </pic:nvPicPr>
+                  <pic:blipFill>
+                    <a:blip r:embed="rId9"/>
+                    <a:stretch>
+                      <a:fillRect/>
+                    </a:stretch>
+                  </pic:blipFill>
+                  <pic:spPr>
+                    <a:xfrm>
+                      <a:off x="0" y="0"/>
+                      <a:ext cx="2405575" cy="1273126"/>
+                    </a:xfrm>
+                    <a:prstGeom prst="rect"/>
+                  </pic:spPr>
+                </pic:pic>
+              </a:graphicData>
+            </a:graphic>
+          </wp:inline>
+        </w:drawing>
+      </w:r>
+    </w:p>
+    <w:p>
+      <w:pPr>
+        <w:spacing w:after="200"/>
+        <w:jc w:val="center"/>
+      </w:pPr>
+      <w:r>
+        <w:rPr>
+          <w:rFonts w:ascii="Arial" w:cs="Arial" w:eastAsia="Arial" w:hAnsi="Arial"/>
+          <w:i/>
+          <w:iCs/>
+          <w:color w:val="404040"/>
+          <w:sz w:val="19"/>
+          <w:szCs w:val="19"/>
+        </w:rPr>
+        <w:t xml:space="preserve">Hex link, view A.</w:t>
+      </w:r>
+    </w:p>
+    <w:p>
+      <w:pPr>
+        <w:keepNext/>
+        <w:spacing w:after="60" w:before="120"/>
+        <w:jc w:val="center"/>
+      </w:pPr>
+      <w:r>
+        <w:drawing>
+          <wp:inline xmlns:a="http://schemas.openxmlformats.org/drawingml/2006/main" xmlns:pic="http://schemas.openxmlformats.org/drawingml/2006/picture">
+            <wp:extent cx="2419643" cy="1188720"/>
+            <wp:docPr id="12" name="Picture 12" descr="Hex link, view B." title="Hex link, view B."/>
+            <wp:cNvGraphicFramePr>
+              <a:graphicFrameLocks noChangeAspect="1"/>
+            </wp:cNvGraphicFramePr>
+            <a:graphic>
+              <a:graphicData uri="http://schemas.openxmlformats.org/drawingml/2006/picture">
+                <pic:pic>
+                  <pic:nvPicPr>
+                    <pic:cNvPr id="0" name="image.png"/>
+                    <pic:cNvPicPr/>
+                  </pic:nvPicPr>
+                  <pic:blipFill>
+                    <a:blip r:embed="rId18"/>
+                    <a:stretch>
+                      <a:fillRect/>
+                    </a:stretch>
+                  </pic:blipFill>
+                  <pic:spPr>
+                    <a:xfrm>
+                      <a:off x="0" y="0"/>
+                      <a:ext cx="2419643" cy="1188720"/>
+                    </a:xfrm>
+                    <a:prstGeom prst="rect"/>
+                  </pic:spPr>
+                </pic:pic>
+              </a:graphicData>
+            </a:graphic>
+          </wp:inline>
+        </w:drawing>
+      </w:r>
+    </w:p>
+    <w:p>
+      <w:pPr>
+        <w:spacing w:after="200"/>
+        <w:jc w:val="center"/>
+      </w:pPr>
+      <w:r>
+        <w:rPr>
+          <w:rFonts w:ascii="Arial" w:cs="Arial" w:eastAsia="Arial" w:hAnsi="Arial"/>
+          <w:i/>
+          <w:iCs/>
+          <w:color w:val="404040"/>
+          <w:sz w:val="19"/>
+          <w:szCs w:val="19"/>
+        </w:rPr>
+        <w:t xml:space="preserve">Hex link, view B.</w:t>
+      </w:r>
+    </w:p>
+    <w:p>
+      <w:pPr>
+        <w:keepNext/>
+        <w:spacing w:after="60" w:before="120"/>
+        <w:jc w:val="center"/>
+      </w:pPr>
+      <w:r>
+        <w:drawing>
+          <wp:inline xmlns:a="http://schemas.openxmlformats.org/drawingml/2006/main" xmlns:pic="http://schemas.openxmlformats.org/drawingml/2006/picture">
+            <wp:extent cx="2138289" cy="640080"/>
+            <wp:docPr id="13" name="Picture 13" descr="Hex link, view B, with Donethat locked mid-cast." title="Hex link, view B, with Donethat locked mid-cast."/>
+            <wp:cNvGraphicFramePr>
+              <a:graphicFrameLocks noChangeAspect="1"/>
+            </wp:cNvGraphicFramePr>
+            <a:graphic>
+              <a:graphicData uri="http://schemas.openxmlformats.org/drawingml/2006/picture">
+                <pic:pic>
+                  <pic:nvPicPr>
+                    <pic:cNvPr id="0" name="image.png"/>
+                    <pic:cNvPicPr/>
+                  </pic:nvPicPr>
+                  <pic:blipFill>
+                    <a:blip r:embed="rId19"/>
+                    <a:stretch>
+                      <a:fillRect/>
+                    </a:stretch>
+                  </pic:blipFill>
+                  <pic:spPr>
+                    <a:xfrm>
+                      <a:off x="0" y="0"/>
+                      <a:ext cx="2138289" cy="640080"/>
+                    </a:xfrm>
+                    <a:prstGeom prst="rect"/>
+                  </pic:spPr>
+                </pic:pic>
+              </a:graphicData>
+            </a:graphic>
+          </wp:inline>
+        </w:drawing>
+      </w:r>
+    </w:p>
+    <w:p>
+      <w:pPr>
+        <w:spacing w:after="200"/>
+        <w:jc w:val="center"/>
+      </w:pPr>
+      <w:r>
+        <w:rPr>
+          <w:rFonts w:ascii="Arial" w:cs="Arial" w:eastAsia="Arial" w:hAnsi="Arial"/>
+          <w:i/>
+          <w:iCs/>
+          <w:color w:val="404040"/>
+          <w:sz w:val="19"/>
+          <w:szCs w:val="19"/>
+        </w:rPr>
+        <w:t xml:space="preserve">Hex link, view B, with Donethat locked mid-cast.</w:t>
+      </w:r>
+    </w:p>
+    <w:p>
+      <w:pPr>
+        <w:keepNext/>
+        <w:spacing w:after="60" w:before="120"/>
+        <w:jc w:val="center"/>
+      </w:pPr>
+      <w:r>
+        <w:drawing>
+          <wp:inline xmlns:a="http://schemas.openxmlformats.org/drawingml/2006/main" xmlns:pic="http://schemas.openxmlformats.org/drawingml/2006/picture">
+            <wp:extent cx="562707" cy="626012"/>
+            <wp:docPr id="14" name="Picture 14" descr="Hex link letter styles A (letter in the tag), B (tag and letter) and C (dot and letter)." title="Hex link letter styles A (letter in the tag), B (tag and letter) and C (dot and letter)."/>
+            <wp:cNvGraphicFramePr>
+              <a:graphicFrameLocks noChangeAspect="1"/>
+            </wp:cNvGraphicFramePr>
+            <a:graphic>
+              <a:graphicData uri="http://schemas.openxmlformats.org/drawingml/2006/picture">
+                <pic:pic>
+                  <pic:nvPicPr>
+                    <pic:cNvPr id="0" name="image.png"/>
+                    <pic:cNvPicPr/>
+                  </pic:nvPicPr>
+                  <pic:blipFill>
+                    <a:blip r:embed="rId20"/>
+                    <a:stretch>
+                      <a:fillRect/>
+                    </a:stretch>
+                  </pic:blipFill>
+                  <pic:spPr>
+                    <a:xfrm>
+                      <a:off x="0" y="0"/>
+                      <a:ext cx="562707" cy="626012"/>
+                    </a:xfrm>
+                    <a:prstGeom prst="rect"/>
+                  </pic:spPr>
+                </pic:pic>
+              </a:graphicData>
+            </a:graphic>
+          </wp:inline>
+        </w:drawing>
+      </w:r>
+      <w:r>
+        <w:t xml:space="preserve">    </w:t>
+      </w:r>
+      <w:r>
+        <w:drawing>
+          <wp:inline xmlns:a="http://schemas.openxmlformats.org/drawingml/2006/main" xmlns:pic="http://schemas.openxmlformats.org/drawingml/2006/picture">
+            <wp:extent cx="759655" cy="703384"/>
+            <wp:docPr id="15" name="Picture 15" descr="Hex link letter styles A (letter in the tag), B (tag and letter) and C (dot and letter)." title="Hex link letter styles A (letter in the tag), B (tag and letter) and C (dot and letter)."/>
+            <wp:cNvGraphicFramePr>
+              <a:graphicFrameLocks noChangeAspect="1"/>
+            </wp:cNvGraphicFramePr>
+            <a:graphic>
+              <a:graphicData uri="http://schemas.openxmlformats.org/drawingml/2006/picture">
+                <pic:pic>
+                  <pic:nvPicPr>
+                    <pic:cNvPr id="0" name="image.png"/>
+                    <pic:cNvPicPr/>
+                  </pic:nvPicPr>
+                  <pic:blipFill>
+                    <a:blip r:embed="rId21"/>
+                    <a:stretch>
+                      <a:fillRect/>
+                    </a:stretch>
+                  </pic:blipFill>
+                  <pic:spPr>
+                    <a:xfrm>
+                      <a:off x="0" y="0"/>
+                      <a:ext cx="759655" cy="703384"/>
+                    </a:xfrm>
+                    <a:prstGeom prst="rect"/>
+                  </pic:spPr>
+                </pic:pic>
+              </a:graphicData>
+            </a:graphic>
+          </wp:inline>
+        </w:drawing>
+      </w:r>
+      <w:r>
+        <w:t xml:space="preserve">    </w:t>
+      </w:r>
+      <w:r>
+        <w:drawing>
+          <wp:inline xmlns:a="http://schemas.openxmlformats.org/drawingml/2006/main" xmlns:pic="http://schemas.openxmlformats.org/drawingml/2006/picture">
+            <wp:extent cx="780756" cy="689315"/>
+            <wp:docPr id="16" name="Picture 16" descr="Hex link letter styles A (letter in the tag), B (tag and letter) and C (dot and letter)." title="Hex link letter styles A (letter in the tag), B (tag and letter) and C (dot and letter)."/>
+            <wp:cNvGraphicFramePr>
+              <a:graphicFrameLocks noChangeAspect="1"/>
+            </wp:cNvGraphicFramePr>
+            <a:graphic>
+              <a:graphicData uri="http://schemas.openxmlformats.org/drawingml/2006/picture">
+                <pic:pic>
+                  <pic:nvPicPr>
+                    <pic:cNvPr id="0" name="image.png"/>
+                    <pic:cNvPicPr/>
+                  </pic:nvPicPr>
+                  <pic:blipFill>
+                    <a:blip r:embed="rId22"/>
+                    <a:stretch>
+                      <a:fillRect/>
+                    </a:stretch>
+                  </pic:blipFill>
+                  <pic:spPr>
+                    <a:xfrm>
+                      <a:off x="0" y="0"/>
+                      <a:ext cx="780756" cy="689315"/>
+                    </a:xfrm>
+                    <a:prstGeom prst="rect"/>
+                  </pic:spPr>
+                </pic:pic>
+              </a:graphicData>
+            </a:graphic>
+          </wp:inline>
+        </w:drawing>
+      </w:r>
+    </w:p>
+    <w:p>
+      <w:pPr>
+        <w:spacing w:after="200"/>
+        <w:jc w:val="center"/>
+      </w:pPr>
+      <w:r>
+        <w:rPr>
+          <w:rFonts w:ascii="Arial" w:cs="Arial" w:eastAsia="Arial" w:hAnsi="Arial"/>
+          <w:i/>
+          <w:iCs/>
+          <w:color w:val="404040"/>
+          <w:sz w:val="19"/>
+          <w:szCs w:val="19"/>
+        </w:rPr>
+        <w:t xml:space="preserve">Hex link letter styles A (letter in the tag), B (tag and letter) and C (dot and letter).</w:t>
+      </w:r>
+    </w:p>
+    <w:p>
+      <w:pPr>
+        <w:keepNext/>
+        <w:spacing w:after="60" w:before="140"/>
+      </w:pPr>
+      <w:r>
+        <w:rPr>
+          <w:rFonts w:ascii="Arial" w:cs="Arial" w:eastAsia="Arial" w:hAnsi="Arial"/>
+          <w:b/>
+          <w:bCs/>
+          <w:color w:val="2F5496"/>
+          <w:sz w:val="23"/>
+          <w:szCs w:val="23"/>
+        </w:rPr>
+        <w:t xml:space="preserve">Size, names and colours (Vex and Hex link)</w:t>
+      </w:r>
+    </w:p>
+    <w:p>
+      <w:pPr>
+        <w:pStyle w:val="ListParagraph"/>
+        <w:numPr>
+          <w:ilvl w:val="0"/>
+          <w:numId w:val="1"/>
+        </w:numPr>
+        <w:spacing w:after="80"/>
+      </w:pPr>
+      <w:r>
+        <w:rPr>
+          <w:rFonts w:ascii="Arial" w:cs="Arial" w:eastAsia="Arial" w:hAnsi="Arial"/>
+          <w:b/>
+          <w:bCs/>
+        </w:rPr>
+        <w:t xml:space="preserve">Align</w:t>
+      </w:r>
+      <w:r>
+        <w:rPr>
+          <w:rFonts w:ascii="Arial" w:cs="Arial" w:eastAsia="Arial" w:hAnsi="Arial"/>
+        </w:rPr>
+        <w:t xml:space="preserve"> left or right, </w:t>
+      </w:r>
+      <w:r>
+        <w:rPr>
+          <w:rFonts w:ascii="Arial" w:cs="Arial" w:eastAsia="Arial" w:hAnsi="Arial"/>
+          <w:b/>
+          <w:bCs/>
+        </w:rPr>
+        <w:t xml:space="preserve">Arrangement</w:t>
+      </w:r>
+      <w:r>
+        <w:rPr>
+          <w:rFonts w:ascii="Arial" w:cs="Arial" w:eastAsia="Arial" w:hAnsi="Arial"/>
+        </w:rPr>
+        <w:t xml:space="preserve"> Stacked or Inline, and </w:t>
+      </w:r>
+      <w:r>
+        <w:rPr>
+          <w:rFonts w:ascii="Arial" w:cs="Arial" w:eastAsia="Arial" w:hAnsi="Arial"/>
+          <w:b/>
+          <w:bCs/>
+        </w:rPr>
+        <w:t xml:space="preserve">Rotation</w:t>
+      </w:r>
+      <w:r>
+        <w:rPr>
+          <w:rFonts w:ascii="Arial" w:cs="Arial" w:eastAsia="Arial" w:hAnsi="Arial"/>
+        </w:rPr>
+        <w:t xml:space="preserve"> 0 / 90 / 180 / 270.</w:t>
+      </w:r>
+    </w:p>
+    <w:p>
+      <w:pPr>
+        <w:pStyle w:val="ListParagraph"/>
+        <w:numPr>
+          <w:ilvl w:val="0"/>
+          <w:numId w:val="1"/>
+        </w:numPr>
+        <w:spacing w:after="80"/>
+      </w:pPr>
+      <w:r>
+        <w:rPr>
+          <w:rFonts w:ascii="Arial" w:cs="Arial" w:eastAsia="Arial" w:hAnsi="Arial"/>
+          <w:b/>
+          <w:bCs/>
+        </w:rPr>
+        <w:t xml:space="preserve">Size</w:t>
+      </w:r>
+      <w:r>
+        <w:rPr>
+          <w:rFonts w:ascii="Arial" w:cs="Arial" w:eastAsia="Arial" w:hAnsi="Arial"/>
+        </w:rPr>
+        <w:t xml:space="preserve">: Widget size, Overall length, Name box length and height, ON / OFF box length and height, and the Gap between name and ON / OFF (down to touching).</w:t>
+      </w:r>
+    </w:p>
+    <w:p>
+      <w:pPr>
+        <w:pStyle w:val="ListParagraph"/>
+        <w:numPr>
+          <w:ilvl w:val="0"/>
+          <w:numId w:val="1"/>
+        </w:numPr>
+        <w:spacing w:after="80"/>
+      </w:pPr>
+      <w:r>
+        <w:rPr>
+          <w:rFonts w:ascii="Arial" w:cs="Arial" w:eastAsia="Arial" w:hAnsi="Arial"/>
+        </w:rPr>
+        <w:t xml:space="preserve">Names are always in capitals and </w:t>
+      </w:r>
+      <w:r>
+        <w:rPr>
+          <w:rFonts w:ascii="Arial" w:cs="Arial" w:eastAsia="Arial" w:hAnsi="Arial"/>
+          <w:b/>
+          <w:bCs/>
+        </w:rPr>
+        <w:t xml:space="preserve">shorten to fit</w:t>
+      </w:r>
+      <w:r>
+        <w:rPr>
+          <w:rFonts w:ascii="Arial" w:cs="Arial" w:eastAsia="Arial" w:hAnsi="Arial"/>
+        </w:rPr>
+        <w:t xml:space="preserve"> the name box ("BENTHE."). Drag the name box longer to see full names.</w:t>
+      </w:r>
+    </w:p>
+    <w:p>
+      <w:pPr>
+        <w:pStyle w:val="ListParagraph"/>
+        <w:numPr>
+          <w:ilvl w:val="0"/>
+          <w:numId w:val="1"/>
+        </w:numPr>
+        <w:spacing w:after="80"/>
+      </w:pPr>
+      <w:r>
+        <w:rPr>
+          <w:rFonts w:ascii="Arial" w:cs="Arial" w:eastAsia="Arial" w:hAnsi="Arial"/>
+          <w:b/>
+          <w:bCs/>
+        </w:rPr>
+        <w:t xml:space="preserve">Background</w:t>
+      </w:r>
+      <w:r>
+        <w:rPr>
+          <w:rFonts w:ascii="Arial" w:cs="Arial" w:eastAsia="Arial" w:hAnsi="Arial"/>
+        </w:rPr>
+        <w:t xml:space="preserve">: content and background opacity, background colour, and Name box opacity.</w:t>
+      </w:r>
+    </w:p>
+    <w:p>
+      <w:pPr>
+        <w:pStyle w:val="ListParagraph"/>
+        <w:numPr>
+          <w:ilvl w:val="0"/>
+          <w:numId w:val="1"/>
+        </w:numPr>
+        <w:spacing w:after="80"/>
+      </w:pPr>
+      <w:r>
+        <w:rPr>
+          <w:rFonts w:ascii="Arial" w:cs="Arial" w:eastAsia="Arial" w:hAnsi="Arial"/>
+          <w:b/>
+          <w:bCs/>
+        </w:rPr>
+        <w:t xml:space="preserve">ON / OFF</w:t>
+      </w:r>
+      <w:r>
+        <w:rPr>
+          <w:rFonts w:ascii="Arial" w:cs="Arial" w:eastAsia="Arial" w:hAnsi="Arial"/>
+        </w:rPr>
+        <w:t xml:space="preserve">: Show ON / OFF / LOCK text, the ON, OFF and LOCK colours, and Automatic tag text colour (dark text matched to each tag).</w:t>
+      </w:r>
+    </w:p>
+    <w:p>
+      <w:pPr>
+        <w:keepNext/>
+        <w:spacing w:after="60" w:before="120"/>
+        <w:jc w:val="center"/>
+      </w:pPr>
+      <w:r>
+        <w:drawing>
+          <wp:inline xmlns:a="http://schemas.openxmlformats.org/drawingml/2006/main" xmlns:pic="http://schemas.openxmlformats.org/drawingml/2006/picture">
+            <wp:extent cx="1624818" cy="731519"/>
+            <wp:docPr id="17" name="Picture 17" descr="Short name boxes: names shorten to fit." title="Short name boxes: names shorten to fit."/>
+            <wp:cNvGraphicFramePr>
+              <a:graphicFrameLocks noChangeAspect="1"/>
+            </wp:cNvGraphicFramePr>
+            <a:graphic>
+              <a:graphicData uri="http://schemas.openxmlformats.org/drawingml/2006/picture">
+                <pic:pic>
+                  <pic:nvPicPr>
+                    <pic:cNvPr id="0" name="image.png"/>
+                    <pic:cNvPicPr/>
+                  </pic:nvPicPr>
+                  <pic:blipFill>
+                    <a:blip r:embed="rId23"/>
+                    <a:stretch>
+                      <a:fillRect/>
+                    </a:stretch>
+                  </pic:blipFill>
+                  <pic:spPr>
+                    <a:xfrm>
+                      <a:off x="0" y="0"/>
+                      <a:ext cx="1624818" cy="731519"/>
+                    </a:xfrm>
+                    <a:prstGeom prst="rect"/>
+                  </pic:spPr>
+                </pic:pic>
+              </a:graphicData>
+            </a:graphic>
+          </wp:inline>
+        </w:drawing>
+      </w:r>
+      <w:r>
+        <w:t xml:space="preserve">    </w:t>
+      </w:r>
+      <w:r>
+        <w:drawing>
+          <wp:inline xmlns:a="http://schemas.openxmlformats.org/drawingml/2006/main" xmlns:pic="http://schemas.openxmlformats.org/drawingml/2006/picture">
+            <wp:extent cx="977704" cy="618978"/>
+            <wp:docPr id="18" name="Picture 18" descr="Short name boxes: names shorten to fit." title="Short name boxes: names shorten to fit."/>
+            <wp:cNvGraphicFramePr>
+              <a:graphicFrameLocks noChangeAspect="1"/>
+            </wp:cNvGraphicFramePr>
+            <a:graphic>
+              <a:graphicData uri="http://schemas.openxmlformats.org/drawingml/2006/picture">
+                <pic:pic>
+                  <pic:nvPicPr>
+                    <pic:cNvPr id="0" name="image.png"/>
+                    <pic:cNvPicPr/>
+                  </pic:nvPicPr>
+                  <pic:blipFill>
+                    <a:blip r:embed="rId24"/>
+                    <a:stretch>
+                      <a:fillRect/>
+                    </a:stretch>
+                  </pic:blipFill>
+                  <pic:spPr>
+                    <a:xfrm>
+                      <a:off x="0" y="0"/>
+                      <a:ext cx="977704" cy="618978"/>
+                    </a:xfrm>
+                    <a:prstGeom prst="rect"/>
+                  </pic:spPr>
+                </pic:pic>
+              </a:graphicData>
+            </a:graphic>
+          </wp:inline>
+        </w:drawing>
+      </w:r>
+    </w:p>
+    <w:p>
+      <w:pPr>
+        <w:spacing w:after="200"/>
+        <w:jc w:val="center"/>
+      </w:pPr>
+      <w:r>
+        <w:rPr>
+          <w:rFonts w:ascii="Arial" w:cs="Arial" w:eastAsia="Arial" w:hAnsi="Arial"/>
+          <w:i/>
+          <w:iCs/>
+          <w:color w:val="404040"/>
+          <w:sz w:val="19"/>
+          <w:szCs w:val="19"/>
+        </w:rPr>
+        <w:t xml:space="preserve">Short name boxes: names shorten to fit.</w:t>
+      </w:r>
     </w:p>
     <w:p>
       <w:pPr>
@@ -2152,7 +3534,7 @@
                 <w:sz w:val="20"/>
                 <w:szCs w:val="20"/>
               </w:rPr>
-              <w:t xml:space="preserve">), and if In-game auto-follow is ticked, </w:t>
+              <w:t xml:space="preserve">), and if In-game auto-follow is on, </w:t>
             </w:r>
             <w:r>
               <w:rPr>
@@ -2233,7 +3615,7 @@
                 <w:sz w:val="20"/>
                 <w:szCs w:val="20"/>
               </w:rPr>
-              <w:t xml:space="preserve">If Release held movement keys is on, movement keys you are holding are released.</w:t>
+              <w:t xml:space="preserve">If Release held keys is on, movement keys you are holding are released.</w:t>
             </w:r>
           </w:p>
         </w:tc>
@@ -2298,7 +3680,7 @@
                 <w:sz w:val="20"/>
                 <w:szCs w:val="20"/>
               </w:rPr>
-              <w:t xml:space="preserve">From the moment the game confirms the cast has begun until it finishes or is interrupted, the numpad movement keys (and W/A/S/D if ticked) are blocked, both as key presses and in the keyboard state the game reads each frame.</w:t>
+              <w:t xml:space="preserve">From the moment the game confirms the cast has begun until the server says it finished or was interrupted, the numpad movement keys (and W/A/S/D if on) are blocked, both as key presses and in the keyboard state the game reads each frame. The widget shows LOCK.</w:t>
             </w:r>
           </w:p>
         </w:tc>
@@ -2444,7 +3826,7 @@
                 <w:sz w:val="20"/>
                 <w:szCs w:val="20"/>
               </w:rPr>
-              <w:t xml:space="preserve">Allow Move ends the lock at any time, and follow comes back right away.</w:t>
+              <w:t xml:space="preserve">If the cast was interrupted (hit, stunned, silenced, knocked back, paralyzed, intimidated, or the target died), the widget blinks a red INT for 2 seconds. For hits, knockback and silence the server only reports the failure when the cast time is up, so INT appears then.</w:t>
             </w:r>
           </w:p>
         </w:tc>
@@ -2505,11 +3887,84 @@
             </w:pPr>
             <w:r>
               <w:rPr>
-                <w:rFonts w:ascii="Arial" w:cs="Arial" w:eastAsia="Arial" w:hAnsi="Arial"/>
-                <w:sz w:val="20"/>
-                <w:szCs w:val="20"/>
-              </w:rPr>
-              <w:t xml:space="preserve">Safety net: nothing stays locked longer than max cast lock (6 seconds by default), the lock clears when you zone, and it also clears if the server has not confirmed the cast within 3 seconds.</w:t>
+                <w:rFonts w:ascii="Consolas" w:cs="Consolas" w:eastAsia="Consolas" w:hAnsi="Consolas"/>
+                <w:sz w:val="18"/>
+                <w:szCs w:val="18"/>
+              </w:rPr>
+              <w:t xml:space="preserve">/stopmove move</w:t>
+            </w:r>
+            <w:r>
+              <w:rPr>
+                <w:rFonts w:ascii="Arial" w:cs="Arial" w:eastAsia="Arial" w:hAnsi="Arial"/>
+                <w:sz w:val="20"/>
+                <w:szCs w:val="20"/>
+              </w:rPr>
+              <w:t xml:space="preserve"> (or General &gt; End the cast lock now) ends the lock at any time, and follow comes back right away.</w:t>
+            </w:r>
+          </w:p>
+        </w:tc>
+      </w:tr>
+      <w:tr>
+        <w:trPr>
+          <w:cantSplit/>
+        </w:trPr>
+        <w:tc>
+          <w:tcPr>
+            <w:tcW w:type="dxa" w:w="900"/>
+            <w:tcBorders>
+              <w:top w:val="single" w:color="BFBFBF" w:sz="4"/>
+              <w:left w:val="single" w:color="BFBFBF" w:sz="4"/>
+              <w:bottom w:val="single" w:color="BFBFBF" w:sz="4"/>
+              <w:right w:val="single" w:color="BFBFBF" w:sz="4"/>
+            </w:tcBorders>
+            <w:tcMar>
+              <w:top w:type="dxa" w:w="70"/>
+              <w:left w:type="dxa" w:w="110"/>
+              <w:bottom w:type="dxa" w:w="70"/>
+              <w:right w:type="dxa" w:w="110"/>
+            </w:tcMar>
+          </w:tcPr>
+          <w:p>
+            <w:pPr>
+              <w:spacing w:after="40"/>
+            </w:pPr>
+            <w:r>
+              <w:rPr>
+                <w:rFonts w:ascii="Arial" w:cs="Arial" w:eastAsia="Arial" w:hAnsi="Arial"/>
+                <w:sz w:val="20"/>
+                <w:szCs w:val="20"/>
+              </w:rPr>
+              <w:t xml:space="preserve">8</w:t>
+            </w:r>
+          </w:p>
+        </w:tc>
+        <w:tc>
+          <w:tcPr>
+            <w:tcW w:type="dxa" w:w="8460"/>
+            <w:tcBorders>
+              <w:top w:val="single" w:color="BFBFBF" w:sz="4"/>
+              <w:left w:val="single" w:color="BFBFBF" w:sz="4"/>
+              <w:bottom w:val="single" w:color="BFBFBF" w:sz="4"/>
+              <w:right w:val="single" w:color="BFBFBF" w:sz="4"/>
+            </w:tcBorders>
+            <w:tcMar>
+              <w:top w:type="dxa" w:w="70"/>
+              <w:left w:type="dxa" w:w="110"/>
+              <w:bottom w:type="dxa" w:w="70"/>
+              <w:right w:type="dxa" w:w="110"/>
+            </w:tcMar>
+          </w:tcPr>
+          <w:p>
+            <w:pPr>
+              <w:spacing w:after="40"/>
+            </w:pPr>
+            <w:r>
+              <w:rPr>
+                <w:rFonts w:ascii="Arial" w:cs="Arial" w:eastAsia="Arial" w:hAnsi="Arial"/>
+                <w:sz w:val="20"/>
+                <w:szCs w:val="20"/>
+              </w:rPr>
+              <w:t xml:space="preserve">Safety net: the lock ends after Max cast lock (9 seconds by default) or the spell's own cast time plus 2 seconds, whichever is longer. It also clears when you zone, and if the server has not confirmed the cast within 3 seconds.</w:t>
             </w:r>
           </w:p>
         </w:tc>
@@ -2570,7 +4025,7 @@
                 <w:sz w:val="20"/>
                 <w:szCs w:val="20"/>
               </w:rPr>
-              <w:t xml:space="preserve">Setting (Timing section)</w:t>
+              <w:t xml:space="preserve">Setting (Timing page)</w:t>
             </w:r>
           </w:p>
         </w:tc>
@@ -2891,7 +4346,7 @@
                 <w:sz w:val="20"/>
                 <w:szCs w:val="20"/>
               </w:rPr>
-              <w:t xml:space="preserve">6.0</w:t>
+              <w:t xml:space="preserve">9.0</w:t>
             </w:r>
           </w:p>
         </w:tc>
@@ -2921,7 +4376,7 @@
                 <w:sz w:val="20"/>
                 <w:szCs w:val="20"/>
               </w:rPr>
-              <w:t xml:space="preserve">Hard cap on the lock and the follow-off.</w:t>
+              <w:t xml:space="preserve">Safety cap on the lock and the follow-off. Long spells automatically get their own cast time plus 2 seconds (Raise 17 s, Teleports 22 s).</w:t>
             </w:r>
           </w:p>
         </w:tc>
@@ -3151,7 +4606,7 @@
         <w:rPr>
           <w:rFonts w:ascii="Arial" w:cs="Arial" w:eastAsia="Arial" w:hAnsi="Arial"/>
         </w:rPr>
-        <w:t xml:space="preserve"> Tick it and check the two commands: "Cast starts" (default </w:t>
+        <w:t xml:space="preserve"> Turn it on and check the two commands: "Cast starts" (default </w:t>
       </w:r>
       <w:r>
         <w:rPr>
@@ -3179,7 +4634,7 @@
         <w:rPr>
           <w:rFonts w:ascii="Arial" w:cs="Arial" w:eastAsia="Arial" w:hAnsi="Arial"/>
         </w:rPr>
-        <w:t xml:space="preserve">). A blank box sends nothing. With Hide Multisend follow messages ticked, Multisend's "Follow is currently ..." replies to these commands are kept out of the chat log; a </w:t>
+        <w:t xml:space="preserve">). A blank box sends nothing. With Hide Multisend follow messages on, Multisend's "Follow is currently ..." replies to these commands are kept out of the chat log; a </w:t>
       </w:r>
       <w:r>
         <w:rPr>
@@ -3212,7 +4667,7 @@
         <w:rPr>
           <w:rFonts w:ascii="Arial" w:cs="Arial" w:eastAsia="Arial" w:hAnsi="Arial"/>
         </w:rPr>
-        <w:t xml:space="preserve"> Tick it and StopMove stops the game's own follow when a cast starts and starts it again afterwards.</w:t>
+        <w:t xml:space="preserve"> Turn on Stop and resume /follow, and StopMove stops the game's own follow when a cast starts and starts it again afterwards.</w:t>
       </w:r>
     </w:p>
     <w:p>
@@ -3322,7 +4777,21 @@
         <w:rPr>
           <w:rFonts w:ascii="Arial" w:cs="Arial" w:eastAsia="Arial" w:hAnsi="Arial"/>
         </w:rPr>
-        <w:t xml:space="preserve">, the UI button, or a right-click on the widget. Every change is saved automatically. Sections, top to bottom:</w:t>
+        <w:t xml:space="preserve"> or a right-click on the widget. Every change is saved automatically. Pick a page in the sidebar, or type in </w:t>
+      </w:r>
+      <w:r>
+        <w:rPr>
+          <w:rFonts w:ascii="Arial" w:cs="Arial" w:eastAsia="Arial" w:hAnsi="Arial"/>
+          <w:b/>
+          <w:bCs/>
+        </w:rPr>
+        <w:t xml:space="preserve">Search</w:t>
+      </w:r>
+      <w:r>
+        <w:rPr>
+          <w:rFonts w:ascii="Arial" w:cs="Arial" w:eastAsia="Arial" w:hAnsi="Arial"/>
+        </w:rPr>
+        <w:t xml:space="preserve"> to see every matching setting at once. The small circular-arrow icon next to a section title resets just that section.</w:t>
       </w:r>
     </w:p>
     <w:tbl>
@@ -3374,7 +4843,7 @@
                 <w:sz w:val="20"/>
                 <w:szCs w:val="20"/>
               </w:rPr>
-              <w:t xml:space="preserve">Section</w:t>
+              <w:t xml:space="preserve">Page</w:t>
             </w:r>
           </w:p>
         </w:tc>
@@ -3442,7 +4911,7 @@
                 <w:sz w:val="20"/>
                 <w:szCs w:val="20"/>
               </w:rPr>
-              <w:t xml:space="preserve">General</w:t>
+              <w:t xml:space="preserve">About</w:t>
             </w:r>
           </w:p>
         </w:tc>
@@ -3472,7 +4941,7 @@
                 <w:sz w:val="20"/>
                 <w:szCs w:val="20"/>
               </w:rPr>
-              <w:t xml:space="preserve">Enabled for this character; Turn On/Off Widget; Lock box position and size; Low profile widget, with Letter inside the shape (smallest); UI button and Allow Move button (show them on the widget); Allow Move (ends the cast lock now).</w:t>
+              <w:t xml:space="preserve">What StopMove does, its commands, how to use the widget, and credits.</w:t>
             </w:r>
           </w:p>
         </w:tc>
@@ -3507,7 +4976,7 @@
                 <w:sz w:val="20"/>
                 <w:szCs w:val="20"/>
               </w:rPr>
-              <w:t xml:space="preserve">Casting actions</w:t>
+              <w:t xml:space="preserve">General</w:t>
             </w:r>
           </w:p>
         </w:tc>
@@ -3537,7 +5006,7 @@
                 <w:sz w:val="20"/>
                 <w:szCs w:val="20"/>
               </w:rPr>
-              <w:t xml:space="preserve">Disable keyboard movement (numpad 8/2/4/6); Also disable WASD keys; Release held movement keys at cast start; Multisend follow with "Cast starts" and "Cast ends" commands and Hide Multisend follow messages; In-game auto-follow (/follow) with the Follow after cast name box.</w:t>
+              <w:t xml:space="preserve">Enabled for this character; Show the widget; Lock widget position and size; End the cast lock now.</w:t>
             </w:r>
           </w:p>
         </w:tc>
@@ -3572,7 +5041,7 @@
                 <w:sz w:val="20"/>
                 <w:szCs w:val="20"/>
               </w:rPr>
-              <w:t xml:space="preserve">Timing</w:t>
+              <w:t xml:space="preserve">Casting</w:t>
             </w:r>
           </w:p>
         </w:tc>
@@ -3602,7 +5071,7 @@
                 <w:sz w:val="20"/>
                 <w:szCs w:val="20"/>
               </w:rPr>
-              <w:t xml:space="preserve">Wait until stopped before casting and the five timers shown above.</w:t>
+              <w:t xml:space="preserve">Disable numpad 8 / 2 / 4 / 6; Also disable W / A / S / D; Release held keys at cast start; Wait until stopped before casting.</w:t>
             </w:r>
           </w:p>
         </w:tc>
@@ -3637,7 +5106,7 @@
                 <w:sz w:val="20"/>
                 <w:szCs w:val="20"/>
               </w:rPr>
-              <w:t xml:space="preserve">Layout</w:t>
+              <w:t xml:space="preserve">Follow</w:t>
             </w:r>
           </w:p>
         </w:tc>
@@ -3667,7 +5136,7 @@
                 <w:sz w:val="20"/>
                 <w:szCs w:val="20"/>
               </w:rPr>
-              <w:t xml:space="preserve">Stacked or Inline; rotation 0 / 90 / 180 / 270 degrees; Widget size; Fit box to content.</w:t>
+              <w:t xml:space="preserve">Multisend follow with its "Cast starts" and "Cast ends" commands and Hide Multisend follow messages; Stop and resume /follow with the Follow after cast name box.</w:t>
             </w:r>
           </w:p>
         </w:tc>
@@ -3702,7 +5171,7 @@
                 <w:sz w:val="20"/>
                 <w:szCs w:val="20"/>
               </w:rPr>
-              <w:t xml:space="preserve">Box</w:t>
+              <w:t xml:space="preserve">Timing</w:t>
             </w:r>
           </w:p>
         </w:tc>
@@ -3732,7 +5201,7 @@
                 <w:sz w:val="20"/>
                 <w:szCs w:val="20"/>
               </w:rPr>
-              <w:t xml:space="preserve">Background and content opacity; background and border colour; border width; Background style: solid colour or FFXI menu (striped blue) with its colours, Classic FFXI window frame, Name turns orange while locked, Stripes and stripe strength; background width and height adjustments.</w:t>
+              <w:t xml:space="preserve">Spell cast delay and Max hold; Max cast lock and the two unlock waits.</w:t>
             </w:r>
           </w:p>
         </w:tc>
@@ -3767,7 +5236,7 @@
                 <w:sz w:val="20"/>
                 <w:szCs w:val="20"/>
               </w:rPr>
-              <w:t xml:space="preserve">Character name text</w:t>
+              <w:t xml:space="preserve">Widget &gt; Appearance</w:t>
             </w:r>
           </w:p>
         </w:tc>
@@ -3797,7 +5266,7 @@
                 <w:sz w:val="20"/>
                 <w:szCs w:val="20"/>
               </w:rPr>
-              <w:t xml:space="preserve">Colour, bold, size, drop shadow, and an optional outline (colour and width).</w:t>
+              <w:t xml:space="preserve">Theme, Reset and Copy; Arrangement, Rotation and Align; Size; the Vex or Hex link options; Background; Names; ON / OFF.</w:t>
             </w:r>
           </w:p>
         </w:tc>
@@ -3832,7 +5301,7 @@
                 <w:sz w:val="20"/>
                 <w:szCs w:val="20"/>
               </w:rPr>
-              <w:t xml:space="preserve">ON / OFF text</w:t>
+              <w:t xml:space="preserve">Tools</w:t>
             </w:r>
           </w:p>
         </w:tc>
@@ -3859,10 +5328,56 @@
             <w:r>
               <w:rPr>
                 <w:rFonts w:ascii="Arial" w:cs="Arial" w:eastAsia="Arial" w:hAnsi="Arial"/>
-                <w:sz w:val="20"/>
-                <w:szCs w:val="20"/>
-              </w:rPr>
-              <w:t xml:space="preserve">Shape: Square or Circle; Show ON / OFF / LOCK text in the badge (untick for colour only); text colour, bold, size, drop shadow, optional outline; colours of the ON, OFF and LOCK badges.</w:t>
+                <w:b/>
+                <w:bCs/>
+                <w:sz w:val="20"/>
+                <w:szCs w:val="20"/>
+              </w:rPr>
+              <w:t xml:space="preserve">Save and load</w:t>
+            </w:r>
+            <w:r>
+              <w:rPr>
+                <w:rFonts w:ascii="Arial" w:cs="Arial" w:eastAsia="Arial" w:hAnsi="Arial"/>
+                <w:sz w:val="20"/>
+                <w:szCs w:val="20"/>
+              </w:rPr>
+              <w:t xml:space="preserve">, </w:t>
+            </w:r>
+            <w:r>
+              <w:rPr>
+                <w:rFonts w:ascii="Arial" w:cs="Arial" w:eastAsia="Arial" w:hAnsi="Arial"/>
+                <w:b/>
+                <w:bCs/>
+                <w:sz w:val="20"/>
+                <w:szCs w:val="20"/>
+              </w:rPr>
+              <w:t xml:space="preserve">Test lock</w:t>
+            </w:r>
+            <w:r>
+              <w:rPr>
+                <w:rFonts w:ascii="Arial" w:cs="Arial" w:eastAsia="Arial" w:hAnsi="Arial"/>
+                <w:sz w:val="20"/>
+                <w:szCs w:val="20"/>
+              </w:rPr>
+              <w:t xml:space="preserve"> (shows LOCK on your widget for 3 seconds) and </w:t>
+            </w:r>
+            <w:r>
+              <w:rPr>
+                <w:rFonts w:ascii="Arial" w:cs="Arial" w:eastAsia="Arial" w:hAnsi="Arial"/>
+                <w:b/>
+                <w:bCs/>
+                <w:sz w:val="20"/>
+                <w:szCs w:val="20"/>
+              </w:rPr>
+              <w:t xml:space="preserve">Reset all</w:t>
+            </w:r>
+            <w:r>
+              <w:rPr>
+                <w:rFonts w:ascii="Arial" w:cs="Arial" w:eastAsia="Arial" w:hAnsi="Arial"/>
+                <w:sz w:val="20"/>
+                <w:szCs w:val="20"/>
+              </w:rPr>
+              <w:t xml:space="preserve">.</w:t>
             </w:r>
           </w:p>
         </w:tc>
@@ -3882,8 +5397,8 @@
       <w:r>
         <w:drawing>
           <wp:inline xmlns:a="http://schemas.openxmlformats.org/drawingml/2006/main" xmlns:pic="http://schemas.openxmlformats.org/drawingml/2006/picture">
-            <wp:extent cx="5303520" cy="3481251"/>
-            <wp:docPr id="5" name="Picture 5" descr="Settings window: General and the start of Casting actions." title="Settings window: General and the start of Casting actions."/>
+            <wp:extent cx="5303520" cy="3435759"/>
+            <wp:docPr id="19" name="Picture 19" descr="The settings window: the Appearance page with the Hex link theme selected." title="The settings window: the Appearance page with the Hex link theme selected."/>
             <wp:cNvGraphicFramePr>
               <a:graphicFrameLocks noChangeAspect="1"/>
             </wp:cNvGraphicFramePr>
@@ -3891,11 +5406,11 @@
               <a:graphicData uri="http://schemas.openxmlformats.org/drawingml/2006/picture">
                 <pic:pic>
                   <pic:nvPicPr>
-                    <pic:cNvPr id="0" name="settings-general.png"/>
+                    <pic:cNvPr id="0" name="image.png"/>
                     <pic:cNvPicPr/>
                   </pic:nvPicPr>
                   <pic:blipFill>
-                    <a:blip r:embed="rId12"/>
+                    <a:blip r:embed="rId25"/>
                     <a:stretch>
                       <a:fillRect/>
                     </a:stretch>
@@ -3903,7 +5418,7 @@
                   <pic:spPr>
                     <a:xfrm>
                       <a:off x="0" y="0"/>
-                      <a:ext cx="5303520" cy="3481251"/>
+                      <a:ext cx="5303520" cy="3435759"/>
                     </a:xfrm>
                     <a:prstGeom prst="rect"/>
                   </pic:spPr>
@@ -3928,7 +5443,175 @@
           <w:sz w:val="19"/>
           <w:szCs w:val="19"/>
         </w:rPr>
-        <w:t xml:space="preserve">Settings window: General and the start of Casting actions.</w:t>
+        <w:t xml:space="preserve">The settings window: the Appearance page with the Hex link theme selected.</w:t>
+      </w:r>
+    </w:p>
+    <w:p>
+      <w:pPr>
+        <w:pStyle w:val="Heading2"/>
+        <w:keepNext/>
+        <w:spacing w:after="80" w:before="160"/>
+      </w:pPr>
+      <w:r>
+        <w:rPr>
+          <w:rFonts w:ascii="Arial" w:cs="Arial" w:eastAsia="Arial" w:hAnsi="Arial"/>
+        </w:rPr>
+        <w:t xml:space="preserve">Save, load and push</w:t>
+      </w:r>
+    </w:p>
+    <w:p>
+      <w:pPr>
+        <w:spacing w:after="120" w:before="0"/>
+      </w:pPr>
+      <w:r>
+        <w:rPr>
+          <w:rFonts w:ascii="Arial" w:cs="Arial" w:eastAsia="Arial" w:hAnsi="Arial"/>
+        </w:rPr>
+        <w:t xml:space="preserve">The </w:t>
+      </w:r>
+      <w:r>
+        <w:rPr>
+          <w:rFonts w:ascii="Arial" w:cs="Arial" w:eastAsia="Arial" w:hAnsi="Arial"/>
+          <w:b/>
+          <w:bCs/>
+        </w:rPr>
+        <w:t xml:space="preserve">Save and load</w:t>
+      </w:r>
+      <w:r>
+        <w:rPr>
+          <w:rFonts w:ascii="Arial" w:cs="Arial" w:eastAsia="Arial" w:hAnsi="Arial"/>
+        </w:rPr>
+        <w:t xml:space="preserve"> page (Tools in the sidebar) keeps whole setups: this character's themes and looks, plus the shared casting, follow and timing settings.</w:t>
+      </w:r>
+    </w:p>
+    <w:p>
+      <w:pPr>
+        <w:pStyle w:val="ListParagraph"/>
+        <w:numPr>
+          <w:ilvl w:val="0"/>
+          <w:numId w:val="1"/>
+        </w:numPr>
+        <w:spacing w:after="80"/>
+      </w:pPr>
+      <w:r>
+        <w:rPr>
+          <w:rFonts w:ascii="Arial" w:cs="Arial" w:eastAsia="Arial" w:hAnsi="Arial"/>
+          <w:b/>
+          <w:bCs/>
+        </w:rPr>
+        <w:t xml:space="preserve">Save</w:t>
+      </w:r>
+      <w:r>
+        <w:rPr>
+          <w:rFonts w:ascii="Arial" w:cs="Arial" w:eastAsia="Arial" w:hAnsi="Arial"/>
+        </w:rPr>
+        <w:t xml:space="preserve">: type a file name and click Save. The character's name is added to the front, so "my setup" saved on Benthere becomes "Benthere - my setup".</w:t>
+      </w:r>
+    </w:p>
+    <w:p>
+      <w:pPr>
+        <w:pStyle w:val="ListParagraph"/>
+        <w:numPr>
+          <w:ilvl w:val="0"/>
+          <w:numId w:val="1"/>
+        </w:numPr>
+        <w:spacing w:after="80"/>
+      </w:pPr>
+      <w:r>
+        <w:rPr>
+          <w:rFonts w:ascii="Arial" w:cs="Arial" w:eastAsia="Arial" w:hAnsi="Arial"/>
+          <w:b/>
+          <w:bCs/>
+        </w:rPr>
+        <w:t xml:space="preserve">Load</w:t>
+      </w:r>
+      <w:r>
+        <w:rPr>
+          <w:rFonts w:ascii="Arial" w:cs="Arial" w:eastAsia="Arial" w:hAnsi="Arial"/>
+        </w:rPr>
+        <w:t xml:space="preserve">: pick a setup from the dropdown and click Load. It changes this character's looks and the shared settings (on both clients).</w:t>
+      </w:r>
+    </w:p>
+    <w:p>
+      <w:pPr>
+        <w:pStyle w:val="ListParagraph"/>
+        <w:numPr>
+          <w:ilvl w:val="0"/>
+          <w:numId w:val="1"/>
+        </w:numPr>
+        <w:spacing w:after="80"/>
+      </w:pPr>
+      <w:r>
+        <w:rPr>
+          <w:rFonts w:ascii="Arial" w:cs="Arial" w:eastAsia="Arial" w:hAnsi="Arial"/>
+          <w:b/>
+          <w:bCs/>
+        </w:rPr>
+        <w:t xml:space="preserve">Push to &lt;other character&gt;</w:t>
+      </w:r>
+      <w:r>
+        <w:rPr>
+          <w:rFonts w:ascii="Arial" w:cs="Arial" w:eastAsia="Arial" w:hAnsi="Arial"/>
+        </w:rPr>
+        <w:t xml:space="preserve">: sends the selected setup to the other client. </w:t>
+      </w:r>
+      <w:r>
+        <w:rPr>
+          <w:rFonts w:ascii="Arial" w:cs="Arial" w:eastAsia="Arial" w:hAnsi="Arial"/>
+          <w:b/>
+          <w:bCs/>
+        </w:rPr>
+        <w:t xml:space="preserve">Push now</w:t>
+      </w:r>
+      <w:r>
+        <w:rPr>
+          <w:rFonts w:ascii="Arial" w:cs="Arial" w:eastAsia="Arial" w:hAnsi="Arial"/>
+        </w:rPr>
+        <w:t xml:space="preserve"> sends the settings in use right now. Pushing takes two clicks: the first turns the button red ("Click again to push"), and a second click within 4 seconds sends it. The other client first saves what it had (as "before push" with the date and time), then loads what you pushed.</w:t>
+      </w:r>
+    </w:p>
+    <w:p>
+      <w:pPr>
+        <w:pStyle w:val="ListParagraph"/>
+        <w:numPr>
+          <w:ilvl w:val="0"/>
+          <w:numId w:val="1"/>
+        </w:numPr>
+        <w:spacing w:after="80"/>
+      </w:pPr>
+      <w:r>
+        <w:rPr>
+          <w:rFonts w:ascii="Arial" w:cs="Arial" w:eastAsia="Arial" w:hAnsi="Arial"/>
+        </w:rPr>
+        <w:t xml:space="preserve">Setups are plain text files in the </w:t>
+      </w:r>
+      <w:r>
+        <w:rPr>
+          <w:rFonts w:ascii="Consolas" w:cs="Consolas" w:eastAsia="Consolas" w:hAnsi="Consolas"/>
+          <w:sz w:val="20"/>
+          <w:szCs w:val="20"/>
+        </w:rPr>
+        <w:t xml:space="preserve">saved</w:t>
+      </w:r>
+      <w:r>
+        <w:rPr>
+          <w:rFonts w:ascii="Arial" w:cs="Arial" w:eastAsia="Arial" w:hAnsi="Arial"/>
+        </w:rPr>
+        <w:t xml:space="preserve"> folder next to the addon: </w:t>
+      </w:r>
+      <w:r>
+        <w:rPr>
+          <w:rFonts w:ascii="Consolas" w:cs="Consolas" w:eastAsia="Consolas" w:hAnsi="Consolas"/>
+          <w:sz w:val="20"/>
+          <w:szCs w:val="20"/>
+        </w:rPr>
+        <w:t xml:space="preserve">&lt;Ashita folder&gt;\addons\stopmove\saved\</w:t>
+      </w:r>
+      <w:r>
+        <w:rPr>
+          <w:rFonts w:ascii="Arial" w:cs="Arial" w:eastAsia="Arial" w:hAnsi="Arial"/>
+        </w:rPr>
+        <w:t xml:space="preserve">. You can copy them to share a setup.</w:t>
       </w:r>
     </w:p>
     <w:p>
@@ -3940,8 +5623,8 @@
       <w:r>
         <w:drawing>
           <wp:inline xmlns:a="http://schemas.openxmlformats.org/drawingml/2006/main" xmlns:pic="http://schemas.openxmlformats.org/drawingml/2006/picture">
-            <wp:extent cx="5303520" cy="2793760"/>
-            <wp:docPr id="6" name="Picture 6" descr="Casting actions: Multisend follow and In-game auto-follow with the Follow after cast box." title="Casting actions: Multisend follow and In-game auto-follow with the Follow after cast box."/>
+            <wp:extent cx="5303520" cy="2784348"/>
+            <wp:docPr id="20" name="Picture 20" descr="The Save and load page." title="The Save and load page."/>
             <wp:cNvGraphicFramePr>
               <a:graphicFrameLocks noChangeAspect="1"/>
             </wp:cNvGraphicFramePr>
@@ -3949,11 +5632,11 @@
               <a:graphicData uri="http://schemas.openxmlformats.org/drawingml/2006/picture">
                 <pic:pic>
                   <pic:nvPicPr>
-                    <pic:cNvPr id="0" name="settings-casting.png"/>
+                    <pic:cNvPr id="0" name="image.png"/>
                     <pic:cNvPicPr/>
                   </pic:nvPicPr>
                   <pic:blipFill>
-                    <a:blip r:embed="rId13"/>
+                    <a:blip r:embed="rId26"/>
                     <a:stretch>
                       <a:fillRect/>
                     </a:stretch>
@@ -3961,7 +5644,7 @@
                   <pic:spPr>
                     <a:xfrm>
                       <a:off x="0" y="0"/>
-                      <a:ext cx="5303520" cy="2793760"/>
+                      <a:ext cx="5303520" cy="2784348"/>
                     </a:xfrm>
                     <a:prstGeom prst="rect"/>
                   </pic:spPr>
@@ -3986,7 +5669,26 @@
           <w:sz w:val="19"/>
           <w:szCs w:val="19"/>
         </w:rPr>
-        <w:t xml:space="preserve">Casting actions: Multisend follow and In-game auto-follow with the Follow after cast box.</w:t>
+        <w:t xml:space="preserve">The Save and load page.</w:t>
+      </w:r>
+    </w:p>
+    <w:p>
+      <w:pPr>
+        <w:spacing w:after="120" w:before="0"/>
+      </w:pPr>
+      <w:r>
+        <w:rPr>
+          <w:rFonts w:ascii="Arial" w:cs="Arial" w:eastAsia="Arial" w:hAnsi="Arial"/>
+          <w:b/>
+          <w:bCs/>
+        </w:rPr>
+        <w:t xml:space="preserve">Reset all</w:t>
+      </w:r>
+      <w:r>
+        <w:rPr>
+          <w:rFonts w:ascii="Arial" w:cs="Arial" w:eastAsia="Arial" w:hAnsi="Arial"/>
+        </w:rPr>
+        <w:t xml:space="preserve"> puts every setting, every theme and every look back to how StopMove starts. It asks first.</w:t>
       </w:r>
     </w:p>
     <w:p>
@@ -3998,8 +5700,8 @@
       <w:r>
         <w:drawing>
           <wp:inline xmlns:a="http://schemas.openxmlformats.org/drawingml/2006/main" xmlns:pic="http://schemas.openxmlformats.org/drawingml/2006/picture">
-            <wp:extent cx="5303520" cy="1945943"/>
-            <wp:docPr id="7" name="Picture 7" descr="Timing." title="Timing."/>
+            <wp:extent cx="5303520" cy="3493406"/>
+            <wp:docPr id="21" name="Picture 21" descr="The Reset all warning." title="The Reset all warning."/>
             <wp:cNvGraphicFramePr>
               <a:graphicFrameLocks noChangeAspect="1"/>
             </wp:cNvGraphicFramePr>
@@ -4007,11 +5709,11 @@
               <a:graphicData uri="http://schemas.openxmlformats.org/drawingml/2006/picture">
                 <pic:pic>
                   <pic:nvPicPr>
-                    <pic:cNvPr id="0" name="settings-timing.png"/>
+                    <pic:cNvPr id="0" name="image.png"/>
                     <pic:cNvPicPr/>
                   </pic:nvPicPr>
                   <pic:blipFill>
-                    <a:blip r:embed="rId14"/>
+                    <a:blip r:embed="rId27"/>
                     <a:stretch>
                       <a:fillRect/>
                     </a:stretch>
@@ -4019,7 +5721,7 @@
                   <pic:spPr>
                     <a:xfrm>
                       <a:off x="0" y="0"/>
-                      <a:ext cx="5303520" cy="1945943"/>
+                      <a:ext cx="5303520" cy="3493406"/>
                     </a:xfrm>
                     <a:prstGeom prst="rect"/>
                   </pic:spPr>
@@ -4044,239 +5746,7 @@
           <w:sz w:val="19"/>
           <w:szCs w:val="19"/>
         </w:rPr>
-        <w:t xml:space="preserve">Timing.</w:t>
-      </w:r>
-    </w:p>
-    <w:p>
-      <w:pPr>
-        <w:keepNext/>
-        <w:spacing w:after="60" w:before="120"/>
-        <w:jc w:val="center"/>
-      </w:pPr>
-      <w:r>
-        <w:drawing>
-          <wp:inline xmlns:a="http://schemas.openxmlformats.org/drawingml/2006/main" xmlns:pic="http://schemas.openxmlformats.org/drawingml/2006/picture">
-            <wp:extent cx="5303520" cy="2777405"/>
-            <wp:docPr id="8" name="Picture 8" descr="Layout (with Widget size) and the top of Box." title="Layout (with Widget size) and the top of Box."/>
-            <wp:cNvGraphicFramePr>
-              <a:graphicFrameLocks noChangeAspect="1"/>
-            </wp:cNvGraphicFramePr>
-            <a:graphic>
-              <a:graphicData uri="http://schemas.openxmlformats.org/drawingml/2006/picture">
-                <pic:pic>
-                  <pic:nvPicPr>
-                    <pic:cNvPr id="0" name="settings-layout-box.png"/>
-                    <pic:cNvPicPr/>
-                  </pic:nvPicPr>
-                  <pic:blipFill>
-                    <a:blip r:embed="rId15"/>
-                    <a:stretch>
-                      <a:fillRect/>
-                    </a:stretch>
-                  </pic:blipFill>
-                  <pic:spPr>
-                    <a:xfrm>
-                      <a:off x="0" y="0"/>
-                      <a:ext cx="5303520" cy="2777405"/>
-                    </a:xfrm>
-                    <a:prstGeom prst="rect"/>
-                  </pic:spPr>
-                </pic:pic>
-              </a:graphicData>
-            </a:graphic>
-          </wp:inline>
-        </w:drawing>
-      </w:r>
-    </w:p>
-    <w:p>
-      <w:pPr>
-        <w:spacing w:after="200"/>
-        <w:jc w:val="center"/>
-      </w:pPr>
-      <w:r>
-        <w:rPr>
-          <w:rFonts w:ascii="Arial" w:cs="Arial" w:eastAsia="Arial" w:hAnsi="Arial"/>
-          <w:i/>
-          <w:iCs/>
-          <w:color w:val="404040"/>
-          <w:sz w:val="19"/>
-          <w:szCs w:val="19"/>
-        </w:rPr>
-        <w:t xml:space="preserve">Layout (with Widget size) and the top of Box.</w:t>
-      </w:r>
-    </w:p>
-    <w:p>
-      <w:pPr>
-        <w:keepNext/>
-        <w:spacing w:after="60" w:before="120"/>
-        <w:jc w:val="center"/>
-      </w:pPr>
-      <w:r>
-        <w:drawing>
-          <wp:inline xmlns:a="http://schemas.openxmlformats.org/drawingml/2006/main" xmlns:pic="http://schemas.openxmlformats.org/drawingml/2006/picture">
-            <wp:extent cx="5303520" cy="1852235"/>
-            <wp:docPr id="9" name="Picture 9" descr="Box: background style and FFXI menu colours." title="Box: background style and FFXI menu colours."/>
-            <wp:cNvGraphicFramePr>
-              <a:graphicFrameLocks noChangeAspect="1"/>
-            </wp:cNvGraphicFramePr>
-            <a:graphic>
-              <a:graphicData uri="http://schemas.openxmlformats.org/drawingml/2006/picture">
-                <pic:pic>
-                  <pic:nvPicPr>
-                    <pic:cNvPr id="0" name="settings-background-style.png"/>
-                    <pic:cNvPicPr/>
-                  </pic:nvPicPr>
-                  <pic:blipFill>
-                    <a:blip r:embed="rId16"/>
-                    <a:stretch>
-                      <a:fillRect/>
-                    </a:stretch>
-                  </pic:blipFill>
-                  <pic:spPr>
-                    <a:xfrm>
-                      <a:off x="0" y="0"/>
-                      <a:ext cx="5303520" cy="1852235"/>
-                    </a:xfrm>
-                    <a:prstGeom prst="rect"/>
-                  </pic:spPr>
-                </pic:pic>
-              </a:graphicData>
-            </a:graphic>
-          </wp:inline>
-        </w:drawing>
-      </w:r>
-    </w:p>
-    <w:p>
-      <w:pPr>
-        <w:spacing w:after="200"/>
-        <w:jc w:val="center"/>
-      </w:pPr>
-      <w:r>
-        <w:rPr>
-          <w:rFonts w:ascii="Arial" w:cs="Arial" w:eastAsia="Arial" w:hAnsi="Arial"/>
-          <w:i/>
-          <w:iCs/>
-          <w:color w:val="404040"/>
-          <w:sz w:val="19"/>
-          <w:szCs w:val="19"/>
-        </w:rPr>
-        <w:t xml:space="preserve">Box: background style and FFXI menu colours.</w:t>
-      </w:r>
-    </w:p>
-    <w:p>
-      <w:pPr>
-        <w:keepNext/>
-        <w:spacing w:after="60" w:before="120"/>
-        <w:jc w:val="center"/>
-      </w:pPr>
-      <w:r>
-        <w:drawing>
-          <wp:inline xmlns:a="http://schemas.openxmlformats.org/drawingml/2006/main" xmlns:pic="http://schemas.openxmlformats.org/drawingml/2006/picture">
-            <wp:extent cx="5303520" cy="1849603"/>
-            <wp:docPr id="10" name="Picture 10" descr="Box: background size, then Character name text." title="Box: background size, then Character name text."/>
-            <wp:cNvGraphicFramePr>
-              <a:graphicFrameLocks noChangeAspect="1"/>
-            </wp:cNvGraphicFramePr>
-            <a:graphic>
-              <a:graphicData uri="http://schemas.openxmlformats.org/drawingml/2006/picture">
-                <pic:pic>
-                  <pic:nvPicPr>
-                    <pic:cNvPr id="0" name="settings-background-size-name.png"/>
-                    <pic:cNvPicPr/>
-                  </pic:nvPicPr>
-                  <pic:blipFill>
-                    <a:blip r:embed="rId18"/>
-                    <a:stretch>
-                      <a:fillRect/>
-                    </a:stretch>
-                  </pic:blipFill>
-                  <pic:spPr>
-                    <a:xfrm>
-                      <a:off x="0" y="0"/>
-                      <a:ext cx="5303520" cy="1849603"/>
-                    </a:xfrm>
-                    <a:prstGeom prst="rect"/>
-                  </pic:spPr>
-                </pic:pic>
-              </a:graphicData>
-            </a:graphic>
-          </wp:inline>
-        </w:drawing>
-      </w:r>
-    </w:p>
-    <w:p>
-      <w:pPr>
-        <w:spacing w:after="200"/>
-        <w:jc w:val="center"/>
-      </w:pPr>
-      <w:r>
-        <w:rPr>
-          <w:rFonts w:ascii="Arial" w:cs="Arial" w:eastAsia="Arial" w:hAnsi="Arial"/>
-          <w:i/>
-          <w:iCs/>
-          <w:color w:val="404040"/>
-          <w:sz w:val="19"/>
-          <w:szCs w:val="19"/>
-        </w:rPr>
-        <w:t xml:space="preserve">Box: background size, then Character name text.</w:t>
-      </w:r>
-    </w:p>
-    <w:p>
-      <w:pPr>
-        <w:keepNext/>
-        <w:spacing w:after="60" w:before="120"/>
-        <w:jc w:val="center"/>
-      </w:pPr>
-      <w:r>
-        <w:drawing>
-          <wp:inline xmlns:a="http://schemas.openxmlformats.org/drawingml/2006/main" xmlns:pic="http://schemas.openxmlformats.org/drawingml/2006/picture">
-            <wp:extent cx="5303520" cy="2595760"/>
-            <wp:docPr id="11" name="Picture 11" descr="ON / OFF text: shape, text options and badge colours." title="ON / OFF text: shape, text options and badge colours."/>
-            <wp:cNvGraphicFramePr>
-              <a:graphicFrameLocks noChangeAspect="1"/>
-            </wp:cNvGraphicFramePr>
-            <a:graphic>
-              <a:graphicData uri="http://schemas.openxmlformats.org/drawingml/2006/picture">
-                <pic:pic>
-                  <pic:nvPicPr>
-                    <pic:cNvPr id="0" name="settings-onoff.png"/>
-                    <pic:cNvPicPr/>
-                  </pic:nvPicPr>
-                  <pic:blipFill>
-                    <a:blip r:embed="rId19"/>
-                    <a:stretch>
-                      <a:fillRect/>
-                    </a:stretch>
-                  </pic:blipFill>
-                  <pic:spPr>
-                    <a:xfrm>
-                      <a:off x="0" y="0"/>
-                      <a:ext cx="5303520" cy="2595760"/>
-                    </a:xfrm>
-                    <a:prstGeom prst="rect"/>
-                  </pic:spPr>
-                </pic:pic>
-              </a:graphicData>
-            </a:graphic>
-          </wp:inline>
-        </w:drawing>
-      </w:r>
-    </w:p>
-    <w:p>
-      <w:pPr>
-        <w:spacing w:after="200"/>
-        <w:jc w:val="center"/>
-      </w:pPr>
-      <w:r>
-        <w:rPr>
-          <w:rFonts w:ascii="Arial" w:cs="Arial" w:eastAsia="Arial" w:hAnsi="Arial"/>
-          <w:i/>
-          <w:iCs/>
-          <w:color w:val="404040"/>
-          <w:sz w:val="19"/>
-          <w:szCs w:val="19"/>
-        </w:rPr>
-        <w:t xml:space="preserve">ON / OFF text: shape, text options and badge colours.</w:t>
+        <w:t xml:space="preserve">The Reset all warning.</w:t>
       </w:r>
     </w:p>
     <w:p>
@@ -4289,76 +5759,6 @@
         <w:rPr>
           <w:rFonts w:ascii="Arial" w:cs="Arial" w:eastAsia="Arial" w:hAnsi="Arial"/>
         </w:rPr>
-        <w:t xml:space="preserve">Looks: layout, rotation, shape and background</w:t>
-      </w:r>
-    </w:p>
-    <w:p>
-      <w:pPr>
-        <w:spacing w:after="120" w:before="0"/>
-      </w:pPr>
-      <w:r>
-        <w:rPr>
-          <w:rFonts w:ascii="Arial" w:cs="Arial" w:eastAsia="Arial" w:hAnsi="Arial"/>
-          <w:b/>
-          <w:bCs/>
-        </w:rPr>
-        <w:t xml:space="preserve">FFXI menu style.</w:t>
-      </w:r>
-      <w:r>
-        <w:rPr>
-          <w:rFonts w:ascii="Arial" w:cs="Arial" w:eastAsia="Arial" w:hAnsi="Arial"/>
-        </w:rPr>
-        <w:t xml:space="preserve"> Choosing "FFXI menu (striped blue)" resets the menu colours to the defaults every time you click it. The defaults were measured from the in-game Magic menu: grey-purple at the top, darker through the middle, bluer at the bottom, with dark 2-pixel stripes every 4 pixels. "Reset menu colours to default" puts them back.</w:t>
-      </w:r>
-    </w:p>
-    <w:p>
-      <w:pPr>
-        <w:spacing w:after="120" w:before="0"/>
-      </w:pPr>
-      <w:r>
-        <w:rPr>
-          <w:rFonts w:ascii="Arial" w:cs="Arial" w:eastAsia="Arial" w:hAnsi="Arial"/>
-          <w:b/>
-          <w:bCs/>
-        </w:rPr>
-        <w:t xml:space="preserve">Background size.</w:t>
-      </w:r>
-      <w:r>
-        <w:rPr>
-          <w:rFonts w:ascii="Arial" w:cs="Arial" w:eastAsia="Arial" w:hAnsi="Arial"/>
-        </w:rPr>
-        <w:t xml:space="preserve"> The width and height sliders make the background bigger or smaller than the widget, anchored at its top-left corner. "Match background to box" sets both back to zero.</w:t>
-      </w:r>
-    </w:p>
-    <w:p>
-      <w:pPr>
-        <w:spacing w:after="120" w:before="0"/>
-      </w:pPr>
-      <w:r>
-        <w:rPr>
-          <w:rFonts w:ascii="Arial" w:cs="Arial" w:eastAsia="Arial" w:hAnsi="Arial"/>
-          <w:b/>
-          <w:bCs/>
-        </w:rPr>
-        <w:t xml:space="preserve">Rotation</w:t>
-      </w:r>
-      <w:r>
-        <w:rPr>
-          <w:rFonts w:ascii="Arial" w:cs="Arial" w:eastAsia="Arial" w:hAnsi="Arial"/>
-        </w:rPr>
-        <w:t xml:space="preserve"> rearranges the widget, but the text stays upright. At 90 degrees the stacked layout becomes a wide strip with the names on top and the badges underneath; 180 reverses the order; 270 puts the badges on top.</w:t>
-      </w:r>
-    </w:p>
-    <w:p>
-      <w:pPr>
-        <w:pStyle w:val="Heading2"/>
-        <w:keepNext/>
-        <w:spacing w:after="80" w:before="160"/>
-      </w:pPr>
-      <w:r>
-        <w:rPr>
-          <w:rFonts w:ascii="Arial" w:cs="Arial" w:eastAsia="Arial" w:hAnsi="Arial"/>
-        </w:rPr>
         <w:t xml:space="preserve">Using two clients</w:t>
       </w:r>
     </w:p>
@@ -4367,7 +5767,7 @@
         <w:pStyle w:val="ListParagraph"/>
         <w:numPr>
           <w:ilvl w:val="0"/>
-          <w:numId w:val="10"/>
+          <w:numId w:val="22"/>
         </w:numPr>
         <w:spacing w:after="80"/>
       </w:pPr>
@@ -4397,7 +5797,7 @@
         <w:pStyle w:val="ListParagraph"/>
         <w:numPr>
           <w:ilvl w:val="0"/>
-          <w:numId w:val="10"/>
+          <w:numId w:val="22"/>
         </w:numPr>
         <w:spacing w:after="80"/>
       </w:pPr>
@@ -4413,7 +5813,7 @@
         <w:pStyle w:val="ListParagraph"/>
         <w:numPr>
           <w:ilvl w:val="0"/>
-          <w:numId w:val="10"/>
+          <w:numId w:val="22"/>
         </w:numPr>
         <w:spacing w:after="80"/>
       </w:pPr>
@@ -4421,7 +5821,7 @@
         <w:rPr>
           <w:rFonts w:ascii="Arial" w:cs="Arial" w:eastAsia="Arial" w:hAnsi="Arial"/>
         </w:rPr>
-        <w:t xml:space="preserve">Click a character's badge, in either widget, to switch just that character on or off.</w:t>
+        <w:t xml:space="preserve">Click a character, in either widget, to switch just that character on or off.</w:t>
       </w:r>
     </w:p>
     <w:p>
@@ -4429,7 +5829,7 @@
         <w:pStyle w:val="ListParagraph"/>
         <w:numPr>
           <w:ilvl w:val="0"/>
-          <w:numId w:val="10"/>
+          <w:numId w:val="22"/>
         </w:numPr>
         <w:spacing w:after="80"/>
       </w:pPr>
@@ -4437,7 +5837,7 @@
         <w:rPr>
           <w:rFonts w:ascii="Arial" w:cs="Arial" w:eastAsia="Arial" w:hAnsi="Arial"/>
         </w:rPr>
-        <w:t xml:space="preserve">Allow Move, on either widget, frees whichever character is locked.</w:t>
+        <w:t xml:space="preserve">Each widget shows LOCK and INT for both characters.</w:t>
       </w:r>
     </w:p>
     <w:p>
@@ -4445,7 +5845,7 @@
         <w:pStyle w:val="ListParagraph"/>
         <w:numPr>
           <w:ilvl w:val="0"/>
-          <w:numId w:val="10"/>
+          <w:numId w:val="22"/>
         </w:numPr>
         <w:spacing w:after="80"/>
       </w:pPr>
@@ -4453,7 +5853,7 @@
         <w:rPr>
           <w:rFonts w:ascii="Arial" w:cs="Arial" w:eastAsia="Arial" w:hAnsi="Arial"/>
         </w:rPr>
-        <w:t xml:space="preserve">Each character keeps its own widget position, size and ON/OFF state. Look, timing and follow settings are shared and update on both within about a second.</w:t>
+        <w:t xml:space="preserve">Each character keeps its own widget position, size, theme and look. Casting, follow and timing settings are shared and update on both within about a second.</w:t>
       </w:r>
     </w:p>
     <w:p>
@@ -4461,7 +5861,51 @@
         <w:pStyle w:val="ListParagraph"/>
         <w:numPr>
           <w:ilvl w:val="0"/>
-          <w:numId w:val="10"/>
+          <w:numId w:val="22"/>
+        </w:numPr>
+        <w:spacing w:after="80"/>
+      </w:pPr>
+      <w:r>
+        <w:rPr>
+          <w:rFonts w:ascii="Arial" w:cs="Arial" w:eastAsia="Arial" w:hAnsi="Arial"/>
+        </w:rPr>
+        <w:t xml:space="preserve">To give the other character your look, use </w:t>
+      </w:r>
+      <w:r>
+        <w:rPr>
+          <w:rFonts w:ascii="Arial" w:cs="Arial" w:eastAsia="Arial" w:hAnsi="Arial"/>
+          <w:b/>
+          <w:bCs/>
+        </w:rPr>
+        <w:t xml:space="preserve">Copy &lt;theme&gt; to &lt;name&gt;</w:t>
+      </w:r>
+      <w:r>
+        <w:rPr>
+          <w:rFonts w:ascii="Arial" w:cs="Arial" w:eastAsia="Arial" w:hAnsi="Arial"/>
+        </w:rPr>
+        <w:t xml:space="preserve"> (Appearance) or </w:t>
+      </w:r>
+      <w:r>
+        <w:rPr>
+          <w:rFonts w:ascii="Arial" w:cs="Arial" w:eastAsia="Arial" w:hAnsi="Arial"/>
+          <w:b/>
+          <w:bCs/>
+        </w:rPr>
+        <w:t xml:space="preserve">Push</w:t>
+      </w:r>
+      <w:r>
+        <w:rPr>
+          <w:rFonts w:ascii="Arial" w:cs="Arial" w:eastAsia="Arial" w:hAnsi="Arial"/>
+        </w:rPr>
+        <w:t xml:space="preserve"> (Save and load).</w:t>
+      </w:r>
+    </w:p>
+    <w:p>
+      <w:pPr>
+        <w:pStyle w:val="ListParagraph"/>
+        <w:numPr>
+          <w:ilvl w:val="0"/>
+          <w:numId w:val="22"/>
         </w:numPr>
         <w:spacing w:after="80"/>
       </w:pPr>
@@ -4778,7 +6222,7 @@
                 <w:sz w:val="20"/>
                 <w:szCs w:val="20"/>
               </w:rPr>
-              <w:t xml:space="preserve">Allow Move: ends the cast lock now (same as the button).</w:t>
+              <w:t xml:space="preserve">Allow Move: ends the cast lock now, on either character.</w:t>
             </w:r>
           </w:p>
         </w:tc>
@@ -4978,7 +6422,7 @@
         <w:rPr>
           <w:rFonts w:ascii="Arial" w:cs="Arial" w:eastAsia="Arial" w:hAnsi="Arial"/>
         </w:rPr>
-        <w:t xml:space="preserve">: looks, timers, follow commands and the Follow after cast name (shared by both clients).</w:t>
+        <w:t xml:space="preserve">: the shared casting, follow and timing settings (shared by both clients).</w:t>
       </w:r>
     </w:p>
     <w:p>
@@ -4996,13 +6440,13 @@
           <w:sz w:val="20"/>
           <w:szCs w:val="20"/>
         </w:rPr>
-        <w:t xml:space="preserve">char_&lt;name&gt;.txt</w:t>
-      </w:r>
-      <w:r>
-        <w:rPr>
-          <w:rFonts w:ascii="Arial" w:cs="Arial" w:eastAsia="Arial" w:hAnsi="Arial"/>
-        </w:rPr>
-        <w:t xml:space="preserve">: that character's widget position, size and ON/OFF state.</w:t>
+        <w:t xml:space="preserve">look_&lt;name&gt;.txt</w:t>
+      </w:r>
+      <w:r>
+        <w:rPr>
+          <w:rFonts w:ascii="Arial" w:cs="Arial" w:eastAsia="Arial" w:hAnsi="Arial"/>
+        </w:rPr>
+        <w:t xml:space="preserve">: that character's theme and look, for all three themes.</w:t>
       </w:r>
     </w:p>
     <w:p>
@@ -5020,27 +6464,79 @@
           <w:sz w:val="20"/>
           <w:szCs w:val="20"/>
         </w:rPr>
-        <w:t xml:space="preserve">client_&lt;name&gt;.txt</w:t>
-      </w:r>
-      <w:r>
-        <w:rPr>
-          <w:rFonts w:ascii="Arial" w:cs="Arial" w:eastAsia="Arial" w:hAnsi="Arial"/>
-        </w:rPr>
-        <w:t xml:space="preserve"> and </w:t>
-      </w:r>
+        <w:t xml:space="preserve">char_&lt;name&gt;.txt</w:t>
+      </w:r>
+      <w:r>
+        <w:rPr>
+          <w:rFonts w:ascii="Arial" w:cs="Arial" w:eastAsia="Arial" w:hAnsi="Arial"/>
+        </w:rPr>
+        <w:t xml:space="preserve">: that character's widget position, size and ON/OFF state.</w:t>
+      </w:r>
+    </w:p>
+    <w:p>
+      <w:pPr>
+        <w:pStyle w:val="ListParagraph"/>
+        <w:numPr>
+          <w:ilvl w:val="0"/>
+          <w:numId w:val="1"/>
+        </w:numPr>
+        <w:spacing w:after="80"/>
+      </w:pPr>
       <w:r>
         <w:rPr>
           <w:rFonts w:ascii="Consolas" w:cs="Consolas" w:eastAsia="Consolas" w:hAnsi="Consolas"/>
           <w:sz w:val="20"/>
           <w:szCs w:val="20"/>
         </w:rPr>
+        <w:t xml:space="preserve">client_&lt;name&gt;.txt</w:t>
+      </w:r>
+      <w:r>
+        <w:rPr>
+          <w:rFonts w:ascii="Arial" w:cs="Arial" w:eastAsia="Arial" w:hAnsi="Arial"/>
+        </w:rPr>
+        <w:t xml:space="preserve">, </w:t>
+      </w:r>
+      <w:r>
+        <w:rPr>
+          <w:rFonts w:ascii="Consolas" w:cs="Consolas" w:eastAsia="Consolas" w:hAnsi="Consolas"/>
+          <w:sz w:val="20"/>
+          <w:szCs w:val="20"/>
+        </w:rPr>
         <w:t xml:space="preserve">cmd_&lt;name&gt;.txt</w:t>
       </w:r>
       <w:r>
         <w:rPr>
           <w:rFonts w:ascii="Arial" w:cs="Arial" w:eastAsia="Arial" w:hAnsi="Arial"/>
         </w:rPr>
-        <w:t xml:space="preserve">: tiny files the two clients use to see and switch each other. They are safe to delete when the game is closed.</w:t>
+        <w:t xml:space="preserve">, </w:t>
+      </w:r>
+      <w:r>
+        <w:rPr>
+          <w:rFonts w:ascii="Consolas" w:cs="Consolas" w:eastAsia="Consolas" w:hAnsi="Consolas"/>
+          <w:sz w:val="20"/>
+          <w:szCs w:val="20"/>
+        </w:rPr>
+        <w:t xml:space="preserve">copy_&lt;name&gt;.txt</w:t>
+      </w:r>
+      <w:r>
+        <w:rPr>
+          <w:rFonts w:ascii="Arial" w:cs="Arial" w:eastAsia="Arial" w:hAnsi="Arial"/>
+        </w:rPr>
+        <w:t xml:space="preserve"> and </w:t>
+      </w:r>
+      <w:r>
+        <w:rPr>
+          <w:rFonts w:ascii="Consolas" w:cs="Consolas" w:eastAsia="Consolas" w:hAnsi="Consolas"/>
+          <w:sz w:val="20"/>
+          <w:szCs w:val="20"/>
+        </w:rPr>
+        <w:t xml:space="preserve">push_&lt;name&gt;.txt</w:t>
+      </w:r>
+      <w:r>
+        <w:rPr>
+          <w:rFonts w:ascii="Arial" w:cs="Arial" w:eastAsia="Arial" w:hAnsi="Arial"/>
+        </w:rPr>
+        <w:t xml:space="preserve">: small files the two clients use to see, switch and send to each other. They are safe to delete when the game is closed.</w:t>
       </w:r>
     </w:p>
     <w:p>
@@ -5051,7 +6547,32 @@
         <w:rPr>
           <w:rFonts w:ascii="Arial" w:cs="Arial" w:eastAsia="Arial" w:hAnsi="Arial"/>
         </w:rPr>
-        <w:t xml:space="preserve">To start fresh, unload the addon and delete that folder.</w:t>
+        <w:t xml:space="preserve">Setups saved on the Save and load page are kept next to the addon, in </w:t>
+      </w:r>
+      <w:r>
+        <w:rPr>
+          <w:rFonts w:ascii="Consolas" w:cs="Consolas" w:eastAsia="Consolas" w:hAnsi="Consolas"/>
+          <w:sz w:val="20"/>
+          <w:szCs w:val="20"/>
+        </w:rPr>
+        <w:t xml:space="preserve">&lt;Ashita folder&gt;\addons\stopmove\saved\</w:t>
+      </w:r>
+      <w:r>
+        <w:rPr>
+          <w:rFonts w:ascii="Arial" w:cs="Arial" w:eastAsia="Arial" w:hAnsi="Arial"/>
+        </w:rPr>
+        <w:t xml:space="preserve">.</w:t>
+      </w:r>
+    </w:p>
+    <w:p>
+      <w:pPr>
+        <w:spacing w:after="120" w:before="0"/>
+      </w:pPr>
+      <w:r>
+        <w:rPr>
+          <w:rFonts w:ascii="Arial" w:cs="Arial" w:eastAsia="Arial" w:hAnsi="Arial"/>
+        </w:rPr>
+        <w:t xml:space="preserve">To start fresh, use Reset all, or unload the addon and delete the settings folder.</w:t>
       </w:r>
     </w:p>
     <w:p>
@@ -5230,7 +6751,7 @@
                 <w:sz w:val="20"/>
                 <w:szCs w:val="20"/>
               </w:rPr>
-              <w:t xml:space="preserve"> and tick Turn On/Off Widget. If it is off-screen, type </w:t>
+              <w:t xml:space="preserve"> and turn on Show the widget (General). If it is off-screen, type </w:t>
             </w:r>
             <w:r>
               <w:rPr>
@@ -5281,7 +6802,7 @@
                 <w:sz w:val="20"/>
                 <w:szCs w:val="20"/>
               </w:rPr>
-              <w:t xml:space="preserve">Numpad keys are not blocked while casting</w:t>
+              <w:t xml:space="preserve">I can't move the widget</w:t>
             </w:r>
           </w:p>
         </w:tc>
@@ -5311,7 +6832,7 @@
                 <w:sz w:val="20"/>
                 <w:szCs w:val="20"/>
               </w:rPr>
-              <w:t xml:space="preserve">Check the character's badge says ON, Disable keyboard movement is ticked, and you are using the numpad keys. Gamepad and mouse movement are never blocked.</w:t>
+              <w:t xml:space="preserve">Hold Shift and drag it, or open the settings window and drag. Check Lock widget position and size (General) is off.</w:t>
             </w:r>
           </w:p>
         </w:tc>
@@ -5346,7 +6867,7 @@
                 <w:sz w:val="20"/>
                 <w:szCs w:val="20"/>
               </w:rPr>
-              <w:t xml:space="preserve">My spell is interrupted even though I do not move</w:t>
+              <w:t xml:space="preserve">Numpad keys are not blocked while casting</w:t>
             </w:r>
           </w:p>
         </w:tc>
@@ -5376,7 +6897,7 @@
                 <w:sz w:val="20"/>
                 <w:szCs w:val="20"/>
               </w:rPr>
-              <w:t xml:space="preserve">Keep Wait until stopped and Release held movement keys on, and raise Spell cast delay to 0.25 or 0.30. If you move with W/A/S/D, tick Also disable WASD keys.</w:t>
+              <w:t xml:space="preserve">Check the character shows ON, Disable numpad 8 / 2 / 4 / 6 is on, and you are using the numpad keys. Gamepad and mouse movement are never blocked.</w:t>
             </w:r>
           </w:p>
         </w:tc>
@@ -5411,7 +6932,7 @@
                 <w:sz w:val="20"/>
                 <w:szCs w:val="20"/>
               </w:rPr>
-              <w:t xml:space="preserve">I can't move during a cast</w:t>
+              <w:t xml:space="preserve">My spell is interrupted even though I do not move</w:t>
             </w:r>
           </w:p>
         </w:tc>
@@ -5441,23 +6962,7 @@
                 <w:sz w:val="20"/>
                 <w:szCs w:val="20"/>
               </w:rPr>
-              <w:t xml:space="preserve">That is the lock working. Click Allow Move (M in letter mode) or type </w:t>
-            </w:r>
-            <w:r>
-              <w:rPr>
-                <w:rFonts w:ascii="Consolas" w:cs="Consolas" w:eastAsia="Consolas" w:hAnsi="Consolas"/>
-                <w:sz w:val="18"/>
-                <w:szCs w:val="18"/>
-              </w:rPr>
-              <w:t xml:space="preserve">/stopmove move</w:t>
-            </w:r>
-            <w:r>
-              <w:rPr>
-                <w:rFonts w:ascii="Arial" w:cs="Arial" w:eastAsia="Arial" w:hAnsi="Arial"/>
-                <w:sz w:val="20"/>
-                <w:szCs w:val="20"/>
-              </w:rPr>
-              <w:t xml:space="preserve">.</w:t>
+              <w:t xml:space="preserve">Keep Wait until stopped and Release held keys on, and raise Spell cast delay to 0.25 or 0.30. If you move with W/A/S/D, turn on Also disable W / A / S / D.</w:t>
             </w:r>
           </w:p>
         </w:tc>
@@ -5492,7 +6997,7 @@
                 <w:sz w:val="20"/>
                 <w:szCs w:val="20"/>
               </w:rPr>
-              <w:t xml:space="preserve">I don't follow again after a cast</w:t>
+              <w:t xml:space="preserve">I can't move during a cast</w:t>
             </w:r>
           </w:p>
         </w:tc>
@@ -5522,7 +7027,23 @@
                 <w:sz w:val="20"/>
                 <w:szCs w:val="20"/>
               </w:rPr>
-              <w:t xml:space="preserve">Type the leader's name in Follow after cast. The leader must be in the same zone. After an interrupted cast, follow waits 10 seconds by default (Unlock wait: cast interrupted).</w:t>
+              <w:t xml:space="preserve">That is the lock working. Type </w:t>
+            </w:r>
+            <w:r>
+              <w:rPr>
+                <w:rFonts w:ascii="Consolas" w:cs="Consolas" w:eastAsia="Consolas" w:hAnsi="Consolas"/>
+                <w:sz w:val="18"/>
+                <w:szCs w:val="18"/>
+              </w:rPr>
+              <w:t xml:space="preserve">/stopmove move</w:t>
+            </w:r>
+            <w:r>
+              <w:rPr>
+                <w:rFonts w:ascii="Arial" w:cs="Arial" w:eastAsia="Arial" w:hAnsi="Arial"/>
+                <w:sz w:val="20"/>
+                <w:szCs w:val="20"/>
+              </w:rPr>
+              <w:t xml:space="preserve"> or use General &gt; End the cast lock now.</w:t>
             </w:r>
           </w:p>
         </w:tc>
@@ -5557,7 +7078,7 @@
                 <w:sz w:val="20"/>
                 <w:szCs w:val="20"/>
               </w:rPr>
-              <w:t xml:space="preserve">Follow keeps going during casts</w:t>
+              <w:t xml:space="preserve">The widget showed INT</w:t>
             </w:r>
           </w:p>
         </w:tc>
@@ -5587,7 +7108,7 @@
                 <w:sz w:val="20"/>
                 <w:szCs w:val="20"/>
               </w:rPr>
-              <w:t xml:space="preserve">Tick Multisend follow and/or In-game auto-follow, and check the "Cast starts" command. Other follow addons are not controlled.</w:t>
+              <w:t xml:space="preserve">The server cancelled the spell (a hit, stun, silence, knockback, paralysis, intimidation, or the target died). Follow waits the interrupted unlock wait (10 seconds by default) before coming back.</w:t>
             </w:r>
           </w:p>
         </w:tc>
@@ -5622,7 +7143,7 @@
                 <w:sz w:val="20"/>
                 <w:szCs w:val="20"/>
               </w:rPr>
-              <w:t xml:space="preserve">The widget is too small to click</w:t>
+              <w:t xml:space="preserve">I don't follow again after a cast</w:t>
             </w:r>
           </w:p>
         </w:tc>
@@ -5652,7 +7173,7 @@
                 <w:sz w:val="20"/>
                 <w:szCs w:val="20"/>
               </w:rPr>
-              <w:t xml:space="preserve">Roll the mouse wheel over it to make it bigger, or set Widget size in Layout.</w:t>
+              <w:t xml:space="preserve">Type the leader's name in Follow after cast. The leader must be in the same zone. After an interrupted cast, follow waits 10 seconds by default.</w:t>
             </w:r>
           </w:p>
         </w:tc>
@@ -5687,7 +7208,7 @@
                 <w:sz w:val="20"/>
                 <w:szCs w:val="20"/>
               </w:rPr>
-              <w:t xml:space="preserve">Second character says "(no 2nd client)"</w:t>
+              <w:t xml:space="preserve">Follow keeps going during casts</w:t>
             </w:r>
           </w:p>
         </w:tc>
@@ -5717,7 +7238,7 @@
                 <w:sz w:val="20"/>
                 <w:szCs w:val="20"/>
               </w:rPr>
-              <w:t xml:space="preserve">Load the addon on both clients, with the same Ashita folder, and give it a few seconds after login.</w:t>
+              <w:t xml:space="preserve">Turn on Multisend follow and/or Stop and resume /follow, and check the "Cast starts" command. Other follow addons are not controlled.</w:t>
             </w:r>
           </w:p>
         </w:tc>
@@ -5752,6 +7273,201 @@
                 <w:sz w:val="20"/>
                 <w:szCs w:val="20"/>
               </w:rPr>
+              <w:t xml:space="preserve">Changing the look on one client did not change the other</w:t>
+            </w:r>
+          </w:p>
+        </w:tc>
+        <w:tc>
+          <w:tcPr>
+            <w:tcW w:type="dxa" w:w="6060"/>
+            <w:tcBorders>
+              <w:top w:val="single" w:color="BFBFBF" w:sz="4"/>
+              <w:left w:val="single" w:color="BFBFBF" w:sz="4"/>
+              <w:bottom w:val="single" w:color="BFBFBF" w:sz="4"/>
+              <w:right w:val="single" w:color="BFBFBF" w:sz="4"/>
+            </w:tcBorders>
+            <w:tcMar>
+              <w:top w:type="dxa" w:w="70"/>
+              <w:left w:type="dxa" w:w="110"/>
+              <w:bottom w:type="dxa" w:w="70"/>
+              <w:right w:type="dxa" w:w="110"/>
+            </w:tcMar>
+          </w:tcPr>
+          <w:p>
+            <w:pPr>
+              <w:spacing w:after="40"/>
+            </w:pPr>
+            <w:r>
+              <w:rPr>
+                <w:rFonts w:ascii="Arial" w:cs="Arial" w:eastAsia="Arial" w:hAnsi="Arial"/>
+                <w:sz w:val="20"/>
+                <w:szCs w:val="20"/>
+              </w:rPr>
+              <w:t xml:space="preserve">Looks are per character since 3.0. Use Copy &lt;theme&gt; to &lt;name&gt; on the Appearance page.</w:t>
+            </w:r>
+          </w:p>
+        </w:tc>
+      </w:tr>
+      <w:tr>
+        <w:trPr>
+          <w:cantSplit/>
+        </w:trPr>
+        <w:tc>
+          <w:tcPr>
+            <w:tcW w:type="dxa" w:w="3300"/>
+            <w:tcBorders>
+              <w:top w:val="single" w:color="BFBFBF" w:sz="4"/>
+              <w:left w:val="single" w:color="BFBFBF" w:sz="4"/>
+              <w:bottom w:val="single" w:color="BFBFBF" w:sz="4"/>
+              <w:right w:val="single" w:color="BFBFBF" w:sz="4"/>
+            </w:tcBorders>
+            <w:tcMar>
+              <w:top w:type="dxa" w:w="70"/>
+              <w:left w:type="dxa" w:w="110"/>
+              <w:bottom w:type="dxa" w:w="70"/>
+              <w:right w:type="dxa" w:w="110"/>
+            </w:tcMar>
+          </w:tcPr>
+          <w:p>
+            <w:pPr>
+              <w:spacing w:after="40"/>
+            </w:pPr>
+            <w:r>
+              <w:rPr>
+                <w:rFonts w:ascii="Arial" w:cs="Arial" w:eastAsia="Arial" w:hAnsi="Arial"/>
+                <w:sz w:val="20"/>
+                <w:szCs w:val="20"/>
+              </w:rPr>
+              <w:t xml:space="preserve">Names are cut short ("BENTHE.")</w:t>
+            </w:r>
+          </w:p>
+        </w:tc>
+        <w:tc>
+          <w:tcPr>
+            <w:tcW w:type="dxa" w:w="6060"/>
+            <w:tcBorders>
+              <w:top w:val="single" w:color="BFBFBF" w:sz="4"/>
+              <w:left w:val="single" w:color="BFBFBF" w:sz="4"/>
+              <w:bottom w:val="single" w:color="BFBFBF" w:sz="4"/>
+              <w:right w:val="single" w:color="BFBFBF" w:sz="4"/>
+            </w:tcBorders>
+            <w:tcMar>
+              <w:top w:type="dxa" w:w="70"/>
+              <w:left w:type="dxa" w:w="110"/>
+              <w:bottom w:type="dxa" w:w="70"/>
+              <w:right w:type="dxa" w:w="110"/>
+            </w:tcMar>
+          </w:tcPr>
+          <w:p>
+            <w:pPr>
+              <w:spacing w:after="40"/>
+            </w:pPr>
+            <w:r>
+              <w:rPr>
+                <w:rFonts w:ascii="Arial" w:cs="Arial" w:eastAsia="Arial" w:hAnsi="Arial"/>
+                <w:sz w:val="20"/>
+                <w:szCs w:val="20"/>
+              </w:rPr>
+              <w:t xml:space="preserve">Make the Name box length (or Overall length) bigger on the Appearance page.</w:t>
+            </w:r>
+          </w:p>
+        </w:tc>
+      </w:tr>
+      <w:tr>
+        <w:trPr>
+          <w:cantSplit/>
+        </w:trPr>
+        <w:tc>
+          <w:tcPr>
+            <w:tcW w:type="dxa" w:w="3300"/>
+            <w:tcBorders>
+              <w:top w:val="single" w:color="BFBFBF" w:sz="4"/>
+              <w:left w:val="single" w:color="BFBFBF" w:sz="4"/>
+              <w:bottom w:val="single" w:color="BFBFBF" w:sz="4"/>
+              <w:right w:val="single" w:color="BFBFBF" w:sz="4"/>
+            </w:tcBorders>
+            <w:tcMar>
+              <w:top w:type="dxa" w:w="70"/>
+              <w:left w:type="dxa" w:w="110"/>
+              <w:bottom w:type="dxa" w:w="70"/>
+              <w:right w:type="dxa" w:w="110"/>
+            </w:tcMar>
+          </w:tcPr>
+          <w:p>
+            <w:pPr>
+              <w:spacing w:after="40"/>
+            </w:pPr>
+            <w:r>
+              <w:rPr>
+                <w:rFonts w:ascii="Arial" w:cs="Arial" w:eastAsia="Arial" w:hAnsi="Arial"/>
+                <w:sz w:val="20"/>
+                <w:szCs w:val="20"/>
+              </w:rPr>
+              <w:t xml:space="preserve">Second character says "(no 2nd client)"</w:t>
+            </w:r>
+          </w:p>
+        </w:tc>
+        <w:tc>
+          <w:tcPr>
+            <w:tcW w:type="dxa" w:w="6060"/>
+            <w:tcBorders>
+              <w:top w:val="single" w:color="BFBFBF" w:sz="4"/>
+              <w:left w:val="single" w:color="BFBFBF" w:sz="4"/>
+              <w:bottom w:val="single" w:color="BFBFBF" w:sz="4"/>
+              <w:right w:val="single" w:color="BFBFBF" w:sz="4"/>
+            </w:tcBorders>
+            <w:tcMar>
+              <w:top w:type="dxa" w:w="70"/>
+              <w:left w:type="dxa" w:w="110"/>
+              <w:bottom w:type="dxa" w:w="70"/>
+              <w:right w:type="dxa" w:w="110"/>
+            </w:tcMar>
+          </w:tcPr>
+          <w:p>
+            <w:pPr>
+              <w:spacing w:after="40"/>
+            </w:pPr>
+            <w:r>
+              <w:rPr>
+                <w:rFonts w:ascii="Arial" w:cs="Arial" w:eastAsia="Arial" w:hAnsi="Arial"/>
+                <w:sz w:val="20"/>
+                <w:szCs w:val="20"/>
+              </w:rPr>
+              <w:t xml:space="preserve">Load the addon on both clients, with the same Ashita folder, and give it a few seconds after login.</w:t>
+            </w:r>
+          </w:p>
+        </w:tc>
+      </w:tr>
+      <w:tr>
+        <w:trPr>
+          <w:cantSplit/>
+        </w:trPr>
+        <w:tc>
+          <w:tcPr>
+            <w:tcW w:type="dxa" w:w="3300"/>
+            <w:tcBorders>
+              <w:top w:val="single" w:color="BFBFBF" w:sz="4"/>
+              <w:left w:val="single" w:color="BFBFBF" w:sz="4"/>
+              <w:bottom w:val="single" w:color="BFBFBF" w:sz="4"/>
+              <w:right w:val="single" w:color="BFBFBF" w:sz="4"/>
+            </w:tcBorders>
+            <w:tcMar>
+              <w:top w:type="dxa" w:w="70"/>
+              <w:left w:type="dxa" w:w="110"/>
+              <w:bottom w:type="dxa" w:w="70"/>
+              <w:right w:type="dxa" w:w="110"/>
+            </w:tcMar>
+          </w:tcPr>
+          <w:p>
+            <w:pPr>
+              <w:spacing w:after="40"/>
+            </w:pPr>
+            <w:r>
+              <w:rPr>
+                <w:rFonts w:ascii="Arial" w:cs="Arial" w:eastAsia="Arial" w:hAnsi="Arial"/>
+                <w:sz w:val="20"/>
+                <w:szCs w:val="20"/>
+              </w:rPr>
               <w:t xml:space="preserve">My settings did not save</w:t>
             </w:r>
           </w:p>
@@ -5806,7 +7522,7 @@
                 <w:sz w:val="18"/>
                 <w:szCs w:val="18"/>
               </w:rPr>
-              <w:t xml:space="preserve">char_&lt;name&gt;.txt</w:t>
+              <w:t xml:space="preserve">look_&lt;name&gt;.txt</w:t>
             </w:r>
             <w:r>
               <w:rPr>
@@ -5901,7 +7617,35 @@
         <w:rPr>
           <w:rFonts w:ascii="Arial" w:cs="Arial" w:eastAsia="Arial" w:hAnsi="Arial"/>
         </w:rPr>
-        <w:t xml:space="preserve">Built on the Ashita v4 addon API and the Dear ImGui interface that ships with Ashita (AshitaXI).</w:t>
+        <w:t xml:space="preserve">The Vex and Hex link theme appearances are modelled on </w:t>
+      </w:r>
+      <w:r>
+        <w:rPr>
+          <w:rFonts w:ascii="Arial" w:cs="Arial" w:eastAsia="Arial" w:hAnsi="Arial"/>
+          <w:b/>
+          <w:bCs/>
+        </w:rPr>
+        <w:t xml:space="preserve">YunaUI</w:t>
+      </w:r>
+      <w:r>
+        <w:rPr>
+          <w:rFonts w:ascii="Arial" w:cs="Arial" w:eastAsia="Arial" w:hAnsi="Arial"/>
+        </w:rPr>
+        <w:t xml:space="preserve"> by </w:t>
+      </w:r>
+      <w:r>
+        <w:rPr>
+          <w:rFonts w:ascii="Arial" w:cs="Arial" w:eastAsia="Arial" w:hAnsi="Arial"/>
+          <w:b/>
+          <w:bCs/>
+        </w:rPr>
+        <w:t xml:space="preserve">Yunas</w:t>
+      </w:r>
+      <w:r>
+        <w:rPr>
+          <w:rFonts w:ascii="Arial" w:cs="Arial" w:eastAsia="Arial" w:hAnsi="Arial"/>
+        </w:rPr>
+        <w:t xml:space="preserve">.</w:t>
       </w:r>
     </w:p>
     <w:p>
@@ -5917,34 +7661,49 @@
         <w:rPr>
           <w:rFonts w:ascii="Arial" w:cs="Arial" w:eastAsia="Arial" w:hAnsi="Arial"/>
         </w:rPr>
-        <w:t xml:space="preserve">Multisend by ThornyFFXI is supported by sending its documented </w:t>
-      </w:r>
-      <w:r>
-        <w:rPr>
-          <w:rFonts w:ascii="Consolas" w:cs="Consolas" w:eastAsia="Consolas" w:hAnsi="Consolas"/>
-          <w:sz w:val="20"/>
-          <w:szCs w:val="20"/>
-        </w:rPr>
-        <w:t xml:space="preserve">/ms follow</w:t>
-      </w:r>
-      <w:r>
-        <w:rPr>
-          <w:rFonts w:ascii="Arial" w:cs="Arial" w:eastAsia="Arial" w:hAnsi="Arial"/>
-        </w:rPr>
-        <w:t xml:space="preserve"> command. None of its code is included.</w:t>
-      </w:r>
-    </w:p>
-    <w:p>
-      <w:pPr>
-        <w:pStyle w:val="Heading2"/>
-        <w:keepNext/>
-        <w:spacing w:after="80" w:before="160"/>
-      </w:pPr>
-      <w:r>
-        <w:rPr>
-          <w:rFonts w:ascii="Arial" w:cs="Arial" w:eastAsia="Arial" w:hAnsi="Arial"/>
-        </w:rPr>
-        <w:t xml:space="preserve">Safety</w:t>
+        <w:t xml:space="preserve">The settings window is inspired by the </w:t>
+      </w:r>
+      <w:r>
+        <w:rPr>
+          <w:rFonts w:ascii="Arial" w:cs="Arial" w:eastAsia="Arial" w:hAnsi="Arial"/>
+          <w:b/>
+          <w:bCs/>
+        </w:rPr>
+        <w:t xml:space="preserve">VanaCore</w:t>
+      </w:r>
+      <w:r>
+        <w:rPr>
+          <w:rFonts w:ascii="Arial" w:cs="Arial" w:eastAsia="Arial" w:hAnsi="Arial"/>
+        </w:rPr>
+        <w:t xml:space="preserve"> menus by </w:t>
+      </w:r>
+      <w:r>
+        <w:rPr>
+          <w:rFonts w:ascii="Arial" w:cs="Arial" w:eastAsia="Arial" w:hAnsi="Arial"/>
+          <w:b/>
+          <w:bCs/>
+        </w:rPr>
+        <w:t xml:space="preserve">Vekien</w:t>
+      </w:r>
+      <w:r>
+        <w:rPr>
+          <w:rFonts w:ascii="Arial" w:cs="Arial" w:eastAsia="Arial" w:hAnsi="Arial"/>
+        </w:rPr>
+        <w:t xml:space="preserve"> and </w:t>
+      </w:r>
+      <w:r>
+        <w:rPr>
+          <w:rFonts w:ascii="Arial" w:cs="Arial" w:eastAsia="Arial" w:hAnsi="Arial"/>
+          <w:b/>
+          <w:bCs/>
+        </w:rPr>
+        <w:t xml:space="preserve">Josh.Xero</w:t>
+      </w:r>
+      <w:r>
+        <w:rPr>
+          <w:rFonts w:ascii="Arial" w:cs="Arial" w:eastAsia="Arial" w:hAnsi="Arial"/>
+        </w:rPr>
+        <w:t xml:space="preserve">.</w:t>
       </w:r>
     </w:p>
     <w:p>
@@ -5960,7 +7719,21 @@
         <w:rPr>
           <w:rFonts w:ascii="Arial" w:cs="Arial" w:eastAsia="Arial" w:hAnsi="Arial"/>
         </w:rPr>
-        <w:t xml:space="preserve">One plain-text Lua file. No .exe or .dll. The zip is a normal zip, not self-extracting.</w:t>
+        <w:t xml:space="preserve">Thanks to </w:t>
+      </w:r>
+      <w:r>
+        <w:rPr>
+          <w:rFonts w:ascii="Arial" w:cs="Arial" w:eastAsia="Arial" w:hAnsi="Arial"/>
+          <w:b/>
+          <w:bCs/>
+        </w:rPr>
+        <w:t xml:space="preserve">Toots</w:t>
+      </w:r>
+      <w:r>
+        <w:rPr>
+          <w:rFonts w:ascii="Arial" w:cs="Arial" w:eastAsia="Arial" w:hAnsi="Arial"/>
+        </w:rPr>
+        <w:t xml:space="preserve"> for support in adjusting the cast lock durations for longer spells.</w:t>
       </w:r>
     </w:p>
     <w:p>
@@ -5976,7 +7749,7 @@
         <w:rPr>
           <w:rFonts w:ascii="Arial" w:cs="Arial" w:eastAsia="Arial" w:hAnsi="Arial"/>
         </w:rPr>
-        <w:t xml:space="preserve">SHA-256 of stopmove.zip: 18cbc58620cb1e352a5dbb916852b121ec1e2ac0f8acfcd2af4fc253c3f413f5</w:t>
+        <w:t xml:space="preserve">Built on the Ashita v4 addon API and the Dear ImGui interface that ships with Ashita (AshitaXI).</w:t>
       </w:r>
     </w:p>
     <w:p>
@@ -5992,7 +7765,21 @@
         <w:rPr>
           <w:rFonts w:ascii="Arial" w:cs="Arial" w:eastAsia="Arial" w:hAnsi="Arial"/>
         </w:rPr>
-        <w:t xml:space="preserve">No account details, tokens or logins are in the file. It does not use the network.</w:t>
+        <w:t xml:space="preserve">Multisend by ThornyFFXI is supported by sending its documented </w:t>
+      </w:r>
+      <w:r>
+        <w:rPr>
+          <w:rFonts w:ascii="Consolas" w:cs="Consolas" w:eastAsia="Consolas" w:hAnsi="Consolas"/>
+          <w:sz w:val="20"/>
+          <w:szCs w:val="20"/>
+        </w:rPr>
+        <w:t xml:space="preserve">/ms follow</w:t>
+      </w:r>
+      <w:r>
+        <w:rPr>
+          <w:rFonts w:ascii="Arial" w:cs="Arial" w:eastAsia="Arial" w:hAnsi="Arial"/>
+        </w:rPr>
+        <w:t xml:space="preserve"> command. None of its code is included.</w:t>
       </w:r>
     </w:p>
     <w:p>
@@ -6008,7 +7795,20 @@
         <w:rPr>
           <w:rFonts w:ascii="Arial" w:cs="Arial" w:eastAsia="Arial" w:hAnsi="Arial"/>
         </w:rPr>
-        <w:t xml:space="preserve">It does not cast, target, heal or fight for you. It is keyboard-only: gamepad and mouse movement are not blocked.</w:t>
+        <w:t xml:space="preserve">No code from YunaUI or VanaCore is included; StopMove draws its own look.</w:t>
+      </w:r>
+    </w:p>
+    <w:p>
+      <w:pPr>
+        <w:pStyle w:val="Heading2"/>
+        <w:keepNext/>
+        <w:spacing w:after="80" w:before="160"/>
+      </w:pPr>
+      <w:r>
+        <w:rPr>
+          <w:rFonts w:ascii="Arial" w:cs="Arial" w:eastAsia="Arial" w:hAnsi="Arial"/>
+        </w:rPr>
+        <w:t xml:space="preserve">Safety</w:t>
       </w:r>
     </w:p>
     <w:p>
@@ -6024,6 +7824,70 @@
         <w:rPr>
           <w:rFonts w:ascii="Arial" w:cs="Arial" w:eastAsia="Arial" w:hAnsi="Arial"/>
         </w:rPr>
+        <w:t xml:space="preserve">One plain-text Lua file. No .exe or .dll. The zip is a normal zip, not self-extracting.</w:t>
+      </w:r>
+    </w:p>
+    <w:p>
+      <w:pPr>
+        <w:pStyle w:val="ListParagraph"/>
+        <w:numPr>
+          <w:ilvl w:val="0"/>
+          <w:numId w:val="1"/>
+        </w:numPr>
+        <w:spacing w:after="80"/>
+      </w:pPr>
+      <w:r>
+        <w:rPr>
+          <w:rFonts w:ascii="Arial" w:cs="Arial" w:eastAsia="Arial" w:hAnsi="Arial"/>
+        </w:rPr>
+        <w:t xml:space="preserve">SHA-256 of stopmove.zip: 987f70fc9d6693b825ab4eb218eea59e1581bcc8e6b4feba44ed4e6428730996</w:t>
+      </w:r>
+    </w:p>
+    <w:p>
+      <w:pPr>
+        <w:pStyle w:val="ListParagraph"/>
+        <w:numPr>
+          <w:ilvl w:val="0"/>
+          <w:numId w:val="1"/>
+        </w:numPr>
+        <w:spacing w:after="80"/>
+      </w:pPr>
+      <w:r>
+        <w:rPr>
+          <w:rFonts w:ascii="Arial" w:cs="Arial" w:eastAsia="Arial" w:hAnsi="Arial"/>
+        </w:rPr>
+        <w:t xml:space="preserve">No account details, tokens or logins are in the file. It does not use the network.</w:t>
+      </w:r>
+    </w:p>
+    <w:p>
+      <w:pPr>
+        <w:pStyle w:val="ListParagraph"/>
+        <w:numPr>
+          <w:ilvl w:val="0"/>
+          <w:numId w:val="1"/>
+        </w:numPr>
+        <w:spacing w:after="80"/>
+      </w:pPr>
+      <w:r>
+        <w:rPr>
+          <w:rFonts w:ascii="Arial" w:cs="Arial" w:eastAsia="Arial" w:hAnsi="Arial"/>
+        </w:rPr>
+        <w:t xml:space="preserve">It does not cast, target, heal or fight for you. It is keyboard-only: gamepad and mouse movement are not blocked.</w:t>
+      </w:r>
+    </w:p>
+    <w:p>
+      <w:pPr>
+        <w:pStyle w:val="ListParagraph"/>
+        <w:numPr>
+          <w:ilvl w:val="0"/>
+          <w:numId w:val="1"/>
+        </w:numPr>
+        <w:spacing w:after="80"/>
+      </w:pPr>
+      <w:r>
+        <w:rPr>
+          <w:rFonts w:ascii="Arial" w:cs="Arial" w:eastAsia="Arial" w:hAnsi="Arial"/>
+        </w:rPr>
         <w:t xml:space="preserve">For transparency: with Wait until stopped on, it briefly holds your own cast request and re-sends it unchanged. It can send simulated key-release events at cast start, and a key-press after Allow Move, for movement keys you are physically holding. With In-game auto-follow on, it stops and restarts the game's auto-follow, or sends </w:t>
       </w:r>
       <w:r>
@@ -6038,7 +7902,7 @@
         <w:rPr>
           <w:rFonts w:ascii="Arial" w:cs="Arial" w:eastAsia="Arial" w:hAnsi="Arial"/>
         </w:rPr>
-        <w:t xml:space="preserve">. It does not change position packets. Each of these can be switched off in the settings window.</w:t>
+        <w:t xml:space="preserve">. It reads the spell's cast time from the game's own spell data. It does not change position packets. Each of these can be switched off in the settings window.</w:t>
       </w:r>
     </w:p>
     <w:p>
@@ -6225,7 +8089,7 @@
                 <w:sz w:val="20"/>
                 <w:szCs w:val="20"/>
               </w:rPr>
-              <w:t xml:space="preserve">stopmove/stopmove.lua (about 78 KB, 1,799 lines, plain text)</w:t>
+              <w:t xml:space="preserve">stopmove/stopmove.lua (about 161 KB, 3,339 lines, plain text)</w:t>
             </w:r>
           </w:p>
         </w:tc>
@@ -6290,7 +8154,7 @@
                 <w:sz w:val="20"/>
                 <w:szCs w:val="20"/>
               </w:rPr>
-              <w:t xml:space="preserve">18cbc58620cb1e352a5dbb916852b121ec1e2ac0f8acfcd2af4fc253c3f413f5</w:t>
+              <w:t xml:space="preserve">987f70fc9d6693b825ab4eb218eea59e1581bcc8e6b4feba44ed4e6428730996</w:t>
             </w:r>
           </w:p>
         </w:tc>
@@ -6355,7 +8219,7 @@
                 <w:sz w:val="20"/>
                 <w:szCs w:val="20"/>
               </w:rPr>
-              <w:t xml:space="preserve">041125923a658647bf272e14f853b3b0ee52c9e431be9ffea6c98704d13641d3</w:t>
+              <w:t xml:space="preserve">36bf5ef497317ae0aad8ea26d8c04d9789e256d0f398aa8d41cf46784d0f7311</w:t>
             </w:r>
           </w:p>
         </w:tc>
@@ -6390,6 +8254,71 @@
                 <w:sz w:val="20"/>
                 <w:szCs w:val="20"/>
               </w:rPr>
+              <w:t xml:space="preserve">Changes in v3.0</w:t>
+            </w:r>
+          </w:p>
+        </w:tc>
+        <w:tc>
+          <w:tcPr>
+            <w:tcW w:type="dxa" w:w="6560"/>
+            <w:tcBorders>
+              <w:top w:val="single" w:color="BFBFBF" w:sz="4"/>
+              <w:left w:val="single" w:color="BFBFBF" w:sz="4"/>
+              <w:bottom w:val="single" w:color="BFBFBF" w:sz="4"/>
+              <w:right w:val="single" w:color="BFBFBF" w:sz="4"/>
+            </w:tcBorders>
+            <w:tcMar>
+              <w:top w:type="dxa" w:w="70"/>
+              <w:left w:type="dxa" w:w="110"/>
+              <w:bottom w:type="dxa" w:w="70"/>
+              <w:right w:type="dxa" w:w="110"/>
+            </w:tcMar>
+          </w:tcPr>
+          <w:p>
+            <w:pPr>
+              <w:spacing w:after="40"/>
+            </w:pPr>
+            <w:r>
+              <w:rPr>
+                <w:rFonts w:ascii="Arial" w:cs="Arial" w:eastAsia="Arial" w:hAnsi="Arial"/>
+                <w:sz w:val="20"/>
+                <w:szCs w:val="20"/>
+              </w:rPr>
+              <w:t xml:space="preserve">Classic, Vex and Hex link themes, each with its own settings and Reset; new VanaCore-style settings window with Search; Save and load, Push and Copy to the other client; looks per character; red INT on interrupted casts; paralyzed and intimidated casts count as interrupted; the safety timer covers each spell's own cast time and Max cast lock defaults to 9 s; Shift + drag; widget UI and Allow Move buttons removed.</w:t>
+            </w:r>
+          </w:p>
+        </w:tc>
+      </w:tr>
+      <w:tr>
+        <w:trPr>
+          <w:cantSplit/>
+        </w:trPr>
+        <w:tc>
+          <w:tcPr>
+            <w:tcW w:type="dxa" w:w="2800"/>
+            <w:tcBorders>
+              <w:top w:val="single" w:color="BFBFBF" w:sz="4"/>
+              <w:left w:val="single" w:color="BFBFBF" w:sz="4"/>
+              <w:bottom w:val="single" w:color="BFBFBF" w:sz="4"/>
+              <w:right w:val="single" w:color="BFBFBF" w:sz="4"/>
+            </w:tcBorders>
+            <w:tcMar>
+              <w:top w:type="dxa" w:w="70"/>
+              <w:left w:type="dxa" w:w="110"/>
+              <w:bottom w:type="dxa" w:w="70"/>
+              <w:right w:type="dxa" w:w="110"/>
+            </w:tcMar>
+          </w:tcPr>
+          <w:p>
+            <w:pPr>
+              <w:spacing w:after="40"/>
+            </w:pPr>
+            <w:r>
+              <w:rPr>
+                <w:rFonts w:ascii="Arial" w:cs="Arial" w:eastAsia="Arial" w:hAnsi="Arial"/>
+                <w:sz w:val="20"/>
+                <w:szCs w:val="20"/>
+              </w:rPr>
               <w:t xml:space="preserve">Changes in v2.0</w:t>
             </w:r>
           </w:p>
@@ -6420,7 +8349,7 @@
                 <w:sz w:val="20"/>
                 <w:szCs w:val="20"/>
               </w:rPr>
-              <w:t xml:space="preserve">In-game auto-follow option with a Follow after cast name box; "Release now" renamed Allow Move, added to the widget and as </w:t>
+              <w:t xml:space="preserve">In-game auto-follow option with a Follow after cast name box; "Release now" renamed Allow Move, added as </w:t>
             </w:r>
             <w:r>
               <w:rPr>
@@ -6436,7 +8365,7 @@
                 <w:sz w:val="20"/>
                 <w:szCs w:val="20"/>
               </w:rPr>
-              <w:t xml:space="preserve">, frees both clients and re-presses held movement keys; Letter inside the shape widget with tiny U and M buttons; mouse-wheel resizing and a Widget size slider (no corner triangle in letter mode); Hold position while casting removed, so position packets are never changed.</w:t>
+              <w:t xml:space="preserve">, frees both clients and re-presses held movement keys; Letter inside the shape widget; mouse-wheel resizing and a Widget size slider; Hold position while casting removed, so position packets are never changed.</w:t>
             </w:r>
           </w:p>
         </w:tc>
@@ -6707,7 +8636,7 @@
         <w:sz w:val="17"/>
         <w:szCs w:val="17"/>
       </w:rPr>
-      <w:t xml:space="preserve">StopMove v2.0 guide   |   page </w:t>
+      <w:t xml:space="preserve">StopMove v3.0 guide   |   page </w:t>
     </w:r>
     <w:r>
       <w:rPr>
@@ -6975,6 +8904,78 @@
     </w:lvlOverride>
   </w:num>
   <w:num w:numId="10">
+    <w:abstractNumId w:val="3"/>
+    <w:lvlOverride w:ilvl="0">
+      <w:startOverride w:val="1"/>
+    </w:lvlOverride>
+  </w:num>
+  <w:num w:numId="11">
+    <w:abstractNumId w:val="3"/>
+    <w:lvlOverride w:ilvl="0">
+      <w:startOverride w:val="1"/>
+    </w:lvlOverride>
+  </w:num>
+  <w:num w:numId="12">
+    <w:abstractNumId w:val="3"/>
+    <w:lvlOverride w:ilvl="0">
+      <w:startOverride w:val="1"/>
+    </w:lvlOverride>
+  </w:num>
+  <w:num w:numId="13">
+    <w:abstractNumId w:val="3"/>
+    <w:lvlOverride w:ilvl="0">
+      <w:startOverride w:val="1"/>
+    </w:lvlOverride>
+  </w:num>
+  <w:num w:numId="14">
+    <w:abstractNumId w:val="3"/>
+    <w:lvlOverride w:ilvl="0">
+      <w:startOverride w:val="1"/>
+    </w:lvlOverride>
+  </w:num>
+  <w:num w:numId="15">
+    <w:abstractNumId w:val="3"/>
+    <w:lvlOverride w:ilvl="0">
+      <w:startOverride w:val="1"/>
+    </w:lvlOverride>
+  </w:num>
+  <w:num w:numId="16">
+    <w:abstractNumId w:val="3"/>
+    <w:lvlOverride w:ilvl="0">
+      <w:startOverride w:val="1"/>
+    </w:lvlOverride>
+  </w:num>
+  <w:num w:numId="17">
+    <w:abstractNumId w:val="3"/>
+    <w:lvlOverride w:ilvl="0">
+      <w:startOverride w:val="1"/>
+    </w:lvlOverride>
+  </w:num>
+  <w:num w:numId="18">
+    <w:abstractNumId w:val="3"/>
+    <w:lvlOverride w:ilvl="0">
+      <w:startOverride w:val="1"/>
+    </w:lvlOverride>
+  </w:num>
+  <w:num w:numId="19">
+    <w:abstractNumId w:val="3"/>
+    <w:lvlOverride w:ilvl="0">
+      <w:startOverride w:val="1"/>
+    </w:lvlOverride>
+  </w:num>
+  <w:num w:numId="20">
+    <w:abstractNumId w:val="3"/>
+    <w:lvlOverride w:ilvl="0">
+      <w:startOverride w:val="1"/>
+    </w:lvlOverride>
+  </w:num>
+  <w:num w:numId="21">
+    <w:abstractNumId w:val="3"/>
+    <w:lvlOverride w:ilvl="0">
+      <w:startOverride w:val="1"/>
+    </w:lvlOverride>
+  </w:num>
+  <w:num w:numId="22">
     <w:abstractNumId w:val="3"/>
     <w:lvlOverride w:ilvl="0">
       <w:startOverride w:val="1"/>
